--- a/05_Funcional/10_Manual_Modulo_Bluetooth_Telemetria.docx
+++ b/05_Funcional/10_Manual_Modulo_Bluetooth_Telemetria.docx
@@ -14088,6 +14088,221 @@
     </w:p>
     <w:p>
       <w:pPr>
+        <w:spacing w:after="160"/>
+        <w:ind w:left="360"/>
+        <w:shd w:val="clear" w:fill="FFF4E5"/>
+      </w:pPr>
+      <w:r>
+        <w:rPr>
+          <w:b w:val="0"/>
+          <w:color w:val="960000"/>
+          <w:sz w:val="20"/>
+        </w:rPr>
+        <w:t xml:space="preserve">⚠️ </w:t>
+      </w:r>
+      <w:r>
+        <w:rPr>
+          <w:b/>
+          <w:color w:val="960000"/>
+          <w:sz w:val="20"/>
+        </w:rPr>
+        <w:t>Este apartado habla del MAESTRO. En el Esclavo el comando cambió de nombre (N-83) y el razonamiento de arriba no le vale.</w:t>
+      </w:r>
+      <w:r>
+        <w:rPr>
+          <w:b w:val="0"/>
+          <w:color w:val="960000"/>
+          <w:sz w:val="20"/>
+        </w:rPr>
+        <w:t xml:space="preserve"> ~~«Detener el tráfico es la acción segura, así que no pide PIN»~~ — en el Esclavo eso </w:t>
+      </w:r>
+      <w:r>
+        <w:rPr>
+          <w:b/>
+          <w:color w:val="960000"/>
+          <w:sz w:val="20"/>
+        </w:rPr>
+        <w:t>no describe lo que ocurre</w:t>
+      </w:r>
+      <w:r>
+        <w:rPr>
+          <w:b w:val="0"/>
+          <w:color w:val="960000"/>
+          <w:sz w:val="20"/>
+        </w:rPr>
+        <w:t xml:space="preserve">: </w:t>
+      </w:r>
+      <w:r>
+        <w:rPr>
+          <w:rFonts w:ascii="Consolas" w:hAnsi="Consolas"/>
+          <w:color w:val="960000"/>
+          <w:sz w:val="20"/>
+        </w:rPr>
+        <w:t>semaforo_iniciarFallo()</w:t>
+      </w:r>
+      <w:r>
+        <w:rPr>
+          <w:b w:val="0"/>
+          <w:color w:val="960000"/>
+          <w:sz w:val="20"/>
+        </w:rPr>
+        <w:t xml:space="preserve"> deja el equipo en </w:t>
+      </w:r>
+      <w:r>
+        <w:rPr>
+          <w:rFonts w:ascii="Consolas" w:hAnsi="Consolas"/>
+          <w:color w:val="960000"/>
+          <w:sz w:val="20"/>
+        </w:rPr>
+        <w:t>S_FALLO</w:t>
+      </w:r>
+      <w:r>
+        <w:rPr>
+          <w:b w:val="0"/>
+          <w:color w:val="960000"/>
+          <w:sz w:val="20"/>
+        </w:rPr>
+        <w:t xml:space="preserve">, que es </w:t>
+      </w:r>
+      <w:r>
+        <w:rPr>
+          <w:b/>
+          <w:color w:val="960000"/>
+          <w:sz w:val="20"/>
+        </w:rPr>
+        <w:t>ámbar intermitente a 500 ms con la talanquera ARRIBA</w:t>
+      </w:r>
+      <w:r>
+        <w:rPr>
+          <w:b w:val="0"/>
+          <w:color w:val="960000"/>
+          <w:sz w:val="20"/>
+        </w:rPr>
+        <w:t xml:space="preserve">, no rojo. Ese camino </w:t>
+      </w:r>
+      <w:r>
+        <w:rPr>
+          <w:b/>
+          <w:color w:val="960000"/>
+          <w:sz w:val="20"/>
+        </w:rPr>
+        <w:t>sí abre paso</w:t>
+      </w:r>
+      <w:r>
+        <w:rPr>
+          <w:b w:val="0"/>
+          <w:color w:val="960000"/>
+          <w:sz w:val="20"/>
+        </w:rPr>
+        <w:t xml:space="preserve">. La exención de PIN sigue siendo correcta por otro motivo, escrito en </w:t>
+      </w:r>
+      <w:r>
+        <w:rPr>
+          <w:rFonts w:ascii="Consolas" w:hAnsi="Consolas"/>
+          <w:color w:val="960000"/>
+          <w:sz w:val="20"/>
+        </w:rPr>
+        <w:t>Esclavo/src/bluetooth.cpp:110-129</w:t>
+      </w:r>
+      <w:r>
+        <w:rPr>
+          <w:b w:val="0"/>
+          <w:color w:val="960000"/>
+          <w:sz w:val="20"/>
+        </w:rPr>
+        <w:t xml:space="preserve">: un ámbar intermitente </w:t>
+      </w:r>
+      <w:r>
+        <w:rPr>
+          <w:b/>
+          <w:color w:val="960000"/>
+          <w:sz w:val="20"/>
+        </w:rPr>
+        <w:t>no le da prioridad a nadie</w:t>
+      </w:r>
+      <w:r>
+        <w:rPr>
+          <w:b w:val="0"/>
+          <w:color w:val="960000"/>
+          <w:sz w:val="20"/>
+        </w:rPr>
+        <w:t xml:space="preserve"> —pone a los dos sentidos a pasar con precaución—, y una caída segura que exija recordar una clave delante de un accidente no es una caída segura. El literal </w:t>
+      </w:r>
+      <w:r>
+        <w:rPr>
+          <w:rFonts w:ascii="Consolas" w:hAnsi="Consolas"/>
+          <w:color w:val="960000"/>
+          <w:sz w:val="20"/>
+        </w:rPr>
+        <w:t>FORZAR_ROJO</w:t>
+      </w:r>
+      <w:r>
+        <w:rPr>
+          <w:b w:val="0"/>
+          <w:color w:val="960000"/>
+          <w:sz w:val="20"/>
+        </w:rPr>
+        <w:t xml:space="preserve"> </w:t>
+      </w:r>
+      <w:r>
+        <w:rPr>
+          <w:b/>
+          <w:color w:val="960000"/>
+          <w:sz w:val="20"/>
+        </w:rPr>
+        <w:t>sigue existiendo en el Esclavo, rechazándose y enseñando el nombre bueno</w:t>
+      </w:r>
+      <w:r>
+        <w:rPr>
+          <w:b w:val="0"/>
+          <w:color w:val="960000"/>
+          <w:sz w:val="20"/>
+        </w:rPr>
+        <w:t xml:space="preserve"> (</w:t>
+      </w:r>
+      <w:r>
+        <w:rPr>
+          <w:rFonts w:ascii="Consolas" w:hAnsi="Consolas"/>
+          <w:color w:val="960000"/>
+          <w:sz w:val="20"/>
+        </w:rPr>
+        <w:t>:157</w:t>
+      </w:r>
+      <w:r>
+        <w:rPr>
+          <w:b w:val="0"/>
+          <w:color w:val="960000"/>
+          <w:sz w:val="20"/>
+        </w:rPr>
+        <w:t xml:space="preserve"> y </w:t>
+      </w:r>
+      <w:r>
+        <w:rPr>
+          <w:rFonts w:ascii="Consolas" w:hAnsi="Consolas"/>
+          <w:color w:val="960000"/>
+          <w:sz w:val="20"/>
+        </w:rPr>
+        <w:t>:176</w:t>
+      </w:r>
+      <w:r>
+        <w:rPr>
+          <w:b w:val="0"/>
+          <w:color w:val="960000"/>
+          <w:sz w:val="20"/>
+        </w:rPr>
+        <w:t xml:space="preserve">). No se convirtió en alias mudo a propósito: quien lo manda tiene una app o un manual anteriores al cambio, y lo que necesita no es enterarse de que el comando no existe, sino de cómo se llama ahora. </w:t>
+      </w:r>
+      <w:r>
+        <w:rPr>
+          <w:b/>
+          <w:color w:val="960000"/>
+          <w:sz w:val="20"/>
+        </w:rPr>
+        <w:t>El nombre vigente es `AMBAR_EMERGENCIA`, y qué contesta en cada estado es §4.5.</w:t>
+      </w:r>
+    </w:p>
+    <w:p>
+      <w:pPr>
         <w:spacing w:before="200" w:after="120"/>
       </w:pPr>
       <w:r>
@@ -14428,10 +14643,24 @@
             <w:r/>
             <w:r>
               <w:rPr>
+                <w:b w:val="0"/>
+                <w:sz w:val="19"/>
+              </w:rPr>
+              <w:t>~~</w:t>
+            </w:r>
+            <w:r>
+              <w:rPr>
                 <w:rFonts w:ascii="Consolas" w:hAnsi="Consolas"/>
                 <w:sz w:val="19"/>
               </w:rPr>
               <w:t>FORZAR_ROJO</w:t>
+            </w:r>
+            <w:r>
+              <w:rPr>
+                <w:b w:val="0"/>
+                <w:sz w:val="19"/>
+              </w:rPr>
+              <w:t>~~ ~~✅ sin PIN en las dos~~</w:t>
             </w:r>
           </w:p>
         </w:tc>
@@ -14468,14 +14697,14 @@
                 <w:b w:val="0"/>
                 <w:sz w:val="19"/>
               </w:rPr>
-              <w:t xml:space="preserve">✅ </w:t>
+              <w:t xml:space="preserve">🛑 </w:t>
             </w:r>
             <w:r>
               <w:rPr>
                 <w:b/>
                 <w:sz w:val="19"/>
               </w:rPr>
-              <w:t>sin PIN</w:t>
+              <w:t>RECHAZADO con motivo</w:t>
             </w:r>
           </w:p>
         </w:tc>
@@ -14490,7 +14719,119 @@
                 <w:b w:val="0"/>
                 <w:sz w:val="19"/>
               </w:rPr>
-              <w:t>Dirección segura, desde cualquier extremo</w:t>
+              <w:t xml:space="preserve">🔴 </w:t>
+            </w:r>
+            <w:r>
+              <w:rPr>
+                <w:b/>
+                <w:sz w:val="19"/>
+              </w:rPr>
+              <w:t>Esta fila era falsa desde N-83.</w:t>
+            </w:r>
+            <w:r>
+              <w:rPr>
+                <w:b w:val="0"/>
+                <w:sz w:val="19"/>
+              </w:rPr>
+              <w:t xml:space="preserve"> En el Esclavo </w:t>
+            </w:r>
+            <w:r>
+              <w:rPr>
+                <w:rFonts w:ascii="Consolas" w:hAnsi="Consolas"/>
+                <w:sz w:val="19"/>
+              </w:rPr>
+              <w:t>FORZAR_ROJO</w:t>
+            </w:r>
+            <w:r>
+              <w:rPr>
+                <w:b w:val="0"/>
+                <w:sz w:val="19"/>
+              </w:rPr>
+              <w:t xml:space="preserve"> </w:t>
+            </w:r>
+            <w:r>
+              <w:rPr>
+                <w:b/>
+                <w:sz w:val="19"/>
+              </w:rPr>
+              <w:t>ya no se atiende</w:t>
+            </w:r>
+            <w:r>
+              <w:rPr>
+                <w:b w:val="0"/>
+                <w:sz w:val="19"/>
+              </w:rPr>
+              <w:t xml:space="preserve">: contesta </w:t>
+            </w:r>
+            <w:r>
+              <w:rPr>
+                <w:rFonts w:ascii="Consolas" w:hAnsi="Consolas"/>
+                <w:sz w:val="19"/>
+              </w:rPr>
+              <w:t>$ERR,CMD:FORZAR_ROJO,DESC:RENOMBRADO_USE_AMBAR_EMERGENCIA</w:t>
+            </w:r>
+            <w:r>
+              <w:rPr>
+                <w:b w:val="0"/>
+                <w:sz w:val="19"/>
+              </w:rPr>
+              <w:t xml:space="preserve"> (</w:t>
+            </w:r>
+            <w:r>
+              <w:rPr>
+                <w:b/>
+                <w:sz w:val="19"/>
+              </w:rPr>
+              <w:t>MEDIDO POR LECTURA</w:t>
+            </w:r>
+            <w:r>
+              <w:rPr>
+                <w:b w:val="0"/>
+                <w:sz w:val="19"/>
+              </w:rPr>
+              <w:t xml:space="preserve">, </w:t>
+            </w:r>
+            <w:r>
+              <w:rPr>
+                <w:rFonts w:ascii="Consolas" w:hAnsi="Consolas"/>
+                <w:sz w:val="19"/>
+              </w:rPr>
+              <w:t>Esclavo/src/bluetooth.cpp:157</w:t>
+            </w:r>
+            <w:r>
+              <w:rPr>
+                <w:b w:val="0"/>
+                <w:sz w:val="19"/>
+              </w:rPr>
+              <w:t xml:space="preserve"> sin PIN y </w:t>
+            </w:r>
+            <w:r>
+              <w:rPr>
+                <w:rFonts w:ascii="Consolas" w:hAnsi="Consolas"/>
+                <w:sz w:val="19"/>
+              </w:rPr>
+              <w:t>:176</w:t>
+            </w:r>
+            <w:r>
+              <w:rPr>
+                <w:b w:val="0"/>
+                <w:sz w:val="19"/>
+              </w:rPr>
+              <w:t xml:space="preserve"> con PIN). En el Maestro sí hace rojo de verdad (</w:t>
+            </w:r>
+            <w:r>
+              <w:rPr>
+                <w:rFonts w:ascii="Consolas" w:hAnsi="Consolas"/>
+                <w:sz w:val="19"/>
+              </w:rPr>
+              <w:t>Maestro/src/bluetooth.cpp:253</w:t>
+            </w:r>
+            <w:r>
+              <w:rPr>
+                <w:b w:val="0"/>
+                <w:sz w:val="19"/>
+              </w:rPr>
+              <w:t>). Llamarlas igual era el defecto</w:t>
             </w:r>
           </w:p>
         </w:tc>
@@ -14504,10 +14845,10 @@
             <w:r/>
             <w:r>
               <w:rPr>
-                <w:rFonts w:ascii="Consolas" w:hAnsi="Consolas"/>
-                <w:sz w:val="19"/>
-              </w:rPr>
-              <w:t>SET_RTC:…</w:t>
+                <w:b/>
+                <w:sz w:val="19"/>
+              </w:rPr>
+              <w:t>`AMBAR_EMERGENCIA`</w:t>
             </w:r>
           </w:p>
         </w:tc>
@@ -14522,7 +14863,21 @@
                 <w:b w:val="0"/>
                 <w:sz w:val="19"/>
               </w:rPr>
-              <w:t>✅ con PIN</w:t>
+              <w:t xml:space="preserve">❌ *(el Maestro usa </w:t>
+            </w:r>
+            <w:r>
+              <w:rPr>
+                <w:rFonts w:ascii="Consolas" w:hAnsi="Consolas"/>
+                <w:sz w:val="19"/>
+              </w:rPr>
+              <w:t>SET_MODO:AMBAR</w:t>
+            </w:r>
+            <w:r>
+              <w:rPr>
+                <w:b w:val="0"/>
+                <w:sz w:val="19"/>
+              </w:rPr>
+              <w:t>, con PIN)*</w:t>
             </w:r>
           </w:p>
         </w:tc>
@@ -14537,7 +14892,14 @@
                 <w:b w:val="0"/>
                 <w:sz w:val="19"/>
               </w:rPr>
-              <w:t>✅ con PIN</w:t>
+              <w:t xml:space="preserve">✅ </w:t>
+            </w:r>
+            <w:r>
+              <w:rPr>
+                <w:b/>
+                <w:sz w:val="19"/>
+              </w:rPr>
+              <w:t>sin PIN y con PIN</w:t>
             </w:r>
           </w:p>
         </w:tc>
@@ -14552,7 +14914,42 @@
                 <w:b w:val="0"/>
                 <w:sz w:val="19"/>
               </w:rPr>
-              <w:t>Ajusta el reloj, no las luces</w:t>
+              <w:t xml:space="preserve">Ámbar intermitente con la pluma arriba. </w:t>
+            </w:r>
+            <w:r>
+              <w:rPr>
+                <w:b/>
+                <w:sz w:val="19"/>
+              </w:rPr>
+              <w:t>No es «lo seguro» a secas: SÍ abre paso a los dos sentidos</w:t>
+            </w:r>
+            <w:r>
+              <w:rPr>
+                <w:b w:val="0"/>
+                <w:sz w:val="19"/>
+              </w:rPr>
+              <w:t xml:space="preserve"> — la exención de PIN se razona en </w:t>
+            </w:r>
+            <w:r>
+              <w:rPr>
+                <w:rFonts w:ascii="Consolas" w:hAnsi="Consolas"/>
+                <w:sz w:val="19"/>
+              </w:rPr>
+              <w:t>Esclavo/src/bluetooth.cpp:110-129</w:t>
+            </w:r>
+            <w:r>
+              <w:rPr>
+                <w:b w:val="0"/>
+                <w:sz w:val="19"/>
+              </w:rPr>
+              <w:t xml:space="preserve">, no en «esto para el tráfico». </w:t>
+            </w:r>
+            <w:r>
+              <w:rPr>
+                <w:b/>
+                <w:sz w:val="19"/>
+              </w:rPr>
+              <w:t>Su tabla de respuestas es §4.5</w:t>
             </w:r>
           </w:p>
         </w:tc>
@@ -14569,7 +14966,7 @@
                 <w:rFonts w:ascii="Consolas" w:hAnsi="Consolas"/>
                 <w:sz w:val="19"/>
               </w:rPr>
-              <w:t>TEST_LEDS</w:t>
+              <w:t>SET_RTC:…</w:t>
             </w:r>
           </w:p>
         </w:tc>
@@ -14599,14 +14996,7 @@
                 <w:b w:val="0"/>
                 <w:sz w:val="19"/>
               </w:rPr>
-              <w:t xml:space="preserve">🛑 </w:t>
-            </w:r>
-            <w:r>
-              <w:rPr>
-                <w:b/>
-                <w:sz w:val="19"/>
-              </w:rPr>
-              <w:t>RECHAZADO</w:t>
+              <w:t>✅ con PIN</w:t>
             </w:r>
           </w:p>
         </w:tc>
@@ -14621,6 +15011,75 @@
                 <w:b w:val="0"/>
                 <w:sz w:val="19"/>
               </w:rPr>
+              <w:t>Ajusta el reloj, no las luces</w:t>
+            </w:r>
+          </w:p>
+        </w:tc>
+      </w:tr>
+      <w:tr>
+        <w:tc>
+          <w:tcPr>
+            <w:tcW w:type="dxa" w:w="2340"/>
+          </w:tcPr>
+          <w:p>
+            <w:r/>
+            <w:r>
+              <w:rPr>
+                <w:rFonts w:ascii="Consolas" w:hAnsi="Consolas"/>
+                <w:sz w:val="19"/>
+              </w:rPr>
+              <w:t>TEST_LEDS</w:t>
+            </w:r>
+          </w:p>
+        </w:tc>
+        <w:tc>
+          <w:tcPr>
+            <w:tcW w:type="dxa" w:w="2340"/>
+          </w:tcPr>
+          <w:p>
+            <w:r/>
+            <w:r>
+              <w:rPr>
+                <w:b w:val="0"/>
+                <w:sz w:val="19"/>
+              </w:rPr>
+              <w:t>✅ con PIN</w:t>
+            </w:r>
+          </w:p>
+        </w:tc>
+        <w:tc>
+          <w:tcPr>
+            <w:tcW w:type="dxa" w:w="2340"/>
+          </w:tcPr>
+          <w:p>
+            <w:r/>
+            <w:r>
+              <w:rPr>
+                <w:b w:val="0"/>
+                <w:sz w:val="19"/>
+              </w:rPr>
+              <w:t xml:space="preserve">🛑 </w:t>
+            </w:r>
+            <w:r>
+              <w:rPr>
+                <w:b/>
+                <w:sz w:val="19"/>
+              </w:rPr>
+              <w:t>RECHAZADO</w:t>
+            </w:r>
+          </w:p>
+        </w:tc>
+        <w:tc>
+          <w:tcPr>
+            <w:tcW w:type="dxa" w:w="2340"/>
+          </w:tcPr>
+          <w:p>
+            <w:r/>
+            <w:r>
+              <w:rPr>
+                <w:b w:val="0"/>
+                <w:sz w:val="19"/>
+              </w:rPr>
               <w:t>Ver abajo</w:t>
             </w:r>
           </w:p>
@@ -15060,6 +15519,6271 @@
           <w:sz w:val="21"/>
         </w:rPr>
         <w:t>operario no lo sabe, vuelve a pulsar creyendo que no le hacen caso.</w:t>
+      </w:r>
+    </w:p>
+    <w:p>
+      <w:pPr>
+        <w:spacing w:after="80"/>
+      </w:pPr>
+    </w:p>
+    <w:p>
+      <w:pPr>
+        <w:spacing w:before="200" w:after="120"/>
+      </w:pPr>
+      <w:r>
+        <w:rPr>
+          <w:b/>
+          <w:color w:val="003366"/>
+          <w:sz w:val="23"/>
+        </w:rPr>
+        <w:t xml:space="preserve">4.5 🟠 </w:t>
+      </w:r>
+      <w:r>
+        <w:rPr>
+          <w:rFonts w:ascii="Consolas" w:hAnsi="Consolas"/>
+          <w:color w:val="003366"/>
+          <w:sz w:val="23"/>
+        </w:rPr>
+        <w:t>AMBAR_EMERGENCIA</w:t>
+      </w:r>
+      <w:r>
+        <w:rPr>
+          <w:b/>
+          <w:color w:val="003366"/>
+          <w:sz w:val="23"/>
+        </w:rPr>
+        <w:t xml:space="preserve"> en el Esclavo — la tabla de respuestas</w:t>
+      </w:r>
+    </w:p>
+    <w:p>
+      <w:pPr>
+        <w:spacing w:after="160"/>
+        <w:ind w:left="360"/>
+        <w:shd w:val="clear" w:fill="FFF4E5"/>
+      </w:pPr>
+      <w:r>
+        <w:rPr>
+          <w:b w:val="0"/>
+          <w:color w:val="960000"/>
+          <w:sz w:val="20"/>
+        </w:rPr>
+        <w:t xml:space="preserve">🛑 </w:t>
+      </w:r>
+      <w:r>
+        <w:rPr>
+          <w:b/>
+          <w:color w:val="960000"/>
+          <w:sz w:val="20"/>
+        </w:rPr>
+        <w:t>ESTO ES ESPECIFICACIÓN, NO ES LO QUE EL FIRMWARE HACE HOY.</w:t>
+      </w:r>
+      <w:r>
+        <w:rPr>
+          <w:b w:val="0"/>
+          <w:color w:val="960000"/>
+          <w:sz w:val="20"/>
+        </w:rPr>
+        <w:t xml:space="preserve"> Escrito el </w:t>
+      </w:r>
+      <w:r>
+        <w:rPr>
+          <w:b/>
+          <w:color w:val="960000"/>
+          <w:sz w:val="20"/>
+        </w:rPr>
+        <w:t>31/08/2026</w:t>
+      </w:r>
+      <w:r>
+        <w:rPr>
+          <w:b w:val="0"/>
+          <w:color w:val="960000"/>
+          <w:sz w:val="20"/>
+        </w:rPr>
+        <w:t xml:space="preserve">. Ninguna línea de esta sección ha pasado banco, y el firmware de hoy contesta </w:t>
+      </w:r>
+      <w:r>
+        <w:rPr>
+          <w:rFonts w:ascii="Consolas" w:hAnsi="Consolas"/>
+          <w:color w:val="960000"/>
+          <w:sz w:val="20"/>
+        </w:rPr>
+        <w:t>RESULT:OK</w:t>
+      </w:r>
+      <w:r>
+        <w:rPr>
+          <w:b w:val="0"/>
+          <w:color w:val="960000"/>
+          <w:sz w:val="20"/>
+        </w:rPr>
+        <w:t xml:space="preserve"> </w:t>
+      </w:r>
+      <w:r>
+        <w:rPr>
+          <w:b/>
+          <w:color w:val="960000"/>
+          <w:sz w:val="20"/>
+        </w:rPr>
+        <w:t>en los cinco casos</w:t>
+      </w:r>
+      <w:r>
+        <w:rPr>
+          <w:b w:val="0"/>
+          <w:color w:val="960000"/>
+          <w:sz w:val="20"/>
+        </w:rPr>
+        <w:t xml:space="preserve">. Mientras esta tabla no esté implementada y vista fallar, el </w:t>
+      </w:r>
+      <w:r>
+        <w:rPr>
+          <w:rFonts w:ascii="Consolas" w:hAnsi="Consolas"/>
+          <w:color w:val="960000"/>
+          <w:sz w:val="20"/>
+        </w:rPr>
+        <w:t>$ACK</w:t>
+      </w:r>
+      <w:r>
+        <w:rPr>
+          <w:b w:val="0"/>
+          <w:color w:val="960000"/>
+          <w:sz w:val="20"/>
+        </w:rPr>
+        <w:t xml:space="preserve"> que llega del Esclavo </w:t>
+      </w:r>
+      <w:r>
+        <w:rPr>
+          <w:b/>
+          <w:color w:val="960000"/>
+          <w:sz w:val="20"/>
+        </w:rPr>
+        <w:t>no distingue nada</w:t>
+      </w:r>
+      <w:r>
+        <w:rPr>
+          <w:b w:val="0"/>
+          <w:color w:val="960000"/>
+          <w:sz w:val="20"/>
+        </w:rPr>
+        <w:t xml:space="preserve"> y no debe leerse como si distinguiera. </w:t>
+      </w:r>
+      <w:r>
+        <w:rPr>
+          <w:b/>
+          <w:color w:val="960000"/>
+          <w:sz w:val="20"/>
+        </w:rPr>
+        <w:t>La tabla vive AQUÍ y en ningún otro sitio.</w:t>
+      </w:r>
+      <w:r>
+        <w:rPr>
+          <w:b w:val="0"/>
+          <w:color w:val="960000"/>
+          <w:sz w:val="20"/>
+        </w:rPr>
+        <w:t xml:space="preserve"> El Manual 8 (§5.bis) y el Manual 18 (§3.6) la </w:t>
+      </w:r>
+      <w:r>
+        <w:rPr>
+          <w:b/>
+          <w:color w:val="960000"/>
+          <w:sz w:val="20"/>
+        </w:rPr>
+        <w:t>referencian</w:t>
+      </w:r>
+      <w:r>
+        <w:rPr>
+          <w:b w:val="0"/>
+          <w:color w:val="960000"/>
+          <w:sz w:val="20"/>
+        </w:rPr>
+        <w:t>; copiarla crearía dos versiones que alguien tendría que sincronizar a mano, que es exactamente el defecto que este proyecto lleva un mes cerrando.</w:t>
+      </w:r>
+    </w:p>
+    <w:p>
+      <w:pPr>
+        <w:spacing w:before="200" w:after="120"/>
+      </w:pPr>
+      <w:r>
+        <w:rPr>
+          <w:b/>
+          <w:color w:val="003366"/>
+          <w:sz w:val="21"/>
+        </w:rPr>
+        <w:t>4.5.0 La decisión que ya está tomada, y de quién es</w:t>
+      </w:r>
+    </w:p>
+    <w:p>
+      <w:pPr>
+        <w:spacing w:after="120"/>
+      </w:pPr>
+      <w:r>
+        <w:rPr>
+          <w:b/>
+          <w:sz w:val="21"/>
+        </w:rPr>
+        <w:t>Decisión del responsable, 31/08/2026:</w:t>
+      </w:r>
+    </w:p>
+    <w:p>
+      <w:pPr>
+        <w:pStyle w:val="ListNumber"/>
+        <w:spacing w:after="60"/>
+      </w:pPr>
+      <w:r>
+        <w:rPr>
+          <w:rFonts w:ascii="Consolas" w:hAnsi="Consolas"/>
+          <w:sz w:val="21"/>
+        </w:rPr>
+        <w:t>CMD:AMBAR_EMERGENCIA</w:t>
+      </w:r>
+      <w:r>
+        <w:rPr>
+          <w:b w:val="0"/>
+          <w:sz w:val="21"/>
+        </w:rPr>
+        <w:t xml:space="preserve"> en el Esclavo </w:t>
+      </w:r>
+      <w:r>
+        <w:rPr>
+          <w:b/>
+          <w:sz w:val="21"/>
+        </w:rPr>
+        <w:t>sale del Modo Degradado de forma ORDENADA</w:t>
+      </w:r>
+      <w:r>
+        <w:rPr>
+          <w:b w:val="0"/>
+          <w:sz w:val="21"/>
+        </w:rPr>
+        <w:t xml:space="preserve"> —por el</w:t>
+      </w:r>
+    </w:p>
+    <w:p>
+      <w:pPr>
+        <w:spacing w:after="120"/>
+      </w:pPr>
+      <w:r>
+        <w:rPr>
+          <w:b w:val="0"/>
+          <w:sz w:val="21"/>
+        </w:rPr>
+        <w:t xml:space="preserve">todo-rojo de despedida—, </w:t>
+      </w:r>
+      <w:r>
+        <w:rPr>
+          <w:b/>
+          <w:sz w:val="21"/>
+        </w:rPr>
+        <w:t>igual que hace `B·B·B` desde el mando</w:t>
+      </w:r>
+      <w:r>
+        <w:rPr>
+          <w:b w:val="0"/>
+          <w:sz w:val="21"/>
+        </w:rPr>
+        <w:t>, en vez de limitarse a</w:t>
+      </w:r>
+    </w:p>
+    <w:p>
+      <w:pPr>
+        <w:spacing w:after="120"/>
+      </w:pPr>
+      <w:r>
+        <w:rPr>
+          <w:rFonts w:ascii="Consolas" w:hAnsi="Consolas"/>
+          <w:sz w:val="21"/>
+        </w:rPr>
+        <w:t>semaforo_iniciarFallo()</w:t>
+      </w:r>
+      <w:r>
+        <w:rPr>
+          <w:b w:val="0"/>
+          <w:sz w:val="21"/>
+        </w:rPr>
+        <w:t>.</w:t>
+      </w:r>
+    </w:p>
+    <w:p>
+      <w:pPr>
+        <w:pStyle w:val="ListNumber"/>
+        <w:spacing w:after="60"/>
+      </w:pPr>
+      <w:r>
+        <w:rPr>
+          <w:b w:val="0"/>
+          <w:sz w:val="21"/>
+        </w:rPr>
+        <w:t xml:space="preserve">**La jerarquía: la app es la superficie de mando; el </w:t>
+      </w:r>
+      <w:r>
+        <w:rPr>
+          <w:rFonts w:ascii="Consolas" w:hAnsi="Consolas"/>
+          <w:sz w:val="21"/>
+        </w:rPr>
+        <w:t>B·B·B</w:t>
+      </w:r>
+      <w:r>
+        <w:rPr>
+          <w:b w:val="0"/>
+          <w:sz w:val="21"/>
+        </w:rPr>
+        <w:t xml:space="preserve"> del mando es la vía de último</w:t>
+      </w:r>
+    </w:p>
+    <w:p>
+      <w:pPr>
+        <w:spacing w:after="120"/>
+      </w:pPr>
+      <w:r>
+        <w:rPr>
+          <w:b w:val="0"/>
+          <w:sz w:val="21"/>
+        </w:rPr>
+        <w:t>recurso** —cuando no hay teléfono, no hay cobertura o el ESP32 se colgó—.</w:t>
+      </w:r>
+    </w:p>
+    <w:p>
+      <w:pPr>
+        <w:spacing w:after="120"/>
+      </w:pPr>
+      <w:r>
+        <w:rPr>
+          <w:b w:val="0"/>
+          <w:sz w:val="21"/>
+        </w:rPr>
+        <w:t>**Lo que esa decisión NO dijo, y es lo que especifica esta sección: qué contesta el equipo en cada</w:t>
+      </w:r>
+    </w:p>
+    <w:p>
+      <w:pPr>
+        <w:spacing w:after="120"/>
+      </w:pPr>
+      <w:r>
+        <w:rPr>
+          <w:b w:val="0"/>
+          <w:sz w:val="21"/>
+        </w:rPr>
+        <w:t xml:space="preserve">caso.** Y hace falta decirlo porque el arreglo directo —copiar el molde de </w:t>
+      </w:r>
+      <w:r>
+        <w:rPr>
+          <w:rFonts w:ascii="Consolas" w:hAnsi="Consolas"/>
+          <w:sz w:val="21"/>
+        </w:rPr>
+        <w:t>mando.cpp:129-141</w:t>
+      </w:r>
+      <w:r>
+        <w:rPr>
+          <w:b w:val="0"/>
+          <w:sz w:val="21"/>
+        </w:rPr>
+        <w:t xml:space="preserve"> a las</w:t>
+      </w:r>
+    </w:p>
+    <w:p>
+      <w:pPr>
+        <w:spacing w:after="120"/>
+      </w:pPr>
+      <w:r>
+        <w:rPr>
+          <w:b w:val="0"/>
+          <w:sz w:val="21"/>
+        </w:rPr>
+        <w:t xml:space="preserve">dos puertas— </w:t>
+      </w:r>
+      <w:r>
+        <w:rPr>
+          <w:b/>
+          <w:sz w:val="21"/>
+        </w:rPr>
+        <w:t>lo rechazó el banco, con razón</w:t>
+      </w:r>
+      <w:r>
+        <w:rPr>
+          <w:b w:val="0"/>
+          <w:sz w:val="21"/>
+        </w:rPr>
+        <w:t xml:space="preserve">. El pack </w:t>
+      </w:r>
+      <w:r>
+        <w:rPr>
+          <w:rFonts w:ascii="Consolas" w:hAnsi="Consolas"/>
+          <w:sz w:val="21"/>
+        </w:rPr>
+        <w:t>app_03_sin_ok_mudo</w:t>
+      </w:r>
+      <w:r>
+        <w:rPr>
+          <w:b w:val="0"/>
+          <w:sz w:val="21"/>
+        </w:rPr>
+        <w:t xml:space="preserve"> dijo:</w:t>
+      </w:r>
+    </w:p>
+    <w:p>
+      <w:pPr>
+        <w:spacing w:after="200"/>
+        <w:ind w:left="288"/>
+        <w:shd w:val="clear" w:fill="F4F4F4"/>
+      </w:pPr>
+      <w:r>
+        <w:rPr>
+          <w:rFonts w:ascii="Consolas" w:hAnsi="Consolas"/>
+          <w:sz w:val="18"/>
+        </w:rPr>
+        <w:t>FALLA Esclavo / CMD:AMBAR_EMERGENCIA: llama a degradado_salir() y TIRA lo que</w:t>
+        <w:br/>
+        <w:t xml:space="preserve">      devuelve -o no comprueba su guarda- y aun asi manda $ACK. El tecnico recibe</w:t>
+        <w:br/>
+        <w:t xml:space="preserve">      una confirmacion de algo que puede no haber ocurrido, se va del poste, y el</w:t>
+        <w:br/>
+        <w:t xml:space="preserve">      equipo se queda como estaba sin que nada lo diga</w:t>
+      </w:r>
+    </w:p>
+    <w:p>
+      <w:pPr>
+        <w:spacing w:after="120"/>
+      </w:pPr>
+      <w:r>
+        <w:rPr>
+          <w:b w:val="0"/>
+          <w:sz w:val="21"/>
+        </w:rPr>
+        <w:t xml:space="preserve">Es la barrera de </w:t>
+      </w:r>
+      <w:r>
+        <w:rPr>
+          <w:rFonts w:ascii="Consolas" w:hAnsi="Consolas"/>
+          <w:sz w:val="21"/>
+        </w:rPr>
+        <w:t>CLAUDE.md</w:t>
+      </w:r>
+      <w:r>
+        <w:rPr>
+          <w:b w:val="0"/>
+          <w:sz w:val="21"/>
+        </w:rPr>
+        <w:t xml:space="preserve"> §6 literal, y es </w:t>
+      </w:r>
+      <w:r>
+        <w:rPr>
+          <w:b/>
+          <w:sz w:val="21"/>
+        </w:rPr>
+        <w:t>el mismo defecto que N-80 cerró en `SET_RTC`</w:t>
+      </w:r>
+    </w:p>
+    <w:p>
+      <w:pPr>
+        <w:spacing w:after="120"/>
+      </w:pPr>
+      <w:r>
+        <w:rPr>
+          <w:b w:val="0"/>
+          <w:sz w:val="21"/>
+        </w:rPr>
+        <w:t xml:space="preserve">apareciendo en la rama de al lado. Por eso la respuesta tiene que </w:t>
+      </w:r>
+      <w:r>
+        <w:rPr>
+          <w:b/>
+          <w:sz w:val="21"/>
+        </w:rPr>
+        <w:t>distinguir los casos</w:t>
+      </w:r>
+      <w:r>
+        <w:rPr>
+          <w:b w:val="0"/>
+          <w:sz w:val="21"/>
+        </w:rPr>
+        <w:t>, y cuántos</w:t>
+      </w:r>
+    </w:p>
+    <w:p>
+      <w:pPr>
+        <w:spacing w:after="120"/>
+      </w:pPr>
+      <w:r>
+        <w:rPr>
+          <w:b w:val="0"/>
+          <w:sz w:val="21"/>
+        </w:rPr>
+        <w:t>son y cómo se llaman es especificación.</w:t>
+      </w:r>
+    </w:p>
+    <w:p>
+      <w:pPr>
+        <w:spacing w:before="200" w:after="120"/>
+      </w:pPr>
+      <w:r>
+        <w:rPr>
+          <w:b/>
+          <w:color w:val="003366"/>
+          <w:sz w:val="21"/>
+        </w:rPr>
+        <w:t>4.5.1 Lo MEDIDO POR LECTURA — para que nadie lo suponga</w:t>
+      </w:r>
+    </w:p>
+    <w:p>
+      <w:pPr>
+        <w:spacing w:after="120"/>
+      </w:pPr>
+      <w:r>
+        <w:rPr>
+          <w:b w:val="0"/>
+          <w:sz w:val="21"/>
+        </w:rPr>
+        <w:t>*(fichero y línea; nadie lo ha ejercido ni en banco ni en arnés)*</w:t>
+      </w:r>
+    </w:p>
+    <w:tbl>
+      <w:tblPr>
+        <w:tblStyle w:val="TableGrid"/>
+        <w:tblW w:type="auto" w:w="0"/>
+        <w:tblLook w:firstColumn="1" w:firstRow="1" w:lastColumn="0" w:lastRow="0" w:noHBand="0" w:noVBand="1" w:val="04A0"/>
+      </w:tblPr>
+      <w:tblGrid>
+        <w:gridCol w:w="3120"/>
+        <w:gridCol w:w="3120"/>
+        <w:gridCol w:w="3120"/>
+      </w:tblGrid>
+      <w:tr>
+        <w:tc>
+          <w:tcPr>
+            <w:tcW w:type="dxa" w:w="3120"/>
+            <w:shd w:val="clear" w:fill="DCE6F1"/>
+          </w:tcPr>
+          <w:p>
+            <w:r/>
+            <w:r>
+              <w:rPr>
+                <w:b/>
+                <w:sz w:val="19"/>
+              </w:rPr>
+              <w:t>qué</w:t>
+            </w:r>
+          </w:p>
+        </w:tc>
+        <w:tc>
+          <w:tcPr>
+            <w:tcW w:type="dxa" w:w="3120"/>
+            <w:shd w:val="clear" w:fill="DCE6F1"/>
+          </w:tcPr>
+          <w:p>
+            <w:r/>
+            <w:r>
+              <w:rPr>
+                <w:b/>
+                <w:sz w:val="19"/>
+              </w:rPr>
+              <w:t>dónde</w:t>
+            </w:r>
+          </w:p>
+        </w:tc>
+        <w:tc>
+          <w:tcPr>
+            <w:tcW w:type="dxa" w:w="3120"/>
+            <w:shd w:val="clear" w:fill="DCE6F1"/>
+          </w:tcPr>
+          <w:p>
+            <w:r/>
+            <w:r>
+              <w:rPr>
+                <w:b/>
+                <w:sz w:val="19"/>
+              </w:rPr>
+              <w:t>qué dice</w:t>
+            </w:r>
+          </w:p>
+        </w:tc>
+      </w:tr>
+      <w:tr>
+        <w:tc>
+          <w:tcPr>
+            <w:tcW w:type="dxa" w:w="3120"/>
+          </w:tcPr>
+          <w:p>
+            <w:r/>
+            <w:r>
+              <w:rPr>
+                <w:b w:val="0"/>
+                <w:sz w:val="19"/>
+              </w:rPr>
+              <w:t xml:space="preserve">Puerta </w:t>
+            </w:r>
+            <w:r>
+              <w:rPr>
+                <w:b/>
+                <w:sz w:val="19"/>
+              </w:rPr>
+              <w:t>SIN PIN</w:t>
+            </w:r>
+          </w:p>
+        </w:tc>
+        <w:tc>
+          <w:tcPr>
+            <w:tcW w:type="dxa" w:w="3120"/>
+          </w:tcPr>
+          <w:p>
+            <w:r/>
+            <w:r>
+              <w:rPr>
+                <w:rFonts w:ascii="Consolas" w:hAnsi="Consolas"/>
+                <w:sz w:val="19"/>
+              </w:rPr>
+              <w:t>Esclavo/src/bluetooth.cpp:130-136</w:t>
+            </w:r>
+          </w:p>
+        </w:tc>
+        <w:tc>
+          <w:tcPr>
+            <w:tcW w:type="dxa" w:w="3120"/>
+          </w:tcPr>
+          <w:p>
+            <w:r/>
+            <w:r>
+              <w:rPr>
+                <w:rFonts w:ascii="Consolas" w:hAnsi="Consolas"/>
+                <w:sz w:val="19"/>
+              </w:rPr>
+              <w:t>semaforo_iniciarFallo(); ambarEmergencia = true;</w:t>
+            </w:r>
+            <w:r>
+              <w:rPr>
+                <w:b w:val="0"/>
+                <w:sz w:val="19"/>
+              </w:rPr>
+              <w:t xml:space="preserve"> → </w:t>
+            </w:r>
+            <w:r>
+              <w:rPr>
+                <w:rFonts w:ascii="Consolas" w:hAnsi="Consolas"/>
+                <w:sz w:val="19"/>
+              </w:rPr>
+              <w:t>RESULT:OK</w:t>
+            </w:r>
+          </w:p>
+        </w:tc>
+      </w:tr>
+      <w:tr>
+        <w:tc>
+          <w:tcPr>
+            <w:tcW w:type="dxa" w:w="3120"/>
+          </w:tcPr>
+          <w:p>
+            <w:r/>
+            <w:r>
+              <w:rPr>
+                <w:b w:val="0"/>
+                <w:sz w:val="19"/>
+              </w:rPr>
+              <w:t xml:space="preserve">Puerta </w:t>
+            </w:r>
+            <w:r>
+              <w:rPr>
+                <w:b/>
+                <w:sz w:val="19"/>
+              </w:rPr>
+              <w:t>CON PIN</w:t>
+            </w:r>
+          </w:p>
+        </w:tc>
+        <w:tc>
+          <w:tcPr>
+            <w:tcW w:type="dxa" w:w="3120"/>
+          </w:tcPr>
+          <w:p>
+            <w:r/>
+            <w:r>
+              <w:rPr>
+                <w:rFonts w:ascii="Consolas" w:hAnsi="Consolas"/>
+                <w:sz w:val="19"/>
+              </w:rPr>
+              <w:t>Esclavo/src/bluetooth.cpp:171-176</w:t>
+            </w:r>
+          </w:p>
+        </w:tc>
+        <w:tc>
+          <w:tcPr>
+            <w:tcW w:type="dxa" w:w="3120"/>
+          </w:tcPr>
+          <w:p>
+            <w:r/>
+            <w:r>
+              <w:rPr>
+                <w:b w:val="0"/>
+                <w:sz w:val="19"/>
+              </w:rPr>
+              <w:t>lo mismo, literalmente</w:t>
+            </w:r>
+          </w:p>
+        </w:tc>
+      </w:tr>
+      <w:tr>
+        <w:tc>
+          <w:tcPr>
+            <w:tcW w:type="dxa" w:w="3120"/>
+          </w:tcPr>
+          <w:p>
+            <w:r/>
+            <w:r>
+              <w:rPr>
+                <w:b w:val="0"/>
+                <w:sz w:val="19"/>
+              </w:rPr>
+              <w:t>El molde bueno</w:t>
+            </w:r>
+          </w:p>
+        </w:tc>
+        <w:tc>
+          <w:tcPr>
+            <w:tcW w:type="dxa" w:w="3120"/>
+          </w:tcPr>
+          <w:p>
+            <w:r/>
+            <w:r>
+              <w:rPr>
+                <w:rFonts w:ascii="Consolas" w:hAnsi="Consolas"/>
+                <w:sz w:val="19"/>
+              </w:rPr>
+              <w:t>Esclavo/src/mando.cpp:129-141</w:t>
+            </w:r>
+          </w:p>
+        </w:tc>
+        <w:tc>
+          <w:tcPr>
+            <w:tcW w:type="dxa" w:w="3120"/>
+          </w:tcPr>
+          <w:p>
+            <w:r/>
+            <w:r>
+              <w:rPr>
+                <w:rFonts w:ascii="Consolas" w:hAnsi="Consolas"/>
+                <w:sz w:val="19"/>
+              </w:rPr>
+              <w:t>if (degradado_gobiernaLuz()) degradado_salir(); else semaforo_iniciarFallo();</w:t>
+            </w:r>
+          </w:p>
+        </w:tc>
+      </w:tr>
+      <w:tr>
+        <w:tc>
+          <w:tcPr>
+            <w:tcW w:type="dxa" w:w="3120"/>
+          </w:tcPr>
+          <w:p>
+            <w:r/>
+            <w:r>
+              <w:rPr>
+                <w:b/>
+                <w:sz w:val="19"/>
+              </w:rPr>
+              <w:t>La otra mitad del molde</w:t>
+            </w:r>
+          </w:p>
+        </w:tc>
+        <w:tc>
+          <w:tcPr>
+            <w:tcW w:type="dxa" w:w="3120"/>
+          </w:tcPr>
+          <w:p>
+            <w:r/>
+            <w:r>
+              <w:rPr>
+                <w:rFonts w:ascii="Consolas" w:hAnsi="Consolas"/>
+                <w:sz w:val="19"/>
+              </w:rPr>
+              <w:t>Esclavo/src/mando.cpp:274</w:t>
+            </w:r>
+          </w:p>
+        </w:tc>
+        <w:tc>
+          <w:tcPr>
+            <w:tcW w:type="dxa" w:w="3120"/>
+          </w:tcPr>
+          <w:p>
+            <w:r/>
+            <w:r>
+              <w:rPr>
+                <w:b w:val="0"/>
+                <w:sz w:val="19"/>
+              </w:rPr>
+              <w:t xml:space="preserve">el </w:t>
+            </w:r>
+            <w:r>
+              <w:rPr>
+                <w:b/>
+                <w:sz w:val="19"/>
+              </w:rPr>
+              <w:t>sostenedor</w:t>
+            </w:r>
+            <w:r>
+              <w:rPr>
+                <w:b w:val="0"/>
+                <w:sz w:val="19"/>
+              </w:rPr>
+              <w:t xml:space="preserve">: </w:t>
+            </w:r>
+            <w:r>
+              <w:rPr>
+                <w:rFonts w:ascii="Consolas" w:hAnsi="Consolas"/>
+                <w:sz w:val="19"/>
+              </w:rPr>
+              <w:t>if (ambarLocal &amp;&amp; !semaforo_senalEnCurso() &amp;&amp; !degradado_gobiernaLuz() &amp;&amp; semaforo_estado() != S_FALLO) semaforo_iniciarFallo();</w:t>
+            </w:r>
+          </w:p>
+        </w:tc>
+      </w:tr>
+      <w:tr>
+        <w:tc>
+          <w:tcPr>
+            <w:tcW w:type="dxa" w:w="3120"/>
+          </w:tcPr>
+          <w:p>
+            <w:r/>
+            <w:r>
+              <w:rPr>
+                <w:rFonts w:ascii="Consolas" w:hAnsi="Consolas"/>
+                <w:sz w:val="19"/>
+              </w:rPr>
+              <w:t>degradado_salir()</w:t>
+            </w:r>
+          </w:p>
+        </w:tc>
+        <w:tc>
+          <w:tcPr>
+            <w:tcW w:type="dxa" w:w="3120"/>
+          </w:tcPr>
+          <w:p>
+            <w:r/>
+            <w:r>
+              <w:rPr>
+                <w:rFonts w:ascii="Consolas" w:hAnsi="Consolas"/>
+                <w:sz w:val="19"/>
+              </w:rPr>
+              <w:t>Esclavo/src/modo_degradado.cpp:246-252</w:t>
+            </w:r>
+          </w:p>
+        </w:tc>
+        <w:tc>
+          <w:tcPr>
+            <w:tcW w:type="dxa" w:w="3120"/>
+          </w:tcPr>
+          <w:p>
+            <w:r/>
+            <w:r>
+              <w:rPr>
+                <w:b w:val="0"/>
+                <w:sz w:val="19"/>
+              </w:rPr>
+              <w:t xml:space="preserve">es </w:t>
+            </w:r>
+            <w:r>
+              <w:rPr>
+                <w:b/>
+                <w:sz w:val="19"/>
+              </w:rPr>
+              <w:t>`void`</w:t>
+            </w:r>
+            <w:r>
+              <w:rPr>
+                <w:b w:val="0"/>
+                <w:sz w:val="19"/>
+              </w:rPr>
+              <w:t xml:space="preserve">, y tiene guarda interna: desde </w:t>
+            </w:r>
+            <w:r>
+              <w:rPr>
+                <w:rFonts w:ascii="Consolas" w:hAnsi="Consolas"/>
+                <w:sz w:val="19"/>
+              </w:rPr>
+              <w:t>DEG_RENDIDO</w:t>
+            </w:r>
+            <w:r>
+              <w:rPr>
+                <w:b w:val="0"/>
+                <w:sz w:val="19"/>
+              </w:rPr>
+              <w:t xml:space="preserve"> solo baja el cartel; desde </w:t>
+            </w:r>
+            <w:r>
+              <w:rPr>
+                <w:rFonts w:ascii="Consolas" w:hAnsi="Consolas"/>
+                <w:sz w:val="19"/>
+              </w:rPr>
+              <w:t>DEG_INACTIVO</w:t>
+            </w:r>
+            <w:r>
+              <w:rPr>
+                <w:b w:val="0"/>
+                <w:sz w:val="19"/>
+              </w:rPr>
+              <w:t xml:space="preserve"> o </w:t>
+            </w:r>
+            <w:r>
+              <w:rPr>
+                <w:rFonts w:ascii="Consolas" w:hAnsi="Consolas"/>
+                <w:sz w:val="19"/>
+              </w:rPr>
+              <w:t>DEG_SALIENDO</w:t>
+            </w:r>
+            <w:r>
+              <w:rPr>
+                <w:b w:val="0"/>
+                <w:sz w:val="19"/>
+              </w:rPr>
+              <w:t xml:space="preserve"> </w:t>
+            </w:r>
+            <w:r>
+              <w:rPr>
+                <w:b/>
+                <w:sz w:val="19"/>
+              </w:rPr>
+              <w:t>no hace nada</w:t>
+            </w:r>
+          </w:p>
+        </w:tc>
+      </w:tr>
+      <w:tr>
+        <w:tc>
+          <w:tcPr>
+            <w:tcW w:type="dxa" w:w="3120"/>
+          </w:tcPr>
+          <w:p>
+            <w:r/>
+            <w:r>
+              <w:rPr>
+                <w:b w:val="0"/>
+                <w:sz w:val="19"/>
+              </w:rPr>
+              <w:t>Los cinco estados</w:t>
+            </w:r>
+          </w:p>
+        </w:tc>
+        <w:tc>
+          <w:tcPr>
+            <w:tcW w:type="dxa" w:w="3120"/>
+          </w:tcPr>
+          <w:p>
+            <w:r/>
+            <w:r>
+              <w:rPr>
+                <w:rFonts w:ascii="Consolas" w:hAnsi="Consolas"/>
+                <w:sz w:val="19"/>
+              </w:rPr>
+              <w:t>Esclavo/include/modo_degradado.h:30-36</w:t>
+            </w:r>
+          </w:p>
+        </w:tc>
+        <w:tc>
+          <w:tcPr>
+            <w:tcW w:type="dxa" w:w="3120"/>
+          </w:tcPr>
+          <w:p>
+            <w:r/>
+            <w:r>
+              <w:rPr>
+                <w:rFonts w:ascii="Consolas" w:hAnsi="Consolas"/>
+                <w:sz w:val="19"/>
+              </w:rPr>
+              <w:t>DEG_INACTIVO</w:t>
+            </w:r>
+            <w:r>
+              <w:rPr>
+                <w:b w:val="0"/>
+                <w:sz w:val="19"/>
+              </w:rPr>
+              <w:t xml:space="preserve"> · </w:t>
+            </w:r>
+            <w:r>
+              <w:rPr>
+                <w:rFonts w:ascii="Consolas" w:hAnsi="Consolas"/>
+                <w:sz w:val="19"/>
+              </w:rPr>
+              <w:t>DEG_ENTRANDO</w:t>
+            </w:r>
+            <w:r>
+              <w:rPr>
+                <w:b w:val="0"/>
+                <w:sz w:val="19"/>
+              </w:rPr>
+              <w:t xml:space="preserve"> · </w:t>
+            </w:r>
+            <w:r>
+              <w:rPr>
+                <w:rFonts w:ascii="Consolas" w:hAnsi="Consolas"/>
+                <w:sz w:val="19"/>
+              </w:rPr>
+              <w:t>DEG_ACTIVO</w:t>
+            </w:r>
+            <w:r>
+              <w:rPr>
+                <w:b w:val="0"/>
+                <w:sz w:val="19"/>
+              </w:rPr>
+              <w:t xml:space="preserve"> · </w:t>
+            </w:r>
+            <w:r>
+              <w:rPr>
+                <w:rFonts w:ascii="Consolas" w:hAnsi="Consolas"/>
+                <w:sz w:val="19"/>
+              </w:rPr>
+              <w:t>DEG_SALIENDO</w:t>
+            </w:r>
+            <w:r>
+              <w:rPr>
+                <w:b w:val="0"/>
+                <w:sz w:val="19"/>
+              </w:rPr>
+              <w:t xml:space="preserve"> · </w:t>
+            </w:r>
+            <w:r>
+              <w:rPr>
+                <w:rFonts w:ascii="Consolas" w:hAnsi="Consolas"/>
+                <w:sz w:val="19"/>
+              </w:rPr>
+              <w:t>DEG_RENDIDO</w:t>
+            </w:r>
+          </w:p>
+        </w:tc>
+      </w:tr>
+      <w:tr>
+        <w:tc>
+          <w:tcPr>
+            <w:tcW w:type="dxa" w:w="3120"/>
+          </w:tcPr>
+          <w:p>
+            <w:r/>
+            <w:r>
+              <w:rPr>
+                <w:rFonts w:ascii="Consolas" w:hAnsi="Consolas"/>
+                <w:sz w:val="19"/>
+              </w:rPr>
+              <w:t>degradado_gobiernaLuz()</w:t>
+            </w:r>
+          </w:p>
+        </w:tc>
+        <w:tc>
+          <w:tcPr>
+            <w:tcW w:type="dxa" w:w="3120"/>
+          </w:tcPr>
+          <w:p>
+            <w:r/>
+            <w:r>
+              <w:rPr>
+                <w:rFonts w:ascii="Consolas" w:hAnsi="Consolas"/>
+                <w:sz w:val="19"/>
+              </w:rPr>
+              <w:t>Esclavo/src/modo_degradado.cpp:367-369</w:t>
+            </w:r>
+          </w:p>
+        </w:tc>
+        <w:tc>
+          <w:tcPr>
+            <w:tcW w:type="dxa" w:w="3120"/>
+          </w:tcPr>
+          <w:p>
+            <w:r/>
+            <w:r>
+              <w:rPr>
+                <w:b w:val="0"/>
+                <w:sz w:val="19"/>
+              </w:rPr>
+              <w:t>`ENTRANDO \</w:t>
+            </w:r>
+          </w:p>
+        </w:tc>
+      </w:tr>
+      <w:tr>
+        <w:tc>
+          <w:tcPr>
+            <w:tcW w:type="dxa" w:w="3120"/>
+          </w:tcPr>
+          <w:p>
+            <w:r/>
+            <w:r>
+              <w:rPr>
+                <w:b w:val="0"/>
+                <w:sz w:val="19"/>
+              </w:rPr>
+              <w:t>Duración del todo-rojo de despedida</w:t>
+            </w:r>
+          </w:p>
+        </w:tc>
+        <w:tc>
+          <w:tcPr>
+            <w:tcW w:type="dxa" w:w="3120"/>
+          </w:tcPr>
+          <w:p>
+            <w:r/>
+            <w:r>
+              <w:rPr>
+                <w:rFonts w:ascii="Consolas" w:hAnsi="Consolas"/>
+                <w:sz w:val="19"/>
+              </w:rPr>
+              <w:t>Esclavo/src/modo_degradado.cpp:108-111</w:t>
+            </w:r>
+            <w:r>
+              <w:rPr>
+                <w:b w:val="0"/>
+                <w:sz w:val="19"/>
+              </w:rPr>
+              <w:t xml:space="preserve"> y </w:t>
+            </w:r>
+            <w:r>
+              <w:rPr>
+                <w:rFonts w:ascii="Consolas" w:hAnsi="Consolas"/>
+                <w:sz w:val="19"/>
+              </w:rPr>
+              <w:t>:49</w:t>
+            </w:r>
+          </w:p>
+        </w:tc>
+        <w:tc>
+          <w:tcPr>
+            <w:tcW w:type="dxa" w:w="3120"/>
+          </w:tcPr>
+          <w:p>
+            <w:r/>
+            <w:r>
+              <w:rPr>
+                <w:rFonts w:ascii="Consolas" w:hAnsi="Consolas"/>
+                <w:sz w:val="19"/>
+              </w:rPr>
+              <w:t>max(cfgDespeje × 1000 ms, ROJO_MINIMO_MS = 4000 ms)</w:t>
+            </w:r>
+          </w:p>
+        </w:tc>
+      </w:tr>
+      <w:tr>
+        <w:tc>
+          <w:tcPr>
+            <w:tcW w:type="dxa" w:w="3120"/>
+          </w:tcPr>
+          <w:p>
+            <w:r/>
+            <w:r>
+              <w:rPr>
+                <w:b w:val="0"/>
+                <w:sz w:val="19"/>
+              </w:rPr>
+              <w:t>Rango legal del despeje</w:t>
+            </w:r>
+          </w:p>
+        </w:tc>
+        <w:tc>
+          <w:tcPr>
+            <w:tcW w:type="dxa" w:w="3120"/>
+          </w:tcPr>
+          <w:p>
+            <w:r/>
+            <w:r>
+              <w:rPr>
+                <w:rFonts w:ascii="Consolas" w:hAnsi="Consolas"/>
+                <w:sz w:val="19"/>
+              </w:rPr>
+              <w:t>Maestro/src/modo_automatico.cpp:34</w:t>
+            </w:r>
+            <w:r>
+              <w:rPr>
+                <w:b w:val="0"/>
+                <w:sz w:val="19"/>
+              </w:rPr>
+              <w:t xml:space="preserve"> (</w:t>
+            </w:r>
+            <w:r>
+              <w:rPr>
+                <w:rFonts w:ascii="Consolas" w:hAnsi="Consolas"/>
+                <w:sz w:val="19"/>
+              </w:rPr>
+              <w:t>DESPEJE_SEG_MIN = 10</w:t>
+            </w:r>
+            <w:r>
+              <w:rPr>
+                <w:b w:val="0"/>
+                <w:sz w:val="19"/>
+              </w:rPr>
+              <w:t xml:space="preserve">, </w:t>
+            </w:r>
+            <w:r>
+              <w:rPr>
+                <w:rFonts w:ascii="Consolas" w:hAnsi="Consolas"/>
+                <w:sz w:val="19"/>
+              </w:rPr>
+              <w:t>MAX = 90</w:t>
+            </w:r>
+            <w:r>
+              <w:rPr>
+                <w:b w:val="0"/>
+                <w:sz w:val="19"/>
+              </w:rPr>
+              <w:t>), llega al Esclavo por radio (</w:t>
+            </w:r>
+            <w:r>
+              <w:rPr>
+                <w:rFonts w:ascii="Consolas" w:hAnsi="Consolas"/>
+                <w:sz w:val="19"/>
+              </w:rPr>
+              <w:t>config_ciclo.cpp:158</w:t>
+            </w:r>
+            <w:r>
+              <w:rPr>
+                <w:b w:val="0"/>
+                <w:sz w:val="19"/>
+              </w:rPr>
+              <w:t>)</w:t>
+            </w:r>
+          </w:p>
+        </w:tc>
+        <w:tc>
+          <w:tcPr>
+            <w:tcW w:type="dxa" w:w="3120"/>
+          </w:tcPr>
+          <w:p>
+            <w:r/>
+            <w:r>
+              <w:rPr>
+                <w:b/>
+                <w:sz w:val="19"/>
+              </w:rPr>
+              <w:t>el todo-rojo de despedida dura entre 10 y 90 segundos</w:t>
+            </w:r>
+          </w:p>
+        </w:tc>
+      </w:tr>
+      <w:tr>
+        <w:tc>
+          <w:tcPr>
+            <w:tcW w:type="dxa" w:w="3120"/>
+          </w:tcPr>
+          <w:p>
+            <w:r/>
+            <w:r>
+              <w:rPr>
+                <w:rFonts w:ascii="Consolas" w:hAnsi="Consolas"/>
+                <w:sz w:val="19"/>
+              </w:rPr>
+              <w:t>semaforo_iniciarFallo()</w:t>
+            </w:r>
+          </w:p>
+        </w:tc>
+        <w:tc>
+          <w:tcPr>
+            <w:tcW w:type="dxa" w:w="3120"/>
+          </w:tcPr>
+          <w:p>
+            <w:r/>
+            <w:r>
+              <w:rPr>
+                <w:rFonts w:ascii="Consolas" w:hAnsi="Consolas"/>
+                <w:sz w:val="19"/>
+              </w:rPr>
+              <w:t>Esclavo/src/semaforo.cpp:256-260</w:t>
+            </w:r>
+          </w:p>
+        </w:tc>
+        <w:tc>
+          <w:tcPr>
+            <w:tcW w:type="dxa" w:w="3120"/>
+          </w:tcPr>
+          <w:p>
+            <w:r/>
+            <w:r>
+              <w:rPr>
+                <w:b/>
+                <w:sz w:val="19"/>
+              </w:rPr>
+              <w:t>no tiene guarda y no puede fallar</w:t>
+            </w:r>
+            <w:r>
+              <w:rPr>
+                <w:b w:val="0"/>
+                <w:sz w:val="19"/>
+              </w:rPr>
+              <w:t xml:space="preserve">: pone </w:t>
+            </w:r>
+            <w:r>
+              <w:rPr>
+                <w:rFonts w:ascii="Consolas" w:hAnsi="Consolas"/>
+                <w:sz w:val="19"/>
+              </w:rPr>
+              <w:t>S_FALLO</w:t>
+            </w:r>
+            <w:r>
+              <w:rPr>
+                <w:b w:val="0"/>
+                <w:sz w:val="19"/>
+              </w:rPr>
+              <w:t xml:space="preserve"> siempre</w:t>
+            </w:r>
+          </w:p>
+        </w:tc>
+      </w:tr>
+      <w:tr>
+        <w:tc>
+          <w:tcPr>
+            <w:tcW w:type="dxa" w:w="3120"/>
+          </w:tcPr>
+          <w:p>
+            <w:r/>
+            <w:r>
+              <w:rPr>
+                <w:b w:val="0"/>
+                <w:sz w:val="19"/>
+              </w:rPr>
+              <w:t xml:space="preserve">El Esclavo </w:t>
+            </w:r>
+            <w:r>
+              <w:rPr>
+                <w:b/>
+                <w:sz w:val="19"/>
+              </w:rPr>
+              <w:t>no tiene</w:t>
+            </w:r>
+            <w:r>
+              <w:rPr>
+                <w:b w:val="0"/>
+                <w:sz w:val="19"/>
+              </w:rPr>
+              <w:t xml:space="preserve"> comando de Bluetooth para ENTRAR en Degradado</w:t>
+            </w:r>
+          </w:p>
+        </w:tc>
+        <w:tc>
+          <w:tcPr>
+            <w:tcW w:type="dxa" w:w="3120"/>
+          </w:tcPr>
+          <w:p>
+            <w:r/>
+            <w:r>
+              <w:rPr>
+                <w:rFonts w:ascii="Consolas" w:hAnsi="Consolas"/>
+                <w:sz w:val="19"/>
+              </w:rPr>
+              <w:t>grep -in "degradado" Esclavo/src/bluetooth.cpp</w:t>
+            </w:r>
+            <w:r>
+              <w:rPr>
+                <w:b w:val="0"/>
+                <w:sz w:val="19"/>
+              </w:rPr>
+              <w:t xml:space="preserve"> → </w:t>
+            </w:r>
+            <w:r>
+              <w:rPr>
+                <w:b/>
+                <w:sz w:val="19"/>
+              </w:rPr>
+              <w:t>CERO</w:t>
+            </w:r>
+          </w:p>
+        </w:tc>
+        <w:tc>
+          <w:tcPr>
+            <w:tcW w:type="dxa" w:w="3120"/>
+          </w:tcPr>
+          <w:p>
+            <w:r/>
+            <w:r>
+              <w:rPr>
+                <w:b w:val="0"/>
+                <w:sz w:val="19"/>
+              </w:rPr>
+              <w:t xml:space="preserve">la entrada siempre la pide alguien delante del poste (mando </w:t>
+            </w:r>
+            <w:r>
+              <w:rPr>
+                <w:rFonts w:ascii="Consolas" w:hAnsi="Consolas"/>
+                <w:sz w:val="19"/>
+              </w:rPr>
+              <w:t>A·B·A·B</w:t>
+            </w:r>
+            <w:r>
+              <w:rPr>
+                <w:b w:val="0"/>
+                <w:sz w:val="19"/>
+              </w:rPr>
+              <w:t xml:space="preserve">, o </w:t>
+            </w:r>
+            <w:r>
+              <w:rPr>
+                <w:rFonts w:ascii="Consolas" w:hAnsi="Consolas"/>
+                <w:sz w:val="19"/>
+              </w:rPr>
+              <w:t>menu.cpp:211</w:t>
+            </w:r>
+            <w:r>
+              <w:rPr>
+                <w:b w:val="0"/>
+                <w:sz w:val="19"/>
+              </w:rPr>
+              <w:t>) o el arranque tras corte</w:t>
+            </w:r>
+          </w:p>
+        </w:tc>
+      </w:tr>
+    </w:tbl>
+    <w:p>
+      <w:pPr>
+        <w:spacing w:after="120"/>
+      </w:pPr>
+    </w:p>
+    <w:p>
+      <w:pPr>
+        <w:spacing w:before="200" w:after="120"/>
+      </w:pPr>
+      <w:r>
+        <w:rPr>
+          <w:b/>
+          <w:color w:val="003366"/>
+          <w:sz w:val="21"/>
+        </w:rPr>
+        <w:t>4.5.2 🔴 La tabla — qué contesta en cada estado</w:t>
+      </w:r>
+    </w:p>
+    <w:p>
+      <w:pPr>
+        <w:spacing w:after="120"/>
+      </w:pPr>
+      <w:r>
+        <w:rPr>
+          <w:b/>
+          <w:sz w:val="21"/>
+        </w:rPr>
+        <w:t>`&lt;E&gt;` es `CMD:AMBAR_EMERGENCIA`</w:t>
+      </w:r>
+      <w:r>
+        <w:rPr>
+          <w:b w:val="0"/>
+          <w:sz w:val="21"/>
+        </w:rPr>
+        <w:t xml:space="preserve"> en las respuestas de abajo; se escribe entero en la trama. El</w:t>
+      </w:r>
+    </w:p>
+    <w:p>
+      <w:pPr>
+        <w:spacing w:after="120"/>
+      </w:pPr>
+      <w:r>
+        <w:rPr>
+          <w:rFonts w:ascii="Consolas" w:hAnsi="Consolas"/>
+          <w:sz w:val="21"/>
+        </w:rPr>
+        <w:t>*XX</w:t>
+      </w:r>
+      <w:r>
+        <w:rPr>
+          <w:b w:val="0"/>
+          <w:sz w:val="21"/>
+        </w:rPr>
+        <w:t xml:space="preserve"> se omite en esta tabla a propósito: se calcula como dice §4.1, sobre la trama final.</w:t>
+      </w:r>
+    </w:p>
+    <w:tbl>
+      <w:tblPr>
+        <w:tblStyle w:val="TableGrid"/>
+        <w:tblW w:type="auto" w:w="0"/>
+        <w:tblLook w:firstColumn="1" w:firstRow="1" w:lastColumn="0" w:lastRow="0" w:noHBand="0" w:noVBand="1" w:val="04A0"/>
+      </w:tblPr>
+      <w:tblGrid>
+        <w:gridCol w:w="2340"/>
+        <w:gridCol w:w="2340"/>
+        <w:gridCol w:w="2340"/>
+        <w:gridCol w:w="2340"/>
+      </w:tblGrid>
+      <w:tr>
+        <w:tc>
+          <w:tcPr>
+            <w:tcW w:type="dxa" w:w="2340"/>
+            <w:shd w:val="clear" w:fill="DCE6F1"/>
+          </w:tcPr>
+          <w:p>
+            <w:r/>
+            <w:r>
+              <w:rPr>
+                <w:b/>
+                <w:sz w:val="19"/>
+              </w:rPr>
+              <w:t>#</w:t>
+            </w:r>
+          </w:p>
+        </w:tc>
+        <w:tc>
+          <w:tcPr>
+            <w:tcW w:type="dxa" w:w="2340"/>
+            <w:shd w:val="clear" w:fill="DCE6F1"/>
+          </w:tcPr>
+          <w:p>
+            <w:r/>
+            <w:r>
+              <w:rPr>
+                <w:b/>
+                <w:sz w:val="19"/>
+              </w:rPr>
+              <w:t>estado al recibir</w:t>
+            </w:r>
+          </w:p>
+        </w:tc>
+        <w:tc>
+          <w:tcPr>
+            <w:tcW w:type="dxa" w:w="2340"/>
+            <w:shd w:val="clear" w:fill="DCE6F1"/>
+          </w:tcPr>
+          <w:p>
+            <w:r/>
+            <w:r>
+              <w:rPr>
+                <w:b/>
+                <w:sz w:val="19"/>
+              </w:rPr>
+              <w:t>qué hace</w:t>
+            </w:r>
+          </w:p>
+        </w:tc>
+        <w:tc>
+          <w:tcPr>
+            <w:tcW w:type="dxa" w:w="2340"/>
+            <w:shd w:val="clear" w:fill="DCE6F1"/>
+          </w:tcPr>
+          <w:p>
+            <w:r/>
+            <w:r>
+              <w:rPr>
+                <w:b/>
+                <w:sz w:val="19"/>
+              </w:rPr>
+              <w:t>qué contesta</w:t>
+            </w:r>
+          </w:p>
+        </w:tc>
+      </w:tr>
+      <w:tr>
+        <w:tc>
+          <w:tcPr>
+            <w:tcW w:type="dxa" w:w="2340"/>
+          </w:tcPr>
+          <w:p>
+            <w:r/>
+            <w:r>
+              <w:rPr>
+                <w:b/>
+                <w:sz w:val="19"/>
+              </w:rPr>
+              <w:t>A</w:t>
+            </w:r>
+          </w:p>
+        </w:tc>
+        <w:tc>
+          <w:tcPr>
+            <w:tcW w:type="dxa" w:w="2340"/>
+          </w:tcPr>
+          <w:p>
+            <w:r/>
+            <w:r>
+              <w:rPr>
+                <w:b/>
+                <w:sz w:val="19"/>
+              </w:rPr>
+              <w:t>`DEG_INACTIVO`</w:t>
+            </w:r>
+            <w:r>
+              <w:rPr>
+                <w:b w:val="0"/>
+                <w:sz w:val="19"/>
+              </w:rPr>
+              <w:t xml:space="preserve"> y la luz </w:t>
+            </w:r>
+            <w:r>
+              <w:rPr>
+                <w:b/>
+                <w:sz w:val="19"/>
+              </w:rPr>
+              <w:t>no</w:t>
+            </w:r>
+            <w:r>
+              <w:rPr>
+                <w:b w:val="0"/>
+                <w:sz w:val="19"/>
+              </w:rPr>
+              <w:t xml:space="preserve"> está en </w:t>
+            </w:r>
+            <w:r>
+              <w:rPr>
+                <w:rFonts w:ascii="Consolas" w:hAnsi="Consolas"/>
+                <w:sz w:val="19"/>
+              </w:rPr>
+              <w:t>S_FALLO</w:t>
+            </w:r>
+            <w:r>
+              <w:rPr>
+                <w:b w:val="0"/>
+                <w:sz w:val="19"/>
+              </w:rPr>
+              <w:t xml:space="preserve"> — manda el Maestro por radio, o el equipo está en rojo/verde</w:t>
+            </w:r>
+          </w:p>
+        </w:tc>
+        <w:tc>
+          <w:tcPr>
+            <w:tcW w:type="dxa" w:w="2340"/>
+          </w:tcPr>
+          <w:p>
+            <w:r/>
+            <w:r>
+              <w:rPr>
+                <w:rFonts w:ascii="Consolas" w:hAnsi="Consolas"/>
+                <w:sz w:val="19"/>
+              </w:rPr>
+              <w:t>semaforo_iniciarFallo()</w:t>
+            </w:r>
+            <w:r>
+              <w:rPr>
+                <w:b w:val="0"/>
+                <w:sz w:val="19"/>
+              </w:rPr>
+              <w:t xml:space="preserve"> + arma el latch. </w:t>
+            </w:r>
+            <w:r>
+              <w:rPr>
+                <w:b/>
+                <w:sz w:val="19"/>
+              </w:rPr>
+              <w:t>No puede fallar</w:t>
+            </w:r>
+            <w:r>
+              <w:rPr>
+                <w:b w:val="0"/>
+                <w:sz w:val="19"/>
+              </w:rPr>
+              <w:t xml:space="preserve"> (</w:t>
+            </w:r>
+            <w:r>
+              <w:rPr>
+                <w:rFonts w:ascii="Consolas" w:hAnsi="Consolas"/>
+                <w:sz w:val="19"/>
+              </w:rPr>
+              <w:t>semaforo.cpp:256</w:t>
+            </w:r>
+            <w:r>
+              <w:rPr>
+                <w:b w:val="0"/>
+                <w:sz w:val="19"/>
+              </w:rPr>
+              <w:t>)</w:t>
+            </w:r>
+          </w:p>
+        </w:tc>
+        <w:tc>
+          <w:tcPr>
+            <w:tcW w:type="dxa" w:w="2340"/>
+          </w:tcPr>
+          <w:p>
+            <w:r/>
+            <w:r>
+              <w:rPr>
+                <w:rFonts w:ascii="Consolas" w:hAnsi="Consolas"/>
+                <w:sz w:val="19"/>
+              </w:rPr>
+              <w:t>$ACK,CMD:AMBAR_EMERGENCIA,RESULT:OK</w:t>
+            </w:r>
+          </w:p>
+        </w:tc>
+      </w:tr>
+      <w:tr>
+        <w:tc>
+          <w:tcPr>
+            <w:tcW w:type="dxa" w:w="2340"/>
+          </w:tcPr>
+          <w:p>
+            <w:r/>
+            <w:r>
+              <w:rPr>
+                <w:b/>
+                <w:sz w:val="19"/>
+              </w:rPr>
+              <w:t>B</w:t>
+            </w:r>
+          </w:p>
+        </w:tc>
+        <w:tc>
+          <w:tcPr>
+            <w:tcW w:type="dxa" w:w="2340"/>
+          </w:tcPr>
+          <w:p>
+            <w:r/>
+            <w:r>
+              <w:rPr>
+                <w:b/>
+                <w:sz w:val="19"/>
+              </w:rPr>
+              <w:t>`DEG_INACTIVO`</w:t>
+            </w:r>
+            <w:r>
+              <w:rPr>
+                <w:b w:val="0"/>
+                <w:sz w:val="19"/>
+              </w:rPr>
+              <w:t xml:space="preserve"> y la luz </w:t>
+            </w:r>
+            <w:r>
+              <w:rPr>
+                <w:b/>
+                <w:sz w:val="19"/>
+              </w:rPr>
+              <w:t>ya</w:t>
+            </w:r>
+            <w:r>
+              <w:rPr>
+                <w:b w:val="0"/>
+                <w:sz w:val="19"/>
+              </w:rPr>
+              <w:t xml:space="preserve"> está en </w:t>
+            </w:r>
+            <w:r>
+              <w:rPr>
+                <w:rFonts w:ascii="Consolas" w:hAnsi="Consolas"/>
+                <w:sz w:val="19"/>
+              </w:rPr>
+              <w:t>S_FALLO</w:t>
+            </w:r>
+            <w:r>
+              <w:rPr>
+                <w:b w:val="0"/>
+                <w:sz w:val="19"/>
+              </w:rPr>
+              <w:t xml:space="preserve"> — por SFTY-6 (25 s de silencio), por watchdog, por </w:t>
+            </w:r>
+            <w:r>
+              <w:rPr>
+                <w:rFonts w:ascii="Consolas" w:hAnsi="Consolas"/>
+                <w:sz w:val="19"/>
+              </w:rPr>
+              <w:t>B·B·B</w:t>
+            </w:r>
+            <w:r>
+              <w:rPr>
+                <w:b w:val="0"/>
+                <w:sz w:val="19"/>
+              </w:rPr>
+              <w:t xml:space="preserve">, o por un </w:t>
+            </w:r>
+            <w:r>
+              <w:rPr>
+                <w:rFonts w:ascii="Consolas" w:hAnsi="Consolas"/>
+                <w:sz w:val="19"/>
+              </w:rPr>
+              <w:t>AMBAR_EMERGENCIA</w:t>
+            </w:r>
+            <w:r>
+              <w:rPr>
+                <w:b w:val="0"/>
+                <w:sz w:val="19"/>
+              </w:rPr>
+              <w:t xml:space="preserve"> anterior</w:t>
+            </w:r>
+          </w:p>
+        </w:tc>
+        <w:tc>
+          <w:tcPr>
+            <w:tcW w:type="dxa" w:w="2340"/>
+          </w:tcPr>
+          <w:p>
+            <w:r/>
+            <w:r>
+              <w:rPr>
+                <w:b w:val="0"/>
+                <w:sz w:val="19"/>
+              </w:rPr>
+              <w:t xml:space="preserve">reinicia el parpadeo y arma el latch. </w:t>
+            </w:r>
+            <w:r>
+              <w:rPr>
+                <w:b/>
+                <w:sz w:val="19"/>
+              </w:rPr>
+              <w:t>El latch sí cambia algo</w:t>
+            </w:r>
+            <w:r>
+              <w:rPr>
+                <w:b w:val="0"/>
+                <w:sz w:val="19"/>
+              </w:rPr>
+              <w:t xml:space="preserve">: convierte un ámbar que el siguiente </w:t>
+            </w:r>
+            <w:r>
+              <w:rPr>
+                <w:rFonts w:ascii="Consolas" w:hAnsi="Consolas"/>
+                <w:sz w:val="19"/>
+              </w:rPr>
+              <w:t>CMD_GO_RED</w:t>
+            </w:r>
+            <w:r>
+              <w:rPr>
+                <w:b w:val="0"/>
+                <w:sz w:val="19"/>
+              </w:rPr>
+              <w:t xml:space="preserve"> del Maestro se llevaría en un ámbar </w:t>
+            </w:r>
+            <w:r>
+              <w:rPr>
+                <w:b/>
+                <w:sz w:val="19"/>
+              </w:rPr>
+              <w:t>vetado</w:t>
+            </w:r>
+            <w:r>
+              <w:rPr>
+                <w:b w:val="0"/>
+                <w:sz w:val="19"/>
+              </w:rPr>
+              <w:t xml:space="preserve"> (</w:t>
+            </w:r>
+            <w:r>
+              <w:rPr>
+                <w:rFonts w:ascii="Consolas" w:hAnsi="Consolas"/>
+                <w:sz w:val="19"/>
+              </w:rPr>
+              <w:t>main.cpp:406</w:t>
+            </w:r>
+            <w:r>
+              <w:rPr>
+                <w:b w:val="0"/>
+                <w:sz w:val="19"/>
+              </w:rPr>
+              <w:t xml:space="preserve">, </w:t>
+            </w:r>
+            <w:r>
+              <w:rPr>
+                <w:rFonts w:ascii="Consolas" w:hAnsi="Consolas"/>
+                <w:sz w:val="19"/>
+              </w:rPr>
+              <w:t>:416</w:t>
+            </w:r>
+            <w:r>
+              <w:rPr>
+                <w:b w:val="0"/>
+                <w:sz w:val="19"/>
+              </w:rPr>
+              <w:t xml:space="preserve">, </w:t>
+            </w:r>
+            <w:r>
+              <w:rPr>
+                <w:rFonts w:ascii="Consolas" w:hAnsi="Consolas"/>
+                <w:sz w:val="19"/>
+              </w:rPr>
+              <w:t>:540</w:t>
+            </w:r>
+            <w:r>
+              <w:rPr>
+                <w:b w:val="0"/>
+                <w:sz w:val="19"/>
+              </w:rPr>
+              <w:t>)</w:t>
+            </w:r>
+          </w:p>
+        </w:tc>
+        <w:tc>
+          <w:tcPr>
+            <w:tcW w:type="dxa" w:w="2340"/>
+          </w:tcPr>
+          <w:p>
+            <w:r/>
+            <w:r>
+              <w:rPr>
+                <w:rFonts w:ascii="Consolas" w:hAnsi="Consolas"/>
+                <w:sz w:val="19"/>
+              </w:rPr>
+              <w:t>$ACK,CMD:AMBAR_EMERGENCIA,RESULT:YA_EN_AMBAR_LATCH_PUESTO</w:t>
+            </w:r>
+          </w:p>
+        </w:tc>
+      </w:tr>
+      <w:tr>
+        <w:tc>
+          <w:tcPr>
+            <w:tcW w:type="dxa" w:w="2340"/>
+          </w:tcPr>
+          <w:p>
+            <w:r/>
+            <w:r>
+              <w:rPr>
+                <w:b/>
+                <w:sz w:val="19"/>
+              </w:rPr>
+              <w:t>C</w:t>
+            </w:r>
+          </w:p>
+        </w:tc>
+        <w:tc>
+          <w:tcPr>
+            <w:tcW w:type="dxa" w:w="2340"/>
+          </w:tcPr>
+          <w:p>
+            <w:r/>
+            <w:r>
+              <w:rPr>
+                <w:b/>
+                <w:sz w:val="19"/>
+              </w:rPr>
+              <w:t>`DEG_ENTRANDO`</w:t>
+            </w:r>
+            <w:r>
+              <w:rPr>
+                <w:b w:val="0"/>
+                <w:sz w:val="19"/>
+              </w:rPr>
+              <w:t xml:space="preserve"> o </w:t>
+            </w:r>
+            <w:r>
+              <w:rPr>
+                <w:b/>
+                <w:sz w:val="19"/>
+              </w:rPr>
+              <w:t>`DEG_ACTIVO`</w:t>
+            </w:r>
+            <w:r>
+              <w:rPr>
+                <w:b w:val="0"/>
+                <w:sz w:val="19"/>
+              </w:rPr>
+              <w:t xml:space="preserve"> — el Degradado gobierna la luz y </w:t>
+            </w:r>
+            <w:r>
+              <w:rPr>
+                <w:rFonts w:ascii="Consolas" w:hAnsi="Consolas"/>
+                <w:sz w:val="19"/>
+              </w:rPr>
+              <w:t>degradado_salir()</w:t>
+            </w:r>
+            <w:r>
+              <w:rPr>
+                <w:b w:val="0"/>
+                <w:sz w:val="19"/>
+              </w:rPr>
+              <w:t xml:space="preserve"> </w:t>
+            </w:r>
+            <w:r>
+              <w:rPr>
+                <w:b/>
+                <w:sz w:val="19"/>
+              </w:rPr>
+              <w:t>sí</w:t>
+            </w:r>
+            <w:r>
+              <w:rPr>
+                <w:b w:val="0"/>
+                <w:sz w:val="19"/>
+              </w:rPr>
+              <w:t xml:space="preserve"> opera</w:t>
+            </w:r>
+          </w:p>
+        </w:tc>
+        <w:tc>
+          <w:tcPr>
+            <w:tcW w:type="dxa" w:w="2340"/>
+          </w:tcPr>
+          <w:p>
+            <w:r/>
+            <w:r>
+              <w:rPr>
+                <w:b w:val="0"/>
+                <w:sz w:val="19"/>
+              </w:rPr>
+              <w:t xml:space="preserve">arranca la </w:t>
+            </w:r>
+            <w:r>
+              <w:rPr>
+                <w:b/>
+                <w:sz w:val="19"/>
+              </w:rPr>
+              <w:t>salida ordenada</w:t>
+            </w:r>
+            <w:r>
+              <w:rPr>
+                <w:b w:val="0"/>
+                <w:sz w:val="19"/>
+              </w:rPr>
+              <w:t xml:space="preserve">: todo-rojo de despedida de </w:t>
+            </w:r>
+            <w:r>
+              <w:rPr>
+                <w:b/>
+                <w:sz w:val="19"/>
+              </w:rPr>
+              <w:t>10 a 90 s</w:t>
+            </w:r>
+            <w:r>
+              <w:rPr>
+                <w:b w:val="0"/>
+                <w:sz w:val="19"/>
+              </w:rPr>
+              <w:t xml:space="preserve">, y el ámbar llega </w:t>
+            </w:r>
+            <w:r>
+              <w:rPr>
+                <w:b/>
+                <w:sz w:val="19"/>
+              </w:rPr>
+              <w:t>al final</w:t>
+            </w:r>
+            <w:r>
+              <w:rPr>
+                <w:b w:val="0"/>
+                <w:sz w:val="19"/>
+              </w:rPr>
+              <w:t>. Arma el latch</w:t>
+            </w:r>
+          </w:p>
+        </w:tc>
+        <w:tc>
+          <w:tcPr>
+            <w:tcW w:type="dxa" w:w="2340"/>
+          </w:tcPr>
+          <w:p>
+            <w:r/>
+            <w:r>
+              <w:rPr>
+                <w:rFonts w:ascii="Consolas" w:hAnsi="Consolas"/>
+                <w:sz w:val="19"/>
+              </w:rPr>
+              <w:t>$ACK,CMD:AMBAR_EMERGENCIA,RESULT:SALIENDO_TODO_ROJO</w:t>
+            </w:r>
+          </w:p>
+        </w:tc>
+      </w:tr>
+      <w:tr>
+        <w:tc>
+          <w:tcPr>
+            <w:tcW w:type="dxa" w:w="2340"/>
+          </w:tcPr>
+          <w:p>
+            <w:r/>
+            <w:r>
+              <w:rPr>
+                <w:b/>
+                <w:sz w:val="19"/>
+              </w:rPr>
+              <w:t>D</w:t>
+            </w:r>
+          </w:p>
+        </w:tc>
+        <w:tc>
+          <w:tcPr>
+            <w:tcW w:type="dxa" w:w="2340"/>
+          </w:tcPr>
+          <w:p>
+            <w:r/>
+            <w:r>
+              <w:rPr>
+                <w:b/>
+                <w:sz w:val="19"/>
+              </w:rPr>
+              <w:t>`DEG_SALIENDO`</w:t>
+            </w:r>
+            <w:r>
+              <w:rPr>
+                <w:b w:val="0"/>
+                <w:sz w:val="19"/>
+              </w:rPr>
+              <w:t xml:space="preserve"> — ya hay una salida en curso, pedida por otro (el mando, el menú, el regreso del radio, o un </w:t>
+            </w:r>
+            <w:r>
+              <w:rPr>
+                <w:rFonts w:ascii="Consolas" w:hAnsi="Consolas"/>
+                <w:sz w:val="19"/>
+              </w:rPr>
+              <w:t>AMBAR_EMERGENCIA</w:t>
+            </w:r>
+            <w:r>
+              <w:rPr>
+                <w:b w:val="0"/>
+                <w:sz w:val="19"/>
+              </w:rPr>
+              <w:t xml:space="preserve"> anterior)</w:t>
+            </w:r>
+          </w:p>
+        </w:tc>
+        <w:tc>
+          <w:tcPr>
+            <w:tcW w:type="dxa" w:w="2340"/>
+          </w:tcPr>
+          <w:p>
+            <w:r/>
+            <w:r>
+              <w:rPr>
+                <w:rFonts w:ascii="Consolas" w:hAnsi="Consolas"/>
+                <w:sz w:val="19"/>
+              </w:rPr>
+              <w:t>degradado_salir()</w:t>
+            </w:r>
+            <w:r>
+              <w:rPr>
+                <w:b w:val="0"/>
+                <w:sz w:val="19"/>
+              </w:rPr>
+              <w:t xml:space="preserve"> es </w:t>
+            </w:r>
+            <w:r>
+              <w:rPr>
+                <w:b/>
+                <w:sz w:val="19"/>
+              </w:rPr>
+              <w:t>NO-OPERATIVO</w:t>
+            </w:r>
+            <w:r>
+              <w:rPr>
+                <w:b w:val="0"/>
+                <w:sz w:val="19"/>
+              </w:rPr>
+              <w:t xml:space="preserve"> (</w:t>
+            </w:r>
+            <w:r>
+              <w:rPr>
+                <w:rFonts w:ascii="Consolas" w:hAnsi="Consolas"/>
+                <w:sz w:val="19"/>
+              </w:rPr>
+              <w:t>modo_degradado.cpp:250</w:t>
+            </w:r>
+            <w:r>
+              <w:rPr>
+                <w:b w:val="0"/>
+                <w:sz w:val="19"/>
+              </w:rPr>
+              <w:t>). Lo único que ocurre es que se arma el latch</w:t>
+            </w:r>
+          </w:p>
+        </w:tc>
+        <w:tc>
+          <w:tcPr>
+            <w:tcW w:type="dxa" w:w="2340"/>
+          </w:tcPr>
+          <w:p>
+            <w:r/>
+            <w:r>
+              <w:rPr>
+                <w:b w:val="0"/>
+                <w:sz w:val="19"/>
+              </w:rPr>
+              <w:t xml:space="preserve">🟠 </w:t>
+            </w:r>
+            <w:r>
+              <w:rPr>
+                <w:b/>
+                <w:sz w:val="19"/>
+              </w:rPr>
+              <w:t>`R-2` — PENDIENTE DE DECISIÓN DEL RESPONSABLE.</w:t>
+            </w:r>
+            <w:r>
+              <w:rPr>
+                <w:b w:val="0"/>
+                <w:sz w:val="19"/>
+              </w:rPr>
+              <w:t xml:space="preserve"> Ver §4.5.5</w:t>
+            </w:r>
+          </w:p>
+        </w:tc>
+      </w:tr>
+      <w:tr>
+        <w:tc>
+          <w:tcPr>
+            <w:tcW w:type="dxa" w:w="2340"/>
+          </w:tcPr>
+          <w:p>
+            <w:r/>
+            <w:r>
+              <w:rPr>
+                <w:b/>
+                <w:sz w:val="19"/>
+              </w:rPr>
+              <w:t>E</w:t>
+            </w:r>
+          </w:p>
+        </w:tc>
+        <w:tc>
+          <w:tcPr>
+            <w:tcW w:type="dxa" w:w="2340"/>
+          </w:tcPr>
+          <w:p>
+            <w:r/>
+            <w:r>
+              <w:rPr>
+                <w:b/>
+                <w:sz w:val="19"/>
+              </w:rPr>
+              <w:t>`DEG_RENDIDO`</w:t>
+            </w:r>
+            <w:r>
+              <w:rPr>
+                <w:b w:val="0"/>
+                <w:sz w:val="19"/>
+              </w:rPr>
+              <w:t xml:space="preserve"> — 48 h sin sincronizar; </w:t>
+            </w:r>
+            <w:r>
+              <w:rPr>
+                <w:rFonts w:ascii="Consolas" w:hAnsi="Consolas"/>
+                <w:sz w:val="19"/>
+              </w:rPr>
+              <w:t>degradado_actualizar()</w:t>
+            </w:r>
+            <w:r>
+              <w:rPr>
+                <w:b w:val="0"/>
+                <w:sz w:val="19"/>
+              </w:rPr>
+              <w:t xml:space="preserve"> ya lo dejó en ámbar intermitente (</w:t>
+            </w:r>
+            <w:r>
+              <w:rPr>
+                <w:rFonts w:ascii="Consolas" w:hAnsi="Consolas"/>
+                <w:sz w:val="19"/>
+              </w:rPr>
+              <w:t>modo_degradado.cpp:352-353</w:t>
+            </w:r>
+            <w:r>
+              <w:rPr>
+                <w:b w:val="0"/>
+                <w:sz w:val="19"/>
+              </w:rPr>
+              <w:t>)</w:t>
+            </w:r>
+          </w:p>
+        </w:tc>
+        <w:tc>
+          <w:tcPr>
+            <w:tcW w:type="dxa" w:w="2340"/>
+          </w:tcPr>
+          <w:p>
+            <w:r/>
+            <w:r>
+              <w:rPr>
+                <w:b w:val="0"/>
+                <w:sz w:val="19"/>
+              </w:rPr>
+              <w:t xml:space="preserve">la luz ya está donde se pidió. Se arma el latch y </w:t>
+            </w:r>
+            <w:r>
+              <w:rPr>
+                <w:b/>
+                <w:sz w:val="19"/>
+              </w:rPr>
+              <w:t>se baja el cartel</w:t>
+            </w:r>
+            <w:r>
+              <w:rPr>
+                <w:b w:val="0"/>
+                <w:sz w:val="19"/>
+              </w:rPr>
+              <w:t xml:space="preserve"> del modo a </w:t>
+            </w:r>
+            <w:r>
+              <w:rPr>
+                <w:rFonts w:ascii="Consolas" w:hAnsi="Consolas"/>
+                <w:sz w:val="19"/>
+              </w:rPr>
+              <w:t>DEG_INACTIVO</w:t>
+            </w:r>
+          </w:p>
+        </w:tc>
+        <w:tc>
+          <w:tcPr>
+            <w:tcW w:type="dxa" w:w="2340"/>
+          </w:tcPr>
+          <w:p>
+            <w:r/>
+            <w:r>
+              <w:rPr>
+                <w:rFonts w:ascii="Consolas" w:hAnsi="Consolas"/>
+                <w:sz w:val="19"/>
+              </w:rPr>
+              <w:t>$ACK,CMD:AMBAR_EMERGENCIA,RESULT:YA_EN_AMBAR_LATCH_PUESTO</w:t>
+            </w:r>
+          </w:p>
+        </w:tc>
+      </w:tr>
+      <w:tr>
+        <w:tc>
+          <w:tcPr>
+            <w:tcW w:type="dxa" w:w="2340"/>
+          </w:tcPr>
+          <w:p>
+            <w:r/>
+            <w:r>
+              <w:rPr>
+                <w:b/>
+                <w:sz w:val="19"/>
+              </w:rPr>
+              <w:t>F</w:t>
+            </w:r>
+          </w:p>
+        </w:tc>
+        <w:tc>
+          <w:tcPr>
+            <w:tcW w:type="dxa" w:w="2340"/>
+          </w:tcPr>
+          <w:p>
+            <w:r/>
+            <w:r>
+              <w:rPr>
+                <w:b w:val="0"/>
+                <w:sz w:val="19"/>
+              </w:rPr>
+              <w:t xml:space="preserve">PIN mal formado, </w:t>
+            </w:r>
+            <w:r>
+              <w:rPr>
+                <w:b/>
+                <w:sz w:val="19"/>
+              </w:rPr>
+              <w:t>solo por la puerta con PIN</w:t>
+            </w:r>
+          </w:p>
+        </w:tc>
+        <w:tc>
+          <w:tcPr>
+            <w:tcW w:type="dxa" w:w="2340"/>
+          </w:tcPr>
+          <w:p>
+            <w:r/>
+            <w:r>
+              <w:rPr>
+                <w:b w:val="0"/>
+                <w:sz w:val="19"/>
+              </w:rPr>
+              <w:t>nada</w:t>
+            </w:r>
+          </w:p>
+        </w:tc>
+        <w:tc>
+          <w:tcPr>
+            <w:tcW w:type="dxa" w:w="2340"/>
+          </w:tcPr>
+          <w:p>
+            <w:r/>
+            <w:r>
+              <w:rPr>
+                <w:rFonts w:ascii="Consolas" w:hAnsi="Consolas"/>
+                <w:sz w:val="19"/>
+              </w:rPr>
+              <w:t>$ERR,CMD:AUTH_FAILED,DESC:PIN_INVALIDO</w:t>
+            </w:r>
+            <w:r>
+              <w:rPr>
+                <w:b w:val="0"/>
+                <w:sz w:val="19"/>
+              </w:rPr>
+              <w:t xml:space="preserve"> *(ya existe, </w:t>
+            </w:r>
+            <w:r>
+              <w:rPr>
+                <w:rFonts w:ascii="Consolas" w:hAnsi="Consolas"/>
+                <w:sz w:val="19"/>
+              </w:rPr>
+              <w:t>bluetooth.cpp:164</w:t>
+            </w:r>
+            <w:r>
+              <w:rPr>
+                <w:b w:val="0"/>
+                <w:sz w:val="19"/>
+              </w:rPr>
+              <w:t>)*</w:t>
+            </w:r>
+          </w:p>
+        </w:tc>
+      </w:tr>
+    </w:tbl>
+    <w:p>
+      <w:pPr>
+        <w:spacing w:after="120"/>
+      </w:pPr>
+    </w:p>
+    <w:p>
+      <w:pPr>
+        <w:spacing w:after="120"/>
+      </w:pPr>
+      <w:r>
+        <w:rPr>
+          <w:b/>
+          <w:sz w:val="21"/>
+        </w:rPr>
+        <w:t>Filas que NO existen, y por qué se dice en vez de callarlo:</w:t>
+      </w:r>
+    </w:p>
+    <w:p>
+      <w:pPr>
+        <w:pStyle w:val="ListBullet"/>
+        <w:spacing w:after="60"/>
+        <w:ind w:left="360"/>
+      </w:pPr>
+      <w:r>
+        <w:rPr>
+          <w:b/>
+          <w:sz w:val="21"/>
+        </w:rPr>
+        <w:t>«La orden no se pudo cumplir»</w:t>
+      </w:r>
+      <w:r>
+        <w:rPr>
+          <w:b w:val="0"/>
+          <w:sz w:val="21"/>
+        </w:rPr>
+        <w:t xml:space="preserve"> no tiene fila porque **no hay ningún estado en el que</w:t>
+      </w:r>
+    </w:p>
+    <w:p>
+      <w:pPr>
+        <w:spacing w:after="120"/>
+      </w:pPr>
+      <w:r>
+        <w:rPr>
+          <w:rFonts w:ascii="Consolas" w:hAnsi="Consolas"/>
+          <w:sz w:val="21"/>
+        </w:rPr>
+        <w:t>semaforo_iniciarFallo()</w:t>
+      </w:r>
+      <w:r>
+        <w:rPr>
+          <w:b w:val="0"/>
+          <w:sz w:val="21"/>
+        </w:rPr>
+        <w:t xml:space="preserve"> o el armado del latch puedan fallar** — MEDIDO: la función no tiene</w:t>
+      </w:r>
+    </w:p>
+    <w:p>
+      <w:pPr>
+        <w:spacing w:after="120"/>
+      </w:pPr>
+      <w:r>
+        <w:rPr>
+          <w:b w:val="0"/>
+          <w:sz w:val="21"/>
+        </w:rPr>
+        <w:t>guarda y el latch es una asignación. Lo único que puede quedar sin ocurrir **en el instante de la</w:t>
+      </w:r>
+    </w:p>
+    <w:p>
+      <w:pPr>
+        <w:spacing w:after="120"/>
+      </w:pPr>
+      <w:r>
+        <w:rPr>
+          <w:b w:val="0"/>
+          <w:sz w:val="21"/>
+        </w:rPr>
+        <w:t>respuesta</w:t>
+      </w:r>
+      <w:r>
+        <w:rPr>
+          <w:b/>
+          <w:sz w:val="21"/>
+        </w:rPr>
+        <w:t xml:space="preserve"> es el ámbar de la fila </w:t>
+      </w:r>
+      <w:r>
+        <w:rPr>
+          <w:b w:val="0"/>
+          <w:sz w:val="21"/>
+        </w:rPr>
+        <w:t xml:space="preserve">C**, que llega hasta 90 s después; de ahí que su </w:t>
+      </w:r>
+      <w:r>
+        <w:rPr>
+          <w:rFonts w:ascii="Consolas" w:hAnsi="Consolas"/>
+          <w:sz w:val="21"/>
+        </w:rPr>
+        <w:t>RESULT:</w:t>
+      </w:r>
+      <w:r>
+        <w:rPr>
+          <w:b w:val="0"/>
+          <w:sz w:val="21"/>
+        </w:rPr>
+        <w:t xml:space="preserve"> no</w:t>
+      </w:r>
+    </w:p>
+    <w:p>
+      <w:pPr>
+        <w:spacing w:after="120"/>
+      </w:pPr>
+      <w:r>
+        <w:rPr>
+          <w:b w:val="0"/>
+          <w:sz w:val="21"/>
+        </w:rPr>
+        <w:t xml:space="preserve">sea </w:t>
+      </w:r>
+      <w:r>
+        <w:rPr>
+          <w:rFonts w:ascii="Consolas" w:hAnsi="Consolas"/>
+          <w:sz w:val="21"/>
+        </w:rPr>
+        <w:t>OK</w:t>
+      </w:r>
+      <w:r>
+        <w:rPr>
+          <w:b w:val="0"/>
+          <w:sz w:val="21"/>
+        </w:rPr>
+        <w:t>.</w:t>
+      </w:r>
+    </w:p>
+    <w:p>
+      <w:pPr>
+        <w:pStyle w:val="ListBullet"/>
+        <w:spacing w:after="60"/>
+        <w:ind w:left="360"/>
+      </w:pPr>
+      <w:r>
+        <w:rPr>
+          <w:b/>
+          <w:sz w:val="21"/>
+        </w:rPr>
+        <w:t>Señal de confirmación del mando en curso</w:t>
+      </w:r>
+      <w:r>
+        <w:rPr>
+          <w:b w:val="0"/>
+          <w:sz w:val="21"/>
+        </w:rPr>
+        <w:t xml:space="preserve"> (</w:t>
+      </w:r>
+      <w:r>
+        <w:rPr>
+          <w:rFonts w:ascii="Consolas" w:hAnsi="Consolas"/>
+          <w:sz w:val="21"/>
+        </w:rPr>
+        <w:t>semaforo_senalEnCurso()</w:t>
+      </w:r>
+      <w:r>
+        <w:rPr>
+          <w:b w:val="0"/>
+          <w:sz w:val="21"/>
+        </w:rPr>
+        <w:t>, los destellos de</w:t>
+      </w:r>
+    </w:p>
+    <w:p>
+      <w:pPr>
+        <w:spacing w:after="120"/>
+      </w:pPr>
+      <w:r>
+        <w:rPr>
+          <w:rFonts w:ascii="Consolas" w:hAnsi="Consolas"/>
+          <w:sz w:val="21"/>
+        </w:rPr>
+        <w:t>B·B·B</w:t>
+      </w:r>
+      <w:r>
+        <w:rPr>
+          <w:b w:val="0"/>
+          <w:sz w:val="21"/>
+        </w:rPr>
+        <w:t>/</w:t>
+      </w:r>
+      <w:r>
+        <w:rPr>
+          <w:rFonts w:ascii="Consolas" w:hAnsi="Consolas"/>
+          <w:sz w:val="21"/>
+        </w:rPr>
+        <w:t>A·A·A</w:t>
+      </w:r>
+      <w:r>
+        <w:rPr>
+          <w:b w:val="0"/>
+          <w:sz w:val="21"/>
+        </w:rPr>
+        <w:t xml:space="preserve">) </w:t>
+      </w:r>
+      <w:r>
+        <w:rPr>
+          <w:b/>
+          <w:sz w:val="21"/>
+        </w:rPr>
+        <w:t>no es una fila</w:t>
+      </w:r>
+      <w:r>
+        <w:rPr>
+          <w:b w:val="0"/>
+          <w:sz w:val="21"/>
+        </w:rPr>
+        <w:t xml:space="preserve">: </w:t>
+      </w:r>
+      <w:r>
+        <w:rPr>
+          <w:rFonts w:ascii="Consolas" w:hAnsi="Consolas"/>
+          <w:sz w:val="21"/>
+        </w:rPr>
+        <w:t>aplicarSalidas()</w:t>
+      </w:r>
+      <w:r>
+        <w:rPr>
+          <w:b w:val="0"/>
+          <w:sz w:val="21"/>
+        </w:rPr>
+        <w:t xml:space="preserve"> guarda y no escribe mientras dura la señal</w:t>
+      </w:r>
+    </w:p>
+    <w:p>
+      <w:pPr>
+        <w:spacing w:after="120"/>
+      </w:pPr>
+      <w:r>
+        <w:rPr>
+          <w:b w:val="0"/>
+          <w:sz w:val="21"/>
+        </w:rPr>
+        <w:t>(</w:t>
+      </w:r>
+      <w:r>
+        <w:rPr>
+          <w:rFonts w:ascii="Consolas" w:hAnsi="Consolas"/>
+          <w:sz w:val="21"/>
+        </w:rPr>
+        <w:t>semaforo.cpp</w:t>
+      </w:r>
+      <w:r>
+        <w:rPr>
+          <w:b w:val="0"/>
+          <w:sz w:val="21"/>
+        </w:rPr>
+        <w:t xml:space="preserve">, cabecera del test de lámparas), así que el </w:t>
+      </w:r>
+      <w:r>
+        <w:rPr>
+          <w:b/>
+          <w:sz w:val="21"/>
+        </w:rPr>
+        <w:t>estado</w:t>
+      </w:r>
+      <w:r>
+        <w:rPr>
+          <w:b w:val="0"/>
+          <w:sz w:val="21"/>
+        </w:rPr>
+        <w:t xml:space="preserve"> pasa a </w:t>
+      </w:r>
+      <w:r>
+        <w:rPr>
+          <w:rFonts w:ascii="Consolas" w:hAnsi="Consolas"/>
+          <w:sz w:val="21"/>
+        </w:rPr>
+        <w:t>S_FALLO</w:t>
+      </w:r>
+    </w:p>
+    <w:p>
+      <w:pPr>
+        <w:spacing w:after="120"/>
+      </w:pPr>
+      <w:r>
+        <w:rPr>
+          <w:b w:val="0"/>
+          <w:sz w:val="21"/>
+        </w:rPr>
+        <w:t xml:space="preserve">inmediatamente y los </w:t>
+      </w:r>
+      <w:r>
+        <w:rPr>
+          <w:b/>
+          <w:sz w:val="21"/>
+        </w:rPr>
+        <w:t>pines</w:t>
+      </w:r>
+      <w:r>
+        <w:rPr>
+          <w:b w:val="0"/>
+          <w:sz w:val="21"/>
+        </w:rPr>
+        <w:t xml:space="preserve"> enseñan la señal un par de segundos más. La respuesta no cambia, y</w:t>
+      </w:r>
+    </w:p>
+    <w:p>
+      <w:pPr>
+        <w:spacing w:after="120"/>
+      </w:pPr>
+      <w:r>
+        <w:rPr>
+          <w:b w:val="0"/>
+          <w:sz w:val="21"/>
+        </w:rPr>
+        <w:t xml:space="preserve">el firmware </w:t>
+      </w:r>
+      <w:r>
+        <w:rPr>
+          <w:b/>
+          <w:sz w:val="21"/>
+        </w:rPr>
+        <w:t>no necesita distinguirlo</w:t>
+      </w:r>
+      <w:r>
+        <w:rPr>
+          <w:b w:val="0"/>
+          <w:sz w:val="21"/>
+        </w:rPr>
+        <w:t>.</w:t>
+      </w:r>
+    </w:p>
+    <w:p>
+      <w:pPr>
+        <w:pStyle w:val="ListBullet"/>
+        <w:spacing w:after="60"/>
+        <w:ind w:left="360"/>
+      </w:pPr>
+      <w:r>
+        <w:rPr>
+          <w:b/>
+          <w:sz w:val="21"/>
+        </w:rPr>
+        <w:t>`TEST_LEDS` en curso</w:t>
+      </w:r>
+      <w:r>
+        <w:rPr>
+          <w:b w:val="0"/>
+          <w:sz w:val="21"/>
+        </w:rPr>
+        <w:t xml:space="preserve"> no es una fila en esta punta: el Esclavo </w:t>
+      </w:r>
+      <w:r>
+        <w:rPr>
+          <w:b/>
+          <w:sz w:val="21"/>
+        </w:rPr>
+        <w:t>rechaza</w:t>
+      </w:r>
+      <w:r>
+        <w:rPr>
+          <w:b w:val="0"/>
+          <w:sz w:val="21"/>
+        </w:rPr>
+        <w:t xml:space="preserve"> </w:t>
+      </w:r>
+      <w:r>
+        <w:rPr>
+          <w:rFonts w:ascii="Consolas" w:hAnsi="Consolas"/>
+          <w:sz w:val="21"/>
+        </w:rPr>
+        <w:t>TEST_LEDS</w:t>
+      </w:r>
+    </w:p>
+    <w:p>
+      <w:pPr>
+        <w:spacing w:after="120"/>
+      </w:pPr>
+      <w:r>
+        <w:rPr>
+          <w:b w:val="0"/>
+          <w:sz w:val="21"/>
+        </w:rPr>
+        <w:t>(</w:t>
+      </w:r>
+      <w:r>
+        <w:rPr>
+          <w:rFonts w:ascii="Consolas" w:hAnsi="Consolas"/>
+          <w:sz w:val="21"/>
+        </w:rPr>
+        <w:t>bluetooth.cpp:202</w:t>
+      </w:r>
+      <w:r>
+        <w:rPr>
+          <w:b w:val="0"/>
+          <w:sz w:val="21"/>
+        </w:rPr>
+        <w:t>), así que no hay camino para que esté activo.</w:t>
+      </w:r>
+    </w:p>
+    <w:p>
+      <w:pPr>
+        <w:spacing w:before="200" w:after="120"/>
+      </w:pPr>
+      <w:r>
+        <w:rPr>
+          <w:b/>
+          <w:color w:val="003366"/>
+          <w:sz w:val="21"/>
+        </w:rPr>
+        <w:t>4.5.3 🔴 Lo que el firmware NO puede distinguir hoy — y por eso se dice, no se inventa</w:t>
+      </w:r>
+    </w:p>
+    <w:p>
+      <w:pPr>
+        <w:spacing w:after="120"/>
+      </w:pPr>
+      <w:r>
+        <w:rPr>
+          <w:b/>
+          <w:sz w:val="21"/>
+        </w:rPr>
+        <w:t>`DEG_SALIENDO` es un solo estado con dos finales distintos, y desde fuera no se pueden separar.</w:t>
+      </w:r>
+    </w:p>
+    <w:p>
+      <w:pPr>
+        <w:spacing w:after="120"/>
+      </w:pPr>
+      <w:r>
+        <w:rPr>
+          <w:b/>
+          <w:sz w:val="21"/>
+        </w:rPr>
+        <w:t>MEDIDO POR LECTURA:</w:t>
+      </w:r>
+      <w:r>
+        <w:rPr>
+          <w:b w:val="0"/>
+          <w:sz w:val="21"/>
+        </w:rPr>
+        <w:t xml:space="preserve"> </w:t>
+      </w:r>
+      <w:r>
+        <w:rPr>
+          <w:rFonts w:ascii="Consolas" w:hAnsi="Consolas"/>
+          <w:sz w:val="21"/>
+        </w:rPr>
+        <w:t>rendicionEnCurso</w:t>
+      </w:r>
+      <w:r>
+        <w:rPr>
+          <w:b w:val="0"/>
+          <w:sz w:val="21"/>
+        </w:rPr>
+        <w:t xml:space="preserve"> es </w:t>
+      </w:r>
+      <w:r>
+        <w:rPr>
+          <w:rFonts w:ascii="Consolas" w:hAnsi="Consolas"/>
+          <w:sz w:val="21"/>
+        </w:rPr>
+        <w:t>static bool</w:t>
+      </w:r>
+      <w:r>
+        <w:rPr>
+          <w:b w:val="0"/>
+          <w:sz w:val="21"/>
+        </w:rPr>
+        <w:t xml:space="preserve"> en </w:t>
+      </w:r>
+      <w:r>
+        <w:rPr>
+          <w:rFonts w:ascii="Consolas" w:hAnsi="Consolas"/>
+          <w:sz w:val="21"/>
+        </w:rPr>
+        <w:t>Esclavo/src/modo_degradado.cpp:58</w:t>
+      </w:r>
+      <w:r>
+        <w:rPr>
+          <w:b w:val="0"/>
+          <w:sz w:val="21"/>
+        </w:rPr>
+        <w:t>,</w:t>
+      </w:r>
+    </w:p>
+    <w:p>
+      <w:pPr>
+        <w:spacing w:after="120"/>
+      </w:pPr>
+      <w:r>
+        <w:rPr>
+          <w:b w:val="0"/>
+          <w:sz w:val="21"/>
+        </w:rPr>
+        <w:t xml:space="preserve">se escribe en </w:t>
+      </w:r>
+      <w:r>
+        <w:rPr>
+          <w:rFonts w:ascii="Consolas" w:hAnsi="Consolas"/>
+          <w:sz w:val="21"/>
+        </w:rPr>
+        <w:t>:147</w:t>
+      </w:r>
+      <w:r>
+        <w:rPr>
+          <w:b w:val="0"/>
+          <w:sz w:val="21"/>
+        </w:rPr>
+        <w:t xml:space="preserve"> y </w:t>
+      </w:r>
+      <w:r>
+        <w:rPr>
+          <w:rFonts w:ascii="Consolas" w:hAnsi="Consolas"/>
+          <w:sz w:val="21"/>
+        </w:rPr>
+        <w:t>:234</w:t>
+      </w:r>
+      <w:r>
+        <w:rPr>
+          <w:b w:val="0"/>
+          <w:sz w:val="21"/>
+        </w:rPr>
+        <w:t xml:space="preserve">, se lee en </w:t>
+      </w:r>
+      <w:r>
+        <w:rPr>
+          <w:rFonts w:ascii="Consolas" w:hAnsi="Consolas"/>
+          <w:sz w:val="21"/>
+        </w:rPr>
+        <w:t>:346</w:t>
+      </w:r>
+      <w:r>
+        <w:rPr>
+          <w:b w:val="0"/>
+          <w:sz w:val="21"/>
+        </w:rPr>
+        <w:t xml:space="preserve"> — y </w:t>
+      </w:r>
+      <w:r>
+        <w:rPr>
+          <w:b/>
+          <w:sz w:val="21"/>
+        </w:rPr>
+        <w:t>no tiene getter</w:t>
+      </w:r>
+      <w:r>
+        <w:rPr>
+          <w:b w:val="0"/>
+          <w:sz w:val="21"/>
+        </w:rPr>
+        <w:t xml:space="preserve">: </w:t>
+      </w:r>
+      <w:r>
+        <w:rPr>
+          <w:rFonts w:ascii="Consolas" w:hAnsi="Consolas"/>
+          <w:sz w:val="21"/>
+        </w:rPr>
+        <w:t>modo_degradado.h</w:t>
+      </w:r>
+      <w:r>
+        <w:rPr>
+          <w:b w:val="0"/>
+          <w:sz w:val="21"/>
+        </w:rPr>
+        <w:t xml:space="preserve"> no lo</w:t>
+      </w:r>
+    </w:p>
+    <w:p>
+      <w:pPr>
+        <w:spacing w:after="120"/>
+      </w:pPr>
+      <w:r>
+        <w:rPr>
+          <w:b w:val="0"/>
+          <w:sz w:val="21"/>
+        </w:rPr>
+        <w:t xml:space="preserve">declara. </w:t>
+      </w:r>
+      <w:r>
+        <w:rPr>
+          <w:rFonts w:ascii="Consolas" w:hAnsi="Consolas"/>
+          <w:sz w:val="21"/>
+        </w:rPr>
+        <w:t>degradado_estado()</w:t>
+      </w:r>
+      <w:r>
+        <w:rPr>
+          <w:b w:val="0"/>
+          <w:sz w:val="21"/>
+        </w:rPr>
+        <w:t xml:space="preserve"> devuelve </w:t>
+      </w:r>
+      <w:r>
+        <w:rPr>
+          <w:rFonts w:ascii="Consolas" w:hAnsi="Consolas"/>
+          <w:sz w:val="21"/>
+        </w:rPr>
+        <w:t>DEG_SALIENDO</w:t>
+      </w:r>
+      <w:r>
+        <w:rPr>
+          <w:b w:val="0"/>
+          <w:sz w:val="21"/>
+        </w:rPr>
+        <w:t xml:space="preserve"> en los dos casos.</w:t>
+      </w:r>
+    </w:p>
+    <w:tbl>
+      <w:tblPr>
+        <w:tblStyle w:val="TableGrid"/>
+        <w:tblW w:type="auto" w:w="0"/>
+        <w:tblLook w:firstColumn="1" w:firstRow="1" w:lastColumn="0" w:lastRow="0" w:noHBand="0" w:noVBand="1" w:val="04A0"/>
+      </w:tblPr>
+      <w:tblGrid>
+        <w:gridCol w:w="3120"/>
+        <w:gridCol w:w="3120"/>
+        <w:gridCol w:w="3120"/>
+      </w:tblGrid>
+      <w:tr>
+        <w:tc>
+          <w:tcPr>
+            <w:tcW w:type="dxa" w:w="3120"/>
+            <w:shd w:val="clear" w:fill="DCE6F1"/>
+          </w:tcPr>
+          <w:p>
+            <w:r/>
+            <w:r>
+              <w:rPr>
+                <w:b/>
+                <w:sz w:val="19"/>
+              </w:rPr>
+              <w:t>final de la salida en curso</w:t>
+            </w:r>
+          </w:p>
+        </w:tc>
+        <w:tc>
+          <w:tcPr>
+            <w:tcW w:type="dxa" w:w="3120"/>
+            <w:shd w:val="clear" w:fill="DCE6F1"/>
+          </w:tcPr>
+          <w:p>
+            <w:r/>
+            <w:r>
+              <w:rPr>
+                <w:b/>
+                <w:sz w:val="19"/>
+              </w:rPr>
+              <w:t>dónde</w:t>
+            </w:r>
+          </w:p>
+        </w:tc>
+        <w:tc>
+          <w:tcPr>
+            <w:tcW w:type="dxa" w:w="3120"/>
+            <w:shd w:val="clear" w:fill="DCE6F1"/>
+          </w:tcPr>
+          <w:p>
+            <w:r/>
+            <w:r>
+              <w:rPr>
+                <w:b/>
+                <w:sz w:val="19"/>
+              </w:rPr>
+              <w:t>dónde acaba la luz</w:t>
+            </w:r>
+          </w:p>
+        </w:tc>
+      </w:tr>
+      <w:tr>
+        <w:tc>
+          <w:tcPr>
+            <w:tcW w:type="dxa" w:w="3120"/>
+          </w:tcPr>
+          <w:p>
+            <w:r/>
+            <w:r>
+              <w:rPr>
+                <w:b w:val="0"/>
+                <w:sz w:val="19"/>
+              </w:rPr>
+              <w:t>salida normal (</w:t>
+            </w:r>
+            <w:r>
+              <w:rPr>
+                <w:rFonts w:ascii="Consolas" w:hAnsi="Consolas"/>
+                <w:sz w:val="19"/>
+              </w:rPr>
+              <w:t>rendicion = false</w:t>
+            </w:r>
+            <w:r>
+              <w:rPr>
+                <w:b w:val="0"/>
+                <w:sz w:val="19"/>
+              </w:rPr>
+              <w:t>)</w:t>
+            </w:r>
+          </w:p>
+        </w:tc>
+        <w:tc>
+          <w:tcPr>
+            <w:tcW w:type="dxa" w:w="3120"/>
+          </w:tcPr>
+          <w:p>
+            <w:r/>
+            <w:r>
+              <w:rPr>
+                <w:rFonts w:ascii="Consolas" w:hAnsi="Consolas"/>
+                <w:sz w:val="19"/>
+              </w:rPr>
+              <w:t>modo_degradado.cpp:356</w:t>
+            </w:r>
+          </w:p>
+        </w:tc>
+        <w:tc>
+          <w:tcPr>
+            <w:tcW w:type="dxa" w:w="3120"/>
+          </w:tcPr>
+          <w:p>
+            <w:r/>
+            <w:r>
+              <w:rPr>
+                <w:rFonts w:ascii="Consolas" w:hAnsi="Consolas"/>
+                <w:sz w:val="19"/>
+              </w:rPr>
+              <w:t>DEG_INACTIVO</w:t>
+            </w:r>
+            <w:r>
+              <w:rPr>
+                <w:b w:val="0"/>
+                <w:sz w:val="19"/>
+              </w:rPr>
+              <w:t xml:space="preserve"> — </w:t>
+            </w:r>
+            <w:r>
+              <w:rPr>
+                <w:b/>
+                <w:sz w:val="19"/>
+              </w:rPr>
+              <w:t>la luz se queda en ROJO</w:t>
+            </w:r>
+          </w:p>
+        </w:tc>
+      </w:tr>
+      <w:tr>
+        <w:tc>
+          <w:tcPr>
+            <w:tcW w:type="dxa" w:w="3120"/>
+          </w:tcPr>
+          <w:p>
+            <w:r/>
+            <w:r>
+              <w:rPr>
+                <w:b w:val="0"/>
+                <w:sz w:val="19"/>
+              </w:rPr>
+              <w:t>rendición por las 48 h (</w:t>
+            </w:r>
+            <w:r>
+              <w:rPr>
+                <w:rFonts w:ascii="Consolas" w:hAnsi="Consolas"/>
+                <w:sz w:val="19"/>
+              </w:rPr>
+              <w:t>rendicion = true</w:t>
+            </w:r>
+            <w:r>
+              <w:rPr>
+                <w:b w:val="0"/>
+                <w:sz w:val="19"/>
+              </w:rPr>
+              <w:t>)</w:t>
+            </w:r>
+          </w:p>
+        </w:tc>
+        <w:tc>
+          <w:tcPr>
+            <w:tcW w:type="dxa" w:w="3120"/>
+          </w:tcPr>
+          <w:p>
+            <w:r/>
+            <w:r>
+              <w:rPr>
+                <w:rFonts w:ascii="Consolas" w:hAnsi="Consolas"/>
+                <w:sz w:val="19"/>
+              </w:rPr>
+              <w:t>modo_degradado.cpp:346-353</w:t>
+            </w:r>
+          </w:p>
+        </w:tc>
+        <w:tc>
+          <w:tcPr>
+            <w:tcW w:type="dxa" w:w="3120"/>
+          </w:tcPr>
+          <w:p>
+            <w:r/>
+            <w:r>
+              <w:rPr>
+                <w:rFonts w:ascii="Consolas" w:hAnsi="Consolas"/>
+                <w:sz w:val="19"/>
+              </w:rPr>
+              <w:t>DEG_RENDIDO</w:t>
+            </w:r>
+            <w:r>
+              <w:rPr>
+                <w:b w:val="0"/>
+                <w:sz w:val="19"/>
+              </w:rPr>
+              <w:t xml:space="preserve"> + </w:t>
+            </w:r>
+            <w:r>
+              <w:rPr>
+                <w:rFonts w:ascii="Consolas" w:hAnsi="Consolas"/>
+                <w:sz w:val="19"/>
+              </w:rPr>
+              <w:t>semaforo_iniciarFallo()</w:t>
+            </w:r>
+            <w:r>
+              <w:rPr>
+                <w:b w:val="0"/>
+                <w:sz w:val="19"/>
+              </w:rPr>
+              <w:t xml:space="preserve"> — </w:t>
+            </w:r>
+            <w:r>
+              <w:rPr>
+                <w:b/>
+                <w:sz w:val="19"/>
+              </w:rPr>
+              <w:t>ámbar</w:t>
+            </w:r>
+          </w:p>
+        </w:tc>
+      </w:tr>
+    </w:tbl>
+    <w:p>
+      <w:pPr>
+        <w:spacing w:after="120"/>
+      </w:pPr>
+    </w:p>
+    <w:p>
+      <w:pPr>
+        <w:spacing w:after="120"/>
+      </w:pPr>
+      <w:r>
+        <w:rPr>
+          <w:b w:val="0"/>
+          <w:sz w:val="21"/>
+        </w:rPr>
+        <w:t xml:space="preserve">Consecuencia para la fila </w:t>
+      </w:r>
+      <w:r>
+        <w:rPr>
+          <w:b/>
+          <w:sz w:val="21"/>
+        </w:rPr>
+        <w:t>D</w:t>
+      </w:r>
+      <w:r>
+        <w:rPr>
+          <w:b w:val="0"/>
+          <w:sz w:val="21"/>
+        </w:rPr>
+        <w:t>: **el equipo no sabe si el ámbar que se le está pidiendo va a</w:t>
+      </w:r>
+    </w:p>
+    <w:p>
+      <w:pPr>
+        <w:spacing w:after="120"/>
+      </w:pPr>
+      <w:r>
+        <w:rPr>
+          <w:b w:val="0"/>
+          <w:sz w:val="21"/>
+        </w:rPr>
+        <w:t xml:space="preserve">aparecer solo al final del todo-rojo o no.** Eso es exactamente lo que decide </w:t>
+      </w:r>
+      <w:r>
+        <w:rPr>
+          <w:rFonts w:ascii="Consolas" w:hAnsi="Consolas"/>
+          <w:sz w:val="21"/>
+        </w:rPr>
+        <w:t>R-2</w:t>
+      </w:r>
+      <w:r>
+        <w:rPr>
+          <w:b w:val="0"/>
+          <w:sz w:val="21"/>
+        </w:rPr>
+        <w:t xml:space="preserve">, y por eso </w:t>
+      </w:r>
+      <w:r>
+        <w:rPr>
+          <w:rFonts w:ascii="Consolas" w:hAnsi="Consolas"/>
+          <w:sz w:val="21"/>
+        </w:rPr>
+        <w:t>R-2</w:t>
+      </w:r>
+    </w:p>
+    <w:p>
+      <w:pPr>
+        <w:spacing w:after="120"/>
+      </w:pPr>
+      <w:r>
+        <w:rPr>
+          <w:b w:val="0"/>
+          <w:sz w:val="21"/>
+        </w:rPr>
+        <w:t>tiene dos partes: qué se contesta, y si hace falta un getter para poder contestarlo con verdad.</w:t>
+      </w:r>
+    </w:p>
+    <w:p>
+      <w:pPr>
+        <w:spacing w:before="200" w:after="120"/>
+      </w:pPr>
+      <w:r>
+        <w:rPr>
+          <w:b/>
+          <w:color w:val="003366"/>
+          <w:sz w:val="21"/>
+        </w:rPr>
+        <w:t xml:space="preserve">4.5.4 🔴 Las DOS condiciones que hay que cumplir ANTES de poder contestar </w:t>
+      </w:r>
+      <w:r>
+        <w:rPr>
+          <w:rFonts w:ascii="Consolas" w:hAnsi="Consolas"/>
+          <w:color w:val="003366"/>
+          <w:sz w:val="21"/>
+        </w:rPr>
+        <w:t>SALIENDO_TODO_ROJO</w:t>
+      </w:r>
+    </w:p>
+    <w:p>
+      <w:pPr>
+        <w:spacing w:after="120"/>
+      </w:pPr>
+      <w:r>
+        <w:rPr>
+          <w:b w:val="0"/>
+          <w:sz w:val="21"/>
+        </w:rPr>
+        <w:t xml:space="preserve">**Sin las dos, la fila C es un </w:t>
+      </w:r>
+      <w:r>
+        <w:rPr>
+          <w:rFonts w:ascii="Consolas" w:hAnsi="Consolas"/>
+          <w:sz w:val="21"/>
+        </w:rPr>
+        <w:t>$ACK</w:t>
+      </w:r>
+      <w:r>
+        <w:rPr>
+          <w:b w:val="0"/>
+          <w:sz w:val="21"/>
+        </w:rPr>
+        <w:t xml:space="preserve"> que miente — y sería </w:t>
+      </w:r>
+      <w:r>
+        <w:rPr>
+          <w:rFonts w:ascii="Consolas" w:hAnsi="Consolas"/>
+          <w:sz w:val="21"/>
+        </w:rPr>
+        <w:t>CLAUDE.md</w:t>
+      </w:r>
+      <w:r>
+        <w:rPr>
+          <w:b w:val="0"/>
+          <w:sz w:val="21"/>
+        </w:rPr>
+        <w:t xml:space="preserve"> §6 otra vez, esta vez</w:t>
+      </w:r>
+    </w:p>
+    <w:p>
+      <w:pPr>
+        <w:spacing w:after="120"/>
+      </w:pPr>
+      <w:r>
+        <w:rPr>
+          <w:b w:val="0"/>
+          <w:sz w:val="21"/>
+        </w:rPr>
+        <w:t>introducido por el propio arreglo.</w:t>
+      </w:r>
+      <w:r>
+        <w:rPr>
+          <w:b/>
+          <w:sz w:val="21"/>
+        </w:rPr>
+        <w:t xml:space="preserve"> Las dos son </w:t>
+      </w:r>
+      <w:r>
+        <w:rPr>
+          <w:b w:val="0"/>
+          <w:sz w:val="21"/>
+        </w:rPr>
+        <w:t>MEDIDAS POR LECTURA</w:t>
+      </w:r>
+      <w:r>
+        <w:rPr>
+          <w:b/>
+          <w:sz w:val="21"/>
+        </w:rPr>
+        <w:t xml:space="preserve"> y </w:t>
+      </w:r>
+      <w:r>
+        <w:rPr>
+          <w:b w:val="0"/>
+          <w:sz w:val="21"/>
+        </w:rPr>
+        <w:t>RAZONADAS, NO</w:t>
+      </w:r>
+    </w:p>
+    <w:p>
+      <w:pPr>
+        <w:spacing w:after="120"/>
+      </w:pPr>
+      <w:r>
+        <w:rPr>
+          <w:b w:val="0"/>
+          <w:sz w:val="21"/>
+        </w:rPr>
+        <w:t>EJERCIDAS**.</w:t>
+      </w:r>
+    </w:p>
+    <w:p>
+      <w:pPr>
+        <w:spacing w:after="120"/>
+      </w:pPr>
+      <w:r>
+        <w:rPr>
+          <w:b/>
+          <w:sz w:val="21"/>
+        </w:rPr>
+        <w:t>Condición 1 — el molde del mando tiene DOS mitades, y solo se estaba copiando una.</w:t>
+      </w:r>
+    </w:p>
+    <w:p>
+      <w:pPr>
+        <w:spacing w:after="120"/>
+      </w:pPr>
+      <w:r>
+        <w:rPr>
+          <w:rFonts w:ascii="Consolas" w:hAnsi="Consolas"/>
+          <w:sz w:val="21"/>
+        </w:rPr>
+        <w:t>mando.cpp:129-141</w:t>
+      </w:r>
+      <w:r>
+        <w:rPr>
+          <w:b w:val="0"/>
+          <w:sz w:val="21"/>
+        </w:rPr>
+        <w:t xml:space="preserve"> es la primera. La segunda es el </w:t>
+      </w:r>
+      <w:r>
+        <w:rPr>
+          <w:b/>
+          <w:sz w:val="21"/>
+        </w:rPr>
+        <w:t>sostenedor</w:t>
+      </w:r>
+      <w:r>
+        <w:rPr>
+          <w:b w:val="0"/>
+          <w:sz w:val="21"/>
+        </w:rPr>
+        <w:t xml:space="preserve"> de </w:t>
+      </w:r>
+      <w:r>
+        <w:rPr>
+          <w:rFonts w:ascii="Consolas" w:hAnsi="Consolas"/>
+          <w:sz w:val="21"/>
+        </w:rPr>
+        <w:t>mando.cpp:274</w:t>
+      </w:r>
+      <w:r>
+        <w:rPr>
+          <w:b w:val="0"/>
+          <w:sz w:val="21"/>
+        </w:rPr>
+        <w:t>, y su propio</w:t>
+      </w:r>
+    </w:p>
+    <w:p>
+      <w:pPr>
+        <w:spacing w:after="120"/>
+      </w:pPr>
+      <w:r>
+        <w:rPr>
+          <w:b w:val="0"/>
+          <w:sz w:val="21"/>
+        </w:rPr>
+        <w:t>comentario dice para qué está: *«la orden del operario tiene que sobrevivir a lo que pase después: al</w:t>
+      </w:r>
+    </w:p>
+    <w:p>
+      <w:pPr>
+        <w:spacing w:after="120"/>
+      </w:pPr>
+      <w:r>
+        <w:rPr>
+          <w:b w:val="0"/>
+          <w:sz w:val="21"/>
+        </w:rPr>
+        <w:t>todo-rojo de salida del Degradado —que termina en INACTIVO, no en ámbar—»*.</w:t>
+      </w:r>
+    </w:p>
+    <w:p>
+      <w:pPr>
+        <w:spacing w:after="120"/>
+      </w:pPr>
+      <w:r>
+        <w:rPr>
+          <w:rFonts w:ascii="Consolas" w:hAnsi="Consolas"/>
+          <w:sz w:val="21"/>
+        </w:rPr>
+        <w:t>bluetooth.cpp</w:t>
+      </w:r>
+      <w:r>
+        <w:rPr>
+          <w:b w:val="0"/>
+          <w:sz w:val="21"/>
+        </w:rPr>
+        <w:t xml:space="preserve"> </w:t>
+      </w:r>
+      <w:r>
+        <w:rPr>
+          <w:b/>
+          <w:sz w:val="21"/>
+        </w:rPr>
+        <w:t>no tiene sostenedor</w:t>
+      </w:r>
+      <w:r>
+        <w:rPr>
+          <w:b w:val="0"/>
+          <w:sz w:val="21"/>
+        </w:rPr>
+        <w:t>. Copiada solo la primera mitad, el todo-rojo de despedida</w:t>
+      </w:r>
+    </w:p>
+    <w:p>
+      <w:pPr>
+        <w:spacing w:after="120"/>
+      </w:pPr>
+      <w:r>
+        <w:rPr>
+          <w:b w:val="0"/>
+          <w:sz w:val="21"/>
+        </w:rPr>
+        <w:t xml:space="preserve">termina en </w:t>
+      </w:r>
+      <w:r>
+        <w:rPr>
+          <w:rFonts w:ascii="Consolas" w:hAnsi="Consolas"/>
+          <w:sz w:val="21"/>
+        </w:rPr>
+        <w:t>DEG_INACTIVO</w:t>
+      </w:r>
+      <w:r>
+        <w:rPr>
+          <w:b w:val="0"/>
+          <w:sz w:val="21"/>
+        </w:rPr>
+        <w:t xml:space="preserve">, </w:t>
+      </w:r>
+      <w:r>
+        <w:rPr>
+          <w:b/>
+          <w:sz w:val="21"/>
+        </w:rPr>
+        <w:t>nadie enciende el ámbar, y el equipo se queda en ROJO</w:t>
+      </w:r>
+      <w:r>
+        <w:rPr>
+          <w:b w:val="0"/>
+          <w:sz w:val="21"/>
+        </w:rPr>
+        <w:t xml:space="preserve"> — que es lo</w:t>
+      </w:r>
+    </w:p>
+    <w:p>
+      <w:pPr>
+        <w:spacing w:after="120"/>
+      </w:pPr>
+      <w:r>
+        <w:rPr>
+          <w:b w:val="0"/>
+          <w:sz w:val="21"/>
+        </w:rPr>
+        <w:t xml:space="preserve">contrario de lo que se pidió, con un </w:t>
+      </w:r>
+      <w:r>
+        <w:rPr>
+          <w:rFonts w:ascii="Consolas" w:hAnsi="Consolas"/>
+          <w:sz w:val="21"/>
+        </w:rPr>
+        <w:t>$ACK</w:t>
+      </w:r>
+      <w:r>
+        <w:rPr>
+          <w:b w:val="0"/>
+          <w:sz w:val="21"/>
+        </w:rPr>
+        <w:t xml:space="preserve"> ya enviado.</w:t>
+      </w:r>
+    </w:p>
+    <w:p>
+      <w:pPr>
+        <w:spacing w:after="120"/>
+      </w:pPr>
+      <w:r>
+        <w:rPr>
+          <w:b/>
+          <w:sz w:val="21"/>
+        </w:rPr>
+        <w:t>Condición 2 — el latch se revoca a sí mismo DURANTE el todo-rojo, en la vuelta siguiente.</w:t>
+      </w:r>
+    </w:p>
+    <w:p>
+      <w:pPr>
+        <w:spacing w:after="120"/>
+      </w:pPr>
+      <w:r>
+        <w:rPr>
+          <w:rFonts w:ascii="Consolas" w:hAnsi="Consolas"/>
+          <w:sz w:val="21"/>
+        </w:rPr>
+        <w:t>bluetooth.cpp:292</w:t>
+      </w:r>
+      <w:r>
+        <w:rPr>
+          <w:b w:val="0"/>
+          <w:sz w:val="21"/>
+        </w:rPr>
+        <w:t xml:space="preserve">: </w:t>
+      </w:r>
+      <w:r>
+        <w:rPr>
+          <w:rFonts w:ascii="Consolas" w:hAnsi="Consolas"/>
+          <w:sz w:val="21"/>
+        </w:rPr>
+        <w:t>if (ambarEmergencia &amp;&amp; semaforo_estado() != S_FALLO) ambarEmergencia = false;</w:t>
+      </w:r>
+    </w:p>
+    <w:p>
+      <w:pPr>
+        <w:spacing w:after="120"/>
+      </w:pPr>
+      <w:r>
+        <w:rPr>
+          <w:b w:val="0"/>
+          <w:sz w:val="21"/>
+        </w:rPr>
+        <w:t xml:space="preserve">corre </w:t>
+      </w:r>
+      <w:r>
+        <w:rPr>
+          <w:b/>
+          <w:sz w:val="21"/>
+        </w:rPr>
+        <w:t>una vez por vuelta de `bluetooth_loop()`</w:t>
+      </w:r>
+      <w:r>
+        <w:rPr>
+          <w:b w:val="0"/>
+          <w:sz w:val="21"/>
+        </w:rPr>
+        <w:t xml:space="preserve">. Y </w:t>
+      </w:r>
+      <w:r>
+        <w:rPr>
+          <w:rFonts w:ascii="Consolas" w:hAnsi="Consolas"/>
+          <w:sz w:val="21"/>
+        </w:rPr>
+        <w:t>degradado_salir()</w:t>
+      </w:r>
+      <w:r>
+        <w:rPr>
+          <w:b w:val="0"/>
+          <w:sz w:val="21"/>
+        </w:rPr>
+        <w:t xml:space="preserve"> → </w:t>
+      </w:r>
+      <w:r>
+        <w:rPr>
+          <w:rFonts w:ascii="Consolas" w:hAnsi="Consolas"/>
+          <w:sz w:val="21"/>
+        </w:rPr>
+        <w:t>iniciarSalida()</w:t>
+      </w:r>
+      <w:r>
+        <w:rPr>
+          <w:b w:val="0"/>
+          <w:sz w:val="21"/>
+        </w:rPr>
+        <w:t xml:space="preserve"> →</w:t>
+      </w:r>
+    </w:p>
+    <w:p>
+      <w:pPr>
+        <w:spacing w:after="120"/>
+      </w:pPr>
+      <w:r>
+        <w:rPr>
+          <w:rFonts w:ascii="Consolas" w:hAnsi="Consolas"/>
+          <w:sz w:val="21"/>
+        </w:rPr>
+        <w:t>semaforo_forzarRojo()</w:t>
+      </w:r>
+      <w:r>
+        <w:rPr>
+          <w:b w:val="0"/>
+          <w:sz w:val="21"/>
+        </w:rPr>
+        <w:t xml:space="preserve"> (</w:t>
+      </w:r>
+      <w:r>
+        <w:rPr>
+          <w:rFonts w:ascii="Consolas" w:hAnsi="Consolas"/>
+          <w:sz w:val="21"/>
+        </w:rPr>
+        <w:t>modo_degradado.cpp:145</w:t>
+      </w:r>
+      <w:r>
+        <w:rPr>
+          <w:b w:val="0"/>
+          <w:sz w:val="21"/>
+        </w:rPr>
+        <w:t xml:space="preserve">) deja el estado en </w:t>
+      </w:r>
+      <w:r>
+        <w:rPr>
+          <w:rFonts w:ascii="Consolas" w:hAnsi="Consolas"/>
+          <w:sz w:val="21"/>
+        </w:rPr>
+        <w:t>S_ROJO</w:t>
+      </w:r>
+      <w:r>
+        <w:rPr>
+          <w:b w:val="0"/>
+          <w:sz w:val="21"/>
+        </w:rPr>
+        <w:t>. O sea: **el latch</w:t>
+      </w:r>
+    </w:p>
+    <w:p>
+      <w:pPr>
+        <w:spacing w:after="120"/>
+      </w:pPr>
+      <w:r>
+        <w:rPr>
+          <w:b w:val="0"/>
+          <w:sz w:val="21"/>
+        </w:rPr>
+        <w:t>muere milisegundos después de armarse**, antes de que el todo-rojo llegue ni a la mitad, y con él</w:t>
+      </w:r>
+    </w:p>
+    <w:p>
+      <w:pPr>
+        <w:spacing w:after="120"/>
+      </w:pPr>
+      <w:r>
+        <w:rPr>
+          <w:b w:val="0"/>
+          <w:sz w:val="21"/>
+        </w:rPr>
+        <w:t xml:space="preserve">desaparecen los tres vetos de </w:t>
+      </w:r>
+      <w:r>
+        <w:rPr>
+          <w:rFonts w:ascii="Consolas" w:hAnsi="Consolas"/>
+          <w:sz w:val="21"/>
+        </w:rPr>
+        <w:t>main.cpp</w:t>
+      </w:r>
+      <w:r>
+        <w:rPr>
+          <w:b w:val="0"/>
+          <w:sz w:val="21"/>
+        </w:rPr>
+        <w:t xml:space="preserve"> (</w:t>
+      </w:r>
+      <w:r>
+        <w:rPr>
+          <w:rFonts w:ascii="Consolas" w:hAnsi="Consolas"/>
+          <w:sz w:val="21"/>
+        </w:rPr>
+        <w:t>:406</w:t>
+      </w:r>
+      <w:r>
+        <w:rPr>
+          <w:b w:val="0"/>
+          <w:sz w:val="21"/>
+        </w:rPr>
+        <w:t xml:space="preserve">, </w:t>
+      </w:r>
+      <w:r>
+        <w:rPr>
+          <w:rFonts w:ascii="Consolas" w:hAnsi="Consolas"/>
+          <w:sz w:val="21"/>
+        </w:rPr>
+        <w:t>:416</w:t>
+      </w:r>
+      <w:r>
+        <w:rPr>
+          <w:b w:val="0"/>
+          <w:sz w:val="21"/>
+        </w:rPr>
+        <w:t xml:space="preserve">, </w:t>
+      </w:r>
+      <w:r>
+        <w:rPr>
+          <w:rFonts w:ascii="Consolas" w:hAnsi="Consolas"/>
+          <w:sz w:val="21"/>
+        </w:rPr>
+        <w:t>:540</w:t>
+      </w:r>
+      <w:r>
+        <w:rPr>
+          <w:b w:val="0"/>
+          <w:sz w:val="21"/>
+        </w:rPr>
+        <w:t>).</w:t>
+      </w:r>
+    </w:p>
+    <w:p>
+      <w:pPr>
+        <w:spacing w:after="160"/>
+        <w:ind w:left="360"/>
+        <w:shd w:val="clear" w:fill="FFF4E5"/>
+      </w:pPr>
+      <w:r>
+        <w:rPr>
+          <w:b w:val="0"/>
+          <w:color w:val="960000"/>
+          <w:sz w:val="20"/>
+        </w:rPr>
+        <w:t xml:space="preserve">La revocación </w:t>
+      </w:r>
+      <w:r>
+        <w:rPr>
+          <w:b/>
+          <w:color w:val="960000"/>
+          <w:sz w:val="20"/>
+        </w:rPr>
+        <w:t>no está mal escrita</w:t>
+      </w:r>
+      <w:r>
+        <w:rPr>
+          <w:b w:val="0"/>
+          <w:color w:val="960000"/>
+          <w:sz w:val="20"/>
+        </w:rPr>
+        <w:t>: su razonamiento (</w:t>
+      </w:r>
+      <w:r>
+        <w:rPr>
+          <w:rFonts w:ascii="Consolas" w:hAnsi="Consolas"/>
+          <w:color w:val="960000"/>
+          <w:sz w:val="20"/>
+        </w:rPr>
+        <w:t>bluetooth.cpp:275-291</w:t>
+      </w:r>
+      <w:r>
+        <w:rPr>
+          <w:b w:val="0"/>
+          <w:color w:val="960000"/>
+          <w:sz w:val="20"/>
+        </w:rPr>
+        <w:t xml:space="preserve">) es correcto *mientras el ámbar sea inmediato*. Lo que rompe es que ahora hay un tercer estado que no existía cuando se escribió: </w:t>
+      </w:r>
+      <w:r>
+        <w:rPr>
+          <w:b/>
+          <w:color w:val="960000"/>
+          <w:sz w:val="20"/>
+        </w:rPr>
+        <w:t>«ámbar pedido y todavía en camino»</w:t>
+      </w:r>
+      <w:r>
+        <w:rPr>
+          <w:b w:val="0"/>
+          <w:color w:val="960000"/>
+          <w:sz w:val="20"/>
+        </w:rPr>
+        <w:t>. Un latch que solo sabe distinguir *«estoy en ámbar»* de *«ya no»* no puede sostener una orden que tarda 90 s en cumplirse.</w:t>
+      </w:r>
+    </w:p>
+    <w:p>
+      <w:pPr>
+        <w:spacing w:after="120"/>
+      </w:pPr>
+      <w:r>
+        <w:rPr>
+          <w:b/>
+          <w:sz w:val="21"/>
+        </w:rPr>
+        <w:t>Requisito de especificación, que es lo que aquí se fija:</w:t>
+      </w:r>
+      <w:r>
+        <w:rPr>
+          <w:b w:val="0"/>
+          <w:sz w:val="21"/>
+        </w:rPr>
+        <w:t xml:space="preserve"> el Esclavo </w:t>
+      </w:r>
+      <w:r>
+        <w:rPr>
+          <w:b/>
+          <w:sz w:val="21"/>
+        </w:rPr>
+        <w:t>no contesta</w:t>
+      </w:r>
+    </w:p>
+    <w:p>
+      <w:pPr>
+        <w:spacing w:after="120"/>
+      </w:pPr>
+      <w:r>
+        <w:rPr>
+          <w:rFonts w:ascii="Consolas" w:hAnsi="Consolas"/>
+          <w:sz w:val="21"/>
+        </w:rPr>
+        <w:t>RESULT:SALIENDO_TODO_ROJO</w:t>
+      </w:r>
+      <w:r>
+        <w:rPr>
+          <w:b w:val="0"/>
+          <w:sz w:val="21"/>
+        </w:rPr>
+        <w:t xml:space="preserve"> mientras no sea cierto que, al terminar el todo-rojo de despedida, **la</w:t>
+      </w:r>
+    </w:p>
+    <w:p>
+      <w:pPr>
+        <w:spacing w:after="120"/>
+      </w:pPr>
+      <w:r>
+        <w:rPr>
+          <w:b w:val="0"/>
+          <w:sz w:val="21"/>
+        </w:rPr>
+        <w:t>luz queda en ámbar y el latch sigue puesto**. Cómo se consigue es implementación —un sostenedor</w:t>
+      </w:r>
+    </w:p>
+    <w:p>
+      <w:pPr>
+        <w:spacing w:after="120"/>
+      </w:pPr>
+      <w:r>
+        <w:rPr>
+          <w:b w:val="0"/>
+          <w:sz w:val="21"/>
+        </w:rPr>
+        <w:t>propio, un tercer valor del latch, o cualquier otra— y no se decide aquí; **lo que no se admite es la</w:t>
+      </w:r>
+    </w:p>
+    <w:p>
+      <w:pPr>
+        <w:spacing w:after="120"/>
+      </w:pPr>
+      <w:r>
+        <w:rPr>
+          <w:b w:val="0"/>
+          <w:sz w:val="21"/>
+        </w:rPr>
+        <w:t xml:space="preserve">rama sin esa garantía**, porque entonces el </w:t>
+      </w:r>
+      <w:r>
+        <w:rPr>
+          <w:rFonts w:ascii="Consolas" w:hAnsi="Consolas"/>
+          <w:sz w:val="21"/>
+        </w:rPr>
+        <w:t>$ACK</w:t>
+      </w:r>
+      <w:r>
+        <w:rPr>
+          <w:b w:val="0"/>
+          <w:sz w:val="21"/>
+        </w:rPr>
+        <w:t xml:space="preserve"> promete un ámbar que nadie va a encender.</w:t>
+      </w:r>
+    </w:p>
+    <w:p>
+      <w:pPr>
+        <w:spacing w:after="160"/>
+        <w:ind w:left="360"/>
+        <w:shd w:val="clear" w:fill="FFF4E5"/>
+      </w:pPr>
+      <w:r>
+        <w:rPr>
+          <w:b/>
+          <w:color w:val="960000"/>
+          <w:sz w:val="20"/>
+        </w:rPr>
+        <w:t>Y esto se cierra con un arnés que hay que VER FALLAR antes de tocar una línea de firmware</w:t>
+      </w:r>
+      <w:r>
+        <w:rPr>
+          <w:b w:val="0"/>
+          <w:color w:val="960000"/>
+          <w:sz w:val="20"/>
+        </w:rPr>
+        <w:t xml:space="preserve"> (</w:t>
+      </w:r>
+      <w:r>
+        <w:rPr>
+          <w:rFonts w:ascii="Consolas" w:hAnsi="Consolas"/>
+          <w:color w:val="960000"/>
+          <w:sz w:val="20"/>
+        </w:rPr>
+        <w:t>CLAUDE.md</w:t>
+      </w:r>
+      <w:r>
+        <w:rPr>
+          <w:b w:val="0"/>
+          <w:color w:val="960000"/>
+          <w:sz w:val="20"/>
+        </w:rPr>
+        <w:t xml:space="preserve"> §8.bis). El pack </w:t>
+      </w:r>
+      <w:r>
+        <w:rPr>
+          <w:rFonts w:ascii="Consolas" w:hAnsi="Consolas"/>
+          <w:color w:val="960000"/>
+          <w:sz w:val="20"/>
+        </w:rPr>
+        <w:t>esclavo_08_ambar_en_degradado</w:t>
+      </w:r>
+      <w:r>
+        <w:rPr>
+          <w:b w:val="0"/>
+          <w:color w:val="960000"/>
+          <w:sz w:val="20"/>
+        </w:rPr>
+        <w:t xml:space="preserve"> ya existe y </w:t>
+      </w:r>
+      <w:r>
+        <w:rPr>
+          <w:b/>
+          <w:color w:val="960000"/>
+          <w:sz w:val="20"/>
+        </w:rPr>
+        <w:t>nace en rojo a propósito</w:t>
+      </w:r>
+      <w:r>
+        <w:rPr>
+          <w:b w:val="0"/>
+          <w:color w:val="960000"/>
+          <w:sz w:val="20"/>
+        </w:rPr>
+        <w:t xml:space="preserve">; lo que mide es el </w:t>
+      </w:r>
+      <w:r>
+        <w:rPr>
+          <w:b/>
+          <w:color w:val="960000"/>
+          <w:sz w:val="20"/>
+        </w:rPr>
+        <w:t>texto</w:t>
+      </w:r>
+      <w:r>
+        <w:rPr>
+          <w:b w:val="0"/>
+          <w:color w:val="960000"/>
+          <w:sz w:val="20"/>
+        </w:rPr>
+        <w:t xml:space="preserve"> del C++ —que la rama se entere del Degradado—, </w:t>
+      </w:r>
+      <w:r>
+        <w:rPr>
+          <w:b/>
+          <w:color w:val="960000"/>
+          <w:sz w:val="20"/>
+        </w:rPr>
+        <w:t>no</w:t>
+      </w:r>
+      <w:r>
+        <w:rPr>
+          <w:b w:val="0"/>
+          <w:color w:val="960000"/>
+          <w:sz w:val="20"/>
+        </w:rPr>
+        <w:t xml:space="preserve"> la consecuencia dinámica. Las dos condiciones de arriba </w:t>
+      </w:r>
+      <w:r>
+        <w:rPr>
+          <w:b/>
+          <w:color w:val="960000"/>
+          <w:sz w:val="20"/>
+        </w:rPr>
+        <w:t>ese pack no las ve</w:t>
+      </w:r>
+      <w:r>
+        <w:rPr>
+          <w:b w:val="0"/>
+          <w:color w:val="960000"/>
+          <w:sz w:val="20"/>
+        </w:rPr>
+        <w:t>, y hacen falta dos comprobaciones más que sí.</w:t>
+      </w:r>
+    </w:p>
+    <w:p>
+      <w:pPr>
+        <w:spacing w:before="200" w:after="120"/>
+      </w:pPr>
+      <w:r>
+        <w:rPr>
+          <w:b/>
+          <w:color w:val="003366"/>
+          <w:sz w:val="21"/>
+        </w:rPr>
+        <w:t>4.5.5 🟠 Las dos invariantes que la implementación tiene que cumplir</w:t>
+      </w:r>
+    </w:p>
+    <w:p>
+      <w:pPr>
+        <w:pStyle w:val="ListNumber"/>
+        <w:spacing w:after="60"/>
+      </w:pPr>
+      <w:r>
+        <w:rPr>
+          <w:b/>
+          <w:sz w:val="21"/>
+        </w:rPr>
+        <w:t>Las DOS puertas —con PIN (`:171-176`) y sin PIN (`:130-136`)— contestan EXACTAMENTE lo mismo.</w:t>
+      </w:r>
+    </w:p>
+    <w:p>
+      <w:pPr>
+        <w:spacing w:after="120"/>
+      </w:pPr>
+      <w:r>
+        <w:rPr>
+          <w:b w:val="0"/>
+          <w:sz w:val="21"/>
+        </w:rPr>
+        <w:t xml:space="preserve">Un parche a una sola deja media puerta abierta contestando el </w:t>
+      </w:r>
+      <w:r>
+        <w:rPr>
+          <w:rFonts w:ascii="Consolas" w:hAnsi="Consolas"/>
+          <w:sz w:val="21"/>
+        </w:rPr>
+        <w:t>$ACK</w:t>
+      </w:r>
+      <w:r>
+        <w:rPr>
+          <w:b w:val="0"/>
+          <w:sz w:val="21"/>
+        </w:rPr>
+        <w:t xml:space="preserve"> viejo. Ya hay un pack que lo</w:t>
+      </w:r>
+    </w:p>
+    <w:p>
+      <w:pPr>
+        <w:spacing w:after="120"/>
+      </w:pPr>
+      <w:r>
+        <w:rPr>
+          <w:b w:val="0"/>
+          <w:sz w:val="21"/>
+        </w:rPr>
+        <w:t xml:space="preserve">caza: </w:t>
+      </w:r>
+      <w:r>
+        <w:rPr>
+          <w:rFonts w:ascii="Consolas" w:hAnsi="Consolas"/>
+          <w:sz w:val="21"/>
+        </w:rPr>
+        <w:t>esclavo_07_ambar_emergencia</w:t>
+      </w:r>
+      <w:r>
+        <w:rPr>
+          <w:b w:val="0"/>
+          <w:sz w:val="21"/>
+        </w:rPr>
+        <w:t xml:space="preserve"> compara las dos ramas.</w:t>
+      </w:r>
+    </w:p>
+    <w:p>
+      <w:pPr>
+        <w:pStyle w:val="ListNumber"/>
+        <w:spacing w:after="60"/>
+      </w:pPr>
+      <w:r>
+        <w:rPr>
+          <w:b/>
+          <w:sz w:val="21"/>
+        </w:rPr>
+        <w:t>El `ACK`/`ERR` de cada rama nombra el MISMO comando que la rama atiende</w:t>
+      </w:r>
+      <w:r>
+        <w:rPr>
+          <w:b w:val="0"/>
+          <w:sz w:val="21"/>
+        </w:rPr>
+        <w:t xml:space="preserve"> —</w:t>
+      </w:r>
+      <w:r>
+        <w:rPr>
+          <w:rFonts w:ascii="Consolas" w:hAnsi="Consolas"/>
+          <w:sz w:val="21"/>
+        </w:rPr>
+        <w:t>AMBAR_EMERGENCIA</w:t>
+      </w:r>
+      <w:r>
+        <w:rPr>
+          <w:b w:val="0"/>
+          <w:sz w:val="21"/>
+        </w:rPr>
+        <w:t>,</w:t>
+      </w:r>
+    </w:p>
+    <w:p>
+      <w:pPr>
+        <w:spacing w:after="120"/>
+      </w:pPr>
+      <w:r>
+        <w:rPr>
+          <w:b w:val="0"/>
+          <w:sz w:val="21"/>
+        </w:rPr>
+        <w:t xml:space="preserve">nunca </w:t>
+      </w:r>
+      <w:r>
+        <w:rPr>
+          <w:rFonts w:ascii="Consolas" w:hAnsi="Consolas"/>
+          <w:sz w:val="21"/>
+        </w:rPr>
+        <w:t>FORZAR_ROJO</w:t>
+      </w:r>
+      <w:r>
+        <w:rPr>
+          <w:b w:val="0"/>
+          <w:sz w:val="21"/>
+        </w:rPr>
+        <w:t xml:space="preserve">—. Es la propiedad 2 de </w:t>
+      </w:r>
+      <w:r>
+        <w:rPr>
+          <w:rFonts w:ascii="Consolas" w:hAnsi="Consolas"/>
+          <w:sz w:val="21"/>
+        </w:rPr>
+        <w:t>esclavo_07_ambar_emergencia</w:t>
+      </w:r>
+      <w:r>
+        <w:rPr>
+          <w:b w:val="0"/>
+          <w:sz w:val="21"/>
+        </w:rPr>
+        <w:t>, y es la general: impide</w:t>
+      </w:r>
+    </w:p>
+    <w:p>
+      <w:pPr>
+        <w:spacing w:after="120"/>
+      </w:pPr>
+      <w:r>
+        <w:rPr>
+          <w:b w:val="0"/>
+          <w:sz w:val="21"/>
+        </w:rPr>
+        <w:t>que el defecto de N-83 vuelva con cualquier otro nombre.</w:t>
+      </w:r>
+    </w:p>
+    <w:p>
+      <w:pPr>
+        <w:spacing w:before="200" w:after="120"/>
+      </w:pPr>
+      <w:r>
+        <w:rPr>
+          <w:b/>
+          <w:color w:val="003366"/>
+          <w:sz w:val="21"/>
+        </w:rPr>
+        <w:t>4.5.6 🟠 Las filas que decide el RESPONSABLE — no se eligen en silencio</w:t>
+      </w:r>
+    </w:p>
+    <w:p>
+      <w:pPr>
+        <w:spacing w:after="120"/>
+      </w:pPr>
+      <w:r>
+        <w:rPr>
+          <w:b/>
+          <w:sz w:val="21"/>
+        </w:rPr>
+        <w:t>Están aquí porque lo que se elija LO VE UN CONDUCTOR</w:t>
+      </w:r>
+      <w:r>
+        <w:rPr>
+          <w:b w:val="0"/>
+          <w:sz w:val="21"/>
+        </w:rPr>
+        <w:t>, o cambia lo que el operario cree que</w:t>
+      </w:r>
+    </w:p>
+    <w:p>
+      <w:pPr>
+        <w:spacing w:after="120"/>
+      </w:pPr>
+      <w:r>
+        <w:rPr>
+          <w:b w:val="0"/>
+          <w:sz w:val="21"/>
+        </w:rPr>
+        <w:t>consiguió. Ninguna está decidida.</w:t>
+      </w:r>
+    </w:p>
+    <w:tbl>
+      <w:tblPr>
+        <w:tblStyle w:val="TableGrid"/>
+        <w:tblW w:type="auto" w:w="0"/>
+        <w:tblLook w:firstColumn="1" w:firstRow="1" w:lastColumn="0" w:lastRow="0" w:noHBand="0" w:noVBand="1" w:val="04A0"/>
+      </w:tblPr>
+      <w:tblGrid>
+        <w:gridCol w:w="2340"/>
+        <w:gridCol w:w="2340"/>
+        <w:gridCol w:w="2340"/>
+        <w:gridCol w:w="2340"/>
+      </w:tblGrid>
+      <w:tr>
+        <w:tc>
+          <w:tcPr>
+            <w:tcW w:type="dxa" w:w="2340"/>
+            <w:shd w:val="clear" w:fill="DCE6F1"/>
+          </w:tcPr>
+          <w:p>
+            <w:r/>
+            <w:r>
+              <w:rPr>
+                <w:b/>
+                <w:sz w:val="19"/>
+              </w:rPr>
+              <w:t>#</w:t>
+            </w:r>
+          </w:p>
+        </w:tc>
+        <w:tc>
+          <w:tcPr>
+            <w:tcW w:type="dxa" w:w="2340"/>
+            <w:shd w:val="clear" w:fill="DCE6F1"/>
+          </w:tcPr>
+          <w:p>
+            <w:r/>
+            <w:r>
+              <w:rPr>
+                <w:b/>
+                <w:sz w:val="19"/>
+              </w:rPr>
+              <w:t>Qué hay que decidir</w:t>
+            </w:r>
+          </w:p>
+        </w:tc>
+        <w:tc>
+          <w:tcPr>
+            <w:tcW w:type="dxa" w:w="2340"/>
+            <w:shd w:val="clear" w:fill="DCE6F1"/>
+          </w:tcPr>
+          <w:p>
+            <w:r/>
+            <w:r>
+              <w:rPr>
+                <w:b/>
+                <w:sz w:val="19"/>
+              </w:rPr>
+              <w:t>Opciones y su consecuencia</w:t>
+            </w:r>
+          </w:p>
+        </w:tc>
+        <w:tc>
+          <w:tcPr>
+            <w:tcW w:type="dxa" w:w="2340"/>
+            <w:shd w:val="clear" w:fill="DCE6F1"/>
+          </w:tcPr>
+          <w:p>
+            <w:r/>
+            <w:r>
+              <w:rPr>
+                <w:b/>
+                <w:sz w:val="19"/>
+              </w:rPr>
+              <w:t>Dueño</w:t>
+            </w:r>
+          </w:p>
+        </w:tc>
+      </w:tr>
+      <w:tr>
+        <w:tc>
+          <w:tcPr>
+            <w:tcW w:type="dxa" w:w="2340"/>
+          </w:tcPr>
+          <w:p>
+            <w:r/>
+            <w:r>
+              <w:rPr>
+                <w:b/>
+                <w:sz w:val="19"/>
+              </w:rPr>
+              <w:t>R-1</w:t>
+            </w:r>
+          </w:p>
+        </w:tc>
+        <w:tc>
+          <w:tcPr>
+            <w:tcW w:type="dxa" w:w="2340"/>
+          </w:tcPr>
+          <w:p>
+            <w:r/>
+            <w:r>
+              <w:rPr>
+                <w:b/>
+                <w:sz w:val="19"/>
+              </w:rPr>
+              <w:t>El ámbar de emergencia pedido desde la app tarda de 10 a 90 s en aparecer</w:t>
+            </w:r>
+            <w:r>
+              <w:rPr>
+                <w:b w:val="0"/>
+                <w:sz w:val="19"/>
+              </w:rPr>
+              <w:t xml:space="preserve"> cuando el Degradado gobierna la luz (fila </w:t>
+            </w:r>
+            <w:r>
+              <w:rPr>
+                <w:b/>
+                <w:sz w:val="19"/>
+              </w:rPr>
+              <w:t>C</w:t>
+            </w:r>
+            <w:r>
+              <w:rPr>
+                <w:b w:val="0"/>
+                <w:sz w:val="19"/>
+              </w:rPr>
+              <w:t xml:space="preserve">). Es el precio del todo-rojo de despedida, y sale de </w:t>
+            </w:r>
+            <w:r>
+              <w:rPr>
+                <w:rFonts w:ascii="Consolas" w:hAnsi="Consolas"/>
+                <w:sz w:val="19"/>
+              </w:rPr>
+              <w:t>cfgDespeje</w:t>
+            </w:r>
+            <w:r>
+              <w:rPr>
+                <w:b w:val="0"/>
+                <w:sz w:val="19"/>
+              </w:rPr>
+              <w:t>, que el instalador configura</w:t>
+            </w:r>
+          </w:p>
+        </w:tc>
+        <w:tc>
+          <w:tcPr>
+            <w:tcW w:type="dxa" w:w="2340"/>
+          </w:tcPr>
+          <w:p>
+            <w:r/>
+            <w:r>
+              <w:rPr>
+                <w:b/>
+                <w:sz w:val="19"/>
+              </w:rPr>
+              <w:t>(a) Se acepta tal cual</w:t>
+            </w:r>
+            <w:r>
+              <w:rPr>
+                <w:b w:val="0"/>
+                <w:sz w:val="19"/>
+              </w:rPr>
+              <w:t xml:space="preserve"> —es exactamente lo que ya cuesta </w:t>
+            </w:r>
+            <w:r>
+              <w:rPr>
+                <w:rFonts w:ascii="Consolas" w:hAnsi="Consolas"/>
+                <w:sz w:val="19"/>
+              </w:rPr>
+              <w:t>B·B·B</w:t>
+            </w:r>
+            <w:r>
+              <w:rPr>
+                <w:b w:val="0"/>
+                <w:sz w:val="19"/>
+              </w:rPr>
+              <w:t xml:space="preserve">, y es la decisión del 31/08 leída al pie de la letra—. Un incidente en el tramo espera hasta minuto y medio a ver el ámbar. </w:t>
+            </w:r>
+            <w:r>
+              <w:rPr>
+                <w:b/>
+                <w:sz w:val="19"/>
+              </w:rPr>
+              <w:t>(b) Se acota el todo-rojo de la vía de emergencia</w:t>
+            </w:r>
+            <w:r>
+              <w:rPr>
+                <w:b w:val="0"/>
+                <w:sz w:val="19"/>
+              </w:rPr>
+              <w:t xml:space="preserve"> a </w:t>
+            </w:r>
+            <w:r>
+              <w:rPr>
+                <w:rFonts w:ascii="Consolas" w:hAnsi="Consolas"/>
+                <w:sz w:val="19"/>
+              </w:rPr>
+              <w:t>ROJO_MINIMO_MS</w:t>
+            </w:r>
+            <w:r>
+              <w:rPr>
+                <w:b w:val="0"/>
+                <w:sz w:val="19"/>
+              </w:rPr>
+              <w:t xml:space="preserve"> (4 s) o a un número que se fije aquí. Consecuencia: el ámbar llega antes, pero el margen que garantiza que el tramo quedó vacío </w:t>
+            </w:r>
+            <w:r>
+              <w:rPr>
+                <w:b/>
+                <w:sz w:val="19"/>
+              </w:rPr>
+              <w:t>se recorta justo en la transición menos vigilada</w:t>
+            </w:r>
+            <w:r>
+              <w:rPr>
+                <w:b w:val="0"/>
+                <w:sz w:val="19"/>
+              </w:rPr>
+              <w:t xml:space="preserve"> — y ese margen es el único de todo el modo. </w:t>
+            </w:r>
+            <w:r>
+              <w:rPr>
+                <w:b/>
+                <w:sz w:val="19"/>
+              </w:rPr>
+              <w:t>(c) Ámbar inmediato sin todo-rojo</w:t>
+            </w:r>
+            <w:r>
+              <w:rPr>
+                <w:b w:val="0"/>
+                <w:sz w:val="19"/>
+              </w:rPr>
+              <w:t xml:space="preserve"> = revocar la decisión del 31/08: quien venía lanzado con verde por reloj se encuentra una señal que invita a negociar el paso creyendo que aún tiene prioridad</w:t>
+            </w:r>
+          </w:p>
+        </w:tc>
+        <w:tc>
+          <w:tcPr>
+            <w:tcW w:type="dxa" w:w="2340"/>
+          </w:tcPr>
+          <w:p>
+            <w:r/>
+            <w:r>
+              <w:rPr>
+                <w:b/>
+                <w:sz w:val="19"/>
+              </w:rPr>
+              <w:t>Responsable</w:t>
+            </w:r>
+          </w:p>
+        </w:tc>
+      </w:tr>
+      <w:tr>
+        <w:tc>
+          <w:tcPr>
+            <w:tcW w:type="dxa" w:w="2340"/>
+          </w:tcPr>
+          <w:p>
+            <w:r/>
+            <w:r>
+              <w:rPr>
+                <w:b/>
+                <w:sz w:val="19"/>
+              </w:rPr>
+              <w:t>R-2</w:t>
+            </w:r>
+          </w:p>
+        </w:tc>
+        <w:tc>
+          <w:tcPr>
+            <w:tcW w:type="dxa" w:w="2340"/>
+          </w:tcPr>
+          <w:p>
+            <w:r/>
+            <w:r>
+              <w:rPr>
+                <w:b/>
+                <w:sz w:val="19"/>
+              </w:rPr>
+              <w:t>Qué contesta la fila D</w:t>
+            </w:r>
+            <w:r>
+              <w:rPr>
+                <w:b w:val="0"/>
+                <w:sz w:val="19"/>
+              </w:rPr>
+              <w:t xml:space="preserve"> (</w:t>
+            </w:r>
+            <w:r>
+              <w:rPr>
+                <w:rFonts w:ascii="Consolas" w:hAnsi="Consolas"/>
+                <w:sz w:val="19"/>
+              </w:rPr>
+              <w:t>DEG_SALIENDO</w:t>
+            </w:r>
+            <w:r>
+              <w:rPr>
+                <w:b w:val="0"/>
+                <w:sz w:val="19"/>
+              </w:rPr>
+              <w:t xml:space="preserve">: ya hay una salida en curso, la pidió otro). </w:t>
+            </w:r>
+            <w:r>
+              <w:rPr>
+                <w:rFonts w:ascii="Consolas" w:hAnsi="Consolas"/>
+                <w:sz w:val="19"/>
+              </w:rPr>
+              <w:t>degradado_salir()</w:t>
+            </w:r>
+            <w:r>
+              <w:rPr>
+                <w:b w:val="0"/>
+                <w:sz w:val="19"/>
+              </w:rPr>
+              <w:t xml:space="preserve"> no hace nada; el latch sí se arma; y </w:t>
+            </w:r>
+            <w:r>
+              <w:rPr>
+                <w:b/>
+                <w:sz w:val="19"/>
+              </w:rPr>
+              <w:t>el firmware no sabe si esa salida termina en ámbar o en rojo</w:t>
+            </w:r>
+            <w:r>
+              <w:rPr>
+                <w:b w:val="0"/>
+                <w:sz w:val="19"/>
+              </w:rPr>
+              <w:t xml:space="preserve"> (§4.5.3)</w:t>
+            </w:r>
+          </w:p>
+        </w:tc>
+        <w:tc>
+          <w:tcPr>
+            <w:tcW w:type="dxa" w:w="2340"/>
+          </w:tcPr>
+          <w:p>
+            <w:r/>
+            <w:r>
+              <w:rPr>
+                <w:b/>
+                <w:sz w:val="19"/>
+              </w:rPr>
+              <w:t>(a) `ACK,CMD:AMBAR_EMERGENCIA,RESULT:SALIDA_YA_EN_CURSO`</w:t>
+            </w:r>
+            <w:r>
+              <w:rPr>
+                <w:b w:val="0"/>
+                <w:sz w:val="19"/>
+              </w:rPr>
+              <w:t xml:space="preserve"> — informa sin prometer </w:t>
+            </w:r>
+            <w:r>
+              <w:rPr>
+                <w:rFonts w:ascii="Consolas" w:hAnsi="Consolas"/>
+                <w:sz w:val="19"/>
+              </w:rPr>
+              <w:t>OK</w:t>
+            </w:r>
+            <w:r>
+              <w:rPr>
+                <w:b w:val="0"/>
+                <w:sz w:val="19"/>
+              </w:rPr>
+              <w:t xml:space="preserve">. El operario espera. Es honesto </w:t>
+            </w:r>
+            <w:r>
+              <w:rPr>
+                <w:b/>
+                <w:sz w:val="19"/>
+              </w:rPr>
+              <w:t>solo si</w:t>
+            </w:r>
+            <w:r>
+              <w:rPr>
+                <w:b w:val="0"/>
+                <w:sz w:val="19"/>
+              </w:rPr>
+              <w:t xml:space="preserve"> se cumple la Condición 1 de §4.5.4, porque entonces el ámbar llega igual venga la salida de donde venga. </w:t>
+            </w:r>
+            <w:r>
+              <w:rPr>
+                <w:b/>
+                <w:sz w:val="19"/>
+              </w:rPr>
+              <w:t>(b) `ERR,CMD:AMBAR_EMERGENCIA,DESC:SALIDA_YA_EN_CURSO`</w:t>
+            </w:r>
+            <w:r>
+              <w:rPr>
+                <w:b w:val="0"/>
+                <w:sz w:val="19"/>
+              </w:rPr>
+              <w:t xml:space="preserve"> — rechaza. Consecuencia: el operario cree que </w:t>
+            </w:r>
+            <w:r>
+              <w:rPr>
+                <w:b/>
+                <w:sz w:val="19"/>
+              </w:rPr>
+              <w:t>no le hicieron caso</w:t>
+            </w:r>
+            <w:r>
+              <w:rPr>
+                <w:b w:val="0"/>
+                <w:sz w:val="19"/>
+              </w:rPr>
+              <w:t xml:space="preserve"> y va a por el mando (</w:t>
+            </w:r>
+            <w:r>
+              <w:rPr>
+                <w:rFonts w:ascii="Consolas" w:hAnsi="Consolas"/>
+                <w:sz w:val="19"/>
+              </w:rPr>
+              <w:t>B·B·B</w:t>
+            </w:r>
+            <w:r>
+              <w:rPr>
+                <w:b w:val="0"/>
+                <w:sz w:val="19"/>
+              </w:rPr>
+              <w:t xml:space="preserve">), que es la vía de último recurso — y </w:t>
+            </w:r>
+            <w:r>
+              <w:rPr>
+                <w:b/>
+                <w:sz w:val="19"/>
+              </w:rPr>
+              <w:t>el latch sí se armó</w:t>
+            </w:r>
+            <w:r>
+              <w:rPr>
+                <w:b w:val="0"/>
+                <w:sz w:val="19"/>
+              </w:rPr>
+              <w:t xml:space="preserve">, así que el </w:t>
+            </w:r>
+            <w:r>
+              <w:rPr>
+                <w:rFonts w:ascii="Consolas" w:hAnsi="Consolas"/>
+                <w:sz w:val="19"/>
+              </w:rPr>
+              <w:t>ERR</w:t>
+            </w:r>
+            <w:r>
+              <w:rPr>
+                <w:b w:val="0"/>
+                <w:sz w:val="19"/>
+              </w:rPr>
+              <w:t xml:space="preserve"> sería falso en la única parte que sí ocurrió. </w:t>
+            </w:r>
+            <w:r>
+              <w:rPr>
+                <w:b/>
+                <w:sz w:val="19"/>
+              </w:rPr>
+              <w:t>(c) Dar un getter a `rendicionEnCurso`</w:t>
+            </w:r>
+            <w:r>
+              <w:rPr>
+                <w:b w:val="0"/>
+                <w:sz w:val="19"/>
+              </w:rPr>
+              <w:t xml:space="preserve"> y contestar distinto según el final: </w:t>
+            </w:r>
+            <w:r>
+              <w:rPr>
+                <w:rFonts w:ascii="Consolas" w:hAnsi="Consolas"/>
+                <w:sz w:val="19"/>
+              </w:rPr>
+              <w:t>RESULT:SALIDA_YA_EN_CURSO</w:t>
+            </w:r>
+            <w:r>
+              <w:rPr>
+                <w:b w:val="0"/>
+                <w:sz w:val="19"/>
+              </w:rPr>
+              <w:t xml:space="preserve"> si acaba en ámbar, y </w:t>
+            </w:r>
+            <w:r>
+              <w:rPr>
+                <w:rFonts w:ascii="Consolas" w:hAnsi="Consolas"/>
+                <w:sz w:val="19"/>
+              </w:rPr>
+              <w:t>ERR</w:t>
+            </w:r>
+            <w:r>
+              <w:rPr>
+                <w:b w:val="0"/>
+                <w:sz w:val="19"/>
+              </w:rPr>
+              <w:t xml:space="preserve"> con motivo si acaba en rojo y nadie va a encender el ámbar. Consecuencia: es la única que dice la verdad en los dos casos, y cuesta una función de una línea</w:t>
+            </w:r>
+          </w:p>
+        </w:tc>
+        <w:tc>
+          <w:tcPr>
+            <w:tcW w:type="dxa" w:w="2340"/>
+          </w:tcPr>
+          <w:p>
+            <w:r/>
+            <w:r>
+              <w:rPr>
+                <w:b/>
+                <w:sz w:val="19"/>
+              </w:rPr>
+              <w:t>Responsable</w:t>
+            </w:r>
+            <w:r>
+              <w:rPr>
+                <w:b w:val="0"/>
+                <w:sz w:val="19"/>
+              </w:rPr>
+              <w:t xml:space="preserve"> *(la (c) además necesita firmware)*</w:t>
+            </w:r>
+          </w:p>
+        </w:tc>
+      </w:tr>
+      <w:tr>
+        <w:tc>
+          <w:tcPr>
+            <w:tcW w:type="dxa" w:w="2340"/>
+          </w:tcPr>
+          <w:p>
+            <w:r/>
+            <w:r>
+              <w:rPr>
+                <w:b/>
+                <w:sz w:val="19"/>
+              </w:rPr>
+              <w:t>R-3</w:t>
+            </w:r>
+          </w:p>
+        </w:tc>
+        <w:tc>
+          <w:tcPr>
+            <w:tcW w:type="dxa" w:w="2340"/>
+          </w:tcPr>
+          <w:p>
+            <w:r/>
+            <w:r>
+              <w:rPr>
+                <w:b/>
+                <w:sz w:val="19"/>
+              </w:rPr>
+              <w:t>Si `AMBAR_EMERGENCIA` debe poder REVOCARSE desde la app.</w:t>
+            </w:r>
+            <w:r>
+              <w:rPr>
+                <w:b w:val="0"/>
+                <w:sz w:val="19"/>
+              </w:rPr>
+              <w:t xml:space="preserve"> Hoy no: </w:t>
+            </w:r>
+            <w:r>
+              <w:rPr>
+                <w:rFonts w:ascii="Consolas" w:hAnsi="Consolas"/>
+                <w:sz w:val="19"/>
+              </w:rPr>
+              <w:t>bluetooth.h</w:t>
+            </w:r>
+            <w:r>
+              <w:rPr>
+                <w:b w:val="0"/>
+                <w:sz w:val="19"/>
+              </w:rPr>
+              <w:t xml:space="preserve"> lo declara —*«no hay comando de Bluetooth que lo revoque, y es coherente con el del mando»*—, y la única salida es </w:t>
+            </w:r>
+            <w:r>
+              <w:rPr>
+                <w:rFonts w:ascii="Consolas" w:hAnsi="Consolas"/>
+                <w:sz w:val="19"/>
+              </w:rPr>
+              <w:t>A·A·A</w:t>
+            </w:r>
+            <w:r>
+              <w:rPr>
+                <w:b w:val="0"/>
+                <w:sz w:val="19"/>
+              </w:rPr>
+              <w:t xml:space="preserve"> en el mando. Con la app como superficie de mando (decisión del 31/08), </w:t>
+            </w:r>
+            <w:r>
+              <w:rPr>
+                <w:b/>
+                <w:sz w:val="19"/>
+              </w:rPr>
+              <w:t>el técnico sin mando a mano no puede deshacer su propia orden</w:t>
+            </w:r>
+          </w:p>
+        </w:tc>
+        <w:tc>
+          <w:tcPr>
+            <w:tcW w:type="dxa" w:w="2340"/>
+          </w:tcPr>
+          <w:p>
+            <w:r/>
+            <w:r>
+              <w:rPr>
+                <w:b/>
+                <w:sz w:val="19"/>
+              </w:rPr>
+              <w:t>(a) Se queda como está</w:t>
+            </w:r>
+            <w:r>
+              <w:rPr>
+                <w:b w:val="0"/>
+                <w:sz w:val="19"/>
+              </w:rPr>
+              <w:t xml:space="preserve"> —*«una salida de emergencia que se pueda cancelar desde fuera no es una salida»*—. Consecuencia: hace falta subir al poste. </w:t>
+            </w:r>
+            <w:r>
+              <w:rPr>
+                <w:b/>
+                <w:sz w:val="19"/>
+              </w:rPr>
+              <w:t>(b) Un comando de revocación con PIN.</w:t>
+            </w:r>
+            <w:r>
+              <w:rPr>
+                <w:b w:val="0"/>
+                <w:sz w:val="19"/>
+              </w:rPr>
+              <w:t xml:space="preserve"> Consecuencia: lo que hoy solo puede deshacer alguien delante del gabinete pasa a poder deshacerse por radio desde cualquier sitio, incluido mientras alguien trabaja bajo la luz</w:t>
+            </w:r>
+          </w:p>
+        </w:tc>
+        <w:tc>
+          <w:tcPr>
+            <w:tcW w:type="dxa" w:w="2340"/>
+          </w:tcPr>
+          <w:p>
+            <w:r/>
+            <w:r>
+              <w:rPr>
+                <w:b/>
+                <w:sz w:val="19"/>
+              </w:rPr>
+              <w:t>Responsable</w:t>
+            </w:r>
+          </w:p>
+        </w:tc>
+      </w:tr>
+      <w:tr>
+        <w:tc>
+          <w:tcPr>
+            <w:tcW w:type="dxa" w:w="2340"/>
+          </w:tcPr>
+          <w:p>
+            <w:r/>
+            <w:r>
+              <w:rPr>
+                <w:b/>
+                <w:sz w:val="19"/>
+              </w:rPr>
+              <w:t>R-4</w:t>
+            </w:r>
+          </w:p>
+        </w:tc>
+        <w:tc>
+          <w:tcPr>
+            <w:tcW w:type="dxa" w:w="2340"/>
+          </w:tcPr>
+          <w:p>
+            <w:r/>
+            <w:r>
+              <w:rPr>
+                <w:b/>
+                <w:sz w:val="19"/>
+              </w:rPr>
+              <w:t>Qué pasa si se ENTRA en Degradado con el latch de Bluetooth puesto.</w:t>
+            </w:r>
+            <w:r>
+              <w:rPr>
+                <w:b w:val="0"/>
+                <w:sz w:val="19"/>
+              </w:rPr>
+              <w:t xml:space="preserve"> Es el agujero que el arreglo de C </w:t>
+            </w:r>
+            <w:r>
+              <w:rPr>
+                <w:b/>
+                <w:sz w:val="19"/>
+              </w:rPr>
+              <w:t>no cierra por sí solo</w:t>
+            </w:r>
+            <w:r>
+              <w:rPr>
+                <w:b w:val="0"/>
+                <w:sz w:val="19"/>
+              </w:rPr>
+              <w:t>; ver §4.5.7</w:t>
+            </w:r>
+          </w:p>
+        </w:tc>
+        <w:tc>
+          <w:tcPr>
+            <w:tcW w:type="dxa" w:w="2340"/>
+          </w:tcPr>
+          <w:p>
+            <w:r/>
+            <w:r>
+              <w:rPr>
+                <w:b w:val="0"/>
+                <w:sz w:val="19"/>
+              </w:rPr>
+              <w:t>Ver §4.5.7</w:t>
+            </w:r>
+          </w:p>
+        </w:tc>
+        <w:tc>
+          <w:tcPr>
+            <w:tcW w:type="dxa" w:w="2340"/>
+          </w:tcPr>
+          <w:p>
+            <w:r/>
+            <w:r>
+              <w:rPr>
+                <w:b/>
+                <w:sz w:val="19"/>
+              </w:rPr>
+              <w:t>Responsable</w:t>
+            </w:r>
+          </w:p>
+        </w:tc>
+      </w:tr>
+    </w:tbl>
+    <w:p>
+      <w:pPr>
+        <w:spacing w:after="120"/>
+      </w:pPr>
+    </w:p>
+    <w:p>
+      <w:pPr>
+        <w:spacing w:before="200" w:after="120"/>
+      </w:pPr>
+      <w:r>
+        <w:rPr>
+          <w:b/>
+          <w:color w:val="003366"/>
+          <w:sz w:val="21"/>
+        </w:rPr>
+        <w:t>4.5.7 🔴 El segundo agujero: ENTRAR en Degradado con el ámbar de la app puesto</w:t>
+      </w:r>
+    </w:p>
+    <w:p>
+      <w:pPr>
+        <w:spacing w:after="120"/>
+      </w:pPr>
+      <w:r>
+        <w:rPr>
+          <w:b/>
+          <w:sz w:val="21"/>
+        </w:rPr>
+        <w:t>Este caso queda vivo aunque se arregle todo lo anterior</w:t>
+      </w:r>
+      <w:r>
+        <w:rPr>
+          <w:b w:val="0"/>
+          <w:sz w:val="21"/>
+        </w:rPr>
+        <w:t>, y hoy no lo cubre nadie.</w:t>
+      </w:r>
+    </w:p>
+    <w:p>
+      <w:pPr>
+        <w:spacing w:after="120"/>
+      </w:pPr>
+      <w:r>
+        <w:rPr>
+          <w:b/>
+          <w:sz w:val="21"/>
+        </w:rPr>
+        <w:t>MEDIDO POR LECTURA:</w:t>
+      </w:r>
+      <w:r>
+        <w:rPr>
+          <w:b w:val="0"/>
+          <w:sz w:val="21"/>
+        </w:rPr>
+        <w:t xml:space="preserve"> </w:t>
+      </w:r>
+      <w:r>
+        <w:rPr>
+          <w:rFonts w:ascii="Consolas" w:hAnsi="Consolas"/>
+          <w:sz w:val="21"/>
+        </w:rPr>
+        <w:t>degradado_entrar()</w:t>
+      </w:r>
+      <w:r>
+        <w:rPr>
+          <w:b w:val="0"/>
+          <w:sz w:val="21"/>
+        </w:rPr>
+        <w:t xml:space="preserve"> (</w:t>
+      </w:r>
+      <w:r>
+        <w:rPr>
+          <w:rFonts w:ascii="Consolas" w:hAnsi="Consolas"/>
+          <w:sz w:val="21"/>
+        </w:rPr>
+        <w:t>Esclavo/src/modo_degradado.cpp:212-243</w:t>
+      </w:r>
+      <w:r>
+        <w:rPr>
+          <w:b w:val="0"/>
+          <w:sz w:val="21"/>
+        </w:rPr>
+        <w:t>) llama a</w:t>
+      </w:r>
+    </w:p>
+    <w:p>
+      <w:pPr>
+        <w:spacing w:after="120"/>
+      </w:pPr>
+      <w:r>
+        <w:rPr>
+          <w:rFonts w:ascii="Consolas" w:hAnsi="Consolas"/>
+          <w:sz w:val="21"/>
+        </w:rPr>
+        <w:t>semaforo_forzarRojo()</w:t>
+      </w:r>
+      <w:r>
+        <w:rPr>
+          <w:b w:val="0"/>
+          <w:sz w:val="21"/>
+        </w:rPr>
+        <w:t xml:space="preserve"> en </w:t>
+      </w:r>
+      <w:r>
+        <w:rPr>
+          <w:rFonts w:ascii="Consolas" w:hAnsi="Consolas"/>
+          <w:sz w:val="21"/>
+        </w:rPr>
+        <w:t>:224</w:t>
+      </w:r>
+      <w:r>
+        <w:rPr>
+          <w:b w:val="0"/>
+          <w:sz w:val="21"/>
+        </w:rPr>
+        <w:t xml:space="preserve"> </w:t>
+      </w:r>
+      <w:r>
+        <w:rPr>
+          <w:b/>
+          <w:sz w:val="21"/>
+        </w:rPr>
+        <w:t>sin guarda ninguna</w:t>
+      </w:r>
+      <w:r>
+        <w:rPr>
+          <w:b w:val="0"/>
+          <w:sz w:val="21"/>
+        </w:rPr>
+        <w:t xml:space="preserve"> — no pregunta por </w:t>
+      </w:r>
+      <w:r>
+        <w:rPr>
+          <w:rFonts w:ascii="Consolas" w:hAnsi="Consolas"/>
+          <w:sz w:val="21"/>
+        </w:rPr>
+        <w:t>bluetooth_ambarEmergencia()</w:t>
+      </w:r>
+    </w:p>
+    <w:p>
+      <w:pPr>
+        <w:spacing w:after="120"/>
+      </w:pPr>
+      <w:r>
+        <w:rPr>
+          <w:b w:val="0"/>
+          <w:sz w:val="21"/>
+        </w:rPr>
+        <w:t xml:space="preserve">ni por </w:t>
+      </w:r>
+      <w:r>
+        <w:rPr>
+          <w:rFonts w:ascii="Consolas" w:hAnsi="Consolas"/>
+          <w:sz w:val="21"/>
+        </w:rPr>
+        <w:t>mando_ambarLocal()</w:t>
+      </w:r>
+      <w:r>
+        <w:rPr>
+          <w:b w:val="0"/>
+          <w:sz w:val="21"/>
+        </w:rPr>
+        <w:t>. Y el sostenedor del Degradado escribe luz por otra puerta:</w:t>
+      </w:r>
+    </w:p>
+    <w:p>
+      <w:pPr>
+        <w:spacing w:after="120"/>
+      </w:pPr>
+      <w:r>
+        <w:rPr>
+          <w:rFonts w:ascii="Consolas" w:hAnsi="Consolas"/>
+          <w:sz w:val="21"/>
+        </w:rPr>
+        <w:t>aplicarLuz()</w:t>
+      </w:r>
+      <w:r>
+        <w:rPr>
+          <w:b w:val="0"/>
+          <w:sz w:val="21"/>
+        </w:rPr>
+        <w:t xml:space="preserve"> desde </w:t>
+      </w:r>
+      <w:r>
+        <w:rPr>
+          <w:rFonts w:ascii="Consolas" w:hAnsi="Consolas"/>
+          <w:sz w:val="21"/>
+        </w:rPr>
+        <w:t>degradado_actualizar()</w:t>
+      </w:r>
+      <w:r>
+        <w:rPr>
+          <w:b w:val="0"/>
+          <w:sz w:val="21"/>
+        </w:rPr>
+        <w:t xml:space="preserve"> (</w:t>
+      </w:r>
+      <w:r>
+        <w:rPr>
+          <w:rFonts w:ascii="Consolas" w:hAnsi="Consolas"/>
+          <w:sz w:val="21"/>
+        </w:rPr>
+        <w:t>main.cpp:363</w:t>
+      </w:r>
+      <w:r>
+        <w:rPr>
+          <w:b w:val="0"/>
+          <w:sz w:val="21"/>
+        </w:rPr>
+        <w:t xml:space="preserve">), que </w:t>
+      </w:r>
+      <w:r>
+        <w:rPr>
+          <w:b/>
+          <w:sz w:val="21"/>
+        </w:rPr>
+        <w:t>tampoco</w:t>
+      </w:r>
+      <w:r>
+        <w:rPr>
+          <w:b w:val="0"/>
+          <w:sz w:val="21"/>
+        </w:rPr>
+        <w:t xml:space="preserve"> está vetada por</w:t>
+      </w:r>
+    </w:p>
+    <w:p>
+      <w:pPr>
+        <w:spacing w:after="120"/>
+      </w:pPr>
+      <w:r>
+        <w:rPr>
+          <w:rFonts w:ascii="Consolas" w:hAnsi="Consolas"/>
+          <w:sz w:val="21"/>
+        </w:rPr>
+        <w:t>bluetooth_ambarEmergencia()</w:t>
+      </w:r>
+      <w:r>
+        <w:rPr>
+          <w:b w:val="0"/>
+          <w:sz w:val="21"/>
+        </w:rPr>
+        <w:t>.</w:t>
+      </w:r>
+    </w:p>
+    <w:p>
+      <w:pPr>
+        <w:spacing w:after="120"/>
+      </w:pPr>
+      <w:r>
+        <w:rPr>
+          <w:b/>
+          <w:sz w:val="21"/>
+        </w:rPr>
+        <w:t>RAZONADO, NO EJERCIDO</w:t>
+      </w:r>
+      <w:r>
+        <w:rPr>
+          <w:b w:val="0"/>
+          <w:sz w:val="21"/>
+        </w:rPr>
+        <w:t xml:space="preserve"> —y corrige por lo alto lo que se había escrito en </w:t>
+      </w:r>
+      <w:r>
+        <w:rPr>
+          <w:rFonts w:ascii="Consolas" w:hAnsi="Consolas"/>
+          <w:sz w:val="21"/>
+        </w:rPr>
+        <w:t>ESTADO.md</w:t>
+      </w:r>
+      <w:r>
+        <w:rPr>
+          <w:b w:val="0"/>
+          <w:sz w:val="21"/>
+        </w:rPr>
+        <w:t xml:space="preserve"> §N-106:</w:t>
+      </w:r>
+    </w:p>
+    <w:p>
+      <w:pPr>
+        <w:pStyle w:val="ListBullet"/>
+        <w:spacing w:after="60"/>
+        <w:ind w:left="360"/>
+      </w:pPr>
+      <w:r>
+        <w:rPr>
+          <w:b w:val="0"/>
+          <w:sz w:val="21"/>
+        </w:rPr>
+        <w:t xml:space="preserve">No es que el ámbar *«aguante hasta el siguiente cambio de fase»*. El todo-rojo </w:t>
+      </w:r>
+      <w:r>
+        <w:rPr>
+          <w:b/>
+          <w:sz w:val="21"/>
+        </w:rPr>
+        <w:t>de entrada</w:t>
+      </w:r>
+      <w:r>
+        <w:rPr>
+          <w:b w:val="0"/>
+          <w:sz w:val="21"/>
+        </w:rPr>
+        <w:t xml:space="preserve"> saca</w:t>
+      </w:r>
+    </w:p>
+    <w:p>
+      <w:pPr>
+        <w:spacing w:after="120"/>
+      </w:pPr>
+      <w:r>
+        <w:rPr>
+          <w:b w:val="0"/>
+          <w:sz w:val="21"/>
+        </w:rPr>
+        <w:t xml:space="preserve">la luz de </w:t>
+      </w:r>
+      <w:r>
+        <w:rPr>
+          <w:rFonts w:ascii="Consolas" w:hAnsi="Consolas"/>
+          <w:sz w:val="21"/>
+        </w:rPr>
+        <w:t>S_FALLO</w:t>
+      </w:r>
+      <w:r>
+        <w:rPr>
+          <w:b w:val="0"/>
+          <w:sz w:val="21"/>
+        </w:rPr>
+        <w:t xml:space="preserve"> </w:t>
+      </w:r>
+      <w:r>
+        <w:rPr>
+          <w:b/>
+          <w:sz w:val="21"/>
+        </w:rPr>
+        <w:t>en el instante de entrar</w:t>
+      </w:r>
+      <w:r>
+        <w:rPr>
+          <w:b w:val="0"/>
+          <w:sz w:val="21"/>
+        </w:rPr>
+        <w:t xml:space="preserve">, así que </w:t>
+      </w:r>
+      <w:r>
+        <w:rPr>
+          <w:rFonts w:ascii="Consolas" w:hAnsi="Consolas"/>
+          <w:sz w:val="21"/>
+        </w:rPr>
+        <w:t>bluetooth.cpp:292</w:t>
+      </w:r>
+      <w:r>
+        <w:rPr>
+          <w:b w:val="0"/>
+          <w:sz w:val="21"/>
+        </w:rPr>
+        <w:t xml:space="preserve"> revoca el latch **en</w:t>
+      </w:r>
+    </w:p>
+    <w:p>
+      <w:pPr>
+        <w:spacing w:after="120"/>
+      </w:pPr>
+      <w:r>
+        <w:rPr>
+          <w:b w:val="0"/>
+          <w:sz w:val="21"/>
+        </w:rPr>
+        <w:t>la vuelta siguiente**, no en el siguiente cambio de fase.</w:t>
+      </w:r>
+    </w:p>
+    <w:p>
+      <w:pPr>
+        <w:pStyle w:val="ListBullet"/>
+        <w:spacing w:after="60"/>
+        <w:ind w:left="360"/>
+      </w:pPr>
+      <w:r>
+        <w:rPr>
+          <w:b w:val="0"/>
+          <w:sz w:val="21"/>
+        </w:rPr>
+        <w:t xml:space="preserve">A partir de ahí los tres vetos de </w:t>
+      </w:r>
+      <w:r>
+        <w:rPr>
+          <w:rFonts w:ascii="Consolas" w:hAnsi="Consolas"/>
+          <w:sz w:val="21"/>
+        </w:rPr>
+        <w:t>main.cpp</w:t>
+      </w:r>
+      <w:r>
+        <w:rPr>
+          <w:b w:val="0"/>
+          <w:sz w:val="21"/>
+        </w:rPr>
+        <w:t xml:space="preserve"> se apagan, y en la siguiente frontera de fase</w:t>
+      </w:r>
+    </w:p>
+    <w:p>
+      <w:pPr>
+        <w:spacing w:after="120"/>
+      </w:pPr>
+      <w:r>
+        <w:rPr>
+          <w:rFonts w:ascii="Consolas" w:hAnsi="Consolas"/>
+          <w:sz w:val="21"/>
+        </w:rPr>
+        <w:t>aplicarLuz()</w:t>
+      </w:r>
+      <w:r>
+        <w:rPr>
+          <w:b w:val="0"/>
+          <w:sz w:val="21"/>
+        </w:rPr>
+        <w:t xml:space="preserve"> puede dar </w:t>
+      </w:r>
+      <w:r>
+        <w:rPr>
+          <w:b/>
+          <w:sz w:val="21"/>
+        </w:rPr>
+        <w:t>verde por reloj</w:t>
+      </w:r>
+      <w:r>
+        <w:rPr>
+          <w:b w:val="0"/>
+          <w:sz w:val="21"/>
+        </w:rPr>
+        <w:t xml:space="preserve"> donde se había pedido ámbar de precaución.</w:t>
+      </w:r>
+    </w:p>
+    <w:p>
+      <w:pPr>
+        <w:pStyle w:val="ListBullet"/>
+        <w:spacing w:after="60"/>
+        <w:ind w:left="360"/>
+      </w:pPr>
+      <w:r>
+        <w:rPr>
+          <w:b w:val="0"/>
+          <w:sz w:val="21"/>
+        </w:rPr>
+        <w:t xml:space="preserve">El </w:t>
+      </w:r>
+      <w:r>
+        <w:rPr>
+          <w:rFonts w:ascii="Consolas" w:hAnsi="Consolas"/>
+          <w:sz w:val="21"/>
+        </w:rPr>
+        <w:t>$ACK</w:t>
+      </w:r>
+      <w:r>
+        <w:rPr>
+          <w:b w:val="0"/>
+          <w:sz w:val="21"/>
+        </w:rPr>
+        <w:t xml:space="preserve"> ya se envió hace rato. </w:t>
+      </w:r>
+      <w:r>
+        <w:rPr>
+          <w:b/>
+          <w:sz w:val="21"/>
+        </w:rPr>
+        <w:t>Nada se lo dice a nadie.</w:t>
+      </w:r>
+    </w:p>
+    <w:p>
+      <w:pPr>
+        <w:spacing w:after="120"/>
+      </w:pPr>
+      <w:r>
+        <w:rPr>
+          <w:b/>
+          <w:sz w:val="21"/>
+        </w:rPr>
+        <w:t>Quién puede entrar en Degradado, y por qué importa aquí:</w:t>
+      </w:r>
+      <w:r>
+        <w:rPr>
+          <w:b w:val="0"/>
+          <w:sz w:val="21"/>
+        </w:rPr>
+        <w:t xml:space="preserve"> el Esclavo **no tiene comando de</w:t>
+      </w:r>
+    </w:p>
+    <w:p>
+      <w:pPr>
+        <w:spacing w:after="120"/>
+      </w:pPr>
+      <w:r>
+        <w:rPr>
+          <w:b w:val="0"/>
+          <w:sz w:val="21"/>
+        </w:rPr>
+        <w:t xml:space="preserve">Bluetooth** para entrar (MEDIDO: cero coincidencias de </w:t>
+      </w:r>
+      <w:r>
+        <w:rPr>
+          <w:rFonts w:ascii="Consolas" w:hAnsi="Consolas"/>
+          <w:sz w:val="21"/>
+        </w:rPr>
+        <w:t>degradado</w:t>
+      </w:r>
+      <w:r>
+        <w:rPr>
+          <w:b w:val="0"/>
+          <w:sz w:val="21"/>
+        </w:rPr>
+        <w:t xml:space="preserve"> en su </w:t>
+      </w:r>
+      <w:r>
+        <w:rPr>
+          <w:rFonts w:ascii="Consolas" w:hAnsi="Consolas"/>
+          <w:sz w:val="21"/>
+        </w:rPr>
+        <w:t>bluetooth.cpp</w:t>
+      </w:r>
+      <w:r>
+        <w:rPr>
+          <w:b w:val="0"/>
+          <w:sz w:val="21"/>
+        </w:rPr>
+        <w:t>). Las vías</w:t>
+      </w:r>
+    </w:p>
+    <w:p>
+      <w:pPr>
+        <w:spacing w:after="120"/>
+      </w:pPr>
+      <w:r>
+        <w:rPr>
+          <w:b w:val="0"/>
+          <w:sz w:val="21"/>
+        </w:rPr>
+        <w:t xml:space="preserve">son el mando </w:t>
+      </w:r>
+      <w:r>
+        <w:rPr>
+          <w:rFonts w:ascii="Consolas" w:hAnsi="Consolas"/>
+          <w:sz w:val="21"/>
+        </w:rPr>
+        <w:t>A·B·A·B</w:t>
+      </w:r>
+      <w:r>
+        <w:rPr>
+          <w:b w:val="0"/>
+          <w:sz w:val="21"/>
+        </w:rPr>
+        <w:t xml:space="preserve"> (</w:t>
+      </w:r>
+      <w:r>
+        <w:rPr>
+          <w:rFonts w:ascii="Consolas" w:hAnsi="Consolas"/>
+          <w:sz w:val="21"/>
+        </w:rPr>
+        <w:t>mando.cpp</w:t>
+      </w:r>
+      <w:r>
+        <w:rPr>
+          <w:b w:val="0"/>
+          <w:sz w:val="21"/>
+        </w:rPr>
+        <w:t xml:space="preserve">, </w:t>
+      </w:r>
+      <w:r>
+        <w:rPr>
+          <w:rFonts w:ascii="Consolas" w:hAnsi="Consolas"/>
+          <w:sz w:val="21"/>
+        </w:rPr>
+        <w:t>ACC_DEGRADADO</w:t>
+      </w:r>
+      <w:r>
+        <w:rPr>
+          <w:b w:val="0"/>
+          <w:sz w:val="21"/>
+        </w:rPr>
+        <w:t>), la pantalla (</w:t>
+      </w:r>
+      <w:r>
+        <w:rPr>
+          <w:rFonts w:ascii="Consolas" w:hAnsi="Consolas"/>
+          <w:sz w:val="21"/>
+        </w:rPr>
+        <w:t>menu.cpp:211</w:t>
+      </w:r>
+      <w:r>
+        <w:rPr>
+          <w:b w:val="0"/>
+          <w:sz w:val="21"/>
+        </w:rPr>
+        <w:t xml:space="preserve"> y </w:t>
+      </w:r>
+      <w:r>
+        <w:rPr>
+          <w:rFonts w:ascii="Consolas" w:hAnsi="Consolas"/>
+          <w:sz w:val="21"/>
+        </w:rPr>
+        <w:t>P_CONFIRMAR</w:t>
+      </w:r>
+      <w:r>
+        <w:rPr>
+          <w:b w:val="0"/>
+          <w:sz w:val="21"/>
+        </w:rPr>
+        <w:t>) y</w:t>
+      </w:r>
+    </w:p>
+    <w:p>
+      <w:pPr>
+        <w:spacing w:after="120"/>
+      </w:pPr>
+      <w:r>
+        <w:rPr>
+          <w:rFonts w:ascii="Consolas" w:hAnsi="Consolas"/>
+          <w:sz w:val="21"/>
+        </w:rPr>
+        <w:t>degradado_reanudarTrasCorte()</w:t>
+      </w:r>
+      <w:r>
+        <w:rPr>
+          <w:b w:val="0"/>
+          <w:sz w:val="21"/>
+        </w:rPr>
+        <w:t xml:space="preserve"> al arrancar. </w:t>
+      </w:r>
+      <w:r>
+        <w:rPr>
+          <w:b/>
+          <w:sz w:val="21"/>
+        </w:rPr>
+        <w:t>La reanudación tras corte no está afectada</w:t>
+      </w:r>
+      <w:r>
+        <w:rPr>
+          <w:b w:val="0"/>
+          <w:sz w:val="21"/>
+        </w:rPr>
+        <w:t>: el latch</w:t>
+      </w:r>
+    </w:p>
+    <w:p>
+      <w:pPr>
+        <w:spacing w:after="120"/>
+      </w:pPr>
+      <w:r>
+        <w:rPr>
+          <w:b w:val="0"/>
+          <w:sz w:val="21"/>
+        </w:rPr>
+        <w:t xml:space="preserve">vive en RAM y arranca en </w:t>
+      </w:r>
+      <w:r>
+        <w:rPr>
+          <w:rFonts w:ascii="Consolas" w:hAnsi="Consolas"/>
+          <w:sz w:val="21"/>
+        </w:rPr>
+        <w:t>false</w:t>
+      </w:r>
+      <w:r>
+        <w:rPr>
+          <w:b w:val="0"/>
+          <w:sz w:val="21"/>
+        </w:rPr>
+        <w:t>. Es decir que el caso real es siempre **alguien delante del poste</w:t>
+      </w:r>
+    </w:p>
+    <w:p>
+      <w:pPr>
+        <w:spacing w:after="120"/>
+      </w:pPr>
+      <w:r>
+        <w:rPr>
+          <w:b w:val="0"/>
+          <w:sz w:val="21"/>
+        </w:rPr>
+        <w:t>entrando en Degradado mientras un ámbar pedido por teléfono sigue vigente**.</w:t>
+      </w:r>
+    </w:p>
+    <w:p>
+      <w:pPr>
+        <w:spacing w:after="160"/>
+        <w:ind w:left="360"/>
+        <w:shd w:val="clear" w:fill="FFF4E5"/>
+      </w:pPr>
+      <w:r>
+        <w:rPr>
+          <w:b/>
+          <w:color w:val="960000"/>
+          <w:sz w:val="20"/>
+        </w:rPr>
+        <w:t>La comparación que lo deja claro: el mando ya resolvió esto, y lo resolvió EXPLÍCITAMENTE.</w:t>
+      </w:r>
+      <w:r>
+        <w:rPr>
+          <w:b w:val="0"/>
+          <w:color w:val="960000"/>
+          <w:sz w:val="20"/>
+        </w:rPr>
+        <w:t xml:space="preserve"> </w:t>
+      </w:r>
+      <w:r>
+        <w:rPr>
+          <w:rFonts w:ascii="Consolas" w:hAnsi="Consolas"/>
+          <w:color w:val="960000"/>
+          <w:sz w:val="20"/>
+        </w:rPr>
+        <w:t>ejecutar(ACC_DEGRADADO)</w:t>
+      </w:r>
+      <w:r>
+        <w:rPr>
+          <w:b w:val="0"/>
+          <w:color w:val="960000"/>
+          <w:sz w:val="20"/>
+        </w:rPr>
+        <w:t xml:space="preserve"> pone </w:t>
+      </w:r>
+      <w:r>
+        <w:rPr>
+          <w:rFonts w:ascii="Consolas" w:hAnsi="Consolas"/>
+          <w:color w:val="960000"/>
+          <w:sz w:val="20"/>
+        </w:rPr>
+        <w:t>ambarLocal = false</w:t>
+      </w:r>
+      <w:r>
+        <w:rPr>
+          <w:b w:val="0"/>
+          <w:color w:val="960000"/>
+          <w:sz w:val="20"/>
+        </w:rPr>
+        <w:t xml:space="preserve"> antes de llamar a </w:t>
+      </w:r>
+      <w:r>
+        <w:rPr>
+          <w:rFonts w:ascii="Consolas" w:hAnsi="Consolas"/>
+          <w:color w:val="960000"/>
+          <w:sz w:val="20"/>
+        </w:rPr>
+        <w:t>degradado_entrar()</w:t>
+      </w:r>
+      <w:r>
+        <w:rPr>
+          <w:b w:val="0"/>
+          <w:color w:val="960000"/>
+          <w:sz w:val="20"/>
+        </w:rPr>
+        <w:t xml:space="preserve"> (</w:t>
+      </w:r>
+      <w:r>
+        <w:rPr>
+          <w:rFonts w:ascii="Consolas" w:hAnsi="Consolas"/>
+          <w:color w:val="960000"/>
+          <w:sz w:val="20"/>
+        </w:rPr>
+        <w:t>mando.cpp:144-148</w:t>
+      </w:r>
+      <w:r>
+        <w:rPr>
+          <w:b w:val="0"/>
+          <w:color w:val="960000"/>
+          <w:sz w:val="20"/>
+        </w:rPr>
+        <w:t xml:space="preserve">). O sea que el mando </w:t>
+      </w:r>
+      <w:r>
+        <w:rPr>
+          <w:b/>
+          <w:color w:val="960000"/>
+          <w:sz w:val="20"/>
+        </w:rPr>
+        <w:t>declara</w:t>
+      </w:r>
+      <w:r>
+        <w:rPr>
+          <w:b w:val="0"/>
+          <w:color w:val="960000"/>
+          <w:sz w:val="20"/>
+        </w:rPr>
+        <w:t xml:space="preserve"> que entrar en Degradado revoca su propio ámbar. El latch de Bluetooth </w:t>
+      </w:r>
+      <w:r>
+        <w:rPr>
+          <w:b/>
+          <w:color w:val="960000"/>
+          <w:sz w:val="20"/>
+        </w:rPr>
+        <w:t>no lo revoca nadie: se cae solo</w:t>
+      </w:r>
+      <w:r>
+        <w:rPr>
+          <w:b w:val="0"/>
+          <w:color w:val="960000"/>
+          <w:sz w:val="20"/>
+        </w:rPr>
+        <w:t xml:space="preserve">, que es la misma opción tomada </w:t>
+      </w:r>
+      <w:r>
+        <w:rPr>
+          <w:b/>
+          <w:color w:val="960000"/>
+          <w:sz w:val="20"/>
+        </w:rPr>
+        <w:t>en silencio y por accidente</w:t>
+      </w:r>
+      <w:r>
+        <w:rPr>
+          <w:b w:val="0"/>
+          <w:color w:val="960000"/>
+          <w:sz w:val="20"/>
+        </w:rPr>
+        <w:t xml:space="preserve"> — la peor de las tres.</w:t>
+      </w:r>
+    </w:p>
+    <w:p>
+      <w:pPr>
+        <w:spacing w:after="120"/>
+      </w:pPr>
+      <w:r>
+        <w:rPr>
+          <w:b/>
+          <w:sz w:val="21"/>
+        </w:rPr>
+        <w:t>`R-4` — las opciones, para el responsable:</w:t>
+      </w:r>
+    </w:p>
+    <w:tbl>
+      <w:tblPr>
+        <w:tblStyle w:val="TableGrid"/>
+        <w:tblW w:type="auto" w:w="0"/>
+        <w:tblLook w:firstColumn="1" w:firstRow="1" w:lastColumn="0" w:lastRow="0" w:noHBand="0" w:noVBand="1" w:val="04A0"/>
+      </w:tblPr>
+      <w:tblGrid>
+        <w:gridCol w:w="3120"/>
+        <w:gridCol w:w="3120"/>
+        <w:gridCol w:w="3120"/>
+      </w:tblGrid>
+      <w:tr>
+        <w:tc>
+          <w:tcPr>
+            <w:tcW w:type="dxa" w:w="3120"/>
+            <w:shd w:val="clear" w:fill="DCE6F1"/>
+          </w:tcPr>
+          <w:p>
+            <w:r/>
+            <w:r>
+              <w:rPr>
+                <w:b/>
+                <w:sz w:val="19"/>
+              </w:rPr>
+              <w:t>opción</w:t>
+            </w:r>
+          </w:p>
+        </w:tc>
+        <w:tc>
+          <w:tcPr>
+            <w:tcW w:type="dxa" w:w="3120"/>
+            <w:shd w:val="clear" w:fill="DCE6F1"/>
+          </w:tcPr>
+          <w:p>
+            <w:r/>
+            <w:r>
+              <w:rPr>
+                <w:b/>
+                <w:sz w:val="19"/>
+              </w:rPr>
+              <w:t>qué hace</w:t>
+            </w:r>
+          </w:p>
+        </w:tc>
+        <w:tc>
+          <w:tcPr>
+            <w:tcW w:type="dxa" w:w="3120"/>
+            <w:shd w:val="clear" w:fill="DCE6F1"/>
+          </w:tcPr>
+          <w:p>
+            <w:r/>
+            <w:r>
+              <w:rPr>
+                <w:b/>
+                <w:sz w:val="19"/>
+              </w:rPr>
+              <w:t>consecuencia</w:t>
+            </w:r>
+          </w:p>
+        </w:tc>
+      </w:tr>
+      <w:tr>
+        <w:tc>
+          <w:tcPr>
+            <w:tcW w:type="dxa" w:w="3120"/>
+          </w:tcPr>
+          <w:p>
+            <w:r/>
+            <w:r>
+              <w:rPr>
+                <w:b/>
+                <w:sz w:val="19"/>
+              </w:rPr>
+              <w:t>(a) El Degradado RECHAZA la entrada mientras haya ámbar de emergencia vigente</w:t>
+            </w:r>
+          </w:p>
+        </w:tc>
+        <w:tc>
+          <w:tcPr>
+            <w:tcW w:type="dxa" w:w="3120"/>
+          </w:tcPr>
+          <w:p>
+            <w:r/>
+            <w:r>
+              <w:rPr>
+                <w:b w:val="0"/>
+                <w:sz w:val="19"/>
+              </w:rPr>
+              <w:t xml:space="preserve">un </w:t>
+            </w:r>
+            <w:r>
+              <w:rPr>
+                <w:rFonts w:ascii="Consolas" w:hAnsi="Consolas"/>
+                <w:sz w:val="19"/>
+              </w:rPr>
+              <w:t>RechazoDegradado</w:t>
+            </w:r>
+            <w:r>
+              <w:rPr>
+                <w:b w:val="0"/>
+                <w:sz w:val="19"/>
+              </w:rPr>
+              <w:t xml:space="preserve"> nuevo —en la forma que ya usa el enum, p. ej. </w:t>
+            </w:r>
+            <w:r>
+              <w:rPr>
+                <w:rFonts w:ascii="Consolas" w:hAnsi="Consolas"/>
+                <w:sz w:val="19"/>
+              </w:rPr>
+              <w:t>DEG_RECHAZO_AMBAR_VIGENTE</w:t>
+            </w:r>
+            <w:r>
+              <w:rPr>
+                <w:b w:val="0"/>
+                <w:sz w:val="19"/>
+              </w:rPr>
+              <w:t xml:space="preserve">, texto </w:t>
+            </w:r>
+            <w:r>
+              <w:rPr>
+                <w:rFonts w:ascii="Consolas" w:hAnsi="Consolas"/>
+                <w:sz w:val="19"/>
+              </w:rPr>
+              <w:t>"AMBAR EMERGENCIA VIGENTE"</w:t>
+            </w:r>
+            <w:r>
+              <w:rPr>
+                <w:b w:val="0"/>
+                <w:sz w:val="19"/>
+              </w:rPr>
+              <w:t>— que la pantalla enseña igual que los otros cinco</w:t>
+            </w:r>
+          </w:p>
+        </w:tc>
+        <w:tc>
+          <w:tcPr>
+            <w:tcW w:type="dxa" w:w="3120"/>
+          </w:tcPr>
+          <w:p>
+            <w:r/>
+            <w:r>
+              <w:rPr>
+                <w:b w:val="0"/>
+                <w:sz w:val="19"/>
+              </w:rPr>
+              <w:t xml:space="preserve">El operario del poste </w:t>
+            </w:r>
+            <w:r>
+              <w:rPr>
+                <w:b/>
+                <w:sz w:val="19"/>
+              </w:rPr>
+              <w:t>no puede</w:t>
+            </w:r>
+            <w:r>
+              <w:rPr>
+                <w:b w:val="0"/>
+                <w:sz w:val="19"/>
+              </w:rPr>
+              <w:t xml:space="preserve"> entrar en Degradado hasta que alguien revoque el ámbar, y hoy eso solo se hace con </w:t>
+            </w:r>
+            <w:r>
+              <w:rPr>
+                <w:rFonts w:ascii="Consolas" w:hAnsi="Consolas"/>
+                <w:sz w:val="19"/>
+              </w:rPr>
+              <w:t>A·A·A</w:t>
+            </w:r>
+            <w:r>
+              <w:rPr>
+                <w:b w:val="0"/>
+                <w:sz w:val="19"/>
+              </w:rPr>
+              <w:t xml:space="preserve"> en el mando. Con la app como superficie de mando y </w:t>
+            </w:r>
+            <w:r>
+              <w:rPr>
+                <w:rFonts w:ascii="Consolas" w:hAnsi="Consolas"/>
+                <w:sz w:val="19"/>
+              </w:rPr>
+              <w:t>R-3</w:t>
+            </w:r>
+            <w:r>
+              <w:rPr>
+                <w:b w:val="0"/>
+                <w:sz w:val="19"/>
+              </w:rPr>
+              <w:t xml:space="preserve"> en la opción (a), </w:t>
+            </w:r>
+            <w:r>
+              <w:rPr>
+                <w:b/>
+                <w:sz w:val="19"/>
+              </w:rPr>
+              <w:t>puede quedar bloqueado</w:t>
+            </w:r>
+            <w:r>
+              <w:rPr>
+                <w:b w:val="0"/>
+                <w:sz w:val="19"/>
+              </w:rPr>
+              <w:t>: las dos decisiones están atadas</w:t>
+            </w:r>
+          </w:p>
+        </w:tc>
+      </w:tr>
+      <w:tr>
+        <w:tc>
+          <w:tcPr>
+            <w:tcW w:type="dxa" w:w="3120"/>
+          </w:tcPr>
+          <w:p>
+            <w:r/>
+            <w:r>
+              <w:rPr>
+                <w:b/>
+                <w:sz w:val="19"/>
+              </w:rPr>
+              <w:t>(b) Entrar en Degradado REVOCA el latch explícitamente</w:t>
+            </w:r>
+            <w:r>
+              <w:rPr>
+                <w:b w:val="0"/>
+                <w:sz w:val="19"/>
+              </w:rPr>
+              <w:t xml:space="preserve">, como hace el mando con </w:t>
+            </w:r>
+            <w:r>
+              <w:rPr>
+                <w:rFonts w:ascii="Consolas" w:hAnsi="Consolas"/>
+                <w:sz w:val="19"/>
+              </w:rPr>
+              <w:t>ambarLocal</w:t>
+            </w:r>
+          </w:p>
+        </w:tc>
+        <w:tc>
+          <w:tcPr>
+            <w:tcW w:type="dxa" w:w="3120"/>
+          </w:tcPr>
+          <w:p>
+            <w:r/>
+            <w:r>
+              <w:rPr>
+                <w:b w:val="0"/>
+                <w:sz w:val="19"/>
+              </w:rPr>
+              <w:t>quien está delante del gabinete manda sobre quien está al teléfono</w:t>
+            </w:r>
+          </w:p>
+        </w:tc>
+        <w:tc>
+          <w:tcPr>
+            <w:tcW w:type="dxa" w:w="3120"/>
+          </w:tcPr>
+          <w:p>
+            <w:r/>
+            <w:r>
+              <w:rPr>
+                <w:b w:val="0"/>
+                <w:sz w:val="19"/>
+              </w:rPr>
+              <w:t xml:space="preserve">Es el comportamiento de hoy, pero </w:t>
+            </w:r>
+            <w:r>
+              <w:rPr>
+                <w:b/>
+                <w:sz w:val="19"/>
+              </w:rPr>
+              <w:t>declarado</w:t>
+            </w:r>
+            <w:r>
+              <w:rPr>
+                <w:b w:val="0"/>
+                <w:sz w:val="19"/>
+              </w:rPr>
+              <w:t xml:space="preserve">: se escribe un </w:t>
+            </w:r>
+            <w:r>
+              <w:rPr>
+                <w:rFonts w:ascii="Consolas" w:hAnsi="Consolas"/>
+                <w:sz w:val="19"/>
+              </w:rPr>
+              <w:t>$EVENT</w:t>
+            </w:r>
+            <w:r>
+              <w:rPr>
+                <w:b w:val="0"/>
+                <w:sz w:val="19"/>
+              </w:rPr>
+              <w:t xml:space="preserve"> que lo diga y deja rastro en la caja negra, en vez de que el latch se caiga solo sin que nadie se entere. </w:t>
+            </w:r>
+            <w:r>
+              <w:rPr>
+                <w:b/>
+                <w:sz w:val="19"/>
+              </w:rPr>
+              <w:t>El ámbar que alguien pidió por precaución desaparece</w:t>
+            </w:r>
+            <w:r>
+              <w:rPr>
+                <w:b w:val="0"/>
+                <w:sz w:val="19"/>
+              </w:rPr>
+              <w:t>, y el que lo pidió no está delante para verlo</w:t>
+            </w:r>
+          </w:p>
+        </w:tc>
+      </w:tr>
+      <w:tr>
+        <w:tc>
+          <w:tcPr>
+            <w:tcW w:type="dxa" w:w="3120"/>
+          </w:tcPr>
+          <w:p>
+            <w:r/>
+            <w:r>
+              <w:rPr>
+                <w:b/>
+                <w:sz w:val="19"/>
+              </w:rPr>
+              <w:t>(c) El latch VETA la luz del Degradado</w:t>
+            </w:r>
+            <w:r>
+              <w:rPr>
+                <w:b w:val="0"/>
+                <w:sz w:val="19"/>
+              </w:rPr>
+              <w:t>, igual que veta la del Maestro</w:t>
+            </w:r>
+          </w:p>
+        </w:tc>
+        <w:tc>
+          <w:tcPr>
+            <w:tcW w:type="dxa" w:w="3120"/>
+          </w:tcPr>
+          <w:p>
+            <w:r/>
+            <w:r>
+              <w:rPr>
+                <w:rFonts w:ascii="Consolas" w:hAnsi="Consolas"/>
+                <w:sz w:val="19"/>
+              </w:rPr>
+              <w:t>aplicarLuz()</w:t>
+            </w:r>
+            <w:r>
+              <w:rPr>
+                <w:b w:val="0"/>
+                <w:sz w:val="19"/>
+              </w:rPr>
+              <w:t xml:space="preserve"> y el todo-rojo de entrada pasan a mirar </w:t>
+            </w:r>
+            <w:r>
+              <w:rPr>
+                <w:rFonts w:ascii="Consolas" w:hAnsi="Consolas"/>
+                <w:sz w:val="19"/>
+              </w:rPr>
+              <w:t>bluetooth_ambarEmergencia()</w:t>
+            </w:r>
+          </w:p>
+        </w:tc>
+        <w:tc>
+          <w:tcPr>
+            <w:tcW w:type="dxa" w:w="3120"/>
+          </w:tcPr>
+          <w:p>
+            <w:r/>
+            <w:r>
+              <w:rPr>
+                <w:b w:val="0"/>
+                <w:sz w:val="19"/>
+              </w:rPr>
+              <w:t xml:space="preserve">Es lo más coherente con lo que el latch promete —*«pesa lo mismo que el del mando»*—, pero deja el equipo </w:t>
+            </w:r>
+            <w:r>
+              <w:rPr>
+                <w:b/>
+                <w:sz w:val="19"/>
+              </w:rPr>
+              <w:t>en Degradado nominal y en ámbar real</w:t>
+            </w:r>
+            <w:r>
+              <w:rPr>
+                <w:b w:val="0"/>
+                <w:sz w:val="19"/>
+              </w:rPr>
+              <w:t>: dos autoridades sobre la misma luz, que es justo lo que SFTY-21 evita. Y la otra punta seguiría dando verde por reloj creyendo que ésta está en su fase</w:t>
+            </w:r>
+          </w:p>
+        </w:tc>
+      </w:tr>
+    </w:tbl>
+    <w:p>
+      <w:pPr>
+        <w:spacing w:after="120"/>
+      </w:pPr>
+    </w:p>
+    <w:p>
+      <w:pPr>
+        <w:spacing w:after="160"/>
+        <w:ind w:left="360"/>
+        <w:shd w:val="clear" w:fill="FFF4E5"/>
+      </w:pPr>
+      <w:r>
+        <w:rPr>
+          <w:b/>
+          <w:color w:val="960000"/>
+          <w:sz w:val="20"/>
+        </w:rPr>
+        <w:t>Ninguna de las tres es gratis y la tercera parece la peor</w:t>
+      </w:r>
+      <w:r>
+        <w:rPr>
+          <w:b w:val="0"/>
+          <w:color w:val="960000"/>
+          <w:sz w:val="20"/>
+        </w:rPr>
+        <w:t xml:space="preserve">, pero eso es una opinión técnica y la decisión no lo es: </w:t>
+      </w:r>
+      <w:r>
+        <w:rPr>
+          <w:b/>
+          <w:color w:val="960000"/>
+          <w:sz w:val="20"/>
+        </w:rPr>
+        <w:t>lo que se elija lo ve un conductor</w:t>
+      </w:r>
+      <w:r>
+        <w:rPr>
+          <w:b w:val="0"/>
+          <w:color w:val="960000"/>
+          <w:sz w:val="20"/>
+        </w:rPr>
+        <w:t>.</w:t>
       </w:r>
     </w:p>
     <w:p>

--- a/05_Funcional/10_Manual_Modulo_Bluetooth_Telemetria.docx
+++ b/05_Funcional/10_Manual_Modulo_Bluetooth_Telemetria.docx
@@ -5887,14 +5887,7 @@
           <w:b w:val="0"/>
           <w:sz w:val="21"/>
         </w:rPr>
-        <w:t xml:space="preserve">demanda: el Maestro decide, aplica el todo-rojo y ordena. El detalle está en </w:t>
-      </w:r>
-      <w:r>
-        <w:rPr>
-          <w:rFonts w:ascii="Consolas" w:hAnsi="Consolas"/>
-          <w:sz w:val="21"/>
-        </w:rPr>
-        <w:t>OPTIMIZACIONES.md</w:t>
+        <w:t>demanda: el Maestro decide, aplica el todo-rojo y ordena.</w:t>
       </w:r>
     </w:p>
     <w:p>
@@ -5903,10 +5896,53 @@
       </w:pPr>
       <w:r>
         <w:rPr>
-          <w:b w:val="0"/>
-          <w:sz w:val="21"/>
-        </w:rPr>
-        <w:t>§ SFTY-27.</w:t>
+          <w:b/>
+          <w:sz w:val="21"/>
+        </w:rPr>
+        <w:t>Al probarlo, espere esa asimetría: es la regla, no una avería.</w:t>
+      </w:r>
+      <w:r>
+        <w:rPr>
+          <w:b w:val="0"/>
+          <w:sz w:val="21"/>
+        </w:rPr>
+        <w:t xml:space="preserve"> Una petición hecha en el Esclavo</w:t>
+      </w:r>
+    </w:p>
+    <w:p>
+      <w:pPr>
+        <w:spacing w:after="120"/>
+      </w:pPr>
+      <w:r>
+        <w:rPr>
+          <w:b w:val="0"/>
+          <w:sz w:val="21"/>
+        </w:rPr>
+        <w:t>—por cámara o por la app— no enciende ninguna luz en el Esclavo. Sale al aire, y el verde lo concede</w:t>
+      </w:r>
+    </w:p>
+    <w:p>
+      <w:pPr>
+        <w:spacing w:after="120"/>
+      </w:pPr>
+      <w:r>
+        <w:rPr>
+          <w:b w:val="0"/>
+          <w:sz w:val="21"/>
+        </w:rPr>
+        <w:t>el Maestro después de aplicar el todo-rojo. Si el Esclavo abriera por su cuenta, estaría dando paso</w:t>
+      </w:r>
+    </w:p>
+    <w:p>
+      <w:pPr>
+        <w:spacing w:after="120"/>
+      </w:pPr>
+      <w:r>
+        <w:rPr>
+          <w:b w:val="0"/>
+          <w:sz w:val="21"/>
+        </w:rPr>
+        <w:t>a un carril sin que nadie compruebe el otro.</w:t>
       </w:r>
     </w:p>
     <w:p>

--- a/05_Funcional/10_Manual_Modulo_Bluetooth_Telemetria.docx
+++ b/05_Funcional/10_Manual_Modulo_Bluetooth_Telemetria.docx
@@ -13515,7 +13515,7 @@
           <w:b w:val="0"/>
           <w:sz w:val="21"/>
         </w:rPr>
-        <w:t>\text{Formato: }\STATUS,NODE:\langle N\rangle,SERIE:\langle S\rangle,MODO:\langle M\rangle,ESTADO:\langle E\rangle,T:\langle S\rangle,RF:\langle R\rangle\%,RTT:\langle T\rangle ms,BAT:\langle V\rangle,HORA:\langle H\rangle*\langle CRC\rangle\backslash r\backslash n$</w:t>
+        <w:t>\text{Formato: }\STATUS,NODE:\langle N\rangle,SERIE:\langle S\rangle,MODO:\langle M\rangle,ESTADO:\langle E\rangle,T:\langle S\rangle,RF:\langle R\rangle\%,RTT:\langle T\rangle ms,BAT:\langle V\rangle,HORA:\langle H\rangle,ESC:\langle C\rangle*\langle CRC\rangle\backslash r\backslash n$</w:t>
       </w:r>
     </w:p>
     <w:p>
@@ -13541,7 +13541,278 @@
           <w:rFonts w:ascii="Consolas" w:hAnsi="Consolas"/>
           <w:sz w:val="18"/>
         </w:rPr>
-        <w:t>$STATUS,NODE:MAESTRO,SERIE:A3F19C,MODO:AUTO,ESTADO:V1_R2,T:24,RF:98%,RTT:82ms,BAT:12.6,HORA:18:25:00*42\r\n</w:t>
+        <w:t>$STATUS,NODE:MAESTRO,SERIE:A3F19C,MODO:AUTO,ESTADO:V1_R2,T:24,RF:98%,RTT:82ms,BAT:12.6,HORA:18:25:00,ESC:ROJO*19\r\n</w:t>
+      </w:r>
+    </w:p>
+    <w:p>
+      <w:pPr>
+        <w:spacing w:after="160"/>
+        <w:ind w:left="360"/>
+        <w:shd w:val="clear" w:fill="FFF4E5"/>
+      </w:pPr>
+      <w:r>
+        <w:rPr>
+          <w:b w:val="0"/>
+          <w:color w:val="960000"/>
+          <w:sz w:val="20"/>
+        </w:rPr>
+        <w:t xml:space="preserve">🔵 </w:t>
+      </w:r>
+      <w:r>
+        <w:rPr>
+          <w:b/>
+          <w:color w:val="960000"/>
+          <w:sz w:val="20"/>
+        </w:rPr>
+        <w:t>`ESC` (N-149) — y este campo SÓLO SALE DEL MAESTRO.</w:t>
+      </w:r>
+      <w:r>
+        <w:rPr>
+          <w:b w:val="0"/>
+          <w:color w:val="960000"/>
+          <w:sz w:val="20"/>
+        </w:rPr>
+        <w:t xml:space="preserve"> Es el único campo asimétrico de la trama, y la asimetría es deliberada. Toma cuatro valores: </w:t>
+      </w:r>
+      <w:r>
+        <w:rPr>
+          <w:rFonts w:ascii="Consolas" w:hAnsi="Consolas"/>
+          <w:color w:val="960000"/>
+          <w:sz w:val="20"/>
+        </w:rPr>
+        <w:t>ROJO</w:t>
+      </w:r>
+      <w:r>
+        <w:rPr>
+          <w:b w:val="0"/>
+          <w:color w:val="960000"/>
+          <w:sz w:val="20"/>
+        </w:rPr>
+        <w:t xml:space="preserve">, </w:t>
+      </w:r>
+      <w:r>
+        <w:rPr>
+          <w:rFonts w:ascii="Consolas" w:hAnsi="Consolas"/>
+          <w:color w:val="960000"/>
+          <w:sz w:val="20"/>
+        </w:rPr>
+        <w:t>VERDE</w:t>
+      </w:r>
+      <w:r>
+        <w:rPr>
+          <w:b w:val="0"/>
+          <w:color w:val="960000"/>
+          <w:sz w:val="20"/>
+        </w:rPr>
+        <w:t xml:space="preserve">, </w:t>
+      </w:r>
+      <w:r>
+        <w:rPr>
+          <w:rFonts w:ascii="Consolas" w:hAnsi="Consolas"/>
+          <w:color w:val="960000"/>
+          <w:sz w:val="20"/>
+        </w:rPr>
+        <w:t>AMBAR</w:t>
+      </w:r>
+      <w:r>
+        <w:rPr>
+          <w:b w:val="0"/>
+          <w:color w:val="960000"/>
+          <w:sz w:val="20"/>
+        </w:rPr>
+        <w:t xml:space="preserve"> y </w:t>
+      </w:r>
+      <w:r>
+        <w:rPr>
+          <w:rFonts w:ascii="Consolas" w:hAnsi="Consolas"/>
+          <w:color w:val="960000"/>
+          <w:sz w:val="20"/>
+        </w:rPr>
+        <w:t>?</w:t>
+      </w:r>
+      <w:r>
+        <w:rPr>
+          <w:b w:val="0"/>
+          <w:color w:val="960000"/>
+          <w:sz w:val="20"/>
+        </w:rPr>
+        <w:t xml:space="preserve">. </w:t>
+      </w:r>
+      <w:r>
+        <w:rPr>
+          <w:b/>
+          <w:color w:val="960000"/>
+          <w:sz w:val="20"/>
+        </w:rPr>
+        <w:t>Qué significa exactamente, porque no es «el color de la lámpara del Poste 2».</w:t>
+      </w:r>
+      <w:r>
+        <w:rPr>
+          <w:b w:val="0"/>
+          <w:color w:val="960000"/>
+          <w:sz w:val="20"/>
+        </w:rPr>
+        <w:t xml:space="preserve"> Es el color que el </w:t>
+      </w:r>
+      <w:r>
+        <w:rPr>
+          <w:b/>
+          <w:color w:val="960000"/>
+          <w:sz w:val="20"/>
+        </w:rPr>
+        <w:t>Esclavo confirmó</w:t>
+      </w:r>
+      <w:r>
+        <w:rPr>
+          <w:b w:val="0"/>
+          <w:color w:val="960000"/>
+          <w:sz w:val="20"/>
+        </w:rPr>
+        <w:t xml:space="preserve"> por radio: sale de </w:t>
+      </w:r>
+      <w:r>
+        <w:rPr>
+          <w:rFonts w:ascii="Consolas" w:hAnsi="Consolas"/>
+          <w:color w:val="960000"/>
+          <w:sz w:val="20"/>
+        </w:rPr>
+        <w:t>quienVerde</w:t>
+      </w:r>
+      <w:r>
+        <w:rPr>
+          <w:b w:val="0"/>
+          <w:color w:val="960000"/>
+          <w:sz w:val="20"/>
+        </w:rPr>
+        <w:t>, que el coordinador del Maestro sólo escribe al recibir el acuse (</w:t>
+      </w:r>
+      <w:r>
+        <w:rPr>
+          <w:rFonts w:ascii="Consolas" w:hAnsi="Consolas"/>
+          <w:color w:val="960000"/>
+          <w:sz w:val="20"/>
+        </w:rPr>
+        <w:t>CMD_ACK_GREEN</w:t>
+      </w:r>
+      <w:r>
+        <w:rPr>
+          <w:b w:val="0"/>
+          <w:color w:val="960000"/>
+          <w:sz w:val="20"/>
+        </w:rPr>
+        <w:t xml:space="preserve">), nunca al mandar la orden. Publicar la orden en vez del acuse pintaría un semáforo que quizá no existe, que es el error que este proyecto ya pagó con el </w:t>
+      </w:r>
+      <w:r>
+        <w:rPr>
+          <w:rFonts w:ascii="Consolas" w:hAnsi="Consolas"/>
+          <w:color w:val="960000"/>
+          <w:sz w:val="20"/>
+        </w:rPr>
+        <w:t>BAT:12.6</w:t>
+      </w:r>
+      <w:r>
+        <w:rPr>
+          <w:b w:val="0"/>
+          <w:color w:val="960000"/>
+          <w:sz w:val="20"/>
+        </w:rPr>
+        <w:t xml:space="preserve"> literal (N-108) y con el equipo declarándose en hora con el reloj parado en ceros (N-144). </w:t>
+      </w:r>
+      <w:r>
+        <w:rPr>
+          <w:b/>
+          <w:color w:val="960000"/>
+          <w:sz w:val="20"/>
+        </w:rPr>
+        <w:t>`?` no es un hueco: es la respuesta correcta.</w:t>
+      </w:r>
+      <w:r>
+        <w:rPr>
+          <w:b w:val="0"/>
+          <w:color w:val="960000"/>
+          <w:sz w:val="20"/>
+        </w:rPr>
+        <w:t xml:space="preserve"> Con el enlace caído el Maestro no sabe de qué color está la otra punta, y decirlo vale más que un color plausible. La app tiene que escribirlo como *sin dato*, nunca pintar el último valor como si fuera de ahora. </w:t>
+      </w:r>
+      <w:r>
+        <w:rPr>
+          <w:b/>
+          <w:color w:val="960000"/>
+          <w:sz w:val="20"/>
+        </w:rPr>
+        <w:t>Por qué el Esclavo no lo emite.</w:t>
+      </w:r>
+      <w:r>
+        <w:rPr>
+          <w:b w:val="0"/>
+          <w:color w:val="960000"/>
+          <w:sz w:val="20"/>
+        </w:rPr>
+        <w:t xml:space="preserve"> No tiene de dónde sacarlo: no le pregunta el color al Maestro y no existe función que lo devuelva. Un campo que sólo pudiera valer </w:t>
+      </w:r>
+      <w:r>
+        <w:rPr>
+          <w:rFonts w:ascii="Consolas" w:hAnsi="Consolas"/>
+          <w:color w:val="960000"/>
+          <w:sz w:val="20"/>
+        </w:rPr>
+        <w:t>?</w:t>
+      </w:r>
+      <w:r>
+        <w:rPr>
+          <w:b w:val="0"/>
+          <w:color w:val="960000"/>
+          <w:sz w:val="20"/>
+        </w:rPr>
+        <w:t xml:space="preserve"> sería un dato que nunca informa. Y encaja con la decisión de las dos pantallas: </w:t>
+      </w:r>
+      <w:r>
+        <w:rPr>
+          <w:b/>
+          <w:color w:val="960000"/>
+          <w:sz w:val="20"/>
+        </w:rPr>
+        <w:t>conectado al Maestro la app es la consola de operación y enseña el cruce entero; conectado al Esclavo es sólo diagnóstico.</w:t>
+      </w:r>
+      <w:r>
+        <w:rPr>
+          <w:b w:val="0"/>
+          <w:color w:val="960000"/>
+          <w:sz w:val="20"/>
+        </w:rPr>
+        <w:t xml:space="preserve"> </w:t>
+      </w:r>
+      <w:r>
+        <w:rPr>
+          <w:b/>
+          <w:color w:val="960000"/>
+          <w:sz w:val="20"/>
+        </w:rPr>
+        <w:t>Quien escriba un parser contra esta trama tiene que leer `ESC` con valor por defecto</w:t>
+      </w:r>
+      <w:r>
+        <w:rPr>
+          <w:b w:val="0"/>
+          <w:color w:val="960000"/>
+          <w:sz w:val="20"/>
+        </w:rPr>
+        <w:t xml:space="preserve">, porque en el poste del Esclavo no llega. El pack </w:t>
+      </w:r>
+      <w:r>
+        <w:rPr>
+          <w:rFonts w:ascii="Consolas" w:hAnsi="Consolas"/>
+          <w:color w:val="960000"/>
+          <w:sz w:val="20"/>
+        </w:rPr>
+        <w:t>documentos_03_trama_status</w:t>
+      </w:r>
+      <w:r>
+        <w:rPr>
+          <w:b w:val="0"/>
+          <w:color w:val="960000"/>
+          <w:sz w:val="20"/>
+        </w:rPr>
+        <w:t xml:space="preserve"> lo exige en cada corrida.</w:t>
       </w:r>
     </w:p>
     <w:p>

--- a/05_Funcional/10_Manual_Modulo_Bluetooth_Telemetria.docx
+++ b/05_Funcional/10_Manual_Modulo_Bluetooth_Telemetria.docx
@@ -147,7 +147,7 @@
           <w:b w:val="0"/>
           <w:sz w:val="21"/>
         </w:rPr>
-        <w:t xml:space="preserve"> *(decisión de obra del 28/08, ver §1.9)*. 🛑 </w:t>
+        <w:t xml:space="preserve"> *(decisión de obra del 28/08, ver §1.9)*. ~~🛑 </w:t>
       </w:r>
       <w:r>
         <w:rPr>
@@ -155,6 +155,315 @@
           <w:sz w:val="21"/>
         </w:rPr>
         <w:t>Condicionado a `BLQ-1`: la referencia del ESP32 que llegó a obra sigue SIN LEER.</w:t>
+      </w:r>
+      <w:r>
+        <w:rPr>
+          <w:b w:val="0"/>
+          <w:sz w:val="21"/>
+        </w:rPr>
+        <w:t xml:space="preserve">~~ ✅ </w:t>
+      </w:r>
+      <w:r>
+        <w:rPr>
+          <w:b/>
+          <w:sz w:val="21"/>
+        </w:rPr>
+        <w:t>`BLQ-1` CERRADO el 31/08 — ver el recuadro de abajo.</w:t>
+      </w:r>
+    </w:p>
+    <w:p>
+      <w:pPr>
+        <w:spacing w:after="160"/>
+        <w:ind w:left="360"/>
+        <w:shd w:val="clear" w:fill="FFF4E5"/>
+      </w:pPr>
+      <w:r>
+        <w:rPr>
+          <w:b w:val="0"/>
+          <w:color w:val="960000"/>
+          <w:sz w:val="20"/>
+        </w:rPr>
+        <w:t xml:space="preserve">✅ 05/09 — </w:t>
+      </w:r>
+      <w:r>
+        <w:rPr>
+          <w:rFonts w:ascii="Consolas" w:hAnsi="Consolas"/>
+          <w:color w:val="960000"/>
+          <w:sz w:val="20"/>
+        </w:rPr>
+        <w:t>BLQ-1</w:t>
+      </w:r>
+      <w:r>
+        <w:rPr>
+          <w:b w:val="0"/>
+          <w:color w:val="960000"/>
+          <w:sz w:val="20"/>
+        </w:rPr>
+        <w:t xml:space="preserve"> ESTÁ CERRADO DESDE EL 31/08. ESTE MANUAL YA NO BLOQUEA EL MONTAJE 🛑 </w:t>
+      </w:r>
+      <w:r>
+        <w:rPr>
+          <w:b/>
+          <w:color w:val="960000"/>
+          <w:sz w:val="20"/>
+        </w:rPr>
+        <w:t>Este documento condicionaba a `BLQ-1` el montaje, la compra y hasta su propio diagrama de conexión —en SEIS sitios (`:5`, `:44`, `:211`, `:226-251`, `:253`, `:437`)— por una pregunta que se contestó hace cinco días.</w:t>
+      </w:r>
+      <w:r>
+        <w:rPr>
+          <w:b w:val="0"/>
+          <w:color w:val="960000"/>
+          <w:sz w:val="20"/>
+        </w:rPr>
+        <w:t xml:space="preserve"> Y es el manual que él mismo describe como *«el único documento de la entrega con dibujo de conexión del módulo»*, así que su bloqueo paraba la instalación entera. </w:t>
+      </w:r>
+      <w:r>
+        <w:rPr>
+          <w:b/>
+          <w:color w:val="960000"/>
+          <w:sz w:val="20"/>
+        </w:rPr>
+        <w:t>MEDIDO:</w:t>
+      </w:r>
+      <w:r>
+        <w:rPr>
+          <w:b w:val="0"/>
+          <w:color w:val="960000"/>
+          <w:sz w:val="20"/>
+        </w:rPr>
+        <w:t xml:space="preserve"> el módulo es un </w:t>
+      </w:r>
+      <w:r>
+        <w:rPr>
+          <w:b/>
+          <w:color w:val="960000"/>
+          <w:sz w:val="20"/>
+        </w:rPr>
+        <w:t>`ESP32-WROOM-32` clásico</w:t>
+      </w:r>
+      <w:r>
+        <w:rPr>
+          <w:b w:val="0"/>
+          <w:color w:val="960000"/>
+          <w:sz w:val="20"/>
+        </w:rPr>
+        <w:t xml:space="preserve">, con </w:t>
+      </w:r>
+      <w:r>
+        <w:rPr>
+          <w:b/>
+          <w:color w:val="960000"/>
+          <w:sz w:val="20"/>
+        </w:rPr>
+        <w:t>`BR/EDR` y por tanto SPP</w:t>
+      </w:r>
+      <w:r>
+        <w:rPr>
+          <w:b w:val="0"/>
+          <w:color w:val="960000"/>
+          <w:sz w:val="20"/>
+        </w:rPr>
+        <w:t xml:space="preserve">. Consta cerrado en </w:t>
+      </w:r>
+      <w:r>
+        <w:rPr>
+          <w:b/>
+          <w:color w:val="960000"/>
+          <w:sz w:val="20"/>
+        </w:rPr>
+        <w:t>`ESTADO.md:151`</w:t>
+      </w:r>
+      <w:r>
+        <w:rPr>
+          <w:b w:val="0"/>
+          <w:color w:val="960000"/>
+          <w:sz w:val="20"/>
+        </w:rPr>
+        <w:t xml:space="preserve"> (*«CERRADO el 31/08… El apartado 1 del Manual 10 </w:t>
+      </w:r>
+      <w:r>
+        <w:rPr>
+          <w:b/>
+          <w:color w:val="960000"/>
+          <w:sz w:val="20"/>
+        </w:rPr>
+        <w:t>no se reabre</w:t>
+      </w:r>
+      <w:r>
+        <w:rPr>
+          <w:b w:val="0"/>
+          <w:color w:val="960000"/>
+          <w:sz w:val="20"/>
+        </w:rPr>
+        <w:t xml:space="preserve">»*), en </w:t>
+      </w:r>
+      <w:r>
+        <w:rPr>
+          <w:b/>
+          <w:color w:val="960000"/>
+          <w:sz w:val="20"/>
+        </w:rPr>
+        <w:t>`roadmap.md:1509`</w:t>
+      </w:r>
+      <w:r>
+        <w:rPr>
+          <w:b w:val="0"/>
+          <w:color w:val="960000"/>
+          <w:sz w:val="20"/>
+        </w:rPr>
+        <w:t xml:space="preserve"> (N-107) y en </w:t>
+      </w:r>
+      <w:r>
+        <w:rPr>
+          <w:b/>
+          <w:color w:val="960000"/>
+          <w:sz w:val="20"/>
+        </w:rPr>
+        <w:t>`15_Lista_de_Compras_Hardware.md:112`</w:t>
+      </w:r>
+      <w:r>
+        <w:rPr>
+          <w:b w:val="0"/>
+          <w:color w:val="960000"/>
+          <w:sz w:val="20"/>
+        </w:rPr>
+        <w:t>. Y **</w:t>
+      </w:r>
+      <w:r>
+        <w:rPr>
+          <w:rFonts w:ascii="Consolas" w:hAnsi="Consolas"/>
+          <w:color w:val="960000"/>
+          <w:sz w:val="20"/>
+        </w:rPr>
+        <w:t>14_Manual_App_Movil_IOT_VIAL.md:96</w:t>
+      </w:r>
+      <w:r>
+        <w:rPr>
+          <w:b w:val="0"/>
+          <w:color w:val="960000"/>
+          <w:sz w:val="20"/>
+        </w:rPr>
+        <w:t xml:space="preserve"> ya lo decía con todas las letras: *«</w:t>
+      </w:r>
+      <w:r>
+        <w:rPr>
+          <w:rFonts w:ascii="Consolas" w:hAnsi="Consolas"/>
+          <w:color w:val="960000"/>
+          <w:sz w:val="20"/>
+        </w:rPr>
+        <w:t>BLQ-1</w:t>
+      </w:r>
+      <w:r>
+        <w:rPr>
+          <w:b w:val="0"/>
+          <w:color w:val="960000"/>
+          <w:sz w:val="20"/>
+        </w:rPr>
+        <w:t xml:space="preserve"> está CERRADO. Si algún documento lo da por abierto, está caducado»*</w:t>
+      </w:r>
+      <w:r>
+        <w:rPr>
+          <w:b/>
+          <w:color w:val="960000"/>
+          <w:sz w:val="20"/>
+        </w:rPr>
+        <w:t xml:space="preserve"> — éste era ese documento. 🔴 </w:t>
+      </w:r>
+      <w:r>
+        <w:rPr>
+          <w:b w:val="0"/>
+          <w:color w:val="960000"/>
+          <w:sz w:val="20"/>
+        </w:rPr>
+        <w:t>Y la lección de N-107, que corrige el método que este manual exigía:</w:t>
+      </w:r>
+      <w:r>
+        <w:rPr>
+          <w:b/>
+          <w:color w:val="960000"/>
+          <w:sz w:val="20"/>
+        </w:rPr>
+        <w:t xml:space="preserve"> `BLQ-1` </w:t>
+      </w:r>
+      <w:r>
+        <w:rPr>
+          <w:b w:val="0"/>
+          <w:color w:val="960000"/>
+          <w:sz w:val="20"/>
+        </w:rPr>
+        <w:t>no lo cerró el banco leyendo la serigrafía</w:t>
+      </w:r>
+      <w:r>
+        <w:rPr>
+          <w:b/>
+          <w:color w:val="960000"/>
+          <w:sz w:val="20"/>
+        </w:rPr>
+        <w:t xml:space="preserve">; lo cerró </w:t>
+      </w:r>
+      <w:r>
+        <w:rPr>
+          <w:b w:val="0"/>
+          <w:color w:val="960000"/>
+          <w:sz w:val="20"/>
+        </w:rPr>
+        <w:t xml:space="preserve">la ficha técnica del artículo comprado**, que ya lo declaraba. *«Antes de declarar algo bloqueado por una medida física, censa qué fuentes escritas pueden responderlo ya. Un bloqueo que se puede levantar leyendo no es un bloqueo.»* </w:t>
+      </w:r>
+      <w:r>
+        <w:rPr>
+          <w:b/>
+          <w:color w:val="960000"/>
+          <w:sz w:val="20"/>
+        </w:rPr>
+        <w:t>Todo lo que abajo siga marcado ~~🛑 Condicionado a `BLQ-1`~~ describe el mundo anterior al 31/08 y NO bloquea ni el montaje ni la compra.</w:t>
+      </w:r>
+      <w:r>
+        <w:rPr>
+          <w:b w:val="0"/>
+          <w:color w:val="960000"/>
+          <w:sz w:val="20"/>
+        </w:rPr>
+        <w:t xml:space="preserve"> 🔴 </w:t>
+      </w:r>
+      <w:r>
+        <w:rPr>
+          <w:b/>
+          <w:color w:val="960000"/>
+          <w:sz w:val="20"/>
+        </w:rPr>
+        <w:t>Lo que SÍ sigue bloqueando el montaje, y no es el chip: la línea `A5`, la fuente propia DC-DC 12 V→5 V del ESP32, que NO SE HA PEDIDO.</w:t>
+      </w:r>
+      <w:r>
+        <w:rPr>
+          <w:b w:val="0"/>
+          <w:color w:val="960000"/>
+          <w:sz w:val="20"/>
+        </w:rPr>
+        <w:t xml:space="preserve"> Sin ella el módulo cuelga del </w:t>
+      </w:r>
+      <w:r>
+        <w:rPr>
+          <w:rFonts w:ascii="Consolas" w:hAnsi="Consolas"/>
+          <w:color w:val="960000"/>
+          <w:sz w:val="20"/>
+        </w:rPr>
+        <w:t>LM7805</w:t>
+      </w:r>
+      <w:r>
+        <w:rPr>
+          <w:b w:val="0"/>
+          <w:color w:val="960000"/>
+          <w:sz w:val="20"/>
+        </w:rPr>
+        <w:t xml:space="preserve"> que alimenta al STM32 que gobierna el cruce (§2.3.bis). </w:t>
+      </w:r>
+      <w:r>
+        <w:rPr>
+          <w:b/>
+          <w:color w:val="960000"/>
+          <w:sz w:val="20"/>
+        </w:rPr>
+        <w:t>`J17` p6 no se conecta.</w:t>
       </w:r>
     </w:p>
     <w:p>
@@ -13503,7 +13812,55 @@
           <w:color w:val="003366"/>
           <w:sz w:val="23"/>
         </w:rPr>
-        <w:t>4.2 Telemetría Periódica ($STATUS) — Emitida cada 1 segundo</w:t>
+        <w:t xml:space="preserve">4.2 Telemetría Periódica ($STATUS) — Emitida cada 2 segundos *(cadencia bajada a </w:t>
+      </w:r>
+      <w:r>
+        <w:rPr>
+          <w:b/>
+          <w:color w:val="003366"/>
+          <w:sz w:val="23"/>
+        </w:rPr>
+        <w:t>2000 ms</w:t>
+      </w:r>
+      <w:r>
+        <w:rPr>
+          <w:b/>
+          <w:color w:val="003366"/>
+          <w:sz w:val="23"/>
+        </w:rPr>
+        <w:t xml:space="preserve"> el 04/09, decision del responsable, en las DOS puntas — MEDIDO: </w:t>
+      </w:r>
+      <w:r>
+        <w:rPr>
+          <w:rFonts w:ascii="Consolas" w:hAnsi="Consolas"/>
+          <w:color w:val="003366"/>
+          <w:sz w:val="23"/>
+        </w:rPr>
+        <w:t>Maestro/src/bluetooth.cpp:851</w:t>
+      </w:r>
+      <w:r>
+        <w:rPr>
+          <w:b/>
+          <w:color w:val="003366"/>
+          <w:sz w:val="23"/>
+        </w:rPr>
+        <w:t xml:space="preserve">, </w:t>
+      </w:r>
+      <w:r>
+        <w:rPr>
+          <w:rFonts w:ascii="Consolas" w:hAnsi="Consolas"/>
+          <w:color w:val="003366"/>
+          <w:sz w:val="23"/>
+        </w:rPr>
+        <w:t>Esclavo/src/bluetooth.cpp:768</w:t>
+      </w:r>
+      <w:r>
+        <w:rPr>
+          <w:b/>
+          <w:color w:val="003366"/>
+          <w:sz w:val="23"/>
+        </w:rPr>
+        <w:t>. Un tecnico que cronometre con «1 segundo» declara caido un enlace sano.)*</w:t>
       </w:r>
     </w:p>
     <w:p>

--- a/05_Funcional/10_Manual_Modulo_Bluetooth_Telemetria.docx
+++ b/05_Funcional/10_Manual_Modulo_Bluetooth_Telemetria.docx
@@ -13804,6 +13804,261 @@
     </w:p>
     <w:p>
       <w:pPr>
+        <w:spacing w:after="160"/>
+        <w:ind w:left="360"/>
+        <w:shd w:val="clear" w:fill="FFF4E5"/>
+      </w:pPr>
+      <w:r>
+        <w:rPr>
+          <w:b w:val="0"/>
+          <w:color w:val="960000"/>
+          <w:sz w:val="20"/>
+        </w:rPr>
+        <w:t xml:space="preserve">🔵 </w:t>
+      </w:r>
+      <w:r>
+        <w:rPr>
+          <w:rFonts w:ascii="Consolas" w:hAnsi="Consolas"/>
+          <w:color w:val="960000"/>
+          <w:sz w:val="20"/>
+        </w:rPr>
+        <w:t>SET_RTC</w:t>
+      </w:r>
+      <w:r>
+        <w:rPr>
+          <w:b w:val="0"/>
+          <w:color w:val="960000"/>
+          <w:sz w:val="20"/>
+        </w:rPr>
+        <w:t xml:space="preserve"> — el único comando cuyo acuse NO lo emite el STM32 (D-15, 05/09) El reloj es el </w:t>
+      </w:r>
+      <w:r>
+        <w:rPr>
+          <w:b/>
+          <w:color w:val="960000"/>
+          <w:sz w:val="20"/>
+        </w:rPr>
+        <w:t>DS3231 con pila del ESP32</w:t>
+      </w:r>
+      <w:r>
+        <w:rPr>
+          <w:b w:val="0"/>
+          <w:color w:val="960000"/>
+          <w:sz w:val="20"/>
+        </w:rPr>
+        <w:t xml:space="preserve">, así que </w:t>
+      </w:r>
+      <w:r>
+        <w:rPr>
+          <w:b/>
+          <w:color w:val="960000"/>
+          <w:sz w:val="20"/>
+        </w:rPr>
+        <w:t>contesta él</w:t>
+      </w:r>
+      <w:r>
+        <w:rPr>
+          <w:b w:val="0"/>
+          <w:color w:val="960000"/>
+          <w:sz w:val="20"/>
+        </w:rPr>
+        <w:t xml:space="preserve">, y sus tramas van marcadas </w:t>
+      </w:r>
+      <w:r>
+        <w:rPr>
+          <w:rFonts w:ascii="Consolas" w:hAnsi="Consolas"/>
+          <w:color w:val="960000"/>
+          <w:sz w:val="20"/>
+        </w:rPr>
+        <w:t>NODE:PUENTE</w:t>
+      </w:r>
+      <w:r>
+        <w:rPr>
+          <w:b w:val="0"/>
+          <w:color w:val="960000"/>
+          <w:sz w:val="20"/>
+        </w:rPr>
+        <w:t xml:space="preserve">. Las dos puntas del STM32 </w:t>
+      </w:r>
+      <w:r>
+        <w:rPr>
+          <w:b/>
+          <w:color w:val="960000"/>
+          <w:sz w:val="20"/>
+        </w:rPr>
+        <w:t>reconocen</w:t>
+      </w:r>
+      <w:r>
+        <w:rPr>
+          <w:b w:val="0"/>
+          <w:color w:val="960000"/>
+          <w:sz w:val="20"/>
+        </w:rPr>
+        <w:t xml:space="preserve"> la orden y la </w:t>
+      </w:r>
+      <w:r>
+        <w:rPr>
+          <w:b/>
+          <w:color w:val="960000"/>
+          <w:sz w:val="20"/>
+        </w:rPr>
+        <w:t>consumen en silencio</w:t>
+      </w:r>
+      <w:r>
+        <w:rPr>
+          <w:b w:val="0"/>
+          <w:color w:val="960000"/>
+          <w:sz w:val="20"/>
+        </w:rPr>
+        <w:t xml:space="preserve"> —si no, caería al </w:t>
+      </w:r>
+      <w:r>
+        <w:rPr>
+          <w:rFonts w:ascii="Consolas" w:hAnsi="Consolas"/>
+          <w:color w:val="960000"/>
+          <w:sz w:val="20"/>
+        </w:rPr>
+        <w:t>else</w:t>
+      </w:r>
+      <w:r>
+        <w:rPr>
+          <w:b w:val="0"/>
+          <w:color w:val="960000"/>
+          <w:sz w:val="20"/>
+        </w:rPr>
+        <w:t xml:space="preserve"> y saldría </w:t>
+      </w:r>
+      <w:r>
+        <w:rPr>
+          <w:rFonts w:ascii="Consolas" w:hAnsi="Consolas"/>
+          <w:color w:val="960000"/>
+          <w:sz w:val="20"/>
+        </w:rPr>
+        <w:t>ERR,CMD:DESCONOCIDO</w:t>
+      </w:r>
+      <w:r>
+        <w:rPr>
+          <w:b w:val="0"/>
+          <w:color w:val="960000"/>
+          <w:sz w:val="20"/>
+        </w:rPr>
+        <w:t xml:space="preserve">, que sería otra vez dos respuestas—, y dejan un </w:t>
+      </w:r>
+      <w:r>
+        <w:rPr>
+          <w:rFonts w:ascii="Consolas" w:hAnsi="Consolas"/>
+          <w:color w:val="960000"/>
+          <w:sz w:val="20"/>
+        </w:rPr>
+        <w:t>EVENT</w:t>
+      </w:r>
+      <w:r>
+        <w:rPr>
+          <w:b w:val="0"/>
+          <w:color w:val="960000"/>
+          <w:sz w:val="20"/>
+        </w:rPr>
+        <w:t xml:space="preserve"> con </w:t>
+      </w:r>
+      <w:r>
+        <w:rPr>
+          <w:rFonts w:ascii="Consolas" w:hAnsi="Consolas"/>
+          <w:color w:val="960000"/>
+          <w:sz w:val="20"/>
+        </w:rPr>
+        <w:t>DETALLE:SET_RTC_LO_ACUSA_EL_PUENTE</w:t>
+      </w:r>
+      <w:r>
+        <w:rPr>
+          <w:b w:val="0"/>
+          <w:color w:val="960000"/>
+          <w:sz w:val="20"/>
+        </w:rPr>
+        <w:t xml:space="preserve">. </w:t>
+      </w:r>
+      <w:r>
+        <w:rPr>
+          <w:b/>
+          <w:color w:val="960000"/>
+          <w:sz w:val="20"/>
+        </w:rPr>
+        <w:t>Una orden, un acuse.</w:t>
+      </w:r>
+      <w:r>
+        <w:rPr>
+          <w:b w:val="0"/>
+          <w:color w:val="960000"/>
+          <w:sz w:val="20"/>
+        </w:rPr>
+        <w:t xml:space="preserve"> Hasta el 05/09 contestaban </w:t>
+      </w:r>
+      <w:r>
+        <w:rPr>
+          <w:b/>
+          <w:color w:val="960000"/>
+          <w:sz w:val="20"/>
+        </w:rPr>
+        <w:t>los dos aparatos</w:t>
+      </w:r>
+      <w:r>
+        <w:rPr>
+          <w:b w:val="0"/>
+          <w:color w:val="960000"/>
+          <w:sz w:val="20"/>
+        </w:rPr>
+        <w:t xml:space="preserve">: el puente </w:t>
+      </w:r>
+      <w:r>
+        <w:rPr>
+          <w:rFonts w:ascii="Consolas" w:hAnsi="Consolas"/>
+          <w:color w:val="960000"/>
+          <w:sz w:val="20"/>
+        </w:rPr>
+        <w:t>RESULT:OK</w:t>
+      </w:r>
+      <w:r>
+        <w:rPr>
+          <w:b w:val="0"/>
+          <w:color w:val="960000"/>
+          <w:sz w:val="20"/>
+        </w:rPr>
+        <w:t xml:space="preserve"> (la puso en su DS3231) y el STM32 </w:t>
+      </w:r>
+      <w:r>
+        <w:rPr>
+          <w:rFonts w:ascii="Consolas" w:hAnsi="Consolas"/>
+          <w:color w:val="960000"/>
+          <w:sz w:val="20"/>
+        </w:rPr>
+        <w:t>DESC:NO_QUEDO_PUESTA</w:t>
+      </w:r>
+      <w:r>
+        <w:rPr>
+          <w:b w:val="0"/>
+          <w:color w:val="960000"/>
+          <w:sz w:val="20"/>
+        </w:rPr>
+        <w:t xml:space="preserve"> (en el suyo no). </w:t>
+      </w:r>
+      <w:r>
+        <w:rPr>
+          <w:b/>
+          <w:color w:val="960000"/>
+          <w:sz w:val="20"/>
+        </w:rPr>
+        <w:t>Las dos eran ciertas</w:t>
+      </w:r>
+      <w:r>
+        <w:rPr>
+          <w:b w:val="0"/>
+          <w:color w:val="960000"/>
+          <w:sz w:val="20"/>
+        </w:rPr>
+        <w:t>, y juntas una contradicción sobre la misma orden.</w:t>
+      </w:r>
+    </w:p>
+    <w:p>
+      <w:pPr>
         <w:spacing w:before="200" w:after="120"/>
       </w:pPr>
       <w:r>
@@ -13872,7 +14127,7 @@
           <w:b w:val="0"/>
           <w:sz w:val="21"/>
         </w:rPr>
-        <w:t>\text{Formato: }\STATUS,NODE:\langle N\rangle,SERIE:\langle S\rangle,MODO:\langle M\rangle,ESTADO:\langle E\rangle,T:\langle S\rangle,RF:\langle R\rangle\%,RTT:\langle T\rangle ms,BAT:\langle V\rangle,HORA:\langle H\rangle,ESC:\langle C\rangle*\langle CRC\rangle\backslash r\backslash n$</w:t>
+        <w:t>\text{Formato: }\STATUS,NODE:\langle N\rangle,SERIE:\langle S\rangle,MODO:\langle M\rangle,ESTADO:\langle E\rangle,T:\langle S\rangle,RF:\langle R\rangle\%,RTT:\langle T\rangle ms,BAT:\langle V\rangle,HORA:\langle H\rangle,ESC:\langle C\rangle,PLUMA:\langle P\rangle*\langle CRC\rangle\backslash r\backslash n$</w:t>
       </w:r>
     </w:p>
     <w:p>
@@ -13898,7 +14153,7 @@
           <w:rFonts w:ascii="Consolas" w:hAnsi="Consolas"/>
           <w:sz w:val="18"/>
         </w:rPr>
-        <w:t>$STATUS,NODE:MAESTRO,SERIE:A3F19C,MODO:AUTO,ESTADO:V1_R2,T:24,RF:98%,RTT:82ms,BAT:12.6,HORA:18:25:00,ESC:ROJO*19\r\n</w:t>
+        <w:t>$STATUS,NODE:MAESTRO,SERIE:A3F19C,MODO:AUTO,ESTADO:V1_R2,T:24,RF:98%,RTT:82ms,BAT:12.6,HORA:18:25:00,ESC:ROJO,PLUMA:ARRIBA*41\r\n</w:t>
       </w:r>
     </w:p>
     <w:p>
@@ -14137,8 +14392,143 @@
           <w:color w:val="960000"/>
           <w:sz w:val="20"/>
         </w:rPr>
-        <w:t xml:space="preserve"> </w:t>
-      </w:r>
+        <w:t xml:space="preserve"> 🔵 </w:t>
+      </w:r>
+      <w:r>
+        <w:rPr>
+          <w:b/>
+          <w:color w:val="960000"/>
+          <w:sz w:val="20"/>
+        </w:rPr>
+        <w:t>`PLUMA` (N-153) — la posición de la talanquera de LA PUNTA QUE EMITE</w:t>
+      </w:r>
+      <w:r>
+        <w:rPr>
+          <w:b w:val="0"/>
+          <w:color w:val="960000"/>
+          <w:sz w:val="20"/>
+        </w:rPr>
+        <w:t xml:space="preserve">: </w:t>
+      </w:r>
+      <w:r>
+        <w:rPr>
+          <w:rFonts w:ascii="Consolas" w:hAnsi="Consolas"/>
+          <w:color w:val="960000"/>
+          <w:sz w:val="20"/>
+        </w:rPr>
+        <w:t>ARRIBA</w:t>
+      </w:r>
+      <w:r>
+        <w:rPr>
+          <w:b w:val="0"/>
+          <w:color w:val="960000"/>
+          <w:sz w:val="20"/>
+        </w:rPr>
+        <w:t xml:space="preserve"> o </w:t>
+      </w:r>
+      <w:r>
+        <w:rPr>
+          <w:rFonts w:ascii="Consolas" w:hAnsi="Consolas"/>
+          <w:color w:val="960000"/>
+          <w:sz w:val="20"/>
+        </w:rPr>
+        <w:t>ABAJO</w:t>
+      </w:r>
+      <w:r>
+        <w:rPr>
+          <w:b w:val="0"/>
+          <w:color w:val="960000"/>
+          <w:sz w:val="20"/>
+        </w:rPr>
+        <w:t xml:space="preserve">. </w:t>
+      </w:r>
+      <w:r>
+        <w:rPr>
+          <w:b/>
+          <w:color w:val="960000"/>
+          <w:sz w:val="20"/>
+        </w:rPr>
+        <w:t>Lo emiten las DOS</w:t>
+      </w:r>
+      <w:r>
+        <w:rPr>
+          <w:b w:val="0"/>
+          <w:color w:val="960000"/>
+          <w:sz w:val="20"/>
+        </w:rPr>
+        <w:t xml:space="preserve">, porque las dos placas llevan el motor en </w:t>
+      </w:r>
+      <w:r>
+        <w:rPr>
+          <w:rFonts w:ascii="Consolas" w:hAnsi="Consolas"/>
+          <w:color w:val="960000"/>
+          <w:sz w:val="20"/>
+        </w:rPr>
+        <w:t>PB2</w:t>
+      </w:r>
+      <w:r>
+        <w:rPr>
+          <w:b w:val="0"/>
+          <w:color w:val="960000"/>
+          <w:sz w:val="20"/>
+        </w:rPr>
+        <w:t xml:space="preserve"> — no es asimétrico como </w:t>
+      </w:r>
+      <w:r>
+        <w:rPr>
+          <w:rFonts w:ascii="Consolas" w:hAnsi="Consolas"/>
+          <w:color w:val="960000"/>
+          <w:sz w:val="20"/>
+        </w:rPr>
+        <w:t>ESC</w:t>
+      </w:r>
+      <w:r>
+        <w:rPr>
+          <w:b w:val="0"/>
+          <w:color w:val="960000"/>
+          <w:sz w:val="20"/>
+        </w:rPr>
+        <w:t xml:space="preserve">. Sale del valor que se escribió en el pin, no de recalcular la fórmula. ⚠️ </w:t>
+      </w:r>
+      <w:r>
+        <w:rPr>
+          <w:b/>
+          <w:color w:val="960000"/>
+          <w:sz w:val="20"/>
+        </w:rPr>
+        <w:t>Con la decisión D-13 habrá ratos de LUZ ROJA CON LA PLUMA ARRIBA</w:t>
+      </w:r>
+      <w:r>
+        <w:rPr>
+          <w:b w:val="0"/>
+          <w:color w:val="960000"/>
+          <w:sz w:val="20"/>
+        </w:rPr>
+        <w:t xml:space="preserve"> —la cámara ve a alguien debajo y la barrera no baja—. </w:t>
+      </w:r>
+      <w:r>
+        <w:rPr>
+          <w:b/>
+          <w:color w:val="960000"/>
+          <w:sz w:val="20"/>
+        </w:rPr>
+        <w:t>Eso no es una avería</w:t>
+      </w:r>
+      <w:r>
+        <w:rPr>
+          <w:b w:val="0"/>
+          <w:color w:val="960000"/>
+          <w:sz w:val="20"/>
+        </w:rPr>
+        <w:t>, y la app lo dice con esas palabras.</w:t>
+      </w:r>
+    </w:p>
+    <w:p>
+      <w:pPr>
+        <w:spacing w:after="160"/>
+        <w:ind w:left="360"/>
+        <w:shd w:val="clear" w:fill="FFF4E5"/>
+      </w:pPr>
       <w:r>
         <w:rPr>
           <w:b/>

--- a/05_Funcional/10_Manual_Modulo_Bluetooth_Telemetria.docx
+++ b/05_Funcional/10_Manual_Modulo_Bluetooth_Telemetria.docx
@@ -14055,6 +14055,661 @@
           <w:sz w:val="20"/>
         </w:rPr>
         <w:t>, y juntas una contradicción sobre la misma orden.</w:t>
+      </w:r>
+    </w:p>
+    <w:p>
+      <w:pPr>
+        <w:spacing w:after="160"/>
+        <w:ind w:left="360"/>
+        <w:shd w:val="clear" w:fill="FFF4E5"/>
+      </w:pPr>
+      <w:r>
+        <w:rPr>
+          <w:b w:val="0"/>
+          <w:color w:val="960000"/>
+          <w:sz w:val="20"/>
+        </w:rPr>
+        <w:t xml:space="preserve">🔍 </w:t>
+      </w:r>
+      <w:r>
+        <w:rPr>
+          <w:rFonts w:ascii="Consolas" w:hAnsi="Consolas"/>
+          <w:color w:val="960000"/>
+          <w:sz w:val="20"/>
+        </w:rPr>
+        <w:t>LEER_RTC</w:t>
+      </w:r>
+      <w:r>
+        <w:rPr>
+          <w:b w:val="0"/>
+          <w:color w:val="960000"/>
+          <w:sz w:val="20"/>
+        </w:rPr>
+        <w:t xml:space="preserve"> — consultar el reloj SIN cambiarlo (A-9, 05/09) </w:t>
+      </w:r>
+      <w:r>
+        <w:rPr>
+          <w:b/>
+          <w:color w:val="960000"/>
+          <w:sz w:val="20"/>
+        </w:rPr>
+        <w:t>Hasta hoy la única forma de LEER el reloj era MANDARLO:</w:t>
+      </w:r>
+      <w:r>
+        <w:rPr>
+          <w:b w:val="0"/>
+          <w:color w:val="960000"/>
+          <w:sz w:val="20"/>
+        </w:rPr>
+        <w:t xml:space="preserve"> el </w:t>
+      </w:r>
+      <w:r>
+        <w:rPr>
+          <w:rFonts w:ascii="Consolas" w:hAnsi="Consolas"/>
+          <w:color w:val="960000"/>
+          <w:sz w:val="20"/>
+        </w:rPr>
+        <w:t>ACK</w:t>
+      </w:r>
+      <w:r>
+        <w:rPr>
+          <w:b w:val="0"/>
+          <w:color w:val="960000"/>
+          <w:sz w:val="20"/>
+        </w:rPr>
+        <w:t xml:space="preserve"> de </w:t>
+      </w:r>
+      <w:r>
+        <w:rPr>
+          <w:rFonts w:ascii="Consolas" w:hAnsi="Consolas"/>
+          <w:color w:val="960000"/>
+          <w:sz w:val="20"/>
+        </w:rPr>
+        <w:t>SET_RTC</w:t>
+      </w:r>
+      <w:r>
+        <w:rPr>
+          <w:b w:val="0"/>
+          <w:color w:val="960000"/>
+          <w:sz w:val="20"/>
+        </w:rPr>
+        <w:t xml:space="preserve"> devuelve </w:t>
+      </w:r>
+      <w:r>
+        <w:rPr>
+          <w:rFonts w:ascii="Consolas" w:hAnsi="Consolas"/>
+          <w:color w:val="960000"/>
+          <w:sz w:val="20"/>
+        </w:rPr>
+        <w:t>FECHA:</w:t>
+      </w:r>
+      <w:r>
+        <w:rPr>
+          <w:b w:val="0"/>
+          <w:color w:val="960000"/>
+          <w:sz w:val="20"/>
+        </w:rPr>
+        <w:t>/</w:t>
+      </w:r>
+      <w:r>
+        <w:rPr>
+          <w:rFonts w:ascii="Consolas" w:hAnsi="Consolas"/>
+          <w:color w:val="960000"/>
+          <w:sz w:val="20"/>
+        </w:rPr>
+        <w:t>HORA:</w:t>
+      </w:r>
+      <w:r>
+        <w:rPr>
+          <w:b w:val="0"/>
+          <w:color w:val="960000"/>
+          <w:sz w:val="20"/>
+        </w:rPr>
+        <w:t xml:space="preserve"> releídas del chip. O sea que </w:t>
+      </w:r>
+      <w:r>
+        <w:rPr>
+          <w:b/>
+          <w:color w:val="960000"/>
+          <w:sz w:val="20"/>
+        </w:rPr>
+        <w:t>comprobar</w:t>
+      </w:r>
+      <w:r>
+        <w:rPr>
+          <w:b w:val="0"/>
+          <w:color w:val="960000"/>
+          <w:sz w:val="20"/>
+        </w:rPr>
+        <w:t xml:space="preserve"> si el cruce estaba en hora obligaba a </w:t>
+      </w:r>
+      <w:r>
+        <w:rPr>
+          <w:b/>
+          <w:color w:val="960000"/>
+          <w:sz w:val="20"/>
+        </w:rPr>
+        <w:t>cambiársela</w:t>
+      </w:r>
+      <w:r>
+        <w:rPr>
+          <w:b w:val="0"/>
+          <w:color w:val="960000"/>
+          <w:sz w:val="20"/>
+        </w:rPr>
+        <w:t xml:space="preserve">, y con eso se perdía justo el dato que se buscaba: </w:t>
+      </w:r>
+      <w:r>
+        <w:rPr>
+          <w:b/>
+          <w:color w:val="960000"/>
+          <w:sz w:val="20"/>
+        </w:rPr>
+        <w:t>cuánto se había desviado</w:t>
+      </w:r>
+      <w:r>
+        <w:rPr>
+          <w:b w:val="0"/>
+          <w:color w:val="960000"/>
+          <w:sz w:val="20"/>
+        </w:rPr>
+        <w:t xml:space="preserve">. La app manda </w:t>
+      </w:r>
+      <w:r>
+        <w:rPr>
+          <w:rFonts w:ascii="Consolas" w:hAnsi="Consolas"/>
+          <w:color w:val="960000"/>
+          <w:sz w:val="20"/>
+        </w:rPr>
+        <w:t>CMD:LEER_RTC</w:t>
+      </w:r>
+      <w:r>
+        <w:rPr>
+          <w:b w:val="0"/>
+          <w:color w:val="960000"/>
+          <w:sz w:val="20"/>
+        </w:rPr>
+        <w:t xml:space="preserve">, </w:t>
+      </w:r>
+      <w:r>
+        <w:rPr>
+          <w:b/>
+          <w:color w:val="960000"/>
+          <w:sz w:val="20"/>
+        </w:rPr>
+        <w:t>sin PIN</w:t>
+      </w:r>
+      <w:r>
+        <w:rPr>
+          <w:b w:val="0"/>
+          <w:color w:val="960000"/>
+          <w:sz w:val="20"/>
+        </w:rPr>
+        <w:t xml:space="preserve"> —no abre paso, no para nada y no cambia nada—, y </w:t>
+      </w:r>
+      <w:r>
+        <w:rPr>
+          <w:b/>
+          <w:color w:val="960000"/>
+          <w:sz w:val="20"/>
+        </w:rPr>
+        <w:t>esa línea NO cruza a la controladora</w:t>
+      </w:r>
+      <w:r>
+        <w:rPr>
+          <w:b w:val="0"/>
+          <w:color w:val="960000"/>
+          <w:sz w:val="20"/>
+        </w:rPr>
+        <w:t xml:space="preserve">: el puente se la queda porque es suya. *(Medido sobre el </w:t>
+      </w:r>
+      <w:r>
+        <w:rPr>
+          <w:rFonts w:ascii="Consolas" w:hAnsi="Consolas"/>
+          <w:color w:val="960000"/>
+          <w:sz w:val="20"/>
+        </w:rPr>
+        <w:t>bluetooth.cpp</w:t>
+      </w:r>
+      <w:r>
+        <w:rPr>
+          <w:b w:val="0"/>
+          <w:color w:val="960000"/>
+          <w:sz w:val="20"/>
+        </w:rPr>
+        <w:t xml:space="preserve"> compilado de las dos puntas: reenviada, las dos contestan </w:t>
+      </w:r>
+      <w:r>
+        <w:rPr>
+          <w:rFonts w:ascii="Consolas" w:hAnsi="Consolas"/>
+          <w:color w:val="960000"/>
+          <w:sz w:val="20"/>
+        </w:rPr>
+        <w:t>ERR,CMD:AUTH_FAILED,DESC:PIN_INVALIDO</w:t>
+      </w:r>
+      <w:r>
+        <w:rPr>
+          <w:b w:val="0"/>
+          <w:color w:val="960000"/>
+          <w:sz w:val="20"/>
+        </w:rPr>
+        <w:t xml:space="preserve"> — un rechazo en rojo acusando al operario de una clave que no tecleó, cada vez que pregunta la hora.)* Respuesta buena, con la hora </w:t>
+      </w:r>
+      <w:r>
+        <w:rPr>
+          <w:b/>
+          <w:color w:val="960000"/>
+          <w:sz w:val="20"/>
+        </w:rPr>
+        <w:t>releída del chip en ese instante</w:t>
+      </w:r>
+      <w:r>
+        <w:rPr>
+          <w:b w:val="0"/>
+          <w:color w:val="960000"/>
+          <w:sz w:val="20"/>
+        </w:rPr>
+        <w:t xml:space="preserve">: </w:t>
+      </w:r>
+      <w:r>
+        <w:rPr>
+          <w:rFonts w:ascii="Consolas" w:hAnsi="Consolas"/>
+          <w:color w:val="960000"/>
+          <w:sz w:val="20"/>
+        </w:rPr>
+        <w:t>ACK,NODE:PUENTE,CMD:LEER_RTC,RESULT:OK,FECHA:2026-09-05,HORA:22:19:58*XX</w:t>
+      </w:r>
+      <w:r>
+        <w:rPr>
+          <w:b w:val="0"/>
+          <w:color w:val="960000"/>
+          <w:sz w:val="20"/>
+        </w:rPr>
+        <w:t xml:space="preserve"> </w:t>
+      </w:r>
+      <w:r>
+        <w:rPr>
+          <w:b/>
+          <w:color w:val="960000"/>
+          <w:sz w:val="20"/>
+        </w:rPr>
+        <w:t>Y lo que contesta cuando NO sabe, que es lo que de verdad importa:</w:t>
+      </w:r>
+      <w:r>
+        <w:rPr>
+          <w:b w:val="0"/>
+          <w:color w:val="960000"/>
+          <w:sz w:val="20"/>
+        </w:rPr>
+        <w:t xml:space="preserve"> un DS3231 sin pila entrega una fecha </w:t>
+      </w:r>
+      <w:r>
+        <w:rPr>
+          <w:b/>
+          <w:color w:val="960000"/>
+          <w:sz w:val="20"/>
+        </w:rPr>
+        <w:t>perfectamente formada y falsa</w:t>
+      </w:r>
+      <w:r>
+        <w:rPr>
+          <w:b w:val="0"/>
+          <w:color w:val="960000"/>
+          <w:sz w:val="20"/>
+        </w:rPr>
+        <w:t xml:space="preserve">, así que </w:t>
+      </w:r>
+      <w:r>
+        <w:rPr>
+          <w:b/>
+          <w:color w:val="960000"/>
+          <w:sz w:val="20"/>
+        </w:rPr>
+        <w:t>aquí no se rellena nada</w:t>
+      </w:r>
+      <w:r>
+        <w:rPr>
+          <w:b w:val="0"/>
+          <w:color w:val="960000"/>
+          <w:sz w:val="20"/>
+        </w:rPr>
+        <w:t xml:space="preserve"> — sale </w:t>
+      </w:r>
+      <w:r>
+        <w:rPr>
+          <w:rFonts w:ascii="Consolas" w:hAnsi="Consolas"/>
+          <w:color w:val="960000"/>
+          <w:sz w:val="20"/>
+        </w:rPr>
+        <w:t>ERR</w:t>
+      </w:r>
+      <w:r>
+        <w:rPr>
+          <w:b w:val="0"/>
+          <w:color w:val="960000"/>
+          <w:sz w:val="20"/>
+        </w:rPr>
+        <w:t xml:space="preserve"> con </w:t>
+      </w:r>
+      <w:r>
+        <w:rPr>
+          <w:b/>
+          <w:color w:val="960000"/>
+          <w:sz w:val="20"/>
+        </w:rPr>
+        <w:t>un motivo por avería</w:t>
+      </w:r>
+      <w:r>
+        <w:rPr>
+          <w:b w:val="0"/>
+          <w:color w:val="960000"/>
+          <w:sz w:val="20"/>
+        </w:rPr>
+        <w:t xml:space="preserve">: | </w:t>
+      </w:r>
+      <w:r>
+        <w:rPr>
+          <w:rFonts w:ascii="Consolas" w:hAnsi="Consolas"/>
+          <w:color w:val="960000"/>
+          <w:sz w:val="20"/>
+        </w:rPr>
+        <w:t>DESC:</w:t>
+      </w:r>
+      <w:r>
+        <w:rPr>
+          <w:b w:val="0"/>
+          <w:color w:val="960000"/>
+          <w:sz w:val="20"/>
+        </w:rPr>
+        <w:t xml:space="preserve"> | qué pasa | qué se hace | |---|---|---| | </w:t>
+      </w:r>
+      <w:r>
+        <w:rPr>
+          <w:rFonts w:ascii="Consolas" w:hAnsi="Consolas"/>
+          <w:color w:val="960000"/>
+          <w:sz w:val="20"/>
+        </w:rPr>
+        <w:t>NUNCA_SE_PUSO_PONGA_LA_HORA</w:t>
+      </w:r>
+      <w:r>
+        <w:rPr>
+          <w:b w:val="0"/>
+          <w:color w:val="960000"/>
+          <w:sz w:val="20"/>
+        </w:rPr>
+        <w:t xml:space="preserve"> | módulo virgen | sincronizar | | </w:t>
+      </w:r>
+      <w:r>
+        <w:rPr>
+          <w:rFonts w:ascii="Consolas" w:hAnsi="Consolas"/>
+          <w:color w:val="960000"/>
+          <w:sz w:val="20"/>
+        </w:rPr>
+        <w:t>OSCILADOR_PARADO_CAMBIE_PILA</w:t>
+      </w:r>
+      <w:r>
+        <w:rPr>
+          <w:b w:val="0"/>
+          <w:color w:val="960000"/>
+          <w:sz w:val="20"/>
+        </w:rPr>
+        <w:t xml:space="preserve"> | el </w:t>
+      </w:r>
+      <w:r>
+        <w:rPr>
+          <w:rFonts w:ascii="Consolas" w:hAnsi="Consolas"/>
+          <w:color w:val="960000"/>
+          <w:sz w:val="20"/>
+        </w:rPr>
+        <w:t>OSF</w:t>
+      </w:r>
+      <w:r>
+        <w:rPr>
+          <w:b w:val="0"/>
+          <w:color w:val="960000"/>
+          <w:sz w:val="20"/>
+        </w:rPr>
+        <w:t xml:space="preserve"> dice que el oscilador se paró | </w:t>
+      </w:r>
+      <w:r>
+        <w:rPr>
+          <w:b/>
+          <w:color w:val="960000"/>
+          <w:sz w:val="20"/>
+        </w:rPr>
+        <w:t>cambiar la pila</w:t>
+      </w:r>
+      <w:r>
+        <w:rPr>
+          <w:b w:val="0"/>
+          <w:color w:val="960000"/>
+          <w:sz w:val="20"/>
+        </w:rPr>
+        <w:t xml:space="preserve"> y volver a poner la hora | | </w:t>
+      </w:r>
+      <w:r>
+        <w:rPr>
+          <w:rFonts w:ascii="Consolas" w:hAnsi="Consolas"/>
+          <w:color w:val="960000"/>
+          <w:sz w:val="20"/>
+        </w:rPr>
+        <w:t>SIN_RELOJ_NO_RESPONDE</w:t>
+      </w:r>
+      <w:r>
+        <w:rPr>
+          <w:b w:val="0"/>
+          <w:color w:val="960000"/>
+          <w:sz w:val="20"/>
+        </w:rPr>
+        <w:t xml:space="preserve"> | el bus I²C no contesta | destornillador: módulo, cableado, SDA/SCL | | </w:t>
+      </w:r>
+      <w:r>
+        <w:rPr>
+          <w:rFonts w:ascii="Consolas" w:hAnsi="Consolas"/>
+          <w:color w:val="960000"/>
+          <w:sz w:val="20"/>
+        </w:rPr>
+        <w:t>ESCRITURA_A_MEDIAS_REPITA_SET_RTC</w:t>
+      </w:r>
+      <w:r>
+        <w:rPr>
+          <w:b w:val="0"/>
+          <w:color w:val="960000"/>
+          <w:sz w:val="20"/>
+        </w:rPr>
+        <w:t xml:space="preserve"> | una puesta en hora se cortó a mitad | repetir y comprobar el acuse | | </w:t>
+      </w:r>
+      <w:r>
+        <w:rPr>
+          <w:rFonts w:ascii="Consolas" w:hAnsi="Consolas"/>
+          <w:color w:val="960000"/>
+          <w:sz w:val="20"/>
+        </w:rPr>
+        <w:t>MODO_12H_PONGA_LA_HORA</w:t>
+      </w:r>
+      <w:r>
+        <w:rPr>
+          <w:b w:val="0"/>
+          <w:color w:val="960000"/>
+          <w:sz w:val="20"/>
+        </w:rPr>
+        <w:t xml:space="preserve"> | registro en 12 h: hasta </w:t>
+      </w:r>
+      <w:r>
+        <w:rPr>
+          <w:b/>
+          <w:color w:val="960000"/>
+          <w:sz w:val="20"/>
+        </w:rPr>
+        <w:t>12 h de error</w:t>
+      </w:r>
+      <w:r>
+        <w:rPr>
+          <w:b w:val="0"/>
+          <w:color w:val="960000"/>
+          <w:sz w:val="20"/>
+        </w:rPr>
+        <w:t xml:space="preserve"> con el módulo sano | sincronizar | | </w:t>
+      </w:r>
+      <w:r>
+        <w:rPr>
+          <w:rFonts w:ascii="Consolas" w:hAnsi="Consolas"/>
+          <w:color w:val="960000"/>
+          <w:sz w:val="20"/>
+        </w:rPr>
+        <w:t>REGISTROS_INCOHERENTES</w:t>
+      </w:r>
+      <w:r>
+        <w:rPr>
+          <w:b w:val="0"/>
+          <w:color w:val="960000"/>
+          <w:sz w:val="20"/>
+        </w:rPr>
+        <w:t xml:space="preserve"> | lo que hay dentro no compone fecha | </w:t>
+      </w:r>
+      <w:r>
+        <w:rPr>
+          <w:b/>
+          <w:color w:val="960000"/>
+          <w:sz w:val="20"/>
+        </w:rPr>
+        <w:t>dos causas posibles</w:t>
+      </w:r>
+      <w:r>
+        <w:rPr>
+          <w:b w:val="0"/>
+          <w:color w:val="960000"/>
+          <w:sz w:val="20"/>
+        </w:rPr>
+        <w:t xml:space="preserve">: sincronice; si vuelve, cambie el módulo | | </w:t>
+      </w:r>
+      <w:r>
+        <w:rPr>
+          <w:rFonts w:ascii="Consolas" w:hAnsi="Consolas"/>
+          <w:color w:val="960000"/>
+          <w:sz w:val="20"/>
+        </w:rPr>
+        <w:t>BARRERA_INCOHERENTE</w:t>
+      </w:r>
+      <w:r>
+        <w:rPr>
+          <w:b w:val="0"/>
+          <w:color w:val="960000"/>
+          <w:sz w:val="20"/>
+        </w:rPr>
+        <w:t xml:space="preserve"> | el puente se contradice a sí mismo | </w:t>
+      </w:r>
+      <w:r>
+        <w:rPr>
+          <w:b/>
+          <w:color w:val="960000"/>
+          <w:sz w:val="20"/>
+        </w:rPr>
+        <w:t>no es del reloj</w:t>
+      </w:r>
+      <w:r>
+        <w:rPr>
+          <w:b w:val="0"/>
+          <w:color w:val="960000"/>
+          <w:sz w:val="20"/>
+        </w:rPr>
+        <w:t xml:space="preserve">: repórtelo | | </w:t>
+      </w:r>
+      <w:r>
+        <w:rPr>
+          <w:rFonts w:ascii="Consolas" w:hAnsi="Consolas"/>
+          <w:color w:val="960000"/>
+          <w:sz w:val="20"/>
+        </w:rPr>
+        <w:t>MOTIVO_NO_CONTEMPLADO</w:t>
+      </w:r>
+      <w:r>
+        <w:rPr>
+          <w:b w:val="0"/>
+          <w:color w:val="960000"/>
+          <w:sz w:val="20"/>
+        </w:rPr>
+        <w:t xml:space="preserve"> | firmware más nuevo que la app | no dé la hora por buena | ⚠️ </w:t>
+      </w:r>
+      <w:r>
+        <w:rPr>
+          <w:b/>
+          <w:color w:val="960000"/>
+          <w:sz w:val="20"/>
+        </w:rPr>
+        <w:t>Un cruce tiene DOS relojes y nada los sincroniza.</w:t>
+      </w:r>
+      <w:r>
+        <w:rPr>
+          <w:b w:val="0"/>
+          <w:color w:val="960000"/>
+          <w:sz w:val="20"/>
+        </w:rPr>
+        <w:t xml:space="preserve"> Por eso la app </w:t>
+      </w:r>
+      <w:r>
+        <w:rPr>
+          <w:b/>
+          <w:color w:val="960000"/>
+          <w:sz w:val="20"/>
+        </w:rPr>
+        <w:t>compara</w:t>
+      </w:r>
+      <w:r>
+        <w:rPr>
+          <w:b w:val="0"/>
+          <w:color w:val="960000"/>
+          <w:sz w:val="20"/>
+        </w:rPr>
+        <w:t xml:space="preserve">: guarda el error de cada poste contra el reloj del celular y los resta, así que </w:t>
+      </w:r>
+      <w:r>
+        <w:rPr>
+          <w:b/>
+          <w:color w:val="960000"/>
+          <w:sz w:val="20"/>
+        </w:rPr>
+        <w:t>la caminata entre postes se cancela</w:t>
+      </w:r>
+      <w:r>
+        <w:rPr>
+          <w:b w:val="0"/>
+          <w:color w:val="960000"/>
+          <w:sz w:val="20"/>
+        </w:rPr>
+        <w:t xml:space="preserve">. Con un solo poste no publica desfase: </w:t>
+      </w:r>
+      <w:r>
+        <w:rPr>
+          <w:b/>
+          <w:color w:val="960000"/>
+          <w:sz w:val="20"/>
+        </w:rPr>
+        <w:t>dice cuál falta</w:t>
+      </w:r>
+      <w:r>
+        <w:rPr>
+          <w:b w:val="0"/>
+          <w:color w:val="960000"/>
+          <w:sz w:val="20"/>
+        </w:rPr>
+        <w:t xml:space="preserve">. La lista vive en memoria y </w:t>
+      </w:r>
+      <w:r>
+        <w:rPr>
+          <w:b/>
+          <w:color w:val="960000"/>
+          <w:sz w:val="20"/>
+        </w:rPr>
+        <w:t>no sobrevive a que Android cierre la app</w:t>
+      </w:r>
+      <w:r>
+        <w:rPr>
+          <w:b w:val="0"/>
+          <w:color w:val="960000"/>
+          <w:sz w:val="20"/>
+        </w:rPr>
+        <w:t>.</w:t>
       </w:r>
     </w:p>
     <w:p>

--- a/05_Funcional/10_Manual_Modulo_Bluetooth_Telemetria.docx
+++ b/05_Funcional/10_Manual_Modulo_Bluetooth_Telemetria.docx
@@ -7326,7 +7326,9 @@
         <w:t xml:space="preserve">  2. Punta roja en la POSICION 1 del conector, con la tarjeta alimentada.</w:t>
         <w:br/>
         <w:br/>
-        <w:t xml:space="preserve">       ~12 V  -&gt; es J16.  ES LA BOTONERA. NO ENCHUFE AQUI EL MODULO.</w:t>
+        <w:t xml:space="preserve">       ~12 V  -&gt; es J16.  ES EL CONECTOR DE LAS CAMARAS.</w:t>
+        <w:br/>
+        <w:t xml:space="preserve">                          NO ENCHUFE AQUI EL MODULO, Y TAPE SU POSICION 1.</w:t>
         <w:br/>
         <w:t xml:space="preserve">       ~3,3 V o 0 V -&gt; es J17.  Confirmelo con el paso 3.</w:t>
         <w:br/>
@@ -7334,6 +7336,277 @@
         <w:t xml:space="preserve">  3. Confirmacion de J17: debe haber 3,3 V en las posiciones 6 y 8,</w:t>
         <w:br/>
         <w:t xml:space="preserve">     y masa en las 7 y 9.  J17 NO TIENE 12 V EN NINGUNA POSICION.</w:t>
+      </w:r>
+    </w:p>
+    <w:p>
+      <w:pPr>
+        <w:spacing w:after="160"/>
+        <w:ind w:left="360"/>
+        <w:shd w:val="clear" w:fill="FFF4E5"/>
+      </w:pPr>
+      <w:r>
+        <w:rPr>
+          <w:b w:val="0"/>
+          <w:color w:val="960000"/>
+          <w:sz w:val="20"/>
+        </w:rPr>
+        <w:t xml:space="preserve">✏️ </w:t>
+      </w:r>
+      <w:r>
+        <w:rPr>
+          <w:b/>
+          <w:color w:val="960000"/>
+          <w:sz w:val="20"/>
+        </w:rPr>
+        <w:t>05/09 — aquí ponía ~~«es `J16`. ES LA BOTONERA»~~ y ese rótulo caducó.</w:t>
+      </w:r>
+      <w:r>
+        <w:rPr>
+          <w:b w:val="0"/>
+          <w:color w:val="960000"/>
+          <w:sz w:val="20"/>
+        </w:rPr>
+        <w:t xml:space="preserve"> </w:t>
+      </w:r>
+      <w:r>
+        <w:rPr>
+          <w:b/>
+          <w:color w:val="960000"/>
+          <w:sz w:val="20"/>
+        </w:rPr>
+        <w:t>`J16` ya no es la botonera: es el conector de las CÁMARAS.</w:t>
+      </w:r>
+      <w:r>
+        <w:rPr>
+          <w:b w:val="0"/>
+          <w:color w:val="960000"/>
+          <w:sz w:val="20"/>
+        </w:rPr>
+        <w:t xml:space="preserve"> </w:t>
+      </w:r>
+      <w:r>
+        <w:rPr>
+          <w:rFonts w:ascii="Consolas" w:hAnsi="Consolas"/>
+          <w:color w:val="960000"/>
+          <w:sz w:val="20"/>
+        </w:rPr>
+        <w:t>p10</w:t>
+      </w:r>
+      <w:r>
+        <w:rPr>
+          <w:b w:val="0"/>
+          <w:color w:val="960000"/>
+          <w:sz w:val="20"/>
+        </w:rPr>
+        <w:t xml:space="preserve"> = </w:t>
+      </w:r>
+      <w:r>
+        <w:rPr>
+          <w:rFonts w:ascii="Consolas" w:hAnsi="Consolas"/>
+          <w:color w:val="960000"/>
+          <w:sz w:val="20"/>
+        </w:rPr>
+        <w:t>CAM_C_PIN</w:t>
+      </w:r>
+      <w:r>
+        <w:rPr>
+          <w:b w:val="0"/>
+          <w:color w:val="960000"/>
+          <w:sz w:val="20"/>
+        </w:rPr>
+        <w:t xml:space="preserve"> y </w:t>
+      </w:r>
+      <w:r>
+        <w:rPr>
+          <w:rFonts w:ascii="Consolas" w:hAnsi="Consolas"/>
+          <w:color w:val="960000"/>
+          <w:sz w:val="20"/>
+        </w:rPr>
+        <w:t>p12</w:t>
+      </w:r>
+      <w:r>
+        <w:rPr>
+          <w:b w:val="0"/>
+          <w:color w:val="960000"/>
+          <w:sz w:val="20"/>
+        </w:rPr>
+        <w:t xml:space="preserve"> = </w:t>
+      </w:r>
+      <w:r>
+        <w:rPr>
+          <w:rFonts w:ascii="Consolas" w:hAnsi="Consolas"/>
+          <w:color w:val="960000"/>
+          <w:sz w:val="20"/>
+        </w:rPr>
+        <w:t>CAM_D_PIN</w:t>
+      </w:r>
+      <w:r>
+        <w:rPr>
+          <w:b w:val="0"/>
+          <w:color w:val="960000"/>
+          <w:sz w:val="20"/>
+        </w:rPr>
+        <w:t xml:space="preserve"> (</w:t>
+      </w:r>
+      <w:r>
+        <w:rPr>
+          <w:rFonts w:ascii="Consolas" w:hAnsi="Consolas"/>
+          <w:color w:val="960000"/>
+          <w:sz w:val="20"/>
+        </w:rPr>
+        <w:t>PB14</w:t>
+      </w:r>
+      <w:r>
+        <w:rPr>
+          <w:b w:val="0"/>
+          <w:color w:val="960000"/>
+          <w:sz w:val="20"/>
+        </w:rPr>
+        <w:t>/</w:t>
+      </w:r>
+      <w:r>
+        <w:rPr>
+          <w:rFonts w:ascii="Consolas" w:hAnsi="Consolas"/>
+          <w:color w:val="960000"/>
+          <w:sz w:val="20"/>
+        </w:rPr>
+        <w:t>PB15</w:t>
+      </w:r>
+      <w:r>
+        <w:rPr>
+          <w:b w:val="0"/>
+          <w:color w:val="960000"/>
+          <w:sz w:val="20"/>
+        </w:rPr>
+        <w:t xml:space="preserve">); </w:t>
+      </w:r>
+      <w:r>
+        <w:rPr>
+          <w:rFonts w:ascii="Consolas" w:hAnsi="Consolas"/>
+          <w:color w:val="960000"/>
+          <w:sz w:val="20"/>
+        </w:rPr>
+        <w:t>p5</w:t>
+      </w:r>
+      <w:r>
+        <w:rPr>
+          <w:b w:val="0"/>
+          <w:color w:val="960000"/>
+          <w:sz w:val="20"/>
+        </w:rPr>
+        <w:t xml:space="preserve"> y </w:t>
+      </w:r>
+      <w:r>
+        <w:rPr>
+          <w:rFonts w:ascii="Consolas" w:hAnsi="Consolas"/>
+          <w:color w:val="960000"/>
+          <w:sz w:val="20"/>
+        </w:rPr>
+        <w:t>p8</w:t>
+      </w:r>
+      <w:r>
+        <w:rPr>
+          <w:b w:val="0"/>
+          <w:color w:val="960000"/>
+          <w:sz w:val="20"/>
+        </w:rPr>
+        <w:t xml:space="preserve"> quedan </w:t>
+      </w:r>
+      <w:r>
+        <w:rPr>
+          <w:b/>
+          <w:color w:val="960000"/>
+          <w:sz w:val="20"/>
+        </w:rPr>
+        <w:t>libres y sin cablear</w:t>
+      </w:r>
+      <w:r>
+        <w:rPr>
+          <w:b w:val="0"/>
+          <w:color w:val="960000"/>
+          <w:sz w:val="20"/>
+        </w:rPr>
+        <w:t xml:space="preserve"> desde </w:t>
+      </w:r>
+      <w:r>
+        <w:rPr>
+          <w:rFonts w:ascii="Consolas" w:hAnsi="Consolas"/>
+          <w:color w:val="960000"/>
+          <w:sz w:val="20"/>
+        </w:rPr>
+        <w:t>D-1</w:t>
+      </w:r>
+      <w:r>
+        <w:rPr>
+          <w:b w:val="0"/>
+          <w:color w:val="960000"/>
+          <w:sz w:val="20"/>
+        </w:rPr>
+        <w:t xml:space="preserve">. </w:t>
+      </w:r>
+      <w:r>
+        <w:rPr>
+          <w:b/>
+          <w:color w:val="960000"/>
+          <w:sz w:val="20"/>
+        </w:rPr>
+        <w:t>La instrucción de no enchufar el módulo ahí no cambia</w:t>
+      </w:r>
+      <w:r>
+        <w:rPr>
+          <w:b w:val="0"/>
+          <w:color w:val="960000"/>
+          <w:sz w:val="20"/>
+        </w:rPr>
+        <w:t xml:space="preserve"> —sigue habiendo 12 V en </w:t>
+      </w:r>
+      <w:r>
+        <w:rPr>
+          <w:rFonts w:ascii="Consolas" w:hAnsi="Consolas"/>
+          <w:color w:val="960000"/>
+          <w:sz w:val="20"/>
+        </w:rPr>
+        <w:t>p1</w:t>
+      </w:r>
+      <w:r>
+        <w:rPr>
+          <w:b w:val="0"/>
+          <w:color w:val="960000"/>
+          <w:sz w:val="20"/>
+        </w:rPr>
+        <w:t xml:space="preserve"> y sigue quemándolo—, pero llamarlo «la botonera» mandaba a buscar unos pulsadores que ya no se montan, y </w:t>
+      </w:r>
+      <w:r>
+        <w:rPr>
+          <w:b/>
+          <w:color w:val="960000"/>
+          <w:sz w:val="20"/>
+        </w:rPr>
+        <w:t>hacía leer `p10` como un botón cuando es el borne de una cámara</w:t>
+      </w:r>
+      <w:r>
+        <w:rPr>
+          <w:b w:val="0"/>
+          <w:color w:val="960000"/>
+          <w:sz w:val="20"/>
+        </w:rPr>
+        <w:t xml:space="preserve">. Se añade lo que sí hay que hacer con ese pin: </w:t>
+      </w:r>
+      <w:r>
+        <w:rPr>
+          <w:b/>
+          <w:color w:val="960000"/>
+          <w:sz w:val="20"/>
+        </w:rPr>
+        <w:t>taparlo</w:t>
+      </w:r>
+      <w:r>
+        <w:rPr>
+          <w:b w:val="0"/>
+          <w:color w:val="960000"/>
+          <w:sz w:val="20"/>
+        </w:rPr>
+        <w:t xml:space="preserve"> (N-120).</w:t>
       </w:r>
     </w:p>
     <w:p>
@@ -14782,7 +15055,7 @@
           <w:b w:val="0"/>
           <w:sz w:val="21"/>
         </w:rPr>
-        <w:t>\text{Formato: }\STATUS,NODE:\langle N\rangle,SERIE:\langle S\rangle,MODO:\langle M\rangle,ESTADO:\langle E\rangle,T:\langle S\rangle,RF:\langle R\rangle\%,RTT:\langle T\rangle ms,BAT:\langle V\rangle,HORA:\langle H\rangle,ESC:\langle C\rangle,PLUMA:\langle P\rangle*\langle CRC\rangle\backslash r\backslash n$</w:t>
+        <w:t>\text{Formato: }\STATUS,NODE:\langle N\rangle,SERIE:\langle S\rangle,MODO:\langle M\rangle,ESTADO:\langle E\rangle,T:\langle S\rangle,RF:\langle R\rangle\%,RTT:\langle T\rangle ms,BAT:\langle V\rangle,HORA:\langle H\rangle,ESC:\langle C\rangle,PLUMA:\langle P\rangle,CAM:\langle K\rangle*\langle CRC\rangle\backslash r\backslash n$</w:t>
       </w:r>
     </w:p>
     <w:p>
@@ -14808,7 +15081,7 @@
           <w:rFonts w:ascii="Consolas" w:hAnsi="Consolas"/>
           <w:sz w:val="18"/>
         </w:rPr>
-        <w:t>$STATUS,NODE:MAESTRO,SERIE:A3F19C,MODO:AUTO,ESTADO:V1_R2,T:24,RF:98%,RTT:82ms,BAT:12.6,HORA:18:25:00,ESC:ROJO,PLUMA:ARRIBA*41\r\n</w:t>
+        <w:t>$STATUS,NODE:MAESTRO,SERIE:A3F19C,MODO:AUTO,ESTADO:V1_R2,T:24,RF:98%,RTT:82ms,BAT:12.6,HORA:18:25:00,ESC:ROJO,PLUMA:ARRIBA,CAM:OK*1C\r\n</w:t>
       </w:r>
     </w:p>
     <w:p>
@@ -14831,15 +15104,31 @@
           <w:color w:val="960000"/>
           <w:sz w:val="20"/>
         </w:rPr>
-        <w:t>`ESC` (N-149) — y este campo SÓLO SALE DEL MAESTRO.</w:t>
-      </w:r>
-      <w:r>
-        <w:rPr>
-          <w:b w:val="0"/>
-          <w:color w:val="960000"/>
-          <w:sz w:val="20"/>
-        </w:rPr>
-        <w:t xml:space="preserve"> Es el único campo asimétrico de la trama, y la asimetría es deliberada. Toma cuatro valores: </w:t>
+        <w:t>`CAM` (D-13 fase 1) — el estado de las cámaras de `J16`, y lo emiten LAS DOS puntas.</w:t>
+      </w:r>
+      <w:r>
+        <w:rPr>
+          <w:b w:val="0"/>
+          <w:color w:val="960000"/>
+          <w:sz w:val="20"/>
+        </w:rPr>
+        <w:t xml:space="preserve"> Cuatro valores, y </w:t>
+      </w:r>
+      <w:r>
+        <w:rPr>
+          <w:b/>
+          <w:color w:val="960000"/>
+          <w:sz w:val="20"/>
+        </w:rPr>
+        <w:t>es el PEOR de las dos cámaras de esa punta</w:t>
+      </w:r>
+      <w:r>
+        <w:rPr>
+          <w:b w:val="0"/>
+          <w:color w:val="960000"/>
+          <w:sz w:val="20"/>
+        </w:rPr>
+        <w:t xml:space="preserve">, no una por campo: | valor | significa | |---|---| | </w:t>
       </w:r>
       <w:r>
         <w:rPr>
@@ -14847,15 +15136,15 @@
           <w:color w:val="960000"/>
           <w:sz w:val="20"/>
         </w:rPr>
-        <w:t>ROJO</w:t>
-      </w:r>
-      <w:r>
-        <w:rPr>
-          <w:b w:val="0"/>
-          <w:color w:val="960000"/>
-          <w:sz w:val="20"/>
-        </w:rPr>
-        <w:t xml:space="preserve">, </w:t>
+        <w:t>OK</w:t>
+      </w:r>
+      <w:r>
+        <w:rPr>
+          <w:b w:val="0"/>
+          <w:color w:val="960000"/>
+          <w:sz w:val="20"/>
+        </w:rPr>
+        <w:t xml:space="preserve"> | las dos han dado flancos y ninguna está pegada | | </w:t>
       </w:r>
       <w:r>
         <w:rPr>
@@ -14863,15 +15152,31 @@
           <w:color w:val="960000"/>
           <w:sz w:val="20"/>
         </w:rPr>
-        <w:t>VERDE</w:t>
-      </w:r>
-      <w:r>
-        <w:rPr>
-          <w:b w:val="0"/>
-          <w:color w:val="960000"/>
-          <w:sz w:val="20"/>
-        </w:rPr>
-        <w:t xml:space="preserve">, </w:t>
+        <w:t>?</w:t>
+      </w:r>
+      <w:r>
+        <w:rPr>
+          <w:b w:val="0"/>
+          <w:color w:val="960000"/>
+          <w:sz w:val="20"/>
+        </w:rPr>
+        <w:t xml:space="preserve"> | </w:t>
+      </w:r>
+      <w:r>
+        <w:rPr>
+          <w:b/>
+          <w:color w:val="960000"/>
+          <w:sz w:val="20"/>
+        </w:rPr>
+        <w:t>todavía no se sabe</w:t>
+      </w:r>
+      <w:r>
+        <w:rPr>
+          <w:b w:val="0"/>
+          <w:color w:val="960000"/>
+          <w:sz w:val="20"/>
+        </w:rPr>
+        <w:t xml:space="preserve"> — al encender, hasta que una dé su primer flanco | | </w:t>
       </w:r>
       <w:r>
         <w:rPr>
@@ -14879,15 +15184,31 @@
           <w:color w:val="960000"/>
           <w:sz w:val="20"/>
         </w:rPr>
-        <w:t>AMBAR</w:t>
-      </w:r>
-      <w:r>
-        <w:rPr>
-          <w:b w:val="0"/>
-          <w:color w:val="960000"/>
-          <w:sz w:val="20"/>
-        </w:rPr>
-        <w:t xml:space="preserve"> y </w:t>
+        <w:t>CIEGA</w:t>
+      </w:r>
+      <w:r>
+        <w:rPr>
+          <w:b w:val="0"/>
+          <w:color w:val="960000"/>
+          <w:sz w:val="20"/>
+        </w:rPr>
+        <w:t xml:space="preserve"> | una lleva </w:t>
+      </w:r>
+      <w:r>
+        <w:rPr>
+          <w:b/>
+          <w:color w:val="960000"/>
+          <w:sz w:val="20"/>
+        </w:rPr>
+        <w:t>6 h de paso abierto</w:t>
+      </w:r>
+      <w:r>
+        <w:rPr>
+          <w:b w:val="0"/>
+          <w:color w:val="960000"/>
+          <w:sz w:val="20"/>
+        </w:rPr>
+        <w:t xml:space="preserve"> sin ver un vehículo | | </w:t>
       </w:r>
       <w:r>
         <w:rPr>
@@ -14895,47 +15216,47 @@
           <w:color w:val="960000"/>
           <w:sz w:val="20"/>
         </w:rPr>
-        <w:t>?</w:t>
-      </w:r>
-      <w:r>
-        <w:rPr>
-          <w:b w:val="0"/>
-          <w:color w:val="960000"/>
-          <w:sz w:val="20"/>
-        </w:rPr>
-        <w:t xml:space="preserve">. </w:t>
-      </w:r>
-      <w:r>
-        <w:rPr>
-          <w:b/>
-          <w:color w:val="960000"/>
-          <w:sz w:val="20"/>
-        </w:rPr>
-        <w:t>Qué significa exactamente, porque no es «el color de la lámpara del Poste 2».</w:t>
-      </w:r>
-      <w:r>
-        <w:rPr>
-          <w:b w:val="0"/>
-          <w:color w:val="960000"/>
-          <w:sz w:val="20"/>
-        </w:rPr>
-        <w:t xml:space="preserve"> Es el color que el </w:t>
-      </w:r>
-      <w:r>
-        <w:rPr>
-          <w:b/>
-          <w:color w:val="960000"/>
-          <w:sz w:val="20"/>
-        </w:rPr>
-        <w:t>Esclavo confirmó</w:t>
-      </w:r>
-      <w:r>
-        <w:rPr>
-          <w:b w:val="0"/>
-          <w:color w:val="960000"/>
-          <w:sz w:val="20"/>
-        </w:rPr>
-        <w:t xml:space="preserve"> por radio: sale de </w:t>
+        <w:t>PEGADA</w:t>
+      </w:r>
+      <w:r>
+        <w:rPr>
+          <w:b w:val="0"/>
+          <w:color w:val="960000"/>
+          <w:sz w:val="20"/>
+        </w:rPr>
+        <w:t xml:space="preserve"> | una lleva </w:t>
+      </w:r>
+      <w:r>
+        <w:rPr>
+          <w:b/>
+          <w:color w:val="960000"/>
+          <w:sz w:val="20"/>
+        </w:rPr>
+        <w:t>20 min</w:t>
+      </w:r>
+      <w:r>
+        <w:rPr>
+          <w:b w:val="0"/>
+          <w:color w:val="960000"/>
+          <w:sz w:val="20"/>
+        </w:rPr>
+        <w:t xml:space="preserve"> con el contacto cerrado sin abrirse | </w:t>
+      </w:r>
+      <w:r>
+        <w:rPr>
+          <w:b/>
+          <w:color w:val="960000"/>
+          <w:sz w:val="20"/>
+        </w:rPr>
+        <w:t>`?` pesa más que `OK` a propósito</w:t>
+      </w:r>
+      <w:r>
+        <w:rPr>
+          <w:b w:val="0"/>
+          <w:color w:val="960000"/>
+          <w:sz w:val="20"/>
+        </w:rPr>
+        <w:t xml:space="preserve">, y ése es todo el diseño del campo: si una cámara se sabe buena y de la otra no se sabe nada, publicar </w:t>
       </w:r>
       <w:r>
         <w:rPr>
@@ -14943,15 +15264,31 @@
           <w:color w:val="960000"/>
           <w:sz w:val="20"/>
         </w:rPr>
-        <w:t>quienVerde</w:t>
-      </w:r>
-      <w:r>
-        <w:rPr>
-          <w:b w:val="0"/>
-          <w:color w:val="960000"/>
-          <w:sz w:val="20"/>
-        </w:rPr>
-        <w:t>, que el coordinador del Maestro sólo escribe al recibir el acuse (</w:t>
+        <w:t>OK</w:t>
+      </w:r>
+      <w:r>
+        <w:rPr>
+          <w:b w:val="0"/>
+          <w:color w:val="960000"/>
+          <w:sz w:val="20"/>
+        </w:rPr>
+        <w:t xml:space="preserve"> </w:t>
+      </w:r>
+      <w:r>
+        <w:rPr>
+          <w:b/>
+          <w:color w:val="960000"/>
+          <w:sz w:val="20"/>
+        </w:rPr>
+        <w:t>taparía</w:t>
+      </w:r>
+      <w:r>
+        <w:rPr>
+          <w:b w:val="0"/>
+          <w:color w:val="960000"/>
+          <w:sz w:val="20"/>
+        </w:rPr>
+        <w:t xml:space="preserve"> la desconocida. La gravedad va en el orden del </w:t>
       </w:r>
       <w:r>
         <w:rPr>
@@ -14959,15 +15296,15 @@
           <w:color w:val="960000"/>
           <w:sz w:val="20"/>
         </w:rPr>
-        <w:t>CMD_ACK_GREEN</w:t>
-      </w:r>
-      <w:r>
-        <w:rPr>
-          <w:b w:val="0"/>
-          <w:color w:val="960000"/>
-          <w:sz w:val="20"/>
-        </w:rPr>
-        <w:t xml:space="preserve">), nunca al mandar la orden. Publicar la orden en vez del acuse pintaría un semáforo que quizá no existe, que es el error que este proyecto ya pagó con el </w:t>
+        <w:t>enum</w:t>
+      </w:r>
+      <w:r>
+        <w:rPr>
+          <w:b w:val="0"/>
+          <w:color w:val="960000"/>
+          <w:sz w:val="20"/>
+        </w:rPr>
+        <w:t xml:space="preserve">, así que el peor se resuelve con un mayor-que y no con una cadena de </w:t>
       </w:r>
       <w:r>
         <w:rPr>
@@ -14975,47 +15312,79 @@
           <w:color w:val="960000"/>
           <w:sz w:val="20"/>
         </w:rPr>
-        <w:t>BAT:12.6</w:t>
-      </w:r>
-      <w:r>
-        <w:rPr>
-          <w:b w:val="0"/>
-          <w:color w:val="960000"/>
-          <w:sz w:val="20"/>
-        </w:rPr>
-        <w:t xml:space="preserve"> literal (N-108) y con el equipo declarándose en hora con el reloj parado en ceros (N-144). </w:t>
-      </w:r>
-      <w:r>
-        <w:rPr>
-          <w:b/>
-          <w:color w:val="960000"/>
-          <w:sz w:val="20"/>
-        </w:rPr>
-        <w:t>`?` no es un hueco: es la respuesta correcta.</w:t>
-      </w:r>
-      <w:r>
-        <w:rPr>
-          <w:b w:val="0"/>
-          <w:color w:val="960000"/>
-          <w:sz w:val="20"/>
-        </w:rPr>
-        <w:t xml:space="preserve"> Con el enlace caído el Maestro no sabe de qué color está la otra punta, y decirlo vale más que un color plausible. La app tiene que escribirlo como *sin dato*, nunca pintar el último valor como si fuera de ahora. </w:t>
-      </w:r>
-      <w:r>
-        <w:rPr>
-          <w:b/>
-          <w:color w:val="960000"/>
-          <w:sz w:val="20"/>
-        </w:rPr>
-        <w:t>Por qué el Esclavo no lo emite.</w:t>
-      </w:r>
-      <w:r>
-        <w:rPr>
-          <w:b w:val="0"/>
-          <w:color w:val="960000"/>
-          <w:sz w:val="20"/>
-        </w:rPr>
-        <w:t xml:space="preserve"> No tiene de dónde sacarlo: no le pregunta el color al Maestro y no existe función que lo devuelva. Un campo que sólo pudiera valer </w:t>
+        <w:t>if</w:t>
+      </w:r>
+      <w:r>
+        <w:rPr>
+          <w:b w:val="0"/>
+          <w:color w:val="960000"/>
+          <w:sz w:val="20"/>
+        </w:rPr>
+        <w:t xml:space="preserve"> que alguien tendría que mantener ordenada. 🛑 </w:t>
+      </w:r>
+      <w:r>
+        <w:rPr>
+          <w:b/>
+          <w:color w:val="960000"/>
+          <w:sz w:val="20"/>
+        </w:rPr>
+        <w:t>Ninguno de esos cuatro valores mueve el cruce.</w:t>
+      </w:r>
+      <w:r>
+        <w:rPr>
+          <w:b w:val="0"/>
+          <w:color w:val="960000"/>
+          <w:sz w:val="20"/>
+        </w:rPr>
+        <w:t xml:space="preserve"> El vigilante de cámaras </w:t>
+      </w:r>
+      <w:r>
+        <w:rPr>
+          <w:b/>
+          <w:color w:val="960000"/>
+          <w:sz w:val="20"/>
+        </w:rPr>
+        <w:t>avisa y no manda</w:t>
+      </w:r>
+      <w:r>
+        <w:rPr>
+          <w:b w:val="0"/>
+          <w:color w:val="960000"/>
+          <w:sz w:val="20"/>
+        </w:rPr>
+        <w:t xml:space="preserve">: ver </w:t>
+      </w:r>
+      <w:r>
+        <w:rPr>
+          <w:b/>
+          <w:color w:val="960000"/>
+          <w:sz w:val="20"/>
+        </w:rPr>
+        <w:t>§4.3.bis</w:t>
+      </w:r>
+      <w:r>
+        <w:rPr>
+          <w:b w:val="0"/>
+          <w:color w:val="960000"/>
+          <w:sz w:val="20"/>
+        </w:rPr>
+        <w:t xml:space="preserve">, donde está lo que sí hay que saber antes de mandar a nadie a un poste por esto. ⚠️ </w:t>
+      </w:r>
+      <w:r>
+        <w:rPr>
+          <w:b/>
+          <w:color w:val="960000"/>
+          <w:sz w:val="20"/>
+        </w:rPr>
+        <w:t>Y un parser tiene que leerlo con valor por defecto</w:t>
+      </w:r>
+      <w:r>
+        <w:rPr>
+          <w:b w:val="0"/>
+          <w:color w:val="960000"/>
+          <w:sz w:val="20"/>
+        </w:rPr>
+        <w:t xml:space="preserve">, igual que </w:t>
       </w:r>
       <w:r>
         <w:rPr>
@@ -15023,118 +15392,6 @@
           <w:color w:val="960000"/>
           <w:sz w:val="20"/>
         </w:rPr>
-        <w:t>?</w:t>
-      </w:r>
-      <w:r>
-        <w:rPr>
-          <w:b w:val="0"/>
-          <w:color w:val="960000"/>
-          <w:sz w:val="20"/>
-        </w:rPr>
-        <w:t xml:space="preserve"> sería un dato que nunca informa. Y encaja con la decisión de las dos pantallas: </w:t>
-      </w:r>
-      <w:r>
-        <w:rPr>
-          <w:b/>
-          <w:color w:val="960000"/>
-          <w:sz w:val="20"/>
-        </w:rPr>
-        <w:t>conectado al Maestro la app es la consola de operación y enseña el cruce entero; conectado al Esclavo es sólo diagnóstico.</w:t>
-      </w:r>
-      <w:r>
-        <w:rPr>
-          <w:b w:val="0"/>
-          <w:color w:val="960000"/>
-          <w:sz w:val="20"/>
-        </w:rPr>
-        <w:t xml:space="preserve"> 🔵 </w:t>
-      </w:r>
-      <w:r>
-        <w:rPr>
-          <w:b/>
-          <w:color w:val="960000"/>
-          <w:sz w:val="20"/>
-        </w:rPr>
-        <w:t>`PLUMA` (N-153) — la posición de la talanquera de LA PUNTA QUE EMITE</w:t>
-      </w:r>
-      <w:r>
-        <w:rPr>
-          <w:b w:val="0"/>
-          <w:color w:val="960000"/>
-          <w:sz w:val="20"/>
-        </w:rPr>
-        <w:t xml:space="preserve">: </w:t>
-      </w:r>
-      <w:r>
-        <w:rPr>
-          <w:rFonts w:ascii="Consolas" w:hAnsi="Consolas"/>
-          <w:color w:val="960000"/>
-          <w:sz w:val="20"/>
-        </w:rPr>
-        <w:t>ARRIBA</w:t>
-      </w:r>
-      <w:r>
-        <w:rPr>
-          <w:b w:val="0"/>
-          <w:color w:val="960000"/>
-          <w:sz w:val="20"/>
-        </w:rPr>
-        <w:t xml:space="preserve"> o </w:t>
-      </w:r>
-      <w:r>
-        <w:rPr>
-          <w:rFonts w:ascii="Consolas" w:hAnsi="Consolas"/>
-          <w:color w:val="960000"/>
-          <w:sz w:val="20"/>
-        </w:rPr>
-        <w:t>ABAJO</w:t>
-      </w:r>
-      <w:r>
-        <w:rPr>
-          <w:b w:val="0"/>
-          <w:color w:val="960000"/>
-          <w:sz w:val="20"/>
-        </w:rPr>
-        <w:t xml:space="preserve">. </w:t>
-      </w:r>
-      <w:r>
-        <w:rPr>
-          <w:b/>
-          <w:color w:val="960000"/>
-          <w:sz w:val="20"/>
-        </w:rPr>
-        <w:t>Lo emiten las DOS</w:t>
-      </w:r>
-      <w:r>
-        <w:rPr>
-          <w:b w:val="0"/>
-          <w:color w:val="960000"/>
-          <w:sz w:val="20"/>
-        </w:rPr>
-        <w:t xml:space="preserve">, porque las dos placas llevan el motor en </w:t>
-      </w:r>
-      <w:r>
-        <w:rPr>
-          <w:rFonts w:ascii="Consolas" w:hAnsi="Consolas"/>
-          <w:color w:val="960000"/>
-          <w:sz w:val="20"/>
-        </w:rPr>
-        <w:t>PB2</w:t>
-      </w:r>
-      <w:r>
-        <w:rPr>
-          <w:b w:val="0"/>
-          <w:color w:val="960000"/>
-          <w:sz w:val="20"/>
-        </w:rPr>
-        <w:t xml:space="preserve"> — no es asimétrico como </w:t>
-      </w:r>
-      <w:r>
-        <w:rPr>
-          <w:rFonts w:ascii="Consolas" w:hAnsi="Consolas"/>
-          <w:color w:val="960000"/>
-          <w:sz w:val="20"/>
-        </w:rPr>
         <w:t>ESC</w:t>
       </w:r>
       <w:r>
@@ -15143,39 +15400,23 @@
           <w:color w:val="960000"/>
           <w:sz w:val="20"/>
         </w:rPr>
-        <w:t xml:space="preserve">. Sale del valor que se escribió en el pin, no de recalcular la fórmula. ⚠️ </w:t>
-      </w:r>
-      <w:r>
-        <w:rPr>
-          <w:b/>
-          <w:color w:val="960000"/>
-          <w:sz w:val="20"/>
-        </w:rPr>
-        <w:t>Con la decisión D-13 habrá ratos de LUZ ROJA CON LA PLUMA ARRIBA</w:t>
-      </w:r>
-      <w:r>
-        <w:rPr>
-          <w:b w:val="0"/>
-          <w:color w:val="960000"/>
-          <w:sz w:val="20"/>
-        </w:rPr>
-        <w:t xml:space="preserve"> —la cámara ve a alguien debajo y la barrera no baja—. </w:t>
-      </w:r>
-      <w:r>
-        <w:rPr>
-          <w:b/>
-          <w:color w:val="960000"/>
-          <w:sz w:val="20"/>
-        </w:rPr>
-        <w:t>Eso no es una avería</w:t>
-      </w:r>
-      <w:r>
-        <w:rPr>
-          <w:b w:val="0"/>
-          <w:color w:val="960000"/>
-          <w:sz w:val="20"/>
-        </w:rPr>
-        <w:t>, y la app lo dice con esas palabras.</w:t>
+        <w:t xml:space="preserve">: este campo </w:t>
+      </w:r>
+      <w:r>
+        <w:rPr>
+          <w:b/>
+          <w:color w:val="960000"/>
+          <w:sz w:val="20"/>
+        </w:rPr>
+        <w:t>no existía en `4b90f98`</w:t>
+      </w:r>
+      <w:r>
+        <w:rPr>
+          <w:b w:val="0"/>
+          <w:color w:val="960000"/>
+          <w:sz w:val="20"/>
+        </w:rPr>
+        <w:t xml:space="preserve"> y una app anterior no lo trae.</w:t>
       </w:r>
     </w:p>
     <w:p>
@@ -15186,19 +15427,27 @@
       </w:pPr>
       <w:r>
         <w:rPr>
-          <w:b/>
-          <w:color w:val="960000"/>
-          <w:sz w:val="20"/>
-        </w:rPr>
-        <w:t>Quien escriba un parser contra esta trama tiene que leer `ESC` con valor por defecto</w:t>
-      </w:r>
-      <w:r>
-        <w:rPr>
-          <w:b w:val="0"/>
-          <w:color w:val="960000"/>
-          <w:sz w:val="20"/>
-        </w:rPr>
-        <w:t xml:space="preserve">, porque en el poste del Esclavo no llega. El pack </w:t>
+          <w:b w:val="0"/>
+          <w:color w:val="960000"/>
+          <w:sz w:val="20"/>
+        </w:rPr>
+        <w:t xml:space="preserve">🔵 </w:t>
+      </w:r>
+      <w:r>
+        <w:rPr>
+          <w:b/>
+          <w:color w:val="960000"/>
+          <w:sz w:val="20"/>
+        </w:rPr>
+        <w:t>`ESC` (N-149) — y este campo SÓLO SALE DEL MAESTRO.</w:t>
+      </w:r>
+      <w:r>
+        <w:rPr>
+          <w:b w:val="0"/>
+          <w:color w:val="960000"/>
+          <w:sz w:val="20"/>
+        </w:rPr>
+        <w:t xml:space="preserve"> Es el único campo asimétrico de la trama, y la asimetría es deliberada. Toma cuatro valores: </w:t>
       </w:r>
       <w:r>
         <w:rPr>
@@ -15206,15 +15455,335 @@
           <w:color w:val="960000"/>
           <w:sz w:val="20"/>
         </w:rPr>
-        <w:t>documentos_03_trama_status</w:t>
-      </w:r>
-      <w:r>
-        <w:rPr>
-          <w:b w:val="0"/>
-          <w:color w:val="960000"/>
-          <w:sz w:val="20"/>
-        </w:rPr>
-        <w:t xml:space="preserve"> lo exige en cada corrida.</w:t>
+        <w:t>ROJO</w:t>
+      </w:r>
+      <w:r>
+        <w:rPr>
+          <w:b w:val="0"/>
+          <w:color w:val="960000"/>
+          <w:sz w:val="20"/>
+        </w:rPr>
+        <w:t xml:space="preserve">, </w:t>
+      </w:r>
+      <w:r>
+        <w:rPr>
+          <w:rFonts w:ascii="Consolas" w:hAnsi="Consolas"/>
+          <w:color w:val="960000"/>
+          <w:sz w:val="20"/>
+        </w:rPr>
+        <w:t>VERDE</w:t>
+      </w:r>
+      <w:r>
+        <w:rPr>
+          <w:b w:val="0"/>
+          <w:color w:val="960000"/>
+          <w:sz w:val="20"/>
+        </w:rPr>
+        <w:t xml:space="preserve">, </w:t>
+      </w:r>
+      <w:r>
+        <w:rPr>
+          <w:rFonts w:ascii="Consolas" w:hAnsi="Consolas"/>
+          <w:color w:val="960000"/>
+          <w:sz w:val="20"/>
+        </w:rPr>
+        <w:t>AMBAR</w:t>
+      </w:r>
+      <w:r>
+        <w:rPr>
+          <w:b w:val="0"/>
+          <w:color w:val="960000"/>
+          <w:sz w:val="20"/>
+        </w:rPr>
+        <w:t xml:space="preserve"> y </w:t>
+      </w:r>
+      <w:r>
+        <w:rPr>
+          <w:rFonts w:ascii="Consolas" w:hAnsi="Consolas"/>
+          <w:color w:val="960000"/>
+          <w:sz w:val="20"/>
+        </w:rPr>
+        <w:t>?</w:t>
+      </w:r>
+      <w:r>
+        <w:rPr>
+          <w:b w:val="0"/>
+          <w:color w:val="960000"/>
+          <w:sz w:val="20"/>
+        </w:rPr>
+        <w:t xml:space="preserve">. </w:t>
+      </w:r>
+      <w:r>
+        <w:rPr>
+          <w:b/>
+          <w:color w:val="960000"/>
+          <w:sz w:val="20"/>
+        </w:rPr>
+        <w:t>Qué significa exactamente, porque no es «el color de la lámpara del Poste 2».</w:t>
+      </w:r>
+      <w:r>
+        <w:rPr>
+          <w:b w:val="0"/>
+          <w:color w:val="960000"/>
+          <w:sz w:val="20"/>
+        </w:rPr>
+        <w:t xml:space="preserve"> Es el color que el </w:t>
+      </w:r>
+      <w:r>
+        <w:rPr>
+          <w:b/>
+          <w:color w:val="960000"/>
+          <w:sz w:val="20"/>
+        </w:rPr>
+        <w:t>Esclavo confirmó</w:t>
+      </w:r>
+      <w:r>
+        <w:rPr>
+          <w:b w:val="0"/>
+          <w:color w:val="960000"/>
+          <w:sz w:val="20"/>
+        </w:rPr>
+        <w:t xml:space="preserve"> por radio: sale de </w:t>
+      </w:r>
+      <w:r>
+        <w:rPr>
+          <w:rFonts w:ascii="Consolas" w:hAnsi="Consolas"/>
+          <w:color w:val="960000"/>
+          <w:sz w:val="20"/>
+        </w:rPr>
+        <w:t>quienVerde</w:t>
+      </w:r>
+      <w:r>
+        <w:rPr>
+          <w:b w:val="0"/>
+          <w:color w:val="960000"/>
+          <w:sz w:val="20"/>
+        </w:rPr>
+        <w:t>, que el coordinador del Maestro sólo escribe al recibir el acuse (</w:t>
+      </w:r>
+      <w:r>
+        <w:rPr>
+          <w:rFonts w:ascii="Consolas" w:hAnsi="Consolas"/>
+          <w:color w:val="960000"/>
+          <w:sz w:val="20"/>
+        </w:rPr>
+        <w:t>CMD_ACK_GREEN</w:t>
+      </w:r>
+      <w:r>
+        <w:rPr>
+          <w:b w:val="0"/>
+          <w:color w:val="960000"/>
+          <w:sz w:val="20"/>
+        </w:rPr>
+        <w:t xml:space="preserve">), nunca al mandar la orden. Publicar la orden en vez del acuse pintaría un semáforo que quizá no existe, que es el error que este proyecto ya pagó con el </w:t>
+      </w:r>
+      <w:r>
+        <w:rPr>
+          <w:rFonts w:ascii="Consolas" w:hAnsi="Consolas"/>
+          <w:color w:val="960000"/>
+          <w:sz w:val="20"/>
+        </w:rPr>
+        <w:t>BAT:12.6</w:t>
+      </w:r>
+      <w:r>
+        <w:rPr>
+          <w:b w:val="0"/>
+          <w:color w:val="960000"/>
+          <w:sz w:val="20"/>
+        </w:rPr>
+        <w:t xml:space="preserve"> literal (N-108) y con el equipo declarándose en hora con el reloj parado en ceros (N-144). </w:t>
+      </w:r>
+      <w:r>
+        <w:rPr>
+          <w:b/>
+          <w:color w:val="960000"/>
+          <w:sz w:val="20"/>
+        </w:rPr>
+        <w:t>`?` no es un hueco: es la respuesta correcta.</w:t>
+      </w:r>
+      <w:r>
+        <w:rPr>
+          <w:b w:val="0"/>
+          <w:color w:val="960000"/>
+          <w:sz w:val="20"/>
+        </w:rPr>
+        <w:t xml:space="preserve"> Con el enlace caído el Maestro no sabe de qué color está la otra punta, y decirlo vale más que un color plausible. La app tiene que escribirlo como *sin dato*, nunca pintar el último valor como si fuera de ahora. </w:t>
+      </w:r>
+      <w:r>
+        <w:rPr>
+          <w:b/>
+          <w:color w:val="960000"/>
+          <w:sz w:val="20"/>
+        </w:rPr>
+        <w:t>Por qué el Esclavo no lo emite.</w:t>
+      </w:r>
+      <w:r>
+        <w:rPr>
+          <w:b w:val="0"/>
+          <w:color w:val="960000"/>
+          <w:sz w:val="20"/>
+        </w:rPr>
+        <w:t xml:space="preserve"> No tiene de dónde sacarlo: no le pregunta el color al Maestro y no existe función que lo devuelva. Un campo que sólo pudiera valer </w:t>
+      </w:r>
+      <w:r>
+        <w:rPr>
+          <w:rFonts w:ascii="Consolas" w:hAnsi="Consolas"/>
+          <w:color w:val="960000"/>
+          <w:sz w:val="20"/>
+        </w:rPr>
+        <w:t>?</w:t>
+      </w:r>
+      <w:r>
+        <w:rPr>
+          <w:b w:val="0"/>
+          <w:color w:val="960000"/>
+          <w:sz w:val="20"/>
+        </w:rPr>
+        <w:t xml:space="preserve"> sería un dato que nunca informa. Y encaja con la decisión de las dos pantallas: </w:t>
+      </w:r>
+      <w:r>
+        <w:rPr>
+          <w:b/>
+          <w:color w:val="960000"/>
+          <w:sz w:val="20"/>
+        </w:rPr>
+        <w:t>conectado al Maestro la app es la consola de operación y enseña el cruce entero; conectado al Esclavo es sólo diagnóstico.</w:t>
+      </w:r>
+      <w:r>
+        <w:rPr>
+          <w:b w:val="0"/>
+          <w:color w:val="960000"/>
+          <w:sz w:val="20"/>
+        </w:rPr>
+        <w:t xml:space="preserve"> 🔵 </w:t>
+      </w:r>
+      <w:r>
+        <w:rPr>
+          <w:b/>
+          <w:color w:val="960000"/>
+          <w:sz w:val="20"/>
+        </w:rPr>
+        <w:t>`PLUMA` (N-153) — la posición de la talanquera de LA PUNTA QUE EMITE</w:t>
+      </w:r>
+      <w:r>
+        <w:rPr>
+          <w:b w:val="0"/>
+          <w:color w:val="960000"/>
+          <w:sz w:val="20"/>
+        </w:rPr>
+        <w:t xml:space="preserve">: </w:t>
+      </w:r>
+      <w:r>
+        <w:rPr>
+          <w:rFonts w:ascii="Consolas" w:hAnsi="Consolas"/>
+          <w:color w:val="960000"/>
+          <w:sz w:val="20"/>
+        </w:rPr>
+        <w:t>ARRIBA</w:t>
+      </w:r>
+      <w:r>
+        <w:rPr>
+          <w:b w:val="0"/>
+          <w:color w:val="960000"/>
+          <w:sz w:val="20"/>
+        </w:rPr>
+        <w:t xml:space="preserve"> o </w:t>
+      </w:r>
+      <w:r>
+        <w:rPr>
+          <w:rFonts w:ascii="Consolas" w:hAnsi="Consolas"/>
+          <w:color w:val="960000"/>
+          <w:sz w:val="20"/>
+        </w:rPr>
+        <w:t>ABAJO</w:t>
+      </w:r>
+      <w:r>
+        <w:rPr>
+          <w:b w:val="0"/>
+          <w:color w:val="960000"/>
+          <w:sz w:val="20"/>
+        </w:rPr>
+        <w:t xml:space="preserve">. </w:t>
+      </w:r>
+      <w:r>
+        <w:rPr>
+          <w:b/>
+          <w:color w:val="960000"/>
+          <w:sz w:val="20"/>
+        </w:rPr>
+        <w:t>Lo emiten las DOS</w:t>
+      </w:r>
+      <w:r>
+        <w:rPr>
+          <w:b w:val="0"/>
+          <w:color w:val="960000"/>
+          <w:sz w:val="20"/>
+        </w:rPr>
+        <w:t xml:space="preserve">, porque las dos placas llevan el motor en </w:t>
+      </w:r>
+      <w:r>
+        <w:rPr>
+          <w:rFonts w:ascii="Consolas" w:hAnsi="Consolas"/>
+          <w:color w:val="960000"/>
+          <w:sz w:val="20"/>
+        </w:rPr>
+        <w:t>PB2</w:t>
+      </w:r>
+      <w:r>
+        <w:rPr>
+          <w:b w:val="0"/>
+          <w:color w:val="960000"/>
+          <w:sz w:val="20"/>
+        </w:rPr>
+        <w:t xml:space="preserve"> — no es asimétrico como </w:t>
+      </w:r>
+      <w:r>
+        <w:rPr>
+          <w:rFonts w:ascii="Consolas" w:hAnsi="Consolas"/>
+          <w:color w:val="960000"/>
+          <w:sz w:val="20"/>
+        </w:rPr>
+        <w:t>ESC</w:t>
+      </w:r>
+      <w:r>
+        <w:rPr>
+          <w:b w:val="0"/>
+          <w:color w:val="960000"/>
+          <w:sz w:val="20"/>
+        </w:rPr>
+        <w:t xml:space="preserve">. Sale del valor que se escribió en el pin, no de recalcular la fórmula. ⚠️ </w:t>
+      </w:r>
+      <w:r>
+        <w:rPr>
+          <w:b/>
+          <w:color w:val="960000"/>
+          <w:sz w:val="20"/>
+        </w:rPr>
+        <w:t>Con la decisión D-13 habrá ratos de LUZ ROJA CON LA PLUMA ARRIBA</w:t>
+      </w:r>
+      <w:r>
+        <w:rPr>
+          <w:b w:val="0"/>
+          <w:color w:val="960000"/>
+          <w:sz w:val="20"/>
+        </w:rPr>
+        <w:t xml:space="preserve"> —la cámara ve a alguien debajo y la barrera no baja—. </w:t>
+      </w:r>
+      <w:r>
+        <w:rPr>
+          <w:b/>
+          <w:color w:val="960000"/>
+          <w:sz w:val="20"/>
+        </w:rPr>
+        <w:t>Eso no es una avería</w:t>
+      </w:r>
+      <w:r>
+        <w:rPr>
+          <w:b w:val="0"/>
+          <w:color w:val="960000"/>
+          <w:sz w:val="20"/>
+        </w:rPr>
+        <w:t>, y la app lo dice con esas palabras.</w:t>
       </w:r>
     </w:p>
     <w:p>
@@ -15229,6 +15798,45 @@
           <w:color w:val="960000"/>
           <w:sz w:val="20"/>
         </w:rPr>
+        <w:t>Quien escriba un parser contra esta trama tiene que leer `ESC` con valor por defecto</w:t>
+      </w:r>
+      <w:r>
+        <w:rPr>
+          <w:b w:val="0"/>
+          <w:color w:val="960000"/>
+          <w:sz w:val="20"/>
+        </w:rPr>
+        <w:t xml:space="preserve">, porque en el poste del Esclavo no llega. El pack </w:t>
+      </w:r>
+      <w:r>
+        <w:rPr>
+          <w:rFonts w:ascii="Consolas" w:hAnsi="Consolas"/>
+          <w:color w:val="960000"/>
+          <w:sz w:val="20"/>
+        </w:rPr>
+        <w:t>documentos_03_trama_status</w:t>
+      </w:r>
+      <w:r>
+        <w:rPr>
+          <w:b w:val="0"/>
+          <w:color w:val="960000"/>
+          <w:sz w:val="20"/>
+        </w:rPr>
+        <w:t xml:space="preserve"> lo exige en cada corrida.</w:t>
+      </w:r>
+    </w:p>
+    <w:p>
+      <w:pPr>
+        <w:spacing w:after="160"/>
+        <w:ind w:left="360"/>
+        <w:shd w:val="clear" w:fill="FFF4E5"/>
+      </w:pPr>
+      <w:r>
+        <w:rPr>
+          <w:b/>
+          <w:color w:val="960000"/>
+          <w:sz w:val="20"/>
+        </w:rPr>
         <w:t>`SERIE` (N-62).</w:t>
       </w:r>
       <w:r>
@@ -15456,7 +16064,7 @@
           <w:rFonts w:ascii="Consolas" w:hAnsi="Consolas"/>
           <w:sz w:val="18"/>
         </w:rPr>
-        <w:t>$ALARM,NODE:MAESTRO,EVENTO:FALLO_RF,CAUSA:SILENCIO_25000ms,ACCION:CAMBIO_A_AMBAR,HORA:17:54:58*3D\r\n</w:t>
+        <w:t>$ALARM,NODE:MAESTRO,EVENTO:FALLO_RF,CAUSA:SILENCIO_25000ms,RF:--,RTT:--,SINRESP:5,ACCION:CAMBIO_A_AMBAR,HORA:17:54:58*18\r\n</w:t>
       </w:r>
     </w:p>
     <w:p>
@@ -15467,19 +16075,27 @@
       </w:pPr>
       <w:r>
         <w:rPr>
-          <w:b/>
-          <w:color w:val="960000"/>
-          <w:sz w:val="20"/>
-        </w:rPr>
-        <w:t>Los dos checksums de arriba estaban mal</w:t>
-      </w:r>
-      <w:r>
-        <w:rPr>
-          <w:b w:val="0"/>
-          <w:color w:val="960000"/>
-          <w:sz w:val="20"/>
-        </w:rPr>
-        <w:t xml:space="preserve"> (</w:t>
+          <w:b w:val="0"/>
+          <w:color w:val="960000"/>
+          <w:sz w:val="20"/>
+        </w:rPr>
+        <w:t xml:space="preserve">🔴 </w:t>
+      </w:r>
+      <w:r>
+        <w:rPr>
+          <w:b/>
+          <w:color w:val="960000"/>
+          <w:sz w:val="20"/>
+        </w:rPr>
+        <w:t>ESTE EJEMPLO LLEVABA TRES CAMPOS DE MENOS, y el checksum del manual estaba BIEN — que es exactamente lo que lo hacía difícil de ver.</w:t>
+      </w:r>
+      <w:r>
+        <w:rPr>
+          <w:b w:val="0"/>
+          <w:color w:val="960000"/>
+          <w:sz w:val="20"/>
+        </w:rPr>
+        <w:t xml:space="preserve"> Aquí ponía ~~</w:t>
       </w:r>
       <w:r>
         <w:rPr>
@@ -15487,11 +16103,194 @@
           <w:color w:val="960000"/>
           <w:sz w:val="20"/>
         </w:rPr>
+        <w:t>$ALARM,NODE:MAESTRO,EVENTO:FALLO_RF,CAUSA:SILENCIO_25000ms,ACCION:CAMBIO_A_AMBAR,HORA:17:54:58*3D</w:t>
+      </w:r>
+      <w:r>
+        <w:rPr>
+          <w:b w:val="0"/>
+          <w:color w:val="960000"/>
+          <w:sz w:val="20"/>
+        </w:rPr>
+        <w:t xml:space="preserve">~~, sin </w:t>
+      </w:r>
+      <w:r>
+        <w:rPr>
+          <w:rFonts w:ascii="Consolas" w:hAnsi="Consolas"/>
+          <w:color w:val="960000"/>
+          <w:sz w:val="20"/>
+        </w:rPr>
+        <w:t>RF:</w:t>
+      </w:r>
+      <w:r>
+        <w:rPr>
+          <w:b w:val="0"/>
+          <w:color w:val="960000"/>
+          <w:sz w:val="20"/>
+        </w:rPr>
+        <w:t xml:space="preserve">, </w:t>
+      </w:r>
+      <w:r>
+        <w:rPr>
+          <w:rFonts w:ascii="Consolas" w:hAnsi="Consolas"/>
+          <w:color w:val="960000"/>
+          <w:sz w:val="20"/>
+        </w:rPr>
+        <w:t>RTT:</w:t>
+      </w:r>
+      <w:r>
+        <w:rPr>
+          <w:b w:val="0"/>
+          <w:color w:val="960000"/>
+          <w:sz w:val="20"/>
+        </w:rPr>
+        <w:t xml:space="preserve"> ni </w:t>
+      </w:r>
+      <w:r>
+        <w:rPr>
+          <w:rFonts w:ascii="Consolas" w:hAnsi="Consolas"/>
+          <w:color w:val="960000"/>
+          <w:sz w:val="20"/>
+        </w:rPr>
+        <w:t>SINRESP:</w:t>
+      </w:r>
+      <w:r>
+        <w:rPr>
+          <w:b w:val="0"/>
+          <w:color w:val="960000"/>
+          <w:sz w:val="20"/>
+        </w:rPr>
+        <w:t xml:space="preserve">. El firmware los emite </w:t>
+      </w:r>
+      <w:r>
+        <w:rPr>
+          <w:b/>
+          <w:color w:val="960000"/>
+          <w:sz w:val="20"/>
+        </w:rPr>
+        <w:t>desde N-108</w:t>
+      </w:r>
+      <w:r>
+        <w:rPr>
+          <w:b w:val="0"/>
+          <w:color w:val="960000"/>
+          <w:sz w:val="20"/>
+        </w:rPr>
+        <w:t xml:space="preserve">: los compone </w:t>
+      </w:r>
+      <w:r>
+        <w:rPr>
+          <w:rFonts w:ascii="Consolas" w:hAnsi="Consolas"/>
+          <w:color w:val="960000"/>
+          <w:sz w:val="20"/>
+        </w:rPr>
+        <w:t>bluetooth_reportarAlarma()</w:t>
+      </w:r>
+      <w:r>
+        <w:rPr>
+          <w:b w:val="0"/>
+          <w:color w:val="960000"/>
+          <w:sz w:val="20"/>
+        </w:rPr>
+        <w:t xml:space="preserve">, entre la </w:t>
+      </w:r>
+      <w:r>
+        <w:rPr>
+          <w:rFonts w:ascii="Consolas" w:hAnsi="Consolas"/>
+          <w:color w:val="960000"/>
+          <w:sz w:val="20"/>
+        </w:rPr>
+        <w:t>CAUSA</w:t>
+      </w:r>
+      <w:r>
+        <w:rPr>
+          <w:b w:val="0"/>
+          <w:color w:val="960000"/>
+          <w:sz w:val="20"/>
+        </w:rPr>
+        <w:t xml:space="preserve"> y la </w:t>
+      </w:r>
+      <w:r>
+        <w:rPr>
+          <w:rFonts w:ascii="Consolas" w:hAnsi="Consolas"/>
+          <w:color w:val="960000"/>
+          <w:sz w:val="20"/>
+        </w:rPr>
+        <w:t>ACCION</w:t>
+      </w:r>
+      <w:r>
+        <w:rPr>
+          <w:b w:val="0"/>
+          <w:color w:val="960000"/>
+          <w:sz w:val="20"/>
+        </w:rPr>
+        <w:t xml:space="preserve">, y salen en </w:t>
+      </w:r>
+      <w:r>
+        <w:rPr>
+          <w:b/>
+          <w:color w:val="960000"/>
+          <w:sz w:val="20"/>
+        </w:rPr>
+        <w:t>todas</w:t>
+      </w:r>
+      <w:r>
+        <w:rPr>
+          <w:b w:val="0"/>
+          <w:color w:val="960000"/>
+          <w:sz w:val="20"/>
+        </w:rPr>
+        <w:t xml:space="preserve"> las alarmas, no sólo en las de radio. ``</w:t>
+      </w:r>
+      <w:r>
+        <w:rPr>
+          <w:rFonts w:ascii="Consolas" w:hAnsi="Consolas"/>
+          <w:color w:val="960000"/>
+          <w:sz w:val="20"/>
+        </w:rPr>
+        <w:t xml:space="preserve"> grep -n "ALARM,NODE:" Maestro/src/bluetooth.cpp Esclavo/src/bluetooth.cpp grep -n "SINRESP:" Maestro/src/bluetooth.cpp </w:t>
+      </w:r>
+      <w:r>
+        <w:rPr>
+          <w:rFonts w:ascii="Consolas" w:hAnsi="Consolas"/>
+          <w:color w:val="960000"/>
+          <w:sz w:val="20"/>
+        </w:rPr>
+      </w:r>
+      <w:r>
+        <w:rPr>
+          <w:rFonts w:ascii="Consolas" w:hAnsi="Consolas"/>
+          <w:color w:val="960000"/>
+          <w:sz w:val="20"/>
+        </w:rPr>
+        <w:t xml:space="preserve"> **Y el pack no podía cazarlo, por una razón que vale la pena escribir:** lo que </w:t>
+      </w:r>
+      <w:r>
+        <w:rPr>
+          <w:b w:val="0"/>
+          <w:color w:val="960000"/>
+          <w:sz w:val="20"/>
+        </w:rPr>
+        <w:t>documentos_03_trama_status</w:t>
+      </w:r>
+      <w:r>
+        <w:rPr>
+          <w:rFonts w:ascii="Consolas" w:hAnsi="Consolas"/>
+          <w:color w:val="960000"/>
+          <w:sz w:val="20"/>
+        </w:rPr>
+        <w:t xml:space="preserve"> comprueba de estos ejemplos es que **cada uno cuadre con su propio XOR**, no que describan la trama que sale del micro. Un ejemplo obsoleto con su checksum recalculado es **internamente coherente y falso**, y un instrumento verde encima. Quien escribiera un parser contra este apartado se encontraría tres campos que no espera. **Los dos checksums que estaban mal antes** (</w:t>
+      </w:r>
+      <w:r>
+        <w:rPr>
+          <w:b w:val="0"/>
+          <w:color w:val="960000"/>
+          <w:sz w:val="20"/>
+        </w:rPr>
         <w:t>*4F</w:t>
       </w:r>
       <w:r>
         <w:rPr>
-          <w:b w:val="0"/>
+          <w:rFonts w:ascii="Consolas" w:hAnsi="Consolas"/>
           <w:color w:val="960000"/>
           <w:sz w:val="20"/>
         </w:rPr>
@@ -15499,51 +16298,59 @@
       </w:r>
       <w:r>
         <w:rPr>
+          <w:b w:val="0"/>
+          <w:color w:val="960000"/>
+          <w:sz w:val="20"/>
+        </w:rPr>
+        <w:t>*3B</w:t>
+      </w:r>
+      <w:r>
+        <w:rPr>
           <w:rFonts w:ascii="Consolas" w:hAnsi="Consolas"/>
           <w:color w:val="960000"/>
           <w:sz w:val="20"/>
         </w:rPr>
-        <w:t>*3B</w:t>
-      </w:r>
-      <w:r>
-        <w:rPr>
-          <w:b w:val="0"/>
-          <w:color w:val="960000"/>
-          <w:sz w:val="20"/>
-        </w:rPr>
         <w:t xml:space="preserve"> frente a los </w:t>
       </w:r>
       <w:r>
         <w:rPr>
+          <w:b w:val="0"/>
+          <w:color w:val="960000"/>
+          <w:sz w:val="20"/>
+        </w:rPr>
+        <w:t>*42</w:t>
+      </w:r>
+      <w:r>
+        <w:rPr>
           <w:rFonts w:ascii="Consolas" w:hAnsi="Consolas"/>
           <w:color w:val="960000"/>
           <w:sz w:val="20"/>
         </w:rPr>
-        <w:t>*42</w:t>
-      </w:r>
-      <w:r>
-        <w:rPr>
-          <w:b w:val="0"/>
-          <w:color w:val="960000"/>
-          <w:sz w:val="20"/>
-        </w:rPr>
         <w:t xml:space="preserve"> y </w:t>
       </w:r>
       <w:r>
         <w:rPr>
+          <w:b w:val="0"/>
+          <w:color w:val="960000"/>
+          <w:sz w:val="20"/>
+        </w:rPr>
+        <w:t>*43</w:t>
+      </w:r>
+      <w:r>
+        <w:rPr>
           <w:rFonts w:ascii="Consolas" w:hAnsi="Consolas"/>
           <w:color w:val="960000"/>
           <w:sz w:val="20"/>
         </w:rPr>
-        <w:t>*43</w:t>
-      </w:r>
-      <w:r>
-        <w:rPr>
-          <w:b w:val="0"/>
-          <w:color w:val="960000"/>
-          <w:sz w:val="20"/>
-        </w:rPr>
-        <w:t xml:space="preserve"> reales), y llevaban desde el 26/08 en el manual y en el </w:t>
+        <w:t xml:space="preserve"> reales) llevaban desde el 26/08 en el manual y en el </w:t>
+      </w:r>
+      <w:r>
+        <w:rPr>
+          <w:b w:val="0"/>
+          <w:color w:val="960000"/>
+          <w:sz w:val="20"/>
+        </w:rPr>
+        <w:t>.docx</w:t>
       </w:r>
       <w:r>
         <w:rPr>
@@ -15551,19 +16358,1581 @@
           <w:color w:val="960000"/>
           <w:sz w:val="20"/>
         </w:rPr>
-        <w:t>.docx</w:t>
-      </w:r>
-      <w:r>
-        <w:rPr>
-          <w:b w:val="0"/>
-          <w:color w:val="960000"/>
-          <w:sz w:val="20"/>
-        </w:rPr>
         <w:t xml:space="preserve">. Un ejemplo con checksum inválido en el mismo apartado que explica cómo calcularlo es una trampa para quien escriba un parser: descarta la trama buena y busca el fallo donde no está. Ahora los recalcula el pack </w:t>
       </w:r>
       <w:r>
         <w:rPr>
+          <w:b w:val="0"/>
+          <w:color w:val="960000"/>
+          <w:sz w:val="20"/>
+        </w:rPr>
+        <w:t xml:space="preserve">documentos_03_trama_status` sobre </w:t>
+      </w:r>
+      <w:r>
+        <w:rPr>
+          <w:b/>
+          <w:color w:val="960000"/>
+          <w:sz w:val="20"/>
+        </w:rPr>
+        <w:t>todos</w:t>
+      </w:r>
+      <w:r>
+        <w:rPr>
+          <w:b w:val="0"/>
+          <w:color w:val="960000"/>
+          <w:sz w:val="20"/>
+        </w:rPr>
+        <w:t xml:space="preserve"> los ejemplos de este manual.</w:t>
+      </w:r>
+    </w:p>
+    <w:p>
+      <w:pPr>
+        <w:spacing w:before="200" w:after="120"/>
+      </w:pPr>
+      <w:r>
+        <w:rPr>
+          <w:b/>
+          <w:color w:val="003366"/>
+          <w:sz w:val="21"/>
+        </w:rPr>
+        <w:t xml:space="preserve">🆕 4.3.bis Las alarmas de CÁMARA (D-13 fase 1, </w:t>
+      </w:r>
+      <w:r>
+        <w:rPr>
           <w:rFonts w:ascii="Consolas" w:hAnsi="Consolas"/>
+          <w:color w:val="003366"/>
+          <w:sz w:val="21"/>
+        </w:rPr>
+        <w:t>4b90f98</w:t>
+      </w:r>
+      <w:r>
+        <w:rPr>
+          <w:b/>
+          <w:color w:val="003366"/>
+          <w:sz w:val="21"/>
+        </w:rPr>
+        <w:t xml:space="preserve">) — </w:t>
+      </w:r>
+      <w:r>
+        <w:rPr>
+          <w:b/>
+          <w:color w:val="003366"/>
+          <w:sz w:val="21"/>
+        </w:rPr>
+        <w:t>avisan y no tocan el cruce</w:t>
+      </w:r>
+    </w:p>
+    <w:p>
+      <w:pPr>
+        <w:spacing w:after="120"/>
+      </w:pPr>
+      <w:r>
+        <w:rPr>
+          <w:b w:val="0"/>
+          <w:sz w:val="21"/>
+        </w:rPr>
+        <w:t xml:space="preserve">El firmware vigila las dos entradas de cámara de </w:t>
+      </w:r>
+      <w:r>
+        <w:rPr>
+          <w:rFonts w:ascii="Consolas" w:hAnsi="Consolas"/>
+          <w:sz w:val="21"/>
+        </w:rPr>
+        <w:t>J16</w:t>
+      </w:r>
+      <w:r>
+        <w:rPr>
+          <w:b w:val="0"/>
+          <w:sz w:val="21"/>
+        </w:rPr>
+        <w:t xml:space="preserve"> —</w:t>
+      </w:r>
+      <w:r>
+        <w:rPr>
+          <w:rFonts w:ascii="Consolas" w:hAnsi="Consolas"/>
+          <w:sz w:val="21"/>
+        </w:rPr>
+        <w:t>CAM_C</w:t>
+      </w:r>
+      <w:r>
+        <w:rPr>
+          <w:b w:val="0"/>
+          <w:sz w:val="21"/>
+        </w:rPr>
+        <w:t xml:space="preserve"> = </w:t>
+      </w:r>
+      <w:r>
+        <w:rPr>
+          <w:b/>
+          <w:sz w:val="21"/>
+        </w:rPr>
+        <w:t>p10</w:t>
+      </w:r>
+      <w:r>
+        <w:rPr>
+          <w:b w:val="0"/>
+          <w:sz w:val="21"/>
+        </w:rPr>
+        <w:t xml:space="preserve">, </w:t>
+      </w:r>
+      <w:r>
+        <w:rPr>
+          <w:rFonts w:ascii="Consolas" w:hAnsi="Consolas"/>
+          <w:sz w:val="21"/>
+        </w:rPr>
+        <w:t>CAM_D</w:t>
+      </w:r>
+      <w:r>
+        <w:rPr>
+          <w:b w:val="0"/>
+          <w:sz w:val="21"/>
+        </w:rPr>
+        <w:t xml:space="preserve"> = </w:t>
+      </w:r>
+      <w:r>
+        <w:rPr>
+          <w:b/>
+          <w:sz w:val="21"/>
+        </w:rPr>
+        <w:t>p12</w:t>
+      </w:r>
+      <w:r>
+        <w:rPr>
+          <w:b w:val="0"/>
+          <w:sz w:val="21"/>
+        </w:rPr>
+        <w:t>— y</w:t>
+      </w:r>
+    </w:p>
+    <w:p>
+      <w:pPr>
+        <w:spacing w:after="120"/>
+      </w:pPr>
+      <w:r>
+        <w:rPr>
+          <w:b w:val="0"/>
+          <w:sz w:val="21"/>
+        </w:rPr>
+        <w:t xml:space="preserve">emite dos alarmas nuevas y dos eventos de cierre. </w:t>
+      </w:r>
+      <w:r>
+        <w:rPr>
+          <w:b/>
+          <w:sz w:val="21"/>
+        </w:rPr>
+        <w:t>Las emiten las DOS puntas</w:t>
+      </w:r>
+      <w:r>
+        <w:rPr>
+          <w:b w:val="0"/>
+          <w:sz w:val="21"/>
+        </w:rPr>
+        <w:t>, con el mismo</w:t>
+      </w:r>
+    </w:p>
+    <w:p>
+      <w:pPr>
+        <w:spacing w:after="120"/>
+      </w:pPr>
+      <w:r>
+        <w:rPr>
+          <w:b w:val="0"/>
+          <w:sz w:val="21"/>
+        </w:rPr>
+        <w:t xml:space="preserve">código: </w:t>
+      </w:r>
+      <w:r>
+        <w:rPr>
+          <w:rFonts w:ascii="Consolas" w:hAnsi="Consolas"/>
+          <w:sz w:val="21"/>
+        </w:rPr>
+        <w:t>NODE:</w:t>
+      </w:r>
+      <w:r>
+        <w:rPr>
+          <w:b w:val="0"/>
+          <w:sz w:val="21"/>
+        </w:rPr>
+        <w:t xml:space="preserve"> es lo único que cambia.</w:t>
+      </w:r>
+    </w:p>
+    <w:p>
+      <w:pPr>
+        <w:spacing w:after="200"/>
+        <w:ind w:left="288"/>
+        <w:shd w:val="clear" w:fill="F4F4F4"/>
+      </w:pPr>
+      <w:r>
+        <w:rPr>
+          <w:rFonts w:ascii="Consolas" w:hAnsi="Consolas"/>
+          <w:sz w:val="18"/>
+        </w:rPr>
+        <w:t>$ALARM,NODE:MAESTRO,EVENTO:CAM_PEGADA,CAUSA:CAM_C_CONTACTO_FIJO,RF:98%,RTT:82ms,SINRESP:0,ACCION:NINGUNA,HORA:18:25:00*57</w:t>
+        <w:br/>
+        <w:t>$ALARM,NODE:MAESTRO,EVENTO:CAM_CIEGA,CAUSA:CAM_D_SIN_FLANCO,RF:98%,RTT:82ms,SINRESP:0,ACCION:NINGUNA,HORA:18:25:00*57</w:t>
+        <w:br/>
+        <w:t>$EVENT,NODE:MAESTRO,ORIGEN:CAMARA,DETALLE:CAM_C_RECUPERADA,HORA:18:25:00*5F</w:t>
+        <w:br/>
+        <w:t>$EVENT,NODE:MAESTRO,ORIGEN:CAMARA_PLUMA,DETALLE:VETO_HABRIA_ACTUADO_N:3,HORA:18:25:00*03</w:t>
+      </w:r>
+    </w:p>
+    <w:tbl>
+      <w:tblPr>
+        <w:tblStyle w:val="TableGrid"/>
+        <w:tblW w:type="auto" w:w="0"/>
+        <w:tblLook w:firstColumn="1" w:firstRow="1" w:lastColumn="0" w:lastRow="0" w:noHBand="0" w:noVBand="1" w:val="04A0"/>
+      </w:tblPr>
+      <w:tblGrid>
+        <w:gridCol w:w="3120"/>
+        <w:gridCol w:w="3120"/>
+        <w:gridCol w:w="3120"/>
+      </w:tblGrid>
+      <w:tr>
+        <w:tc>
+          <w:tcPr>
+            <w:tcW w:type="dxa" w:w="3120"/>
+            <w:shd w:val="clear" w:fill="DCE6F1"/>
+          </w:tcPr>
+          <w:p>
+            <w:r/>
+            <w:r>
+              <w:rPr>
+                <w:b/>
+                <w:sz w:val="19"/>
+              </w:rPr>
+              <w:t>campo</w:t>
+            </w:r>
+          </w:p>
+        </w:tc>
+        <w:tc>
+          <w:tcPr>
+            <w:tcW w:type="dxa" w:w="3120"/>
+            <w:shd w:val="clear" w:fill="DCE6F1"/>
+          </w:tcPr>
+          <w:p>
+            <w:r/>
+            <w:r>
+              <w:rPr>
+                <w:b/>
+                <w:sz w:val="19"/>
+              </w:rPr>
+              <w:t>valores</w:t>
+            </w:r>
+          </w:p>
+        </w:tc>
+        <w:tc>
+          <w:tcPr>
+            <w:tcW w:type="dxa" w:w="3120"/>
+            <w:shd w:val="clear" w:fill="DCE6F1"/>
+          </w:tcPr>
+          <w:p>
+            <w:r/>
+            <w:r>
+              <w:rPr>
+                <w:b/>
+                <w:sz w:val="19"/>
+              </w:rPr>
+              <w:t>qué significa</w:t>
+            </w:r>
+          </w:p>
+        </w:tc>
+      </w:tr>
+      <w:tr>
+        <w:tc>
+          <w:tcPr>
+            <w:tcW w:type="dxa" w:w="3120"/>
+          </w:tcPr>
+          <w:p>
+            <w:r/>
+            <w:r>
+              <w:rPr>
+                <w:rFonts w:ascii="Consolas" w:hAnsi="Consolas"/>
+                <w:sz w:val="19"/>
+              </w:rPr>
+              <w:t>EVENTO</w:t>
+            </w:r>
+          </w:p>
+        </w:tc>
+        <w:tc>
+          <w:tcPr>
+            <w:tcW w:type="dxa" w:w="3120"/>
+          </w:tcPr>
+          <w:p>
+            <w:r/>
+            <w:r>
+              <w:rPr>
+                <w:rFonts w:ascii="Consolas" w:hAnsi="Consolas"/>
+                <w:sz w:val="19"/>
+              </w:rPr>
+              <w:t>CAM_PEGADA</w:t>
+            </w:r>
+          </w:p>
+        </w:tc>
+        <w:tc>
+          <w:tcPr>
+            <w:tcW w:type="dxa" w:w="3120"/>
+          </w:tcPr>
+          <w:p>
+            <w:r/>
+            <w:r>
+              <w:rPr>
+                <w:b w:val="0"/>
+                <w:sz w:val="19"/>
+              </w:rPr>
+              <w:t xml:space="preserve">el contacto lleva </w:t>
+            </w:r>
+            <w:r>
+              <w:rPr>
+                <w:b/>
+                <w:sz w:val="19"/>
+              </w:rPr>
+              <w:t>20 min</w:t>
+            </w:r>
+            <w:r>
+              <w:rPr>
+                <w:b w:val="0"/>
+                <w:sz w:val="19"/>
+              </w:rPr>
+              <w:t xml:space="preserve"> cerrado </w:t>
+            </w:r>
+            <w:r>
+              <w:rPr>
+                <w:b/>
+                <w:sz w:val="19"/>
+              </w:rPr>
+              <w:t>sin abrirse ni una vez</w:t>
+            </w:r>
+          </w:p>
+        </w:tc>
+      </w:tr>
+      <w:tr>
+        <w:tc>
+          <w:tcPr>
+            <w:tcW w:type="dxa" w:w="3120"/>
+          </w:tcPr>
+          <w:p>
+            <w:r/>
+            <w:r>
+              <w:rPr>
+                <w:rFonts w:ascii="Consolas" w:hAnsi="Consolas"/>
+                <w:sz w:val="19"/>
+              </w:rPr>
+              <w:t>EVENTO</w:t>
+            </w:r>
+          </w:p>
+        </w:tc>
+        <w:tc>
+          <w:tcPr>
+            <w:tcW w:type="dxa" w:w="3120"/>
+          </w:tcPr>
+          <w:p>
+            <w:r/>
+            <w:r>
+              <w:rPr>
+                <w:rFonts w:ascii="Consolas" w:hAnsi="Consolas"/>
+                <w:sz w:val="19"/>
+              </w:rPr>
+              <w:t>CAM_CIEGA</w:t>
+            </w:r>
+          </w:p>
+        </w:tc>
+        <w:tc>
+          <w:tcPr>
+            <w:tcW w:type="dxa" w:w="3120"/>
+          </w:tcPr>
+          <w:p>
+            <w:r/>
+            <w:r>
+              <w:rPr>
+                <w:b/>
+                <w:sz w:val="19"/>
+              </w:rPr>
+              <w:t>6 h de PASO ABIERTO</w:t>
+            </w:r>
+            <w:r>
+              <w:rPr>
+                <w:b w:val="0"/>
+                <w:sz w:val="19"/>
+              </w:rPr>
+              <w:t xml:space="preserve"> sin un solo flanco</w:t>
+            </w:r>
+          </w:p>
+        </w:tc>
+      </w:tr>
+      <w:tr>
+        <w:tc>
+          <w:tcPr>
+            <w:tcW w:type="dxa" w:w="3120"/>
+          </w:tcPr>
+          <w:p>
+            <w:r/>
+            <w:r>
+              <w:rPr>
+                <w:rFonts w:ascii="Consolas" w:hAnsi="Consolas"/>
+                <w:sz w:val="19"/>
+              </w:rPr>
+              <w:t>CAUSA</w:t>
+            </w:r>
+          </w:p>
+        </w:tc>
+        <w:tc>
+          <w:tcPr>
+            <w:tcW w:type="dxa" w:w="3120"/>
+          </w:tcPr>
+          <w:p>
+            <w:r/>
+            <w:r>
+              <w:rPr>
+                <w:rFonts w:ascii="Consolas" w:hAnsi="Consolas"/>
+                <w:sz w:val="19"/>
+              </w:rPr>
+              <w:t>CAM_C_CONTACTO_FIJO</w:t>
+            </w:r>
+            <w:r>
+              <w:rPr>
+                <w:b w:val="0"/>
+                <w:sz w:val="19"/>
+              </w:rPr>
+              <w:t xml:space="preserve"> · </w:t>
+            </w:r>
+            <w:r>
+              <w:rPr>
+                <w:rFonts w:ascii="Consolas" w:hAnsi="Consolas"/>
+                <w:sz w:val="19"/>
+              </w:rPr>
+              <w:t>CAM_D_CONTACTO_FIJO</w:t>
+            </w:r>
+          </w:p>
+        </w:tc>
+        <w:tc>
+          <w:tcPr>
+            <w:tcW w:type="dxa" w:w="3120"/>
+          </w:tcPr>
+          <w:p>
+            <w:r/>
+            <w:r>
+              <w:rPr>
+                <w:b w:val="0"/>
+                <w:sz w:val="19"/>
+              </w:rPr>
+              <w:t>qué entrada, y qué se observó</w:t>
+            </w:r>
+          </w:p>
+        </w:tc>
+      </w:tr>
+      <w:tr>
+        <w:tc>
+          <w:tcPr>
+            <w:tcW w:type="dxa" w:w="3120"/>
+          </w:tcPr>
+          <w:p>
+            <w:r/>
+            <w:r>
+              <w:rPr>
+                <w:rFonts w:ascii="Consolas" w:hAnsi="Consolas"/>
+                <w:sz w:val="19"/>
+              </w:rPr>
+              <w:t>CAUSA</w:t>
+            </w:r>
+          </w:p>
+        </w:tc>
+        <w:tc>
+          <w:tcPr>
+            <w:tcW w:type="dxa" w:w="3120"/>
+          </w:tcPr>
+          <w:p>
+            <w:r/>
+            <w:r>
+              <w:rPr>
+                <w:rFonts w:ascii="Consolas" w:hAnsi="Consolas"/>
+                <w:sz w:val="19"/>
+              </w:rPr>
+              <w:t>CAM_C_SIN_FLANCO</w:t>
+            </w:r>
+            <w:r>
+              <w:rPr>
+                <w:b w:val="0"/>
+                <w:sz w:val="19"/>
+              </w:rPr>
+              <w:t xml:space="preserve"> · </w:t>
+            </w:r>
+            <w:r>
+              <w:rPr>
+                <w:rFonts w:ascii="Consolas" w:hAnsi="Consolas"/>
+                <w:sz w:val="19"/>
+              </w:rPr>
+              <w:t>CAM_D_SIN_FLANCO</w:t>
+            </w:r>
+          </w:p>
+        </w:tc>
+        <w:tc>
+          <w:tcPr>
+            <w:tcW w:type="dxa" w:w="3120"/>
+          </w:tcPr>
+          <w:p>
+            <w:r/>
+            <w:r>
+              <w:rPr>
+                <w:b w:val="0"/>
+                <w:sz w:val="19"/>
+              </w:rPr>
+              <w:t>idem</w:t>
+            </w:r>
+          </w:p>
+        </w:tc>
+      </w:tr>
+      <w:tr>
+        <w:tc>
+          <w:tcPr>
+            <w:tcW w:type="dxa" w:w="3120"/>
+          </w:tcPr>
+          <w:p>
+            <w:r/>
+            <w:r>
+              <w:rPr>
+                <w:rFonts w:ascii="Consolas" w:hAnsi="Consolas"/>
+                <w:sz w:val="19"/>
+              </w:rPr>
+              <w:t>ACCION</w:t>
+            </w:r>
+          </w:p>
+        </w:tc>
+        <w:tc>
+          <w:tcPr>
+            <w:tcW w:type="dxa" w:w="3120"/>
+          </w:tcPr>
+          <w:p>
+            <w:r/>
+            <w:r>
+              <w:rPr>
+                <w:b/>
+                <w:sz w:val="19"/>
+              </w:rPr>
+              <w:t>`NINGUNA`, siempre</w:t>
+            </w:r>
+          </w:p>
+        </w:tc>
+        <w:tc>
+          <w:tcPr>
+            <w:tcW w:type="dxa" w:w="3120"/>
+          </w:tcPr>
+          <w:p>
+            <w:r/>
+            <w:r>
+              <w:rPr>
+                <w:b w:val="0"/>
+                <w:sz w:val="19"/>
+              </w:rPr>
+              <w:t xml:space="preserve">ver abajo — </w:t>
+            </w:r>
+            <w:r>
+              <w:rPr>
+                <w:b/>
+                <w:sz w:val="19"/>
+              </w:rPr>
+              <w:t>no es un hueco</w:t>
+            </w:r>
+          </w:p>
+        </w:tc>
+      </w:tr>
+      <w:tr>
+        <w:tc>
+          <w:tcPr>
+            <w:tcW w:type="dxa" w:w="3120"/>
+          </w:tcPr>
+          <w:p>
+            <w:r/>
+            <w:r>
+              <w:rPr>
+                <w:rFonts w:ascii="Consolas" w:hAnsi="Consolas"/>
+                <w:sz w:val="19"/>
+              </w:rPr>
+              <w:t>DETALLE</w:t>
+            </w:r>
+          </w:p>
+        </w:tc>
+        <w:tc>
+          <w:tcPr>
+            <w:tcW w:type="dxa" w:w="3120"/>
+          </w:tcPr>
+          <w:p>
+            <w:r/>
+            <w:r>
+              <w:rPr>
+                <w:rFonts w:ascii="Consolas" w:hAnsi="Consolas"/>
+                <w:sz w:val="19"/>
+              </w:rPr>
+              <w:t>CAM_C_RECUPERADA</w:t>
+            </w:r>
+            <w:r>
+              <w:rPr>
+                <w:b w:val="0"/>
+                <w:sz w:val="19"/>
+              </w:rPr>
+              <w:t xml:space="preserve"> · </w:t>
+            </w:r>
+            <w:r>
+              <w:rPr>
+                <w:rFonts w:ascii="Consolas" w:hAnsi="Consolas"/>
+                <w:sz w:val="19"/>
+              </w:rPr>
+              <w:t>CAM_D_RECUPERADA</w:t>
+            </w:r>
+          </w:p>
+        </w:tc>
+        <w:tc>
+          <w:tcPr>
+            <w:tcW w:type="dxa" w:w="3120"/>
+          </w:tcPr>
+          <w:p>
+            <w:r/>
+            <w:r>
+              <w:rPr>
+                <w:b w:val="0"/>
+                <w:sz w:val="19"/>
+              </w:rPr>
+              <w:t xml:space="preserve">la alarma </w:t>
+            </w:r>
+            <w:r>
+              <w:rPr>
+                <w:b/>
+                <w:sz w:val="19"/>
+              </w:rPr>
+              <w:t>se cierra sola</w:t>
+            </w:r>
+            <w:r>
+              <w:rPr>
+                <w:b w:val="0"/>
+                <w:sz w:val="19"/>
+              </w:rPr>
+              <w:t>; no hay que rearmar nada</w:t>
+            </w:r>
+          </w:p>
+        </w:tc>
+      </w:tr>
+      <w:tr>
+        <w:tc>
+          <w:tcPr>
+            <w:tcW w:type="dxa" w:w="3120"/>
+          </w:tcPr>
+          <w:p>
+            <w:r/>
+            <w:r>
+              <w:rPr>
+                <w:rFonts w:ascii="Consolas" w:hAnsi="Consolas"/>
+                <w:sz w:val="19"/>
+              </w:rPr>
+              <w:t>DETALLE</w:t>
+            </w:r>
+          </w:p>
+        </w:tc>
+        <w:tc>
+          <w:tcPr>
+            <w:tcW w:type="dxa" w:w="3120"/>
+          </w:tcPr>
+          <w:p>
+            <w:r/>
+            <w:r>
+              <w:rPr>
+                <w:rFonts w:ascii="Consolas" w:hAnsi="Consolas"/>
+                <w:sz w:val="19"/>
+              </w:rPr>
+              <w:t>VETO_HABRIA_ACTUADO_N:&lt;n&gt;</w:t>
+            </w:r>
+          </w:p>
+        </w:tc>
+        <w:tc>
+          <w:tcPr>
+            <w:tcW w:type="dxa" w:w="3120"/>
+          </w:tcPr>
+          <w:p>
+            <w:r/>
+            <w:r>
+              <w:rPr>
+                <w:b w:val="0"/>
+                <w:sz w:val="19"/>
+              </w:rPr>
+              <w:t xml:space="preserve">contador de la fase 2. </w:t>
+            </w:r>
+            <w:r>
+              <w:rPr>
+                <w:rFonts w:ascii="Consolas" w:hAnsi="Consolas"/>
+                <w:sz w:val="19"/>
+              </w:rPr>
+              <w:t>&lt;n&gt;</w:t>
+            </w:r>
+            <w:r>
+              <w:rPr>
+                <w:b w:val="0"/>
+                <w:sz w:val="19"/>
+              </w:rPr>
+              <w:t xml:space="preserve"> es un </w:t>
+            </w:r>
+            <w:r>
+              <w:rPr>
+                <w:rFonts w:ascii="Consolas" w:hAnsi="Consolas"/>
+                <w:sz w:val="19"/>
+              </w:rPr>
+              <w:t>uint16_t</w:t>
+            </w:r>
+            <w:r>
+              <w:rPr>
+                <w:b w:val="0"/>
+                <w:sz w:val="19"/>
+              </w:rPr>
+              <w:t xml:space="preserve"> que </w:t>
+            </w:r>
+            <w:r>
+              <w:rPr>
+                <w:b/>
+                <w:sz w:val="19"/>
+              </w:rPr>
+              <w:t>satura en 65535</w:t>
+            </w:r>
+            <w:r>
+              <w:rPr>
+                <w:b w:val="0"/>
+                <w:sz w:val="19"/>
+              </w:rPr>
+              <w:t>, no da la vuelta</w:t>
+            </w:r>
+          </w:p>
+        </w:tc>
+      </w:tr>
+    </w:tbl>
+    <w:p>
+      <w:pPr>
+        <w:spacing w:after="120"/>
+      </w:pPr>
+    </w:p>
+    <w:p>
+      <w:pPr>
+        <w:spacing w:after="160"/>
+        <w:ind w:left="360"/>
+        <w:shd w:val="clear" w:fill="FFF4E5"/>
+      </w:pPr>
+      <w:r>
+        <w:rPr>
+          <w:b w:val="0"/>
+          <w:color w:val="960000"/>
+          <w:sz w:val="20"/>
+        </w:rPr>
+        <w:t xml:space="preserve">🛑 </w:t>
+      </w:r>
+      <w:r>
+        <w:rPr>
+          <w:b/>
+          <w:color w:val="960000"/>
+          <w:sz w:val="20"/>
+        </w:rPr>
+        <w:t>`ACCION:NINGUNA` NO ES RELLENO: es el dato que decide si esto para un cruce o no.</w:t>
+      </w:r>
+      <w:r>
+        <w:rPr>
+          <w:b w:val="0"/>
+          <w:color w:val="960000"/>
+          <w:sz w:val="20"/>
+        </w:rPr>
+        <w:t xml:space="preserve"> Ese campo significa *«medida de seguridad vial ejecutada»*, y la fase 1 </w:t>
+      </w:r>
+      <w:r>
+        <w:rPr>
+          <w:b/>
+          <w:color w:val="960000"/>
+          <w:sz w:val="20"/>
+        </w:rPr>
+        <w:t>no ejecuta ninguna</w:t>
+      </w:r>
+      <w:r>
+        <w:rPr>
+          <w:b w:val="0"/>
+          <w:color w:val="960000"/>
+          <w:sz w:val="20"/>
+        </w:rPr>
+        <w:t xml:space="preserve">: no veta, no baja la pluma, no toca una luz, no cambia un tiempo. </w:t>
+      </w:r>
+      <w:r>
+        <w:rPr>
+          <w:b/>
+          <w:color w:val="960000"/>
+          <w:sz w:val="20"/>
+        </w:rPr>
+        <w:t>El cruce funciona exactamente igual con las dos alarmas puestas.</w:t>
+      </w:r>
+      <w:r>
+        <w:rPr>
+          <w:b w:val="0"/>
+          <w:color w:val="960000"/>
+          <w:sz w:val="20"/>
+        </w:rPr>
+        <w:t xml:space="preserve"> Son </w:t>
+      </w:r>
+      <w:r>
+        <w:rPr>
+          <w:b/>
+          <w:color w:val="960000"/>
+          <w:sz w:val="20"/>
+        </w:rPr>
+        <w:t>avisos de mantenimiento</w:t>
+      </w:r>
+      <w:r>
+        <w:rPr>
+          <w:b w:val="0"/>
+          <w:color w:val="960000"/>
+          <w:sz w:val="20"/>
+        </w:rPr>
+        <w:t xml:space="preserve"> —«que alguien vaya a mirar esa cámara»—, </w:t>
+      </w:r>
+      <w:r>
+        <w:rPr>
+          <w:b/>
+          <w:color w:val="960000"/>
+          <w:sz w:val="20"/>
+        </w:rPr>
+        <w:t>no fallos de seguridad</w:t>
+      </w:r>
+      <w:r>
+        <w:rPr>
+          <w:b w:val="0"/>
+          <w:color w:val="960000"/>
+          <w:sz w:val="20"/>
+        </w:rPr>
+        <w:t xml:space="preserve">. </w:t>
+      </w:r>
+      <w:r>
+        <w:rPr>
+          <w:b/>
+          <w:color w:val="960000"/>
+          <w:sz w:val="20"/>
+        </w:rPr>
+        <w:t>Quien escriba la app, el tablero o el aviso al operario tiene que pintarlas así.</w:t>
+      </w:r>
+      <w:r>
+        <w:rPr>
+          <w:b w:val="0"/>
+          <w:color w:val="960000"/>
+          <w:sz w:val="20"/>
+        </w:rPr>
+        <w:t xml:space="preserve"> Una alarma de cámara que se muestre con la misma cara que un </w:t>
+      </w:r>
+      <w:r>
+        <w:rPr>
+          <w:rFonts w:ascii="Consolas" w:hAnsi="Consolas"/>
+          <w:color w:val="960000"/>
+          <w:sz w:val="20"/>
+        </w:rPr>
+        <w:t>FALLO_RF</w:t>
+      </w:r>
+      <w:r>
+        <w:rPr>
+          <w:b w:val="0"/>
+          <w:color w:val="960000"/>
+          <w:sz w:val="20"/>
+        </w:rPr>
+        <w:t xml:space="preserve"> hace que alguien pare un cruce por una cámara sucia. Escribir en ese campo cualquier otra cosa sería el </w:t>
+      </w:r>
+      <w:r>
+        <w:rPr>
+          <w:rFonts w:ascii="Consolas" w:hAnsi="Consolas"/>
+          <w:color w:val="960000"/>
+          <w:sz w:val="20"/>
+        </w:rPr>
+        <w:t>$ACK</w:t>
+      </w:r>
+      <w:r>
+        <w:rPr>
+          <w:b w:val="0"/>
+          <w:color w:val="960000"/>
+          <w:sz w:val="20"/>
+        </w:rPr>
+        <w:t xml:space="preserve"> que no mira lo que devolvió la llamada (§6 de </w:t>
+      </w:r>
+      <w:r>
+        <w:rPr>
+          <w:rFonts w:ascii="Consolas" w:hAnsi="Consolas"/>
+          <w:color w:val="960000"/>
+          <w:sz w:val="20"/>
+        </w:rPr>
+        <w:t>CLAUDE.md</w:t>
+      </w:r>
+      <w:r>
+        <w:rPr>
+          <w:b w:val="0"/>
+          <w:color w:val="960000"/>
+          <w:sz w:val="20"/>
+        </w:rPr>
+        <w:t>) trasladado a la caja negra.</w:t>
+      </w:r>
+    </w:p>
+    <w:p>
+      <w:pPr>
+        <w:spacing w:after="160"/>
+        <w:ind w:left="360"/>
+        <w:shd w:val="clear" w:fill="FFF4E5"/>
+      </w:pPr>
+      <w:r>
+        <w:rPr>
+          <w:b w:val="0"/>
+          <w:color w:val="960000"/>
+          <w:sz w:val="20"/>
+        </w:rPr>
+        <w:t xml:space="preserve">🛑 </w:t>
+      </w:r>
+      <w:r>
+        <w:rPr>
+          <w:b/>
+          <w:color w:val="960000"/>
+          <w:sz w:val="20"/>
+        </w:rPr>
+        <w:t>Lo que `CAM_PEGADA` NO SABE DISTINGUIR, y por eso la causa dice `CONTACTO_FIJO` y no «avería»:</w:t>
+      </w:r>
+      <w:r>
+        <w:rPr>
+          <w:b w:val="0"/>
+          <w:color w:val="960000"/>
+          <w:sz w:val="20"/>
+        </w:rPr>
+        <w:t xml:space="preserve"> un </w:t>
+      </w:r>
+      <w:r>
+        <w:rPr>
+          <w:b/>
+          <w:color w:val="960000"/>
+          <w:sz w:val="20"/>
+        </w:rPr>
+        <w:t>relé trabado</w:t>
+      </w:r>
+      <w:r>
+        <w:rPr>
+          <w:b w:val="0"/>
+          <w:color w:val="960000"/>
+          <w:sz w:val="20"/>
+        </w:rPr>
+        <w:t xml:space="preserve"> y un </w:t>
+      </w:r>
+      <w:r>
+        <w:rPr>
+          <w:b/>
+          <w:color w:val="960000"/>
+          <w:sz w:val="20"/>
+        </w:rPr>
+        <w:t>vehículo parado veinte minutos debajo de la pluma</w:t>
+      </w:r>
+      <w:r>
+        <w:rPr>
+          <w:b w:val="0"/>
+          <w:color w:val="960000"/>
+          <w:sz w:val="20"/>
+        </w:rPr>
+        <w:t xml:space="preserve"> dan </w:t>
+      </w:r>
+      <w:r>
+        <w:rPr>
+          <w:b/>
+          <w:color w:val="960000"/>
+          <w:sz w:val="20"/>
+        </w:rPr>
+        <w:t>el mismo nivel</w:t>
+      </w:r>
+      <w:r>
+        <w:rPr>
+          <w:b w:val="0"/>
+          <w:color w:val="960000"/>
+          <w:sz w:val="20"/>
+        </w:rPr>
+        <w:t xml:space="preserve">, y este firmware no tiene con qué separarlos. Las dos cosas piden que alguien vaya a mirar, así que avisar es correcto en los dos casos; </w:t>
+      </w:r>
+      <w:r>
+        <w:rPr>
+          <w:b/>
+          <w:color w:val="960000"/>
+          <w:sz w:val="20"/>
+        </w:rPr>
+        <w:t>llamarlo avería no lo sería</w:t>
+      </w:r>
+      <w:r>
+        <w:rPr>
+          <w:b w:val="0"/>
+          <w:color w:val="960000"/>
+          <w:sz w:val="20"/>
+        </w:rPr>
+        <w:t>.</w:t>
+      </w:r>
+    </w:p>
+    <w:p>
+      <w:pPr>
+        <w:spacing w:after="160"/>
+        <w:ind w:left="360"/>
+        <w:shd w:val="clear" w:fill="FFF4E5"/>
+      </w:pPr>
+      <w:r>
+        <w:rPr>
+          <w:b w:val="0"/>
+          <w:color w:val="960000"/>
+          <w:sz w:val="20"/>
+        </w:rPr>
+        <w:t xml:space="preserve">⏱️ </w:t>
+      </w:r>
+      <w:r>
+        <w:rPr>
+          <w:b/>
+          <w:color w:val="960000"/>
+          <w:sz w:val="20"/>
+        </w:rPr>
+        <w:t>`CAM_CIEGA` cuenta 6 h de PASO ABIERTO, no 6 h de reloj.</w:t>
+      </w:r>
+      <w:r>
+        <w:rPr>
+          <w:b w:val="0"/>
+          <w:color w:val="960000"/>
+          <w:sz w:val="20"/>
+        </w:rPr>
+        <w:t xml:space="preserve"> El cronómetro sólo corre con la </w:t>
+      </w:r>
+      <w:r>
+        <w:rPr>
+          <w:b/>
+          <w:color w:val="960000"/>
+          <w:sz w:val="20"/>
+        </w:rPr>
+        <w:t>pluma arriba</w:t>
+      </w:r>
+      <w:r>
+        <w:rPr>
+          <w:b w:val="0"/>
+          <w:color w:val="960000"/>
+          <w:sz w:val="20"/>
+        </w:rPr>
+        <w:t xml:space="preserve">: con el cruce en menú, en rojo total o con el turno en la otra punta nadie puede cruzar el barrido, y una cámara callada está diciendo la verdad. Con el ciclo mínimo cada poste tiene el paso abierto </w:t>
+      </w:r>
+      <w:r>
+        <w:rPr>
+          <w:b/>
+          <w:color w:val="960000"/>
+          <w:sz w:val="20"/>
+        </w:rPr>
+        <w:t>~la mitad del tiempo</w:t>
+      </w:r>
+      <w:r>
+        <w:rPr>
+          <w:b w:val="0"/>
+          <w:color w:val="960000"/>
+          <w:sz w:val="20"/>
+        </w:rPr>
+        <w:t xml:space="preserve"> —del orden de </w:t>
+      </w:r>
+      <w:r>
+        <w:rPr>
+          <w:b/>
+          <w:color w:val="960000"/>
+          <w:sz w:val="20"/>
+        </w:rPr>
+        <w:t>12 h de reloj</w:t>
+      </w:r>
+      <w:r>
+        <w:rPr>
+          <w:b w:val="0"/>
+          <w:color w:val="960000"/>
+          <w:sz w:val="20"/>
+        </w:rPr>
+        <w:t xml:space="preserve">—, así que </w:t>
+      </w:r>
+      <w:r>
+        <w:rPr>
+          <w:b/>
+          <w:color w:val="960000"/>
+          <w:sz w:val="20"/>
+        </w:rPr>
+        <w:t>no puede dispararse dentro de una sola noche sin tráfico</w:t>
+      </w:r>
+      <w:r>
+        <w:rPr>
+          <w:b w:val="0"/>
+          <w:color w:val="960000"/>
+          <w:sz w:val="20"/>
+        </w:rPr>
+        <w:t>, que es el único silencio largo legítimo.</w:t>
+      </w:r>
+    </w:p>
+    <w:p>
+      <w:pPr>
+        <w:spacing w:after="160"/>
+        <w:ind w:left="360"/>
+        <w:shd w:val="clear" w:fill="FFF4E5"/>
+      </w:pPr>
+      <w:r>
+        <w:rPr>
+          <w:b w:val="0"/>
+          <w:color w:val="960000"/>
+          <w:sz w:val="20"/>
+        </w:rPr>
+        <w:t xml:space="preserve">🔴 </w:t>
+      </w:r>
+      <w:r>
+        <w:rPr>
+          <w:b/>
+          <w:color w:val="960000"/>
+          <w:sz w:val="20"/>
+        </w:rPr>
+        <w:t>RESIDUAL, Y NO SE LEE COMO APROBADO: `CAM_CIEGA` a su valor de producción NO es ejecutable en una sesión de banco.</w:t>
+      </w:r>
+      <w:r>
+        <w:rPr>
+          <w:b w:val="0"/>
+          <w:color w:val="960000"/>
+          <w:sz w:val="20"/>
+        </w:rPr>
+        <w:t xml:space="preserve"> Está comprobado en su </w:t>
+      </w:r>
+      <w:r>
+        <w:rPr>
+          <w:b/>
+          <w:color w:val="960000"/>
+          <w:sz w:val="20"/>
+        </w:rPr>
+        <w:t>forma</w:t>
+      </w:r>
+      <w:r>
+        <w:rPr>
+          <w:b w:val="0"/>
+          <w:color w:val="960000"/>
+          <w:sz w:val="20"/>
+        </w:rPr>
+        <w:t xml:space="preserve"> —la trama se compone y sale bien— </w:t>
+      </w:r>
+      <w:r>
+        <w:rPr>
+          <w:b/>
+          <w:color w:val="960000"/>
+          <w:sz w:val="20"/>
+        </w:rPr>
+        <w:t>y no en su tiempo</w:t>
+      </w:r>
+      <w:r>
+        <w:rPr>
+          <w:b w:val="0"/>
+          <w:color w:val="960000"/>
+          <w:sz w:val="20"/>
+        </w:rPr>
+        <w:t xml:space="preserve">. Ejercerlo exigiría cargar una compilación con el umbral reducido, </w:t>
+      </w:r>
+      <w:r>
+        <w:rPr>
+          <w:b/>
+          <w:color w:val="960000"/>
+          <w:sz w:val="20"/>
+        </w:rPr>
+        <w:t>y esa compilación no es la que va a campo</w:t>
+      </w:r>
+      <w:r>
+        <w:rPr>
+          <w:b w:val="0"/>
+          <w:color w:val="960000"/>
+          <w:sz w:val="20"/>
+        </w:rPr>
+        <w:t xml:space="preserve">. Lo que sí se ejerce en banco es la puerta que impide que salte sola: que el cronómetro </w:t>
+      </w:r>
+      <w:r>
+        <w:rPr>
+          <w:b/>
+          <w:color w:val="960000"/>
+          <w:sz w:val="20"/>
+        </w:rPr>
+        <w:t>no corre con el paso cerrado</w:t>
+      </w:r>
+      <w:r>
+        <w:rPr>
+          <w:b w:val="0"/>
+          <w:color w:val="960000"/>
+          <w:sz w:val="20"/>
+        </w:rPr>
+        <w:t xml:space="preserve"> (paso </w:t>
+      </w:r>
+      <w:r>
+        <w:rPr>
+          <w:b/>
+          <w:color w:val="960000"/>
+          <w:sz w:val="20"/>
+        </w:rPr>
+        <w:t>21.ter</w:t>
+      </w:r>
+      <w:r>
+        <w:rPr>
+          <w:b w:val="0"/>
+          <w:color w:val="960000"/>
+          <w:sz w:val="20"/>
+        </w:rPr>
+        <w:t xml:space="preserve"> de la guía).</w:t>
+      </w:r>
+    </w:p>
+    <w:p>
+      <w:pPr>
+        <w:spacing w:after="160"/>
+        <w:ind w:left="360"/>
+        <w:shd w:val="clear" w:fill="FFF4E5"/>
+      </w:pPr>
+      <w:r>
+        <w:rPr>
+          <w:b w:val="0"/>
+          <w:color w:val="960000"/>
+          <w:sz w:val="20"/>
+        </w:rPr>
+        <w:t xml:space="preserve">⚠️ </w:t>
+      </w:r>
+      <w:r>
+        <w:rPr>
+          <w:b/>
+          <w:color w:val="960000"/>
+          <w:sz w:val="20"/>
+        </w:rPr>
+        <w:t>`CAM_C` y `CAM_D` no son «la cámara 1 y la 2».</w:t>
+      </w:r>
+      <w:r>
+        <w:rPr>
+          <w:b w:val="0"/>
+          <w:color w:val="960000"/>
+          <w:sz w:val="20"/>
+        </w:rPr>
+        <w:t xml:space="preserve"> Esos números son de </w:t>
+      </w:r>
+      <w:r>
+        <w:rPr>
+          <w:b/>
+          <w:color w:val="960000"/>
+          <w:sz w:val="20"/>
+        </w:rPr>
+        <w:t>otras</w:t>
+      </w:r>
+      <w:r>
+        <w:rPr>
+          <w:b w:val="0"/>
+          <w:color w:val="960000"/>
+          <w:sz w:val="20"/>
+        </w:rPr>
+        <w:t xml:space="preserve"> dos entradas —las de </w:t>
+      </w:r>
+      <w:r>
+        <w:rPr>
+          <w:rFonts w:ascii="Consolas" w:hAnsi="Consolas"/>
+          <w:color w:val="960000"/>
+          <w:sz w:val="20"/>
+        </w:rPr>
+        <w:t>PB0</w:t>
+      </w:r>
+      <w:r>
+        <w:rPr>
+          <w:b w:val="0"/>
+          <w:color w:val="960000"/>
+          <w:sz w:val="20"/>
+        </w:rPr>
+        <w:t xml:space="preserve">, una por punta—. Las de </w:t>
+      </w:r>
+      <w:r>
+        <w:rPr>
+          <w:rFonts w:ascii="Consolas" w:hAnsi="Consolas"/>
+          <w:color w:val="960000"/>
+          <w:sz w:val="20"/>
+        </w:rPr>
+        <w:t>J16</w:t>
+      </w:r>
+      <w:r>
+        <w:rPr>
+          <w:b w:val="0"/>
+          <w:color w:val="960000"/>
+          <w:sz w:val="20"/>
+        </w:rPr>
+        <w:t xml:space="preserve"> </w:t>
+      </w:r>
+      <w:r>
+        <w:rPr>
+          <w:b/>
+          <w:color w:val="960000"/>
+          <w:sz w:val="20"/>
+        </w:rPr>
+        <w:t>no tienen número: son `C` y `D`</w:t>
+      </w:r>
+      <w:r>
+        <w:rPr>
+          <w:b w:val="0"/>
+          <w:color w:val="960000"/>
+          <w:sz w:val="20"/>
+        </w:rPr>
+        <w:t>, y confundirlos manda a un técnico a revisar el borne equivocado.</w:t>
+      </w:r>
+    </w:p>
+    <w:p>
+      <w:pPr>
+        <w:spacing w:after="160"/>
+        <w:ind w:left="360"/>
+        <w:shd w:val="clear" w:fill="FFF4E5"/>
+      </w:pPr>
+      <w:r>
+        <w:rPr>
+          <w:b w:val="0"/>
+          <w:color w:val="960000"/>
+          <w:sz w:val="20"/>
+        </w:rPr>
+        <w:t xml:space="preserve">⚠️ </w:t>
+      </w:r>
+      <w:r>
+        <w:rPr>
+          <w:b/>
+          <w:color w:val="960000"/>
+          <w:sz w:val="20"/>
+        </w:rPr>
+        <w:t>Estas cuatro tramas son TODO lo que el vigilante publica por su cuenta.</w:t>
+      </w:r>
+      <w:r>
+        <w:rPr>
+          <w:b w:val="0"/>
+          <w:color w:val="960000"/>
+          <w:sz w:val="20"/>
+        </w:rPr>
+        <w:t xml:space="preserve"> El firmware además calcula un estado por punta —</w:t>
+      </w:r>
+      <w:r>
+        <w:rPr>
+          <w:rFonts w:ascii="Consolas" w:hAnsi="Consolas"/>
+          <w:color w:val="960000"/>
+          <w:sz w:val="20"/>
+        </w:rPr>
+        <w:t>OK</w:t>
+      </w:r>
+      <w:r>
+        <w:rPr>
+          <w:b w:val="0"/>
+          <w:color w:val="960000"/>
+          <w:sz w:val="20"/>
+        </w:rPr>
+        <w:t xml:space="preserve"> · </w:t>
+      </w:r>
+      <w:r>
+        <w:rPr>
+          <w:rFonts w:ascii="Consolas" w:hAnsi="Consolas"/>
+          <w:color w:val="960000"/>
+          <w:sz w:val="20"/>
+        </w:rPr>
+        <w:t>?</w:t>
+      </w:r>
+      <w:r>
+        <w:rPr>
+          <w:b w:val="0"/>
+          <w:color w:val="960000"/>
+          <w:sz w:val="20"/>
+        </w:rPr>
+        <w:t xml:space="preserve"> · </w:t>
+      </w:r>
+      <w:r>
+        <w:rPr>
+          <w:rFonts w:ascii="Consolas" w:hAnsi="Consolas"/>
+          <w:color w:val="960000"/>
+          <w:sz w:val="20"/>
+        </w:rPr>
+        <w:t>CIEGA</w:t>
+      </w:r>
+      <w:r>
+        <w:rPr>
+          <w:b w:val="0"/>
+          <w:color w:val="960000"/>
+          <w:sz w:val="20"/>
+        </w:rPr>
+        <w:t xml:space="preserve"> · </w:t>
+      </w:r>
+      <w:r>
+        <w:rPr>
+          <w:rFonts w:ascii="Consolas" w:hAnsi="Consolas"/>
+          <w:color w:val="960000"/>
+          <w:sz w:val="20"/>
+        </w:rPr>
+        <w:t>PEGADA</w:t>
+      </w:r>
+      <w:r>
+        <w:rPr>
+          <w:b w:val="0"/>
+          <w:color w:val="960000"/>
+          <w:sz w:val="20"/>
+        </w:rPr>
+        <w:t xml:space="preserve">, y publica </w:t>
+      </w:r>
+      <w:r>
+        <w:rPr>
+          <w:b/>
+          <w:color w:val="960000"/>
+          <w:sz w:val="20"/>
+        </w:rPr>
+        <w:t>el peor de las dos cámaras</w:t>
+      </w:r>
+      <w:r>
+        <w:rPr>
+          <w:b w:val="0"/>
+          <w:color w:val="960000"/>
+          <w:sz w:val="20"/>
+        </w:rPr>
+        <w:t xml:space="preserve">, con </w:t>
+      </w:r>
+      <w:r>
+        <w:rPr>
+          <w:rFonts w:ascii="Consolas" w:hAnsi="Consolas"/>
+          <w:color w:val="960000"/>
+          <w:sz w:val="20"/>
+        </w:rPr>
+        <w:t>?</w:t>
+      </w:r>
+      <w:r>
+        <w:rPr>
+          <w:b w:val="0"/>
+          <w:color w:val="960000"/>
+          <w:sz w:val="20"/>
+        </w:rPr>
+        <w:t xml:space="preserve"> pesando más que </w:t>
+      </w:r>
+      <w:r>
+        <w:rPr>
+          <w:rFonts w:ascii="Consolas" w:hAnsi="Consolas"/>
+          <w:color w:val="960000"/>
+          <w:sz w:val="20"/>
+        </w:rPr>
+        <w:t>OK</w:t>
+      </w:r>
+      <w:r>
+        <w:rPr>
+          <w:b w:val="0"/>
+          <w:color w:val="960000"/>
+          <w:sz w:val="20"/>
+        </w:rPr>
+        <w:t xml:space="preserve"> para que una cámara desconocida no quede tapada por la otra—. </w:t>
+      </w:r>
+      <w:r>
+        <w:rPr>
+          <w:b/>
+          <w:color w:val="960000"/>
+          <w:sz w:val="20"/>
+        </w:rPr>
+        <w:t>Dónde viaja ese estado lo dice §4.2, que es la especificación del `STATUS`, y no se copia aquí</w:t>
+      </w:r>
+      <w:r>
+        <w:rPr>
+          <w:b w:val="0"/>
+          <w:color w:val="960000"/>
+          <w:sz w:val="20"/>
+        </w:rPr>
+        <w:t xml:space="preserve">: una segunda copia de un formato se queda describiendo una trama que ya cambió, que es exactamente lo que le pasó al ejemplo de arriba. ⚠️ </w:t>
+      </w:r>
+      <w:r>
+        <w:rPr>
+          <w:b/>
+          <w:color w:val="960000"/>
+          <w:sz w:val="20"/>
+        </w:rPr>
+        <w:t>Ese estado viaja en el `STATUS`, en el campo `CAM:` — está en §4.2 con sus cuatro valores.</w:t>
+      </w:r>
+      <w:r>
+        <w:rPr>
+          <w:b w:val="0"/>
+          <w:color w:val="960000"/>
+          <w:sz w:val="20"/>
+        </w:rPr>
+        <w:t xml:space="preserve"> </w:t>
+      </w:r>
+      <w:r>
+        <w:rPr>
+          <w:b/>
+          <w:color w:val="960000"/>
+          <w:sz w:val="20"/>
+        </w:rPr>
+        <w:t>En `4b90f98`, el commit de la fase 1, ese campo NO salía</w:t>
+      </w:r>
+      <w:r>
+        <w:rPr>
+          <w:b w:val="0"/>
+          <w:color w:val="960000"/>
+          <w:sz w:val="20"/>
+        </w:rPr>
+        <w:t xml:space="preserve">: el getter estaba declarado sin llamador a propósito y con el motivo medido en </w:t>
+      </w:r>
+      <w:r>
+        <w:rPr>
+          <w:rFonts w:ascii="Consolas" w:hAnsi="Consolas"/>
+          <w:color w:val="960000"/>
+          <w:sz w:val="20"/>
+        </w:rPr>
+        <w:t>costura_10_funciones_muertas</w:t>
+      </w:r>
+      <w:r>
+        <w:rPr>
+          <w:b w:val="0"/>
+          <w:color w:val="960000"/>
+          <w:sz w:val="20"/>
+        </w:rPr>
+        <w:t xml:space="preserve">, porque el </w:t>
+      </w:r>
+      <w:r>
+        <w:rPr>
+          <w:rFonts w:ascii="Consolas" w:hAnsi="Consolas"/>
+          <w:color w:val="960000"/>
+          <w:sz w:val="20"/>
+        </w:rPr>
+        <w:t>$STATUS</w:t>
+      </w:r>
+      <w:r>
+        <w:rPr>
+          <w:b w:val="0"/>
+          <w:color w:val="960000"/>
+          <w:sz w:val="20"/>
+        </w:rPr>
+        <w:t xml:space="preserve"> no cabía en su peor caso. Se conectó </w:t>
+      </w:r>
+      <w:r>
+        <w:rPr>
+          <w:b/>
+          <w:color w:val="960000"/>
+          <w:sz w:val="20"/>
+        </w:rPr>
+        <w:t>después</w:t>
+      </w:r>
+      <w:r>
+        <w:rPr>
+          <w:b w:val="0"/>
+          <w:color w:val="960000"/>
+          <w:sz w:val="20"/>
+        </w:rPr>
+        <w:t xml:space="preserve">, con el presupuesto de bytes rehecho. </w:t>
+      </w:r>
+      <w:r>
+        <w:rPr>
+          <w:b/>
+          <w:color w:val="960000"/>
+          <w:sz w:val="20"/>
+        </w:rPr>
+        <w:t>Un parser tiene que leerlo con valor por defecto</w:t>
+      </w:r>
+      <w:r>
+        <w:rPr>
+          <w:b w:val="0"/>
+          <w:color w:val="960000"/>
+          <w:sz w:val="20"/>
+        </w:rPr>
+        <w:t xml:space="preserve">, porque una app anterior a ese cambio no lo trae. </w:t>
+      </w:r>
+      <w:r>
+        <w:rPr>
+          <w:b/>
+          <w:color w:val="960000"/>
+          <w:sz w:val="20"/>
+        </w:rPr>
+        <w:t>Y quien lo verifique no tiene que creerse este párrafo:</w:t>
+      </w:r>
+      <w:r>
+        <w:rPr>
+          <w:b w:val="0"/>
+          <w:color w:val="960000"/>
+          <w:sz w:val="20"/>
+        </w:rPr>
+        <w:t xml:space="preserve"> </w:t>
+      </w:r>
+      <w:r>
+        <w:rPr>
+          <w:rFonts w:ascii="Consolas" w:hAnsi="Consolas"/>
           <w:color w:val="960000"/>
           <w:sz w:val="20"/>
         </w:rPr>
@@ -15575,23 +17944,55 @@
           <w:color w:val="960000"/>
           <w:sz w:val="20"/>
         </w:rPr>
-        <w:t xml:space="preserve"> sobre </w:t>
-      </w:r>
-      <w:r>
-        <w:rPr>
-          <w:b/>
-          <w:color w:val="960000"/>
-          <w:sz w:val="20"/>
-        </w:rPr>
-        <w:t>todos</w:t>
-      </w:r>
-      <w:r>
-        <w:rPr>
-          <w:b w:val="0"/>
-          <w:color w:val="960000"/>
-          <w:sz w:val="20"/>
-        </w:rPr>
-        <w:t xml:space="preserve"> los ejemplos de este manual.</w:t>
+        <w:t xml:space="preserve"> compara </w:t>
+      </w:r>
+      <w:r>
+        <w:rPr>
+          <w:b/>
+          <w:color w:val="960000"/>
+          <w:sz w:val="20"/>
+        </w:rPr>
+        <w:t>campo a campo</w:t>
+      </w:r>
+      <w:r>
+        <w:rPr>
+          <w:b w:val="0"/>
+          <w:color w:val="960000"/>
+          <w:sz w:val="20"/>
+        </w:rPr>
+        <w:t xml:space="preserve"> la plantilla del </w:t>
+      </w:r>
+      <w:r>
+        <w:rPr>
+          <w:rFonts w:ascii="Consolas" w:hAnsi="Consolas"/>
+          <w:color w:val="960000"/>
+          <w:sz w:val="20"/>
+        </w:rPr>
+        <w:t>.cpp</w:t>
+      </w:r>
+      <w:r>
+        <w:rPr>
+          <w:b w:val="0"/>
+          <w:color w:val="960000"/>
+          <w:sz w:val="20"/>
+        </w:rPr>
+        <w:t xml:space="preserve"> contra §4.2 en cada corrida del banco, y </w:t>
+      </w:r>
+      <w:r>
+        <w:rPr>
+          <w:rFonts w:ascii="Consolas" w:hAnsi="Consolas"/>
+          <w:color w:val="960000"/>
+          <w:sz w:val="20"/>
+        </w:rPr>
+        <w:t>camara_03_vigilante</w:t>
+      </w:r>
+      <w:r>
+        <w:rPr>
+          <w:b w:val="0"/>
+          <w:color w:val="960000"/>
+          <w:sz w:val="20"/>
+        </w:rPr>
+        <w:t xml:space="preserve"> comprueba las dos mitades del vigilante. Si un día la trama cambia y el manual no, la compuerta lo dice.</w:t>
       </w:r>
     </w:p>
     <w:p>

--- a/05_Funcional/10_Manual_Modulo_Bluetooth_Telemetria.docx
+++ b/05_Funcional/10_Manual_Modulo_Bluetooth_Telemetria.docx
@@ -468,321 +468,8 @@
     </w:p>
     <w:p>
       <w:pPr>
-        <w:spacing w:after="120"/>
-      </w:pPr>
-      <w:r>
-        <w:rPr>
-          <w:b/>
-          <w:sz w:val="21"/>
-        </w:rPr>
-        <w:t>Software Móvil:</w:t>
-      </w:r>
-      <w:r>
-        <w:rPr>
-          <w:b w:val="0"/>
-          <w:sz w:val="21"/>
-        </w:rPr>
-        <w:t xml:space="preserve"> App Android (.apk) con Frontend Reactivo Dark-Theme (Estándar IOT-VIAL)</w:t>
-      </w:r>
-    </w:p>
-    <w:p>
-      <w:pPr>
-        <w:spacing w:after="120"/>
-      </w:pPr>
-      <w:r>
-        <w:rPr>
-          <w:b/>
-          <w:sz w:val="21"/>
-        </w:rPr>
-        <w:t>Propósito:</w:t>
-      </w:r>
-      <w:r>
-        <w:rPr>
-          <w:b w:val="0"/>
-          <w:sz w:val="21"/>
-        </w:rPr>
-        <w:t xml:space="preserve"> Telemetría en tiempo real, caja negra de alarmas, test de banco, sincronización Courier RTC y control desde el suelo con PIN</w:t>
-      </w:r>
-    </w:p>
-    <w:p>
-      <w:pPr>
-        <w:spacing w:after="120"/>
-      </w:pPr>
-      <w:r>
-        <w:rPr>
-          <w:b/>
-          <w:sz w:val="21"/>
-        </w:rPr>
-        <w:t>Verificación Hardware:</w:t>
-      </w:r>
-      <w:r>
-        <w:rPr>
-          <w:b w:val="0"/>
-          <w:sz w:val="21"/>
-        </w:rPr>
-        <w:t xml:space="preserve"> Esquemáticos KiCad </w:t>
-      </w:r>
-      <w:r>
-        <w:rPr>
-          <w:rFonts w:ascii="Consolas" w:hAnsi="Consolas"/>
-          <w:sz w:val="21"/>
-        </w:rPr>
-        <w:t>Controladora_Semaforos.kicad_sch</w:t>
-      </w:r>
-      <w:r>
-        <w:rPr>
-          <w:b w:val="0"/>
-          <w:sz w:val="21"/>
-        </w:rPr>
-        <w:t xml:space="preserve">, </w:t>
-      </w:r>
-      <w:r>
-        <w:rPr>
-          <w:rFonts w:ascii="Consolas" w:hAnsi="Consolas"/>
-          <w:sz w:val="21"/>
-        </w:rPr>
-        <w:t>pines.h</w:t>
-      </w:r>
-      <w:r>
-        <w:rPr>
-          <w:b w:val="0"/>
-          <w:sz w:val="21"/>
-        </w:rPr>
-        <w:t xml:space="preserve"> y </w:t>
-      </w:r>
-      <w:r>
-        <w:rPr>
-          <w:rFonts w:ascii="Consolas" w:hAnsi="Consolas"/>
-          <w:sz w:val="21"/>
-        </w:rPr>
-        <w:t>MAPEO_TARJETA_KICAD.md</w:t>
-      </w:r>
-    </w:p>
-    <w:p>
-      <w:pPr>
-        <w:spacing w:after="120"/>
-      </w:pPr>
-      <w:r>
-        <w:rPr>
-          <w:b/>
-          <w:sz w:val="21"/>
-        </w:rPr>
-        <w:t>Fecha de Emisión:</w:t>
-      </w:r>
-      <w:r>
-        <w:rPr>
-          <w:b w:val="0"/>
-          <w:sz w:val="21"/>
-        </w:rPr>
-        <w:t xml:space="preserve"> 26 de Agosto de 2026</w:t>
-      </w:r>
-    </w:p>
-    <w:p>
-      <w:pPr>
-        <w:spacing w:after="120"/>
-      </w:pPr>
-      <w:r>
-        <w:rPr>
-          <w:b/>
-          <w:sz w:val="21"/>
-        </w:rPr>
-        <w:t>Última revisión:</w:t>
-      </w:r>
-      <w:r>
-        <w:rPr>
-          <w:b w:val="0"/>
-          <w:sz w:val="21"/>
-        </w:rPr>
-        <w:t xml:space="preserve"> 28 de Agosto de 2026 — **el apartado 2 se redibujó entero: el módulo entra por</w:t>
-      </w:r>
-    </w:p>
-    <w:p>
-      <w:pPr>
-        <w:spacing w:after="120"/>
-      </w:pPr>
-      <w:r>
-        <w:rPr>
-          <w:b w:val="0"/>
-          <w:sz w:val="21"/>
-        </w:rPr>
-        <w:t xml:space="preserve">el conector </w:t>
-      </w:r>
-      <w:r>
-        <w:rPr>
-          <w:rFonts w:ascii="Consolas" w:hAnsi="Consolas"/>
-          <w:sz w:val="21"/>
-        </w:rPr>
-        <w:t>J17</w:t>
-      </w:r>
-      <w:r>
-        <w:rPr>
-          <w:b w:val="0"/>
-          <w:sz w:val="21"/>
-        </w:rPr>
-        <w:t xml:space="preserve"> (</w:t>
-      </w:r>
-      <w:r>
-        <w:rPr>
-          <w:rFonts w:ascii="Consolas" w:hAnsi="Consolas"/>
-          <w:sz w:val="21"/>
-        </w:rPr>
-        <w:t>USART1</w:t>
-      </w:r>
-      <w:r>
-        <w:rPr>
-          <w:b w:val="0"/>
-          <w:sz w:val="21"/>
-        </w:rPr>
-        <w:t xml:space="preserve"> REMAPEADO a </w:t>
-      </w:r>
-      <w:r>
-        <w:rPr>
-          <w:rFonts w:ascii="Consolas" w:hAnsi="Consolas"/>
-          <w:sz w:val="21"/>
-        </w:rPr>
-        <w:t>PB6</w:t>
-      </w:r>
-      <w:r>
-        <w:rPr>
-          <w:b w:val="0"/>
-          <w:sz w:val="21"/>
-        </w:rPr>
-        <w:t>/</w:t>
-      </w:r>
-      <w:r>
-        <w:rPr>
-          <w:rFonts w:ascii="Consolas" w:hAnsi="Consolas"/>
-          <w:sz w:val="21"/>
-        </w:rPr>
-        <w:t>PB7</w:t>
-      </w:r>
-      <w:r>
-        <w:rPr>
-          <w:b w:val="0"/>
-          <w:sz w:val="21"/>
-        </w:rPr>
-        <w:t xml:space="preserve">), NO por </w:t>
-      </w:r>
-      <w:r>
-        <w:rPr>
-          <w:rFonts w:ascii="Consolas" w:hAnsi="Consolas"/>
-          <w:sz w:val="21"/>
-        </w:rPr>
-        <w:t>PA9</w:t>
-      </w:r>
-      <w:r>
-        <w:rPr>
-          <w:b w:val="0"/>
-          <w:sz w:val="21"/>
-        </w:rPr>
-        <w:t>/</w:t>
-      </w:r>
-      <w:r>
-        <w:rPr>
-          <w:rFonts w:ascii="Consolas" w:hAnsi="Consolas"/>
-          <w:sz w:val="21"/>
-        </w:rPr>
-        <w:t>PA10</w:t>
-      </w:r>
-      <w:r>
-        <w:rPr>
-          <w:b w:val="0"/>
-          <w:sz w:val="21"/>
-        </w:rPr>
-        <w:t>.** Además, en el mismo</w:t>
-      </w:r>
-    </w:p>
-    <w:p>
-      <w:pPr>
-        <w:spacing w:after="120"/>
-      </w:pPr>
-      <w:r>
-        <w:rPr>
-          <w:b w:val="0"/>
-          <w:sz w:val="21"/>
-        </w:rPr>
-        <w:t xml:space="preserve">apartado: corrección del transceptor </w:t>
-      </w:r>
-      <w:r>
-        <w:rPr>
-          <w:rFonts w:ascii="Consolas" w:hAnsi="Consolas"/>
-          <w:sz w:val="21"/>
-        </w:rPr>
-        <w:t>U3</w:t>
-      </w:r>
-      <w:r>
-        <w:rPr>
-          <w:b w:val="0"/>
-          <w:sz w:val="21"/>
-        </w:rPr>
-        <w:t xml:space="preserve"> → </w:t>
-      </w:r>
-      <w:r>
-        <w:rPr>
-          <w:b/>
-          <w:sz w:val="21"/>
-        </w:rPr>
-        <w:t>`U2`</w:t>
-      </w:r>
-      <w:r>
-        <w:rPr>
-          <w:b w:val="0"/>
-          <w:sz w:val="21"/>
-        </w:rPr>
-        <w:t xml:space="preserve">, y el </w:t>
-      </w:r>
-      <w:r>
-        <w:rPr>
-          <w:rFonts w:ascii="Consolas" w:hAnsi="Consolas"/>
-          <w:sz w:val="21"/>
-        </w:rPr>
-        <w:t>PA8</w:t>
-      </w:r>
-      <w:r>
-        <w:rPr>
-          <w:b w:val="0"/>
-          <w:sz w:val="21"/>
-        </w:rPr>
-        <w:t xml:space="preserve"> reclasificado como **residuo</w:t>
-      </w:r>
-    </w:p>
-    <w:p>
-      <w:pPr>
-        <w:spacing w:after="120"/>
-      </w:pPr>
-      <w:r>
-        <w:rPr>
-          <w:b w:val="0"/>
-          <w:sz w:val="21"/>
-        </w:rPr>
-        <w:t>pendiente de revisar** (su motivo original desapareció con el remapeo). En el apartado 1: criterio</w:t>
-      </w:r>
-    </w:p>
-    <w:p>
-      <w:pPr>
-        <w:spacing w:after="120"/>
-      </w:pPr>
-      <w:r>
-        <w:rPr>
-          <w:b w:val="0"/>
-          <w:sz w:val="21"/>
-        </w:rPr>
-        <w:t xml:space="preserve">de compra del módulo (ESP32 sí/no), consumo y puesta a punto con </w:t>
-      </w:r>
-      <w:r>
-        <w:rPr>
-          <w:rFonts w:ascii="Consolas" w:hAnsi="Consolas"/>
-          <w:sz w:val="21"/>
-        </w:rPr>
-        <w:t>AT+NAME</w:t>
-      </w:r>
-      <w:r>
-        <w:rPr>
-          <w:b w:val="0"/>
-          <w:sz w:val="21"/>
-        </w:rPr>
-        <w:t>.</w:t>
-      </w:r>
+        <w:spacing w:after="80"/>
+      </w:pPr>
     </w:p>
     <w:p>
       <w:pPr>
@@ -796,153 +483,1078 @@
           <w:color w:val="960000"/>
           <w:sz w:val="20"/>
         </w:rPr>
-        <w:t xml:space="preserve">⚠️ </w:t>
-      </w:r>
-      <w:r>
-        <w:rPr>
-          <w:b/>
-          <w:color w:val="960000"/>
-          <w:sz w:val="20"/>
-        </w:rPr>
-        <w:t>Sobre la revisión anterior de esta misma fecha, que se quedó a medias.</w:t>
-      </w:r>
-      <w:r>
-        <w:rPr>
-          <w:b w:val="0"/>
-          <w:color w:val="960000"/>
-          <w:sz w:val="20"/>
-        </w:rPr>
-        <w:t xml:space="preserve"> Corrigió </w:t>
-      </w:r>
-      <w:r>
-        <w:rPr>
-          <w:rFonts w:ascii="Consolas" w:hAnsi="Consolas"/>
-          <w:color w:val="960000"/>
-          <w:sz w:val="20"/>
-        </w:rPr>
-        <w:t>U3</w:t>
-      </w:r>
-      <w:r>
-        <w:rPr>
-          <w:b w:val="0"/>
-          <w:color w:val="960000"/>
-          <w:sz w:val="20"/>
-        </w:rPr>
-        <w:t xml:space="preserve"> → </w:t>
-      </w:r>
-      <w:r>
-        <w:rPr>
-          <w:rFonts w:ascii="Consolas" w:hAnsi="Consolas"/>
-          <w:color w:val="960000"/>
-          <w:sz w:val="20"/>
-        </w:rPr>
-        <w:t>U2</w:t>
-      </w:r>
-      <w:r>
-        <w:rPr>
-          <w:b w:val="0"/>
-          <w:color w:val="960000"/>
-          <w:sz w:val="20"/>
-        </w:rPr>
-        <w:t xml:space="preserve"> y anunció esa corrección aquí, </w:t>
-      </w:r>
-      <w:r>
-        <w:rPr>
-          <w:b/>
-          <w:color w:val="960000"/>
-          <w:sz w:val="20"/>
-        </w:rPr>
-        <w:t>pero dejó intacto el pinout `PA9`/`PA10` del mismo apartado 2</w:t>
-      </w:r>
-      <w:r>
-        <w:rPr>
-          <w:b w:val="0"/>
-          <w:color w:val="960000"/>
-          <w:sz w:val="20"/>
-        </w:rPr>
-        <w:t xml:space="preserve">, que ya estaba obsoleto. El resultado era peor que no haber tocado nada: el apartado quedó con la referencia del chip bien y el cableado mal, y el detalle corregido en la cabecera daba a entender que el apartado entero estaba revisado. </w:t>
-      </w:r>
-      <w:r>
-        <w:rPr>
-          <w:b/>
-          <w:color w:val="960000"/>
-          <w:sz w:val="20"/>
-        </w:rPr>
-        <w:t>Esta cabecera enumera lo que se revisó; no garantiza nada que no nombre explícitamente.</w:t>
+        <w:t xml:space="preserve">🔴 FE DE ERRATAS DEL 07/09/2026 — LÉASE ANTES QUE NADA </w:t>
+      </w:r>
+      <w:r>
+        <w:rPr>
+          <w:b/>
+          <w:color w:val="960000"/>
+          <w:sz w:val="20"/>
+        </w:rPr>
+        <w:t>Este manual publica cinco afirmaciones que fueron ciertas cuando se midieron y son falsas hoy.</w:t>
+      </w:r>
+      <w:r>
+        <w:rPr>
+          <w:b w:val="0"/>
+          <w:color w:val="960000"/>
+          <w:sz w:val="20"/>
+        </w:rPr>
+        <w:t xml:space="preserve"> Ninguna se borra: se tacha donde vive, con su motivo. Se listan aquí porque </w:t>
+      </w:r>
+      <w:r>
+        <w:rPr>
+          <w:b/>
+          <w:color w:val="960000"/>
+          <w:sz w:val="20"/>
+        </w:rPr>
+        <w:t>la que más pesa aparece en el apartado 1, y quien lea sólo el principio se la lleva entera.</w:t>
+      </w:r>
+      <w:r>
+        <w:rPr>
+          <w:b w:val="0"/>
+          <w:color w:val="960000"/>
+          <w:sz w:val="20"/>
+        </w:rPr>
+        <w:t xml:space="preserve"> ### 1. 🔴 «El firmware del puente SPP del ESP32 NO EXISTE» — FALSO desde el 31/08, y la fecha del </w:t>
+      </w:r>
+      <w:r>
+        <w:rPr>
+          <w:rFonts w:ascii="Consolas" w:hAnsi="Consolas"/>
+          <w:color w:val="960000"/>
+          <w:sz w:val="20"/>
+        </w:rPr>
+        <w:t>MEDIDO</w:t>
+      </w:r>
+      <w:r>
+        <w:rPr>
+          <w:b w:val="0"/>
+          <w:color w:val="960000"/>
+          <w:sz w:val="20"/>
+        </w:rPr>
+        <w:t xml:space="preserve"> es CORRECTA Este manual lo afirma en </w:t>
+      </w:r>
+      <w:r>
+        <w:rPr>
+          <w:b/>
+          <w:color w:val="960000"/>
+          <w:sz w:val="20"/>
+        </w:rPr>
+        <w:t>tres sitios</w:t>
+      </w:r>
+      <w:r>
+        <w:rPr>
+          <w:b w:val="0"/>
+          <w:color w:val="960000"/>
+          <w:sz w:val="20"/>
+        </w:rPr>
+        <w:t xml:space="preserve"> —la nota de «lo que no se ha tocado», el bloque del </w:t>
+      </w:r>
+      <w:r>
+        <w:rPr>
+          <w:rFonts w:ascii="Consolas" w:hAnsi="Consolas"/>
+          <w:color w:val="960000"/>
+          <w:sz w:val="20"/>
+        </w:rPr>
+        <w:t>AT+NAME</w:t>
+      </w:r>
+      <w:r>
+        <w:rPr>
+          <w:b w:val="0"/>
+          <w:color w:val="960000"/>
+          <w:sz w:val="20"/>
+        </w:rPr>
+        <w:t xml:space="preserve"> y la tabla de cableado del ESP32— y uno de ellos lleva </w:t>
+      </w:r>
+      <w:r>
+        <w:rPr>
+          <w:b/>
+          <w:color w:val="960000"/>
+          <w:sz w:val="20"/>
+        </w:rPr>
+        <w:t>la palabra `MEDIDO` y la fecha `31/08`</w:t>
+      </w:r>
+      <w:r>
+        <w:rPr>
+          <w:b w:val="0"/>
+          <w:color w:val="960000"/>
+          <w:sz w:val="20"/>
+        </w:rPr>
+        <w:t xml:space="preserve"> encima. </w:t>
+      </w:r>
+      <w:r>
+        <w:rPr>
+          <w:b/>
+          <w:color w:val="960000"/>
+          <w:sz w:val="20"/>
+        </w:rPr>
+        <w:t>La medida fue cierta el día que se tomó. El módulo entró ESE MISMO DÍA</w:t>
+      </w:r>
+      <w:r>
+        <w:rPr>
+          <w:b w:val="0"/>
+          <w:color w:val="960000"/>
+          <w:sz w:val="20"/>
+        </w:rPr>
+        <w:t xml:space="preserve">, en </w:t>
+      </w:r>
+      <w:r>
+        <w:rPr>
+          <w:rFonts w:ascii="Consolas" w:hAnsi="Consolas"/>
+          <w:color w:val="960000"/>
+          <w:sz w:val="20"/>
+        </w:rPr>
+        <w:t>d2427c2</w:t>
+      </w:r>
+      <w:r>
+        <w:rPr>
+          <w:b w:val="0"/>
+          <w:color w:val="960000"/>
+          <w:sz w:val="20"/>
+        </w:rPr>
+        <w:t>: ``</w:t>
+      </w:r>
+      <w:r>
+        <w:rPr>
+          <w:rFonts w:ascii="Consolas" w:hAnsi="Consolas"/>
+          <w:color w:val="960000"/>
+          <w:sz w:val="20"/>
+        </w:rPr>
+        <w:t xml:space="preserve">  git log -1 --format="%h %ad %s" --date=short d2427c2 d2427c2 2026-08-31 feat: el firmware del ESP32 de expansion, con sus nueve packs  ls 01_Firmware/ESP32_Expansion/src/ despachador.cpp  enlace_stm32.cpp  main.cpp  puente.cpp reloj_ds3231.cpp  trama.cpp  transporte_app.cpp  vigilante.cpp </w:t>
+      </w:r>
+      <w:r>
+        <w:rPr>
+          <w:rFonts w:ascii="Consolas" w:hAnsi="Consolas"/>
+          <w:color w:val="960000"/>
+          <w:sz w:val="20"/>
+        </w:rPr>
+      </w:r>
+      <w:r>
+        <w:rPr>
+          <w:rFonts w:ascii="Consolas" w:hAnsi="Consolas"/>
+          <w:color w:val="960000"/>
+          <w:sz w:val="20"/>
+        </w:rPr>
+        <w:t xml:space="preserve"> **2.588 líneas en 16 ficheros**, y trae exactamente las dos cosas que este manual daba por pendientes: | lo que el manual da por inexistente | lo que hay hoy, medido por símbolo | |---|---| | *«el nombre lo fija su propio firmware… hay un firmware que escribir y grabar»* | **la matrícula está construida**: </w:t>
+      </w:r>
+      <w:r>
+        <w:rPr>
+          <w:b w:val="0"/>
+          <w:color w:val="960000"/>
+          <w:sz w:val="20"/>
+        </w:rPr>
+        <w:t>ROTULO_PREFIJO "SEM-"</w:t>
+      </w:r>
+      <w:r>
+        <w:rPr>
+          <w:rFonts w:ascii="Consolas" w:hAnsi="Consolas"/>
+          <w:color w:val="960000"/>
+          <w:sz w:val="20"/>
+        </w:rPr>
+        <w:t xml:space="preserve"> y </w:t>
+      </w:r>
+      <w:r>
+        <w:rPr>
+          <w:b w:val="0"/>
+          <w:color w:val="960000"/>
+          <w:sz w:val="20"/>
+        </w:rPr>
+        <w:t>ROTULO_PROVISIONAL "SEM-SIN-MATRICULA"</w:t>
+      </w:r>
+      <w:r>
+        <w:rPr>
+          <w:rFonts w:ascii="Consolas" w:hAnsi="Consolas"/>
+          <w:color w:val="960000"/>
+          <w:sz w:val="20"/>
+        </w:rPr>
+        <w:t xml:space="preserve"> en </w:t>
+      </w:r>
+      <w:r>
+        <w:rPr>
+          <w:b w:val="0"/>
+          <w:color w:val="960000"/>
+          <w:sz w:val="20"/>
+        </w:rPr>
+        <w:t>ESP32_Expansion/include/contrato.h</w:t>
+      </w:r>
+      <w:r>
+        <w:rPr>
+          <w:rFonts w:ascii="Consolas" w:hAnsi="Consolas"/>
+          <w:color w:val="960000"/>
+          <w:sz w:val="20"/>
+        </w:rPr>
+        <w:t xml:space="preserve">, aplicados en </w:t>
+      </w:r>
+      <w:r>
+        <w:rPr>
+          <w:b w:val="0"/>
+          <w:color w:val="960000"/>
+          <w:sz w:val="20"/>
+        </w:rPr>
+        <w:t>transporte_app.cpp</w:t>
+      </w:r>
+      <w:r>
+        <w:rPr>
+          <w:rFonts w:ascii="Consolas" w:hAnsi="Consolas"/>
+          <w:color w:val="960000"/>
+          <w:sz w:val="20"/>
+        </w:rPr>
+        <w:t xml:space="preserve"> sobre </w:t>
+      </w:r>
+      <w:r>
+        <w:rPr>
+          <w:b w:val="0"/>
+          <w:color w:val="960000"/>
+          <w:sz w:val="20"/>
+        </w:rPr>
+        <w:t>spp.begin(rotulo)</w:t>
+      </w:r>
+      <w:r>
+        <w:rPr>
+          <w:rFonts w:ascii="Consolas" w:hAnsi="Consolas"/>
+          <w:color w:val="960000"/>
+          <w:sz w:val="20"/>
+        </w:rPr>
+        <w:t xml:space="preserve">, y **el rótulo se guarda en NVS** para que un módulo sin aprender no salga con un nombre inventado | | *«va detrás del watchdog del ESP32 —hoy no tiene ninguno—»* | **el watchdog está construido**: </w:t>
+      </w:r>
+      <w:r>
+        <w:rPr>
+          <w:b w:val="0"/>
+          <w:color w:val="960000"/>
+          <w:sz w:val="20"/>
+        </w:rPr>
+        <w:t>#include &lt;esp_task_wdt.h&gt;</w:t>
+      </w:r>
+      <w:r>
+        <w:rPr>
+          <w:rFonts w:ascii="Consolas" w:hAnsi="Consolas"/>
+          <w:color w:val="960000"/>
+          <w:sz w:val="20"/>
+        </w:rPr>
+        <w:t xml:space="preserve"> en </w:t>
+      </w:r>
+      <w:r>
+        <w:rPr>
+          <w:b w:val="0"/>
+          <w:color w:val="960000"/>
+          <w:sz w:val="20"/>
+        </w:rPr>
+        <w:t>ESP32_Expansion/src/vigilante.cpp</w:t>
+      </w:r>
+      <w:r>
+        <w:rPr>
+          <w:rFonts w:ascii="Consolas" w:hAnsi="Consolas"/>
+          <w:color w:val="960000"/>
+          <w:sz w:val="20"/>
+        </w:rPr>
+        <w:t xml:space="preserve">, con </w:t>
+      </w:r>
+      <w:r>
+        <w:rPr>
+          <w:b w:val="0"/>
+          <w:color w:val="960000"/>
+          <w:sz w:val="20"/>
+        </w:rPr>
+        <w:t>ESP32_WDT_MS</w:t>
+      </w:r>
+      <w:r>
+        <w:rPr>
+          <w:rFonts w:ascii="Consolas" w:hAnsi="Consolas"/>
+          <w:color w:val="960000"/>
+          <w:sz w:val="20"/>
+        </w:rPr>
+        <w:t xml:space="preserve"> y su pack | 🔴 **Y la consecuencia operativa, que es lo que le importa a quien monta:** este manual usaba esa ausencia para decir *«no hay nada que rotular y no hay módulo que instalar»*. **Ese motivo desapareció.** Lo que sigue bloqueando el montaje es **otra cosa y sólo una**: la línea </w:t>
+      </w:r>
+      <w:r>
+        <w:rPr>
+          <w:b w:val="0"/>
+          <w:color w:val="960000"/>
+          <w:sz w:val="20"/>
+        </w:rPr>
+        <w:t>A5</w:t>
+      </w:r>
+      <w:r>
+        <w:rPr>
+          <w:rFonts w:ascii="Consolas" w:hAnsi="Consolas"/>
+          <w:color w:val="960000"/>
+          <w:sz w:val="20"/>
+        </w:rPr>
+        <w:t xml:space="preserve">, la fuente propia DC-DC, que **sigue sin pedirse** (verificado hoy en </w:t>
+      </w:r>
+      <w:r>
+        <w:rPr>
+          <w:b w:val="0"/>
+          <w:color w:val="960000"/>
+          <w:sz w:val="20"/>
+        </w:rPr>
+        <w:t>05_Funcional/15_Lista_de_Compras_Hardware.md</w:t>
+      </w:r>
+      <w:r>
+        <w:rPr>
+          <w:rFonts w:ascii="Consolas" w:hAnsi="Consolas"/>
+          <w:color w:val="960000"/>
+          <w:sz w:val="20"/>
+        </w:rPr>
+        <w:t xml:space="preserve">, fila </w:t>
+      </w:r>
+      <w:r>
+        <w:rPr>
+          <w:b w:val="0"/>
+          <w:color w:val="960000"/>
+          <w:sz w:val="20"/>
+        </w:rPr>
+        <w:t>A5</w:t>
+      </w:r>
+      <w:r>
+        <w:rPr>
+          <w:rFonts w:ascii="Consolas" w:hAnsi="Consolas"/>
+          <w:color w:val="960000"/>
+          <w:sz w:val="20"/>
+        </w:rPr>
+        <w:t xml:space="preserve">: *«NO se ha pedido, y es LO QUE BLOQUEA EL MONTAJE»*). ### 2. 🔴 Este documento CIERRA </w:t>
+      </w:r>
+      <w:r>
+        <w:rPr>
+          <w:b w:val="0"/>
+          <w:color w:val="960000"/>
+          <w:sz w:val="20"/>
+        </w:rPr>
+        <w:t>BLQ-1</w:t>
+      </w:r>
+      <w:r>
+        <w:rPr>
+          <w:rFonts w:ascii="Consolas" w:hAnsi="Consolas"/>
+          <w:color w:val="960000"/>
+          <w:sz w:val="20"/>
+        </w:rPr>
+        <w:t xml:space="preserve"> arriba y lo declara VIVO dos veces más abajo El recuadro de cabecera dice *«</w:t>
+      </w:r>
+      <w:r>
+        <w:rPr>
+          <w:b w:val="0"/>
+          <w:color w:val="960000"/>
+          <w:sz w:val="20"/>
+        </w:rPr>
+        <w:t>BLQ-1</w:t>
+      </w:r>
+      <w:r>
+        <w:rPr>
+          <w:rFonts w:ascii="Consolas" w:hAnsi="Consolas"/>
+          <w:color w:val="960000"/>
+          <w:sz w:val="20"/>
+        </w:rPr>
+        <w:t xml:space="preserve"> ESTÁ CERRADO DESDE EL 31/08. ESTE MANUAL YA NO BLOQUEA EL MONTAJE»*. Y a continuación, en el mismo documento, sobreviven **dos frases que lo reabren**: la nota de *«dos bloqueos vivos delante del montaje: </w:t>
+      </w:r>
+      <w:r>
+        <w:rPr>
+          <w:b w:val="0"/>
+          <w:color w:val="960000"/>
+          <w:sz w:val="20"/>
+        </w:rPr>
+        <w:t>BLQ-1</w:t>
+      </w:r>
+      <w:r>
+        <w:rPr>
+          <w:rFonts w:ascii="Consolas" w:hAnsi="Consolas"/>
+          <w:color w:val="960000"/>
+          <w:sz w:val="20"/>
+        </w:rPr>
+        <w:t xml:space="preserve"> —la serigrafía del ESP32, sin leer—»* y un *«⏳ PENDIENTE — la referencia exacta está sin confirmar»*. **Las dos están tachadas hoy donde viven.** </w:t>
+      </w:r>
+      <w:r>
+        <w:rPr>
+          <w:b w:val="0"/>
+          <w:color w:val="960000"/>
+          <w:sz w:val="20"/>
+        </w:rPr>
+        <w:t>BLQ-1</w:t>
+      </w:r>
+      <w:r>
+        <w:rPr>
+          <w:rFonts w:ascii="Consolas" w:hAnsi="Consolas"/>
+          <w:color w:val="960000"/>
+          <w:sz w:val="20"/>
+        </w:rPr>
+        <w:t xml:space="preserve"> está cerrado en </w:t>
+      </w:r>
+      <w:r>
+        <w:rPr>
+          <w:b w:val="0"/>
+          <w:color w:val="960000"/>
+          <w:sz w:val="20"/>
+        </w:rPr>
+        <w:t>ESTADO.md</w:t>
+      </w:r>
+      <w:r>
+        <w:rPr>
+          <w:rFonts w:ascii="Consolas" w:hAnsi="Consolas"/>
+          <w:color w:val="960000"/>
+          <w:sz w:val="20"/>
+        </w:rPr>
+        <w:t xml:space="preserve">, en </w:t>
+      </w:r>
+      <w:r>
+        <w:rPr>
+          <w:b w:val="0"/>
+          <w:color w:val="960000"/>
+          <w:sz w:val="20"/>
+        </w:rPr>
+        <w:t>roadmap.md</w:t>
+      </w:r>
+      <w:r>
+        <w:rPr>
+          <w:rFonts w:ascii="Consolas" w:hAnsi="Consolas"/>
+          <w:color w:val="960000"/>
+          <w:sz w:val="20"/>
+        </w:rPr>
+        <w:t xml:space="preserve"> (N-107), en la lista de compras y en otros dos manuales; **si algún párrafo de aquí lo da por abierto, ese párrafo es el caducado.** ### 3. 🔴 EL 95 % DE LAS CITAS POR NÚMERO DE LÍNEA DE ESTE MANUAL NO SEÑALA AL SITIO — medido hoy No es una sospecha ni una regla general aplicada a ojo: se corrió sobre este fichero. **El criterio, declarado para que se pueda discutir:** de cada cita </w:t>
+      </w:r>
+      <w:r>
+        <w:rPr>
+          <w:b w:val="0"/>
+          <w:color w:val="960000"/>
+          <w:sz w:val="20"/>
+        </w:rPr>
+        <w:t>fichero.cpp:N</w:t>
+      </w:r>
+      <w:r>
+        <w:rPr>
+          <w:rFonts w:ascii="Consolas" w:hAnsi="Consolas"/>
+          <w:color w:val="960000"/>
+          <w:sz w:val="20"/>
+        </w:rPr>
+        <w:t xml:space="preserve"> se toman los símbolos que el manual nombra entre acentos graves **en esa misma línea**, y se comprueba si alguno aparece en el fuente **en un margen de ±3 líneas** alrededor de la citada. Es un borde generoso a propósito: cuenta como acierto un desplazamiento pequeño. </w:t>
+      </w:r>
+      <w:r>
+        <w:rPr>
+          <w:rFonts w:ascii="Consolas" w:hAnsi="Consolas"/>
+          <w:color w:val="960000"/>
+          <w:sz w:val="20"/>
+        </w:rPr>
+      </w:r>
+      <w:r>
+        <w:rPr>
+          <w:rFonts w:ascii="Consolas" w:hAnsi="Consolas"/>
+          <w:color w:val="960000"/>
+          <w:sz w:val="20"/>
+        </w:rPr>
+        <w:t xml:space="preserve"> citas de firmware juzgables: 20 | el simbolo SI esta cerca: 1 | NO esta: 19 </w:t>
+      </w:r>
+      <w:r>
+        <w:rPr>
+          <w:rFonts w:ascii="Consolas" w:hAnsi="Consolas"/>
+          <w:color w:val="960000"/>
+          <w:sz w:val="20"/>
+        </w:rPr>
+      </w:r>
+      <w:r>
+        <w:rPr>
+          <w:rFonts w:ascii="Consolas" w:hAnsi="Consolas"/>
+          <w:color w:val="960000"/>
+          <w:sz w:val="20"/>
+        </w:rPr>
+        <w:t xml:space="preserve"> **19 de 20.** Y el que más duele porque enseña el mecanismo: este manual cita </w:t>
+      </w:r>
+      <w:r>
+        <w:rPr>
+          <w:b w:val="0"/>
+          <w:color w:val="960000"/>
+          <w:sz w:val="20"/>
+        </w:rPr>
+        <w:t>Esclavo/src/bluetooth.cpp:768</w:t>
+      </w:r>
+      <w:r>
+        <w:rPr>
+          <w:rFonts w:ascii="Consolas" w:hAnsi="Consolas"/>
+          <w:color w:val="960000"/>
+          <w:sz w:val="20"/>
+        </w:rPr>
+        <w:t xml:space="preserve"> como *«la cadencia de 2000 ms del </w:t>
+      </w:r>
+      <w:r>
+        <w:rPr>
+          <w:b w:val="0"/>
+          <w:color w:val="960000"/>
+          <w:sz w:val="20"/>
+        </w:rPr>
+        <w:t>STATUS</w:t>
+      </w:r>
+      <w:r>
+        <w:rPr>
+          <w:rFonts w:ascii="Consolas" w:hAnsi="Consolas"/>
+          <w:color w:val="960000"/>
+          <w:sz w:val="20"/>
+        </w:rPr>
+        <w:t xml:space="preserve">»*, y esa línea dice hoy: </w:t>
+      </w:r>
+      <w:r>
+        <w:rPr>
+          <w:rFonts w:ascii="Consolas" w:hAnsi="Consolas"/>
+          <w:color w:val="960000"/>
+          <w:sz w:val="20"/>
+        </w:rPr>
+      </w:r>
+      <w:r>
+        <w:rPr>
+          <w:rFonts w:ascii="Consolas" w:hAnsi="Consolas"/>
+          <w:color w:val="960000"/>
+          <w:sz w:val="20"/>
+        </w:rPr>
+        <w:t xml:space="preserve">  sed -n '768p' 01_Firmware/Esclavo/src/bluetooth.cpp enviarTramaConCrc("ACK,CMD:SET_MODO:DEGRADADO,RESULT:OK"); </w:t>
+      </w:r>
+      <w:r>
+        <w:rPr>
+          <w:rFonts w:ascii="Consolas" w:hAnsi="Consolas"/>
+          <w:color w:val="960000"/>
+          <w:sz w:val="20"/>
+        </w:rPr>
+      </w:r>
+      <w:r>
+        <w:rPr>
+          <w:rFonts w:ascii="Consolas" w:hAnsi="Consolas"/>
+          <w:color w:val="960000"/>
+          <w:sz w:val="20"/>
+        </w:rPr>
+        <w:t xml:space="preserve"> — que es el acuse de </w:t>
+      </w:r>
+      <w:r>
+        <w:rPr>
+          <w:b w:val="0"/>
+          <w:color w:val="960000"/>
+          <w:sz w:val="20"/>
+        </w:rPr>
+        <w:t>D-18</w:t>
+      </w:r>
+      <w:r>
+        <w:rPr>
+          <w:rFonts w:ascii="Consolas" w:hAnsi="Consolas"/>
+          <w:color w:val="960000"/>
+          <w:sz w:val="20"/>
+        </w:rPr>
+        <w:t xml:space="preserve">, escrito seis días después de la cita. **Una cita que ha caducado no falla: apunta a otra cosa y se lee como si fuera la buena.** 🔴 **Dónde muerde esto:** el apartado del **Modo Degradado** de este manual —la tabla de motivos de rechazo, los estados </w:t>
+      </w:r>
+      <w:r>
+        <w:rPr>
+          <w:b w:val="0"/>
+          <w:color w:val="960000"/>
+          <w:sz w:val="20"/>
+        </w:rPr>
+        <w:t>DEG_*</w:t>
+      </w:r>
+      <w:r>
+        <w:rPr>
+          <w:rFonts w:ascii="Consolas" w:hAnsi="Consolas"/>
+          <w:color w:val="960000"/>
+          <w:sz w:val="20"/>
+        </w:rPr>
+        <w:t xml:space="preserve"> y el trazado de </w:t>
+      </w:r>
+      <w:r>
+        <w:rPr>
+          <w:b w:val="0"/>
+          <w:color w:val="960000"/>
+          <w:sz w:val="20"/>
+        </w:rPr>
+        <w:t>degradado_salir()</w:t>
+      </w:r>
+      <w:r>
+        <w:rPr>
+          <w:rFonts w:ascii="Consolas" w:hAnsi="Consolas"/>
+          <w:color w:val="960000"/>
+          <w:sz w:val="20"/>
+        </w:rPr>
+        <w:t xml:space="preserve">— está sostenido **entero** por ese bloque de citas. **Ninguna de sus 19 direcciones apunta hoy a lo que anuncia.** **No se renumeran.** Ya se probó en este repositorio: las seis citas que se renumeraron a mano el 31/08 están caducadas hoy. **Lo que se lee es el símbolo, con </w:t>
+      </w:r>
+      <w:r>
+        <w:rPr>
+          <w:b w:val="0"/>
+          <w:color w:val="960000"/>
+          <w:sz w:val="20"/>
+        </w:rPr>
+        <w:t>grep</w:t>
+      </w:r>
+      <w:r>
+        <w:rPr>
+          <w:rFonts w:ascii="Consolas" w:hAnsi="Consolas"/>
+          <w:color w:val="960000"/>
+          <w:sz w:val="20"/>
+        </w:rPr>
+        <w:t xml:space="preserve">:** </w:t>
+      </w:r>
+      <w:r>
+        <w:rPr>
+          <w:b w:val="0"/>
+          <w:color w:val="960000"/>
+          <w:sz w:val="20"/>
+        </w:rPr>
+        <w:t>grep -rn "degradado_salir" 01_Firmware/Esclavo/</w:t>
+      </w:r>
+      <w:r>
+        <w:rPr>
+          <w:rFonts w:ascii="Consolas" w:hAnsi="Consolas"/>
+          <w:color w:val="960000"/>
+          <w:sz w:val="20"/>
+        </w:rPr>
+        <w:t xml:space="preserve"> cuesta lo mismo y no caduca. Las citas de este manual quedan como **orientativas y sin autoridad**: si una y el </w:t>
+      </w:r>
+      <w:r>
+        <w:rPr>
+          <w:b w:val="0"/>
+          <w:color w:val="960000"/>
+          <w:sz w:val="20"/>
+        </w:rPr>
+        <w:t>grep</w:t>
+      </w:r>
+      <w:r>
+        <w:rPr>
+          <w:rFonts w:ascii="Consolas" w:hAnsi="Consolas"/>
+          <w:color w:val="960000"/>
+          <w:sz w:val="20"/>
+        </w:rPr>
+        <w:t xml:space="preserve"> no coinciden, **manda el </w:t>
+      </w:r>
+      <w:r>
+        <w:rPr>
+          <w:b w:val="0"/>
+          <w:color w:val="960000"/>
+          <w:sz w:val="20"/>
+        </w:rPr>
+        <w:t>grep</w:t>
+      </w:r>
+      <w:r>
+        <w:rPr>
+          <w:rFonts w:ascii="Consolas" w:hAnsi="Consolas"/>
+          <w:color w:val="960000"/>
+          <w:sz w:val="20"/>
+        </w:rPr>
+        <w:t xml:space="preserve">**. ### 4. 🔴 </w:t>
+      </w:r>
+      <w:r>
+        <w:rPr>
+          <w:b w:val="0"/>
+          <w:color w:val="960000"/>
+          <w:sz w:val="20"/>
+        </w:rPr>
+        <w:t>D-18</w:t>
+      </w:r>
+      <w:r>
+        <w:rPr>
+          <w:rFonts w:ascii="Consolas" w:hAnsi="Consolas"/>
+          <w:color w:val="960000"/>
+          <w:sz w:val="20"/>
+        </w:rPr>
+        <w:t xml:space="preserve"> NO TIENE CANAL DE VUELTA: el Maestro no puede enterarse de que el Esclavo está en Degradado El Esclavo **sí** entra en Degradado por app —</w:t>
+      </w:r>
+      <w:r>
+        <w:rPr>
+          <w:b w:val="0"/>
+          <w:color w:val="960000"/>
+          <w:sz w:val="20"/>
+        </w:rPr>
+        <w:t>SET_MODO:DEGRADADO</w:t>
+      </w:r>
+      <w:r>
+        <w:rPr>
+          <w:rFonts w:ascii="Consolas" w:hAnsi="Consolas"/>
+          <w:color w:val="960000"/>
+          <w:sz w:val="20"/>
+        </w:rPr>
+        <w:t xml:space="preserve"> existe en su </w:t>
+      </w:r>
+      <w:r>
+        <w:rPr>
+          <w:b w:val="0"/>
+          <w:color w:val="960000"/>
+          <w:sz w:val="20"/>
+        </w:rPr>
+        <w:t>bluetooth.cpp</w:t>
+      </w:r>
+      <w:r>
+        <w:rPr>
+          <w:rFonts w:ascii="Consolas" w:hAnsi="Consolas"/>
+          <w:color w:val="960000"/>
+          <w:sz w:val="20"/>
+        </w:rPr>
+        <w:t xml:space="preserve">, es la fila </w:t>
+      </w:r>
+      <w:r>
+        <w:rPr>
+          <w:b w:val="0"/>
+          <w:color w:val="960000"/>
+          <w:sz w:val="20"/>
+        </w:rPr>
+        <w:t>D-18</w:t>
+      </w:r>
+      <w:r>
+        <w:rPr>
+          <w:rFonts w:ascii="Consolas" w:hAnsi="Consolas"/>
+          <w:color w:val="960000"/>
+          <w:sz w:val="20"/>
+        </w:rPr>
+        <w:t xml:space="preserve"> de </w:t>
+      </w:r>
+      <w:r>
+        <w:rPr>
+          <w:b w:val="0"/>
+          <w:color w:val="960000"/>
+          <w:sz w:val="20"/>
+        </w:rPr>
+        <w:t>DECISIONES.md</w:t>
+      </w:r>
+      <w:r>
+        <w:rPr>
+          <w:rFonts w:ascii="Consolas" w:hAnsi="Consolas"/>
+          <w:color w:val="960000"/>
+          <w:sz w:val="20"/>
+        </w:rPr>
+        <w:t xml:space="preserve">—. Lo que **no existe** es ningún comando de radio por el que lo anuncie, y el getter de estado del Maestro **sólo sabe devolver color**. **Si algún párrafo de este manual describe al Maestro reaccionando a que el Esclavo entró en Degradado, o a la app enseñándolo desde el Maestro, es falso hoy.** ⚠️ **Y el matiz que hay que dar para no cambiar una frase falsa por otra: el dato SÍ es visible, pero sólo desde el otro poste.** El </w:t>
+      </w:r>
+      <w:r>
+        <w:rPr>
+          <w:b w:val="0"/>
+          <w:color w:val="960000"/>
+          <w:sz w:val="20"/>
+        </w:rPr>
+        <w:t>STATUS</w:t>
+      </w:r>
+      <w:r>
+        <w:rPr>
+          <w:rFonts w:ascii="Consolas" w:hAnsi="Consolas"/>
+          <w:color w:val="960000"/>
+          <w:sz w:val="20"/>
+        </w:rPr>
+        <w:t xml:space="preserve"> **del propio Esclavo** lo publica — </w:t>
+      </w:r>
+      <w:r>
+        <w:rPr>
+          <w:b w:val="0"/>
+          <w:color w:val="960000"/>
+          <w:sz w:val="20"/>
+        </w:rPr>
+        <w:t>obtenerNombreModo()</w:t>
+      </w:r>
+      <w:r>
+        <w:rPr>
+          <w:rFonts w:ascii="Consolas" w:hAnsi="Consolas"/>
+          <w:color w:val="960000"/>
+          <w:sz w:val="20"/>
+        </w:rPr>
+        <w:t xml:space="preserve"> en </w:t>
+      </w:r>
+      <w:r>
+        <w:rPr>
+          <w:b w:val="0"/>
+          <w:color w:val="960000"/>
+          <w:sz w:val="20"/>
+        </w:rPr>
+        <w:t>Esclavo/src/bluetooth.cpp</w:t>
+      </w:r>
+      <w:r>
+        <w:rPr>
+          <w:rFonts w:ascii="Consolas" w:hAnsi="Consolas"/>
+          <w:color w:val="960000"/>
+          <w:sz w:val="20"/>
+        </w:rPr>
+        <w:t xml:space="preserve"> devuelve </w:t>
+      </w:r>
+      <w:r>
+        <w:rPr>
+          <w:b w:val="0"/>
+          <w:color w:val="960000"/>
+          <w:sz w:val="20"/>
+        </w:rPr>
+        <w:t>SUBORDINADO</w:t>
+      </w:r>
+      <w:r>
+        <w:rPr>
+          <w:rFonts w:ascii="Consolas" w:hAnsi="Consolas"/>
+          <w:color w:val="960000"/>
+          <w:sz w:val="20"/>
+        </w:rPr>
+        <w:t xml:space="preserve"> · **</w:t>
+      </w:r>
+      <w:r>
+        <w:rPr>
+          <w:b w:val="0"/>
+          <w:color w:val="960000"/>
+          <w:sz w:val="20"/>
+        </w:rPr>
+        <w:t>DEGRADADO</w:t>
+      </w:r>
+      <w:r>
+        <w:rPr>
+          <w:rFonts w:ascii="Consolas" w:hAnsi="Consolas"/>
+          <w:color w:val="960000"/>
+          <w:sz w:val="20"/>
+        </w:rPr>
+        <w:t xml:space="preserve">** · </w:t>
+      </w:r>
+      <w:r>
+        <w:rPr>
+          <w:b w:val="0"/>
+          <w:color w:val="960000"/>
+          <w:sz w:val="20"/>
+        </w:rPr>
+        <w:t>RENDIDO</w:t>
+      </w:r>
+      <w:r>
+        <w:rPr>
+          <w:rFonts w:ascii="Consolas" w:hAnsi="Consolas"/>
+          <w:color w:val="960000"/>
+          <w:sz w:val="20"/>
+        </w:rPr>
+        <w:t xml:space="preserve">—, así que una app conectada al **poste 2** lo ve. Lo que no hay es **vista de cruce**: hay que conectarse a las dos puntas una por una, **y el Maestro no puede reaccionar** — que es lo que decide, porque el Degradado es el único modo que da verde sin confirmar la otra punta. ### 5. 🔴 LA ANTIGÜEDAD DE LA ÚLTIMA SINCRONIZACIÓN NO VIAJA EN NINGUNA TRAMA — y se quedó sin lector Las dos plantillas reales del </w:t>
+      </w:r>
+      <w:r>
+        <w:rPr>
+          <w:b w:val="0"/>
+          <w:color w:val="960000"/>
+          <w:sz w:val="20"/>
+        </w:rPr>
+        <w:t>STATUS</w:t>
+      </w:r>
+      <w:r>
+        <w:rPr>
+          <w:rFonts w:ascii="Consolas" w:hAnsi="Consolas"/>
+          <w:color w:val="960000"/>
+          <w:sz w:val="20"/>
+        </w:rPr>
+        <w:t xml:space="preserve">, leídas hoy del </w:t>
+      </w:r>
+      <w:r>
+        <w:rPr>
+          <w:b w:val="0"/>
+          <w:color w:val="960000"/>
+          <w:sz w:val="20"/>
+        </w:rPr>
+        <w:t>snprintf</w:t>
+      </w:r>
+      <w:r>
+        <w:rPr>
+          <w:rFonts w:ascii="Consolas" w:hAnsi="Consolas"/>
+          <w:color w:val="960000"/>
+          <w:sz w:val="20"/>
+        </w:rPr>
+        <w:t xml:space="preserve"> de cada punta: </w:t>
+      </w:r>
+      <w:r>
+        <w:rPr>
+          <w:rFonts w:ascii="Consolas" w:hAnsi="Consolas"/>
+          <w:color w:val="960000"/>
+          <w:sz w:val="20"/>
+        </w:rPr>
+      </w:r>
+      <w:r>
+        <w:rPr>
+          <w:rFonts w:ascii="Consolas" w:hAnsi="Consolas"/>
+          <w:color w:val="960000"/>
+          <w:sz w:val="20"/>
+        </w:rPr>
+        <w:t xml:space="preserve"> STATUS,NODE:MAESTRO,SERIE:%s,MODO:%s,ESTADO:%s,T:%s,RF:%s,RTT:%s,BAT:--,HORA:%s,ESC:%s,PLUMA:%s,CAM:%s STATUS,NODE:ESCLAVO,SERIE:%s,MODO:%s,ESTADO:%s,T:--,RF:--,RTT:--,BAT:--,HORA:%s,PLUMA:%s,CAM:%s </w:t>
+      </w:r>
+      <w:r>
+        <w:rPr>
+          <w:rFonts w:ascii="Consolas" w:hAnsi="Consolas"/>
+          <w:color w:val="960000"/>
+          <w:sz w:val="20"/>
+        </w:rPr>
+      </w:r>
+      <w:r>
+        <w:rPr>
+          <w:rFonts w:ascii="Consolas" w:hAnsi="Consolas"/>
+          <w:color w:val="960000"/>
+          <w:sz w:val="20"/>
+        </w:rPr>
+        <w:t xml:space="preserve"> **No hay campo de antigüedad de sincronización en ninguna de las dos.** Y los dos getters que la publicaban —</w:t>
+      </w:r>
+      <w:r>
+        <w:rPr>
+          <w:b w:val="0"/>
+          <w:color w:val="960000"/>
+          <w:sz w:val="20"/>
+        </w:rPr>
+        <w:t>degradado_syncVencida()</w:t>
+      </w:r>
+      <w:r>
+        <w:rPr>
+          <w:rFonts w:ascii="Consolas" w:hAnsi="Consolas"/>
+          <w:color w:val="960000"/>
+          <w:sz w:val="20"/>
+        </w:rPr>
+        <w:t xml:space="preserve"> y </w:t>
+      </w:r>
+      <w:r>
+        <w:rPr>
+          <w:b w:val="0"/>
+          <w:color w:val="960000"/>
+          <w:sz w:val="20"/>
+        </w:rPr>
+        <w:t>degradado_avisoLimite()</w:t>
+      </w:r>
+      <w:r>
+        <w:rPr>
+          <w:rFonts w:ascii="Consolas" w:hAnsi="Consolas"/>
+          <w:color w:val="960000"/>
+          <w:sz w:val="20"/>
+        </w:rPr>
+        <w:t xml:space="preserve">, declarados en </w:t>
+      </w:r>
+      <w:r>
+        <w:rPr>
+          <w:b w:val="0"/>
+          <w:color w:val="960000"/>
+          <w:sz w:val="20"/>
+        </w:rPr>
+        <w:t>Esclavo/include/modo_degradado.h</w:t>
+      </w:r>
+      <w:r>
+        <w:rPr>
+          <w:rFonts w:ascii="Consolas" w:hAnsi="Consolas"/>
+          <w:color w:val="960000"/>
+          <w:sz w:val="20"/>
+        </w:rPr>
+        <w:t xml:space="preserve">— **tienen un solo llamador, </w:t>
+      </w:r>
+      <w:r>
+        <w:rPr>
+          <w:b w:val="0"/>
+          <w:color w:val="960000"/>
+          <w:sz w:val="20"/>
+        </w:rPr>
+        <w:t>Esclavo/src/menu.cpp</w:t>
+      </w:r>
+      <w:r>
+        <w:rPr>
+          <w:rFonts w:ascii="Consolas" w:hAnsi="Consolas"/>
+          <w:color w:val="960000"/>
+          <w:sz w:val="20"/>
+        </w:rPr>
+        <w:t xml:space="preserve">**: la pantalla que </w:t>
+      </w:r>
+      <w:r>
+        <w:rPr>
+          <w:b w:val="0"/>
+          <w:color w:val="960000"/>
+          <w:sz w:val="20"/>
+        </w:rPr>
+        <w:t>D-17.bis</w:t>
+      </w:r>
+      <w:r>
+        <w:rPr>
+          <w:rFonts w:ascii="Consolas" w:hAnsi="Consolas"/>
+          <w:color w:val="960000"/>
+          <w:sz w:val="20"/>
+        </w:rPr>
+        <w:t xml:space="preserve"> retira del equipo. </w:t>
+      </w:r>
+      <w:r>
+        <w:rPr>
+          <w:rFonts w:ascii="Consolas" w:hAnsi="Consolas"/>
+          <w:color w:val="960000"/>
+          <w:sz w:val="20"/>
+        </w:rPr>
+      </w:r>
+      <w:r>
+        <w:rPr>
+          <w:rFonts w:ascii="Consolas" w:hAnsi="Consolas"/>
+          <w:color w:val="960000"/>
+          <w:sz w:val="20"/>
+        </w:rPr>
+        <w:t xml:space="preserve">  grep -rn "degradado_syncVencida\|degradado_avisoLimite" 01_Firmware/Esclavo --include=*.cpp src/menu.cpp:86  · src/menu.cpp:117 · src/menu.cpp:129 · src/modo_degradado.cpp:186 (la definicion) </w:t>
+      </w:r>
+      <w:r>
+        <w:rPr>
+          <w:rFonts w:ascii="Consolas" w:hAnsi="Consolas"/>
+          <w:color w:val="960000"/>
+          <w:sz w:val="20"/>
+        </w:rPr>
+      </w:r>
+      <w:r>
+        <w:rPr>
+          <w:rFonts w:ascii="Consolas" w:hAnsi="Consolas"/>
+          <w:color w:val="960000"/>
+          <w:sz w:val="20"/>
+        </w:rPr>
+        <w:t xml:space="preserve"> **Consecuencia para el técnico que sube al poste 2: sin menú y sin campo en la trama, no tiene forma de ver cuánto hace que ese equipo se sincronizó, ni sustituto por app.** No es un descuido de redacción de este manual: es un dato que existe dentro del micro y **hoy no sale**. ### 6. Y el marco que cambió debajo de todo esto: </w:t>
+      </w:r>
+      <w:r>
+        <w:rPr>
+          <w:b w:val="0"/>
+          <w:color w:val="960000"/>
+          <w:sz w:val="20"/>
+        </w:rPr>
+        <w:t>D-16</w:t>
+      </w:r>
+      <w:r>
+        <w:rPr>
+          <w:rFonts w:ascii="Consolas" w:hAnsi="Consolas"/>
+          <w:color w:val="960000"/>
+          <w:sz w:val="20"/>
+        </w:rPr>
+        <w:t xml:space="preserve"> **Sin teléfono no hay forma de operar el equipo.** Retirado el mando de relés (</w:t>
+      </w:r>
+      <w:r>
+        <w:rPr>
+          <w:b w:val="0"/>
+          <w:color w:val="960000"/>
+          <w:sz w:val="20"/>
+        </w:rPr>
+        <w:t xml:space="preserve">D-1`), </w:t>
+      </w:r>
+      <w:r>
+        <w:rPr>
+          <w:b/>
+          <w:color w:val="960000"/>
+          <w:sz w:val="20"/>
+        </w:rPr>
+        <w:t>la app es la única superficie de mando</w:t>
+      </w:r>
+      <w:r>
+        <w:rPr>
+          <w:b w:val="0"/>
+          <w:color w:val="960000"/>
+          <w:sz w:val="20"/>
+        </w:rPr>
+        <w:t xml:space="preserve">: ni ámbar, ni volver a automático, ni parar el cruce. Este manual describe la app como *«consola de servicio»* y *«accesorio de diagnóstico»* — </w:t>
+      </w:r>
+      <w:r>
+        <w:rPr>
+          <w:b/>
+          <w:color w:val="960000"/>
+          <w:sz w:val="20"/>
+        </w:rPr>
+        <w:t>hoy es la única vía de operación, y el teléfono es herramienta crítica</w:t>
+      </w:r>
+      <w:r>
+        <w:rPr>
+          <w:b w:val="0"/>
+          <w:color w:val="960000"/>
+          <w:sz w:val="20"/>
+        </w:rPr>
+        <w:t xml:space="preserve"> (batería, cable, y conviene un segundo terminal emparejado).</w:t>
       </w:r>
     </w:p>
     <w:p>
       <w:pPr>
-        <w:spacing w:after="120"/>
-      </w:pPr>
-      <w:r>
-        <w:rPr>
-          <w:b/>
-          <w:sz w:val="21"/>
-        </w:rPr>
-        <w:t>Revisión del 31 de Agosto de 2026 — QUÉ SE REVISÓ, y nada más que esto:</w:t>
-      </w:r>
+        <w:spacing w:after="80"/>
+      </w:pPr>
     </w:p>
     <w:p>
       <w:pPr>
-        <w:pStyle w:val="ListNumber"/>
-        <w:spacing w:after="60"/>
-      </w:pPr>
-      <w:r>
-        <w:rPr>
-          <w:b/>
-          <w:sz w:val="21"/>
-        </w:rPr>
-        <w:t>§1.9 rehecha.</w:t>
-      </w:r>
-      <w:r>
-        <w:rPr>
-          <w:b w:val="0"/>
-          <w:sz w:val="21"/>
-        </w:rPr>
-        <w:t xml:space="preserve"> Publicaba la decisión </w:t>
-      </w:r>
-      <w:r>
-        <w:rPr>
-          <w:b/>
-          <w:sz w:val="21"/>
-        </w:rPr>
-        <w:t>contraria</w:t>
-      </w:r>
-      <w:r>
-        <w:rPr>
-          <w:b w:val="0"/>
-          <w:sz w:val="21"/>
-        </w:rPr>
-        <w:t xml:space="preserve"> a la vigente —*«se instala </w:t>
-      </w:r>
-      <w:r>
-        <w:rPr>
-          <w:rFonts w:ascii="Consolas" w:hAnsi="Consolas"/>
-          <w:sz w:val="21"/>
-        </w:rPr>
-        <w:t>HC-05</w:t>
-      </w:r>
-      <w:r>
-        <w:rPr>
-          <w:b w:val="0"/>
-          <w:sz w:val="21"/>
-        </w:rPr>
-        <w:t xml:space="preserve"> / </w:t>
-      </w:r>
-      <w:r>
-        <w:rPr>
-          <w:rFonts w:ascii="Consolas" w:hAnsi="Consolas"/>
-          <w:sz w:val="21"/>
-        </w:rPr>
-        <w:t>JDY-30</w:t>
-      </w:r>
-      <w:r>
-        <w:rPr>
-          <w:b w:val="0"/>
-          <w:sz w:val="21"/>
-        </w:rPr>
-        <w:t>,</w:t>
+        <w:spacing w:after="120"/>
+      </w:pPr>
+      <w:r>
+        <w:rPr>
+          <w:b/>
+          <w:sz w:val="21"/>
+        </w:rPr>
+        <w:t>Software Móvil:</w:t>
+      </w:r>
+      <w:r>
+        <w:rPr>
+          <w:b w:val="0"/>
+          <w:sz w:val="21"/>
+        </w:rPr>
+        <w:t xml:space="preserve"> App Android (.apk) con Frontend Reactivo Dark-Theme (Estándar IOT-VIAL)</w:t>
       </w:r>
     </w:p>
     <w:p>
@@ -951,10 +1563,17 @@
       </w:pPr>
       <w:r>
         <w:rPr>
-          <w:b w:val="0"/>
-          <w:sz w:val="21"/>
-        </w:rPr>
-        <w:t>no ESP32»`*— cuando el 28/08 se decidió y se dejó escrito lo opuesto. **La fila de la tabla de</w:t>
+          <w:b/>
+          <w:sz w:val="21"/>
+        </w:rPr>
+        <w:t>Propósito:</w:t>
+      </w:r>
+      <w:r>
+        <w:rPr>
+          <w:b w:val="0"/>
+          <w:sz w:val="21"/>
+        </w:rPr>
+        <w:t xml:space="preserve"> Telemetría en tiempo real, caja negra de alarmas, test de banco, sincronización Courier RTC y control desde el suelo con PIN</w:t>
       </w:r>
     </w:p>
     <w:p>
@@ -963,44 +1582,71 @@
       </w:pPr>
       <w:r>
         <w:rPr>
-          <w:b w:val="0"/>
-          <w:sz w:val="21"/>
-        </w:rPr>
-        <w:t>caminos se ha DECIDIDO y anotado**, que era lo que faltaba.</w:t>
+          <w:b/>
+          <w:sz w:val="21"/>
+        </w:rPr>
+        <w:t>Verificación Hardware:</w:t>
+      </w:r>
+      <w:r>
+        <w:rPr>
+          <w:b w:val="0"/>
+          <w:sz w:val="21"/>
+        </w:rPr>
+        <w:t xml:space="preserve"> Esquemáticos KiCad </w:t>
+      </w:r>
+      <w:r>
+        <w:rPr>
+          <w:rFonts w:ascii="Consolas" w:hAnsi="Consolas"/>
+          <w:sz w:val="21"/>
+        </w:rPr>
+        <w:t>Controladora_Semaforos.kicad_sch</w:t>
+      </w:r>
+      <w:r>
+        <w:rPr>
+          <w:b w:val="0"/>
+          <w:sz w:val="21"/>
+        </w:rPr>
+        <w:t xml:space="preserve">, </w:t>
+      </w:r>
+      <w:r>
+        <w:rPr>
+          <w:rFonts w:ascii="Consolas" w:hAnsi="Consolas"/>
+          <w:sz w:val="21"/>
+        </w:rPr>
+        <w:t>pines.h</w:t>
+      </w:r>
+      <w:r>
+        <w:rPr>
+          <w:b w:val="0"/>
+          <w:sz w:val="21"/>
+        </w:rPr>
+        <w:t xml:space="preserve"> y </w:t>
+      </w:r>
+      <w:r>
+        <w:rPr>
+          <w:rFonts w:ascii="Consolas" w:hAnsi="Consolas"/>
+          <w:sz w:val="21"/>
+        </w:rPr>
+        <w:t>MAPEO_TARJETA_KICAD.md</w:t>
       </w:r>
     </w:p>
     <w:p>
       <w:pPr>
-        <w:pStyle w:val="ListNumber"/>
-        <w:spacing w:after="60"/>
-      </w:pPr>
-      <w:r>
-        <w:rPr>
-          <w:b/>
-          <w:sz w:val="21"/>
-        </w:rPr>
-        <w:t>§2.3: el módulo del diagrama pasa de `HC-05`/`JDY-30` a `ESP32`.</w:t>
-      </w:r>
-      <w:r>
-        <w:rPr>
-          <w:b w:val="0"/>
-          <w:sz w:val="21"/>
-        </w:rPr>
-        <w:t xml:space="preserve"> El **pinout de </w:t>
-      </w:r>
-      <w:r>
-        <w:rPr>
-          <w:rFonts w:ascii="Consolas" w:hAnsi="Consolas"/>
-          <w:sz w:val="21"/>
-        </w:rPr>
-        <w:t>J17</w:t>
-      </w:r>
-      <w:r>
-        <w:rPr>
-          <w:b w:val="0"/>
-          <w:sz w:val="21"/>
-        </w:rPr>
-        <w:t xml:space="preserve"> p2/p3 NO</w:t>
+        <w:spacing w:after="120"/>
+      </w:pPr>
+      <w:r>
+        <w:rPr>
+          <w:b/>
+          <w:sz w:val="21"/>
+        </w:rPr>
+        <w:t>Fecha de Emisión:</w:t>
+      </w:r>
+      <w:r>
+        <w:rPr>
+          <w:b w:val="0"/>
+          <w:sz w:val="21"/>
+        </w:rPr>
+        <w:t xml:space="preserve"> 26 de Agosto de 2026</w:t>
       </w:r>
     </w:p>
     <w:p>
@@ -1009,44 +1655,113 @@
       </w:pPr>
       <w:r>
         <w:rPr>
-          <w:b w:val="0"/>
-          <w:sz w:val="21"/>
-        </w:rPr>
-        <w:t>se ha tocado**: era y sigue siendo correcto. Lo que estaba mal era el módulo dibujado.</w:t>
+          <w:b/>
+          <w:sz w:val="21"/>
+        </w:rPr>
+        <w:t>Última revisión:</w:t>
+      </w:r>
+      <w:r>
+        <w:rPr>
+          <w:b w:val="0"/>
+          <w:sz w:val="21"/>
+        </w:rPr>
+        <w:t xml:space="preserve"> 28 de Agosto de 2026 — **el apartado 2 se redibujó entero: el módulo entra por</w:t>
       </w:r>
     </w:p>
     <w:p>
       <w:pPr>
-        <w:pStyle w:val="ListNumber"/>
-        <w:spacing w:after="60"/>
-      </w:pPr>
-      <w:r>
-        <w:rPr>
-          <w:b/>
-          <w:sz w:val="21"/>
-        </w:rPr>
-        <w:t>§2.3.bis nueva: la alimentación.</w:t>
-      </w:r>
-      <w:r>
-        <w:rPr>
-          <w:b w:val="0"/>
-          <w:sz w:val="21"/>
-        </w:rPr>
-        <w:t xml:space="preserve"> El ESP32 lleva </w:t>
-      </w:r>
-      <w:r>
-        <w:rPr>
-          <w:b/>
-          <w:sz w:val="21"/>
-        </w:rPr>
-        <w:t>fuente propia desde 12 V</w:t>
-      </w:r>
-      <w:r>
-        <w:rPr>
-          <w:b w:val="0"/>
-          <w:sz w:val="21"/>
-        </w:rPr>
-        <w:t xml:space="preserve"> y no cuelga del</w:t>
+        <w:spacing w:after="120"/>
+      </w:pPr>
+      <w:r>
+        <w:rPr>
+          <w:b w:val="0"/>
+          <w:sz w:val="21"/>
+        </w:rPr>
+        <w:t xml:space="preserve">el conector </w:t>
+      </w:r>
+      <w:r>
+        <w:rPr>
+          <w:rFonts w:ascii="Consolas" w:hAnsi="Consolas"/>
+          <w:sz w:val="21"/>
+        </w:rPr>
+        <w:t>J17</w:t>
+      </w:r>
+      <w:r>
+        <w:rPr>
+          <w:b w:val="0"/>
+          <w:sz w:val="21"/>
+        </w:rPr>
+        <w:t xml:space="preserve"> (</w:t>
+      </w:r>
+      <w:r>
+        <w:rPr>
+          <w:rFonts w:ascii="Consolas" w:hAnsi="Consolas"/>
+          <w:sz w:val="21"/>
+        </w:rPr>
+        <w:t>USART1</w:t>
+      </w:r>
+      <w:r>
+        <w:rPr>
+          <w:b w:val="0"/>
+          <w:sz w:val="21"/>
+        </w:rPr>
+        <w:t xml:space="preserve"> REMAPEADO a </w:t>
+      </w:r>
+      <w:r>
+        <w:rPr>
+          <w:rFonts w:ascii="Consolas" w:hAnsi="Consolas"/>
+          <w:sz w:val="21"/>
+        </w:rPr>
+        <w:t>PB6</w:t>
+      </w:r>
+      <w:r>
+        <w:rPr>
+          <w:b w:val="0"/>
+          <w:sz w:val="21"/>
+        </w:rPr>
+        <w:t>/</w:t>
+      </w:r>
+      <w:r>
+        <w:rPr>
+          <w:rFonts w:ascii="Consolas" w:hAnsi="Consolas"/>
+          <w:sz w:val="21"/>
+        </w:rPr>
+        <w:t>PB7</w:t>
+      </w:r>
+      <w:r>
+        <w:rPr>
+          <w:b w:val="0"/>
+          <w:sz w:val="21"/>
+        </w:rPr>
+        <w:t xml:space="preserve">), NO por </w:t>
+      </w:r>
+      <w:r>
+        <w:rPr>
+          <w:rFonts w:ascii="Consolas" w:hAnsi="Consolas"/>
+          <w:sz w:val="21"/>
+        </w:rPr>
+        <w:t>PA9</w:t>
+      </w:r>
+      <w:r>
+        <w:rPr>
+          <w:b w:val="0"/>
+          <w:sz w:val="21"/>
+        </w:rPr>
+        <w:t>/</w:t>
+      </w:r>
+      <w:r>
+        <w:rPr>
+          <w:rFonts w:ascii="Consolas" w:hAnsi="Consolas"/>
+          <w:sz w:val="21"/>
+        </w:rPr>
+        <w:t>PA10</w:t>
+      </w:r>
+      <w:r>
+        <w:rPr>
+          <w:b w:val="0"/>
+          <w:sz w:val="21"/>
+        </w:rPr>
+        <w:t>.** Además, en el mismo</w:t>
       </w:r>
     </w:p>
     <w:p>
@@ -1058,41 +1773,61 @@
           <w:b w:val="0"/>
           <w:sz w:val="21"/>
         </w:rPr>
-        <w:t xml:space="preserve">3,3 V de </w:t>
-      </w:r>
-      <w:r>
-        <w:rPr>
-          <w:rFonts w:ascii="Consolas" w:hAnsi="Consolas"/>
-          <w:sz w:val="21"/>
-        </w:rPr>
-        <w:t>J17</w:t>
-      </w:r>
-      <w:r>
-        <w:rPr>
-          <w:b w:val="0"/>
-          <w:sz w:val="21"/>
-        </w:rPr>
-        <w:t>.</w:t>
+        <w:t xml:space="preserve">apartado: corrección del transceptor </w:t>
+      </w:r>
+      <w:r>
+        <w:rPr>
+          <w:rFonts w:ascii="Consolas" w:hAnsi="Consolas"/>
+          <w:sz w:val="21"/>
+        </w:rPr>
+        <w:t>U3</w:t>
+      </w:r>
+      <w:r>
+        <w:rPr>
+          <w:b w:val="0"/>
+          <w:sz w:val="21"/>
+        </w:rPr>
+        <w:t xml:space="preserve"> → </w:t>
+      </w:r>
+      <w:r>
+        <w:rPr>
+          <w:b/>
+          <w:sz w:val="21"/>
+        </w:rPr>
+        <w:t>`U2`</w:t>
+      </w:r>
+      <w:r>
+        <w:rPr>
+          <w:b w:val="0"/>
+          <w:sz w:val="21"/>
+        </w:rPr>
+        <w:t xml:space="preserve">, y el </w:t>
+      </w:r>
+      <w:r>
+        <w:rPr>
+          <w:rFonts w:ascii="Consolas" w:hAnsi="Consolas"/>
+          <w:sz w:val="21"/>
+        </w:rPr>
+        <w:t>PA8</w:t>
+      </w:r>
+      <w:r>
+        <w:rPr>
+          <w:b w:val="0"/>
+          <w:sz w:val="21"/>
+        </w:rPr>
+        <w:t xml:space="preserve"> reclasificado como **residuo</w:t>
       </w:r>
     </w:p>
     <w:p>
       <w:pPr>
-        <w:pStyle w:val="ListNumber"/>
-        <w:spacing w:after="60"/>
-      </w:pPr>
-      <w:r>
-        <w:rPr>
-          <w:b/>
-          <w:sz w:val="21"/>
-        </w:rPr>
-        <w:t>«Puesta a punto del módulo… el `AT+NAME`» marcada como NO aplicable a un ESP32</w:t>
-      </w:r>
-      <w:r>
-        <w:rPr>
-          <w:b w:val="0"/>
-          <w:sz w:val="21"/>
-        </w:rPr>
-        <w:t>, con lo que la</w:t>
+        <w:spacing w:after="120"/>
+      </w:pPr>
+      <w:r>
+        <w:rPr>
+          <w:b w:val="0"/>
+          <w:sz w:val="21"/>
+        </w:rPr>
+        <w:t>pendiente de revisar** (su motivo original desapareció con el remapeo). En el apartado 1: criterio</w:t>
       </w:r>
     </w:p>
     <w:p>
@@ -1104,178 +1839,21 @@
           <w:b w:val="0"/>
           <w:sz w:val="21"/>
         </w:rPr>
-        <w:t>sustituye y lo que falta.</w:t>
-      </w:r>
-    </w:p>
-    <w:p>
-      <w:pPr>
-        <w:pStyle w:val="ListNumber"/>
-        <w:spacing w:after="60"/>
-      </w:pPr>
-      <w:r>
-        <w:rPr>
-          <w:b/>
-          <w:sz w:val="21"/>
-        </w:rPr>
-        <w:t>§2.1: se corrige el «el `.kicad_pcb` está vacío»</w:t>
-      </w:r>
-      <w:r>
-        <w:rPr>
-          <w:b w:val="0"/>
-          <w:sz w:val="21"/>
-        </w:rPr>
-        <w:t>, que era falso — el fichero pesa 2.158.421 B y</w:t>
-      </w:r>
-    </w:p>
-    <w:p>
-      <w:pPr>
-        <w:spacing w:after="120"/>
-      </w:pPr>
-      <w:r>
-        <w:rPr>
-          <w:b w:val="0"/>
-          <w:sz w:val="21"/>
-        </w:rPr>
-        <w:t xml:space="preserve">trae 185 huellas y 1.447 pistas. </w:t>
-      </w:r>
-      <w:r>
-        <w:rPr>
-          <w:b/>
-          <w:sz w:val="21"/>
-        </w:rPr>
-        <w:t>La advertencia de medir con multímetro se mantiene íntegra</w:t>
-      </w:r>
-      <w:r>
-        <w:rPr>
-          <w:b w:val="0"/>
-          <w:sz w:val="21"/>
-        </w:rPr>
-        <w:t>:</w:t>
-      </w:r>
-    </w:p>
-    <w:p>
-      <w:pPr>
-        <w:spacing w:after="120"/>
-      </w:pPr>
-      <w:r>
-        <w:rPr>
-          <w:b w:val="0"/>
-          <w:sz w:val="21"/>
-        </w:rPr>
-        <w:t>lo que se corrige es el motivo, no la precaución.</w:t>
-      </w:r>
-    </w:p>
-    <w:p>
-      <w:pPr>
-        <w:spacing w:after="120"/>
-      </w:pPr>
-      <w:r>
-        <w:rPr>
-          <w:b/>
-          <w:sz w:val="21"/>
-        </w:rPr>
-        <w:t>Lo que NO se ha tocado en esta revisión, y sigue como estaba:</w:t>
-      </w:r>
-      <w:r>
-        <w:rPr>
-          <w:b w:val="0"/>
-          <w:sz w:val="21"/>
-        </w:rPr>
-        <w:t xml:space="preserve"> el </w:t>
-      </w:r>
-      <w:r>
-        <w:rPr>
-          <w:b/>
-          <w:sz w:val="21"/>
-        </w:rPr>
-        <w:t>apartado 1 congelado</w:t>
-      </w:r>
-      <w:r>
-        <w:rPr>
-          <w:b w:val="0"/>
-          <w:sz w:val="21"/>
-        </w:rPr>
-        <w:t xml:space="preserve"> (el</w:t>
-      </w:r>
-    </w:p>
-    <w:p>
-      <w:pPr>
-        <w:spacing w:after="120"/>
-      </w:pPr>
-      <w:r>
-        <w:rPr>
-          <w:b w:val="0"/>
-          <w:sz w:val="21"/>
-        </w:rPr>
-        <w:t xml:space="preserve">cuadro de arquitectura, las tres razones y la tabla de prohibiciones), el pinout de </w:t>
-      </w:r>
-      <w:r>
-        <w:rPr>
-          <w:rFonts w:ascii="Consolas" w:hAnsi="Consolas"/>
-          <w:sz w:val="21"/>
-        </w:rPr>
-        <w:t>J17</w:t>
-      </w:r>
-      <w:r>
-        <w:rPr>
-          <w:b w:val="0"/>
-          <w:sz w:val="21"/>
-        </w:rPr>
-        <w:t>, §2.2</w:t>
-      </w:r>
-    </w:p>
-    <w:p>
-      <w:pPr>
-        <w:spacing w:after="120"/>
-      </w:pPr>
-      <w:r>
-        <w:rPr>
-          <w:b w:val="0"/>
-          <w:sz w:val="21"/>
-        </w:rPr>
-        <w:t>(</w:t>
-      </w:r>
-      <w:r>
-        <w:rPr>
-          <w:rFonts w:ascii="Consolas" w:hAnsi="Consolas"/>
-          <w:sz w:val="21"/>
-        </w:rPr>
-        <w:t>J16</w:t>
-      </w:r>
-      <w:r>
-        <w:rPr>
-          <w:b w:val="0"/>
-          <w:sz w:val="21"/>
-        </w:rPr>
-        <w:t xml:space="preserve"> vs </w:t>
-      </w:r>
-      <w:r>
-        <w:rPr>
-          <w:rFonts w:ascii="Consolas" w:hAnsi="Consolas"/>
-          <w:sz w:val="21"/>
-        </w:rPr>
-        <w:t>J17</w:t>
-      </w:r>
-      <w:r>
-        <w:rPr>
-          <w:b w:val="0"/>
-          <w:sz w:val="21"/>
-        </w:rPr>
-        <w:t xml:space="preserve">), </w:t>
-      </w:r>
-      <w:r>
-        <w:rPr>
-          <w:b/>
-          <w:sz w:val="21"/>
-        </w:rPr>
-        <w:t>§2.5 (`PA8`/`J10`, residuo pendiente)</w:t>
-      </w:r>
-      <w:r>
-        <w:rPr>
-          <w:b w:val="0"/>
-          <w:sz w:val="21"/>
-        </w:rPr>
-        <w:t>, y los apartados 3, 4 y 5.</w:t>
+        <w:t xml:space="preserve">de compra del módulo (ESP32 sí/no), consumo y puesta a punto con </w:t>
+      </w:r>
+      <w:r>
+        <w:rPr>
+          <w:rFonts w:ascii="Consolas" w:hAnsi="Consolas"/>
+          <w:sz w:val="21"/>
+        </w:rPr>
+        <w:t>AT+NAME</w:t>
+      </w:r>
+      <w:r>
+        <w:rPr>
+          <w:b w:val="0"/>
+          <w:sz w:val="21"/>
+        </w:rPr>
+        <w:t>.</w:t>
       </w:r>
     </w:p>
     <w:p>
@@ -1290,6 +1868,500 @@
           <w:color w:val="960000"/>
           <w:sz w:val="20"/>
         </w:rPr>
+        <w:t xml:space="preserve">⚠️ </w:t>
+      </w:r>
+      <w:r>
+        <w:rPr>
+          <w:b/>
+          <w:color w:val="960000"/>
+          <w:sz w:val="20"/>
+        </w:rPr>
+        <w:t>Sobre la revisión anterior de esta misma fecha, que se quedó a medias.</w:t>
+      </w:r>
+      <w:r>
+        <w:rPr>
+          <w:b w:val="0"/>
+          <w:color w:val="960000"/>
+          <w:sz w:val="20"/>
+        </w:rPr>
+        <w:t xml:space="preserve"> Corrigió </w:t>
+      </w:r>
+      <w:r>
+        <w:rPr>
+          <w:rFonts w:ascii="Consolas" w:hAnsi="Consolas"/>
+          <w:color w:val="960000"/>
+          <w:sz w:val="20"/>
+        </w:rPr>
+        <w:t>U3</w:t>
+      </w:r>
+      <w:r>
+        <w:rPr>
+          <w:b w:val="0"/>
+          <w:color w:val="960000"/>
+          <w:sz w:val="20"/>
+        </w:rPr>
+        <w:t xml:space="preserve"> → </w:t>
+      </w:r>
+      <w:r>
+        <w:rPr>
+          <w:rFonts w:ascii="Consolas" w:hAnsi="Consolas"/>
+          <w:color w:val="960000"/>
+          <w:sz w:val="20"/>
+        </w:rPr>
+        <w:t>U2</w:t>
+      </w:r>
+      <w:r>
+        <w:rPr>
+          <w:b w:val="0"/>
+          <w:color w:val="960000"/>
+          <w:sz w:val="20"/>
+        </w:rPr>
+        <w:t xml:space="preserve"> y anunció esa corrección aquí, </w:t>
+      </w:r>
+      <w:r>
+        <w:rPr>
+          <w:b/>
+          <w:color w:val="960000"/>
+          <w:sz w:val="20"/>
+        </w:rPr>
+        <w:t>pero dejó intacto el pinout `PA9`/`PA10` del mismo apartado 2</w:t>
+      </w:r>
+      <w:r>
+        <w:rPr>
+          <w:b w:val="0"/>
+          <w:color w:val="960000"/>
+          <w:sz w:val="20"/>
+        </w:rPr>
+        <w:t xml:space="preserve">, que ya estaba obsoleto. El resultado era peor que no haber tocado nada: el apartado quedó con la referencia del chip bien y el cableado mal, y el detalle corregido en la cabecera daba a entender que el apartado entero estaba revisado. </w:t>
+      </w:r>
+      <w:r>
+        <w:rPr>
+          <w:b/>
+          <w:color w:val="960000"/>
+          <w:sz w:val="20"/>
+        </w:rPr>
+        <w:t>Esta cabecera enumera lo que se revisó; no garantiza nada que no nombre explícitamente.</w:t>
+      </w:r>
+    </w:p>
+    <w:p>
+      <w:pPr>
+        <w:spacing w:after="120"/>
+      </w:pPr>
+      <w:r>
+        <w:rPr>
+          <w:b/>
+          <w:sz w:val="21"/>
+        </w:rPr>
+        <w:t>Revisión del 31 de Agosto de 2026 — QUÉ SE REVISÓ, y nada más que esto:</w:t>
+      </w:r>
+    </w:p>
+    <w:p>
+      <w:pPr>
+        <w:pStyle w:val="ListNumber"/>
+        <w:spacing w:after="60"/>
+      </w:pPr>
+      <w:r>
+        <w:rPr>
+          <w:b/>
+          <w:sz w:val="21"/>
+        </w:rPr>
+        <w:t>§1.9 rehecha.</w:t>
+      </w:r>
+      <w:r>
+        <w:rPr>
+          <w:b w:val="0"/>
+          <w:sz w:val="21"/>
+        </w:rPr>
+        <w:t xml:space="preserve"> Publicaba la decisión </w:t>
+      </w:r>
+      <w:r>
+        <w:rPr>
+          <w:b/>
+          <w:sz w:val="21"/>
+        </w:rPr>
+        <w:t>contraria</w:t>
+      </w:r>
+      <w:r>
+        <w:rPr>
+          <w:b w:val="0"/>
+          <w:sz w:val="21"/>
+        </w:rPr>
+        <w:t xml:space="preserve"> a la vigente —*«se instala </w:t>
+      </w:r>
+      <w:r>
+        <w:rPr>
+          <w:rFonts w:ascii="Consolas" w:hAnsi="Consolas"/>
+          <w:sz w:val="21"/>
+        </w:rPr>
+        <w:t>HC-05</w:t>
+      </w:r>
+      <w:r>
+        <w:rPr>
+          <w:b w:val="0"/>
+          <w:sz w:val="21"/>
+        </w:rPr>
+        <w:t xml:space="preserve"> / </w:t>
+      </w:r>
+      <w:r>
+        <w:rPr>
+          <w:rFonts w:ascii="Consolas" w:hAnsi="Consolas"/>
+          <w:sz w:val="21"/>
+        </w:rPr>
+        <w:t>JDY-30</w:t>
+      </w:r>
+      <w:r>
+        <w:rPr>
+          <w:b w:val="0"/>
+          <w:sz w:val="21"/>
+        </w:rPr>
+        <w:t>,</w:t>
+      </w:r>
+    </w:p>
+    <w:p>
+      <w:pPr>
+        <w:spacing w:after="120"/>
+      </w:pPr>
+      <w:r>
+        <w:rPr>
+          <w:b w:val="0"/>
+          <w:sz w:val="21"/>
+        </w:rPr>
+        <w:t>no ESP32»`*— cuando el 28/08 se decidió y se dejó escrito lo opuesto. **La fila de la tabla de</w:t>
+      </w:r>
+    </w:p>
+    <w:p>
+      <w:pPr>
+        <w:spacing w:after="120"/>
+      </w:pPr>
+      <w:r>
+        <w:rPr>
+          <w:b w:val="0"/>
+          <w:sz w:val="21"/>
+        </w:rPr>
+        <w:t>caminos se ha DECIDIDO y anotado**, que era lo que faltaba.</w:t>
+      </w:r>
+    </w:p>
+    <w:p>
+      <w:pPr>
+        <w:pStyle w:val="ListNumber"/>
+        <w:spacing w:after="60"/>
+      </w:pPr>
+      <w:r>
+        <w:rPr>
+          <w:b/>
+          <w:sz w:val="21"/>
+        </w:rPr>
+        <w:t>§2.3: el módulo del diagrama pasa de `HC-05`/`JDY-30` a `ESP32`.</w:t>
+      </w:r>
+      <w:r>
+        <w:rPr>
+          <w:b w:val="0"/>
+          <w:sz w:val="21"/>
+        </w:rPr>
+        <w:t xml:space="preserve"> El **pinout de </w:t>
+      </w:r>
+      <w:r>
+        <w:rPr>
+          <w:rFonts w:ascii="Consolas" w:hAnsi="Consolas"/>
+          <w:sz w:val="21"/>
+        </w:rPr>
+        <w:t>J17</w:t>
+      </w:r>
+      <w:r>
+        <w:rPr>
+          <w:b w:val="0"/>
+          <w:sz w:val="21"/>
+        </w:rPr>
+        <w:t xml:space="preserve"> p2/p3 NO</w:t>
+      </w:r>
+    </w:p>
+    <w:p>
+      <w:pPr>
+        <w:spacing w:after="120"/>
+      </w:pPr>
+      <w:r>
+        <w:rPr>
+          <w:b w:val="0"/>
+          <w:sz w:val="21"/>
+        </w:rPr>
+        <w:t>se ha tocado**: era y sigue siendo correcto. Lo que estaba mal era el módulo dibujado.</w:t>
+      </w:r>
+    </w:p>
+    <w:p>
+      <w:pPr>
+        <w:pStyle w:val="ListNumber"/>
+        <w:spacing w:after="60"/>
+      </w:pPr>
+      <w:r>
+        <w:rPr>
+          <w:b/>
+          <w:sz w:val="21"/>
+        </w:rPr>
+        <w:t>§2.3.bis nueva: la alimentación.</w:t>
+      </w:r>
+      <w:r>
+        <w:rPr>
+          <w:b w:val="0"/>
+          <w:sz w:val="21"/>
+        </w:rPr>
+        <w:t xml:space="preserve"> El ESP32 lleva </w:t>
+      </w:r>
+      <w:r>
+        <w:rPr>
+          <w:b/>
+          <w:sz w:val="21"/>
+        </w:rPr>
+        <w:t>fuente propia desde 12 V</w:t>
+      </w:r>
+      <w:r>
+        <w:rPr>
+          <w:b w:val="0"/>
+          <w:sz w:val="21"/>
+        </w:rPr>
+        <w:t xml:space="preserve"> y no cuelga del</w:t>
+      </w:r>
+    </w:p>
+    <w:p>
+      <w:pPr>
+        <w:spacing w:after="120"/>
+      </w:pPr>
+      <w:r>
+        <w:rPr>
+          <w:b w:val="0"/>
+          <w:sz w:val="21"/>
+        </w:rPr>
+        <w:t xml:space="preserve">3,3 V de </w:t>
+      </w:r>
+      <w:r>
+        <w:rPr>
+          <w:rFonts w:ascii="Consolas" w:hAnsi="Consolas"/>
+          <w:sz w:val="21"/>
+        </w:rPr>
+        <w:t>J17</w:t>
+      </w:r>
+      <w:r>
+        <w:rPr>
+          <w:b w:val="0"/>
+          <w:sz w:val="21"/>
+        </w:rPr>
+        <w:t>.</w:t>
+      </w:r>
+    </w:p>
+    <w:p>
+      <w:pPr>
+        <w:pStyle w:val="ListNumber"/>
+        <w:spacing w:after="60"/>
+      </w:pPr>
+      <w:r>
+        <w:rPr>
+          <w:b/>
+          <w:sz w:val="21"/>
+        </w:rPr>
+        <w:t>«Puesta a punto del módulo… el `AT+NAME`» marcada como NO aplicable a un ESP32</w:t>
+      </w:r>
+      <w:r>
+        <w:rPr>
+          <w:b w:val="0"/>
+          <w:sz w:val="21"/>
+        </w:rPr>
+        <w:t>, con lo que la</w:t>
+      </w:r>
+    </w:p>
+    <w:p>
+      <w:pPr>
+        <w:spacing w:after="120"/>
+      </w:pPr>
+      <w:r>
+        <w:rPr>
+          <w:b w:val="0"/>
+          <w:sz w:val="21"/>
+        </w:rPr>
+        <w:t>sustituye y lo que falta.</w:t>
+      </w:r>
+    </w:p>
+    <w:p>
+      <w:pPr>
+        <w:pStyle w:val="ListNumber"/>
+        <w:spacing w:after="60"/>
+      </w:pPr>
+      <w:r>
+        <w:rPr>
+          <w:b/>
+          <w:sz w:val="21"/>
+        </w:rPr>
+        <w:t>§2.1: se corrige el «el `.kicad_pcb` está vacío»</w:t>
+      </w:r>
+      <w:r>
+        <w:rPr>
+          <w:b w:val="0"/>
+          <w:sz w:val="21"/>
+        </w:rPr>
+        <w:t>, que era falso — el fichero pesa 2.158.421 B y</w:t>
+      </w:r>
+    </w:p>
+    <w:p>
+      <w:pPr>
+        <w:spacing w:after="120"/>
+      </w:pPr>
+      <w:r>
+        <w:rPr>
+          <w:b w:val="0"/>
+          <w:sz w:val="21"/>
+        </w:rPr>
+        <w:t xml:space="preserve">trae 185 huellas y 1.447 pistas. </w:t>
+      </w:r>
+      <w:r>
+        <w:rPr>
+          <w:b/>
+          <w:sz w:val="21"/>
+        </w:rPr>
+        <w:t>La advertencia de medir con multímetro se mantiene íntegra</w:t>
+      </w:r>
+      <w:r>
+        <w:rPr>
+          <w:b w:val="0"/>
+          <w:sz w:val="21"/>
+        </w:rPr>
+        <w:t>:</w:t>
+      </w:r>
+    </w:p>
+    <w:p>
+      <w:pPr>
+        <w:spacing w:after="120"/>
+      </w:pPr>
+      <w:r>
+        <w:rPr>
+          <w:b w:val="0"/>
+          <w:sz w:val="21"/>
+        </w:rPr>
+        <w:t>lo que se corrige es el motivo, no la precaución.</w:t>
+      </w:r>
+    </w:p>
+    <w:p>
+      <w:pPr>
+        <w:spacing w:after="120"/>
+      </w:pPr>
+      <w:r>
+        <w:rPr>
+          <w:b/>
+          <w:sz w:val="21"/>
+        </w:rPr>
+        <w:t>Lo que NO se ha tocado en esta revisión, y sigue como estaba:</w:t>
+      </w:r>
+      <w:r>
+        <w:rPr>
+          <w:b w:val="0"/>
+          <w:sz w:val="21"/>
+        </w:rPr>
+        <w:t xml:space="preserve"> el </w:t>
+      </w:r>
+      <w:r>
+        <w:rPr>
+          <w:b/>
+          <w:sz w:val="21"/>
+        </w:rPr>
+        <w:t>apartado 1 congelado</w:t>
+      </w:r>
+      <w:r>
+        <w:rPr>
+          <w:b w:val="0"/>
+          <w:sz w:val="21"/>
+        </w:rPr>
+        <w:t xml:space="preserve"> (el</w:t>
+      </w:r>
+    </w:p>
+    <w:p>
+      <w:pPr>
+        <w:spacing w:after="120"/>
+      </w:pPr>
+      <w:r>
+        <w:rPr>
+          <w:b w:val="0"/>
+          <w:sz w:val="21"/>
+        </w:rPr>
+        <w:t xml:space="preserve">cuadro de arquitectura, las tres razones y la tabla de prohibiciones), el pinout de </w:t>
+      </w:r>
+      <w:r>
+        <w:rPr>
+          <w:rFonts w:ascii="Consolas" w:hAnsi="Consolas"/>
+          <w:sz w:val="21"/>
+        </w:rPr>
+        <w:t>J17</w:t>
+      </w:r>
+      <w:r>
+        <w:rPr>
+          <w:b w:val="0"/>
+          <w:sz w:val="21"/>
+        </w:rPr>
+        <w:t>, §2.2</w:t>
+      </w:r>
+    </w:p>
+    <w:p>
+      <w:pPr>
+        <w:spacing w:after="120"/>
+      </w:pPr>
+      <w:r>
+        <w:rPr>
+          <w:b w:val="0"/>
+          <w:sz w:val="21"/>
+        </w:rPr>
+        <w:t>(</w:t>
+      </w:r>
+      <w:r>
+        <w:rPr>
+          <w:rFonts w:ascii="Consolas" w:hAnsi="Consolas"/>
+          <w:sz w:val="21"/>
+        </w:rPr>
+        <w:t>J16</w:t>
+      </w:r>
+      <w:r>
+        <w:rPr>
+          <w:b w:val="0"/>
+          <w:sz w:val="21"/>
+        </w:rPr>
+        <w:t xml:space="preserve"> vs </w:t>
+      </w:r>
+      <w:r>
+        <w:rPr>
+          <w:rFonts w:ascii="Consolas" w:hAnsi="Consolas"/>
+          <w:sz w:val="21"/>
+        </w:rPr>
+        <w:t>J17</w:t>
+      </w:r>
+      <w:r>
+        <w:rPr>
+          <w:b w:val="0"/>
+          <w:sz w:val="21"/>
+        </w:rPr>
+        <w:t xml:space="preserve">), </w:t>
+      </w:r>
+      <w:r>
+        <w:rPr>
+          <w:b/>
+          <w:sz w:val="21"/>
+        </w:rPr>
+        <w:t>§2.5 (`PA8`/`J10`, residuo pendiente)</w:t>
+      </w:r>
+      <w:r>
+        <w:rPr>
+          <w:b w:val="0"/>
+          <w:sz w:val="21"/>
+        </w:rPr>
+        <w:t>, y los apartados 3, 4 y 5.</w:t>
+      </w:r>
+    </w:p>
+    <w:p>
+      <w:pPr>
+        <w:spacing w:after="160"/>
+        <w:ind w:left="360"/>
+        <w:shd w:val="clear" w:fill="FFF4E5"/>
+      </w:pPr>
+      <w:r>
+        <w:rPr>
+          <w:b w:val="0"/>
+          <w:color w:val="960000"/>
+          <w:sz w:val="20"/>
+        </w:rPr>
         <w:t xml:space="preserve">🛑 </w:t>
       </w:r>
       <w:r>
@@ -1306,7 +2378,7 @@
           <w:color w:val="960000"/>
           <w:sz w:val="20"/>
         </w:rPr>
-        <w:t xml:space="preserve"> Hay </w:t>
+        <w:t xml:space="preserve"> ~~Hay </w:t>
       </w:r>
       <w:r>
         <w:rPr>
@@ -1370,23 +2442,167 @@
           <w:color w:val="960000"/>
           <w:sz w:val="20"/>
         </w:rPr>
-        <w:t xml:space="preserve"> (MEDIDO el 31/08). El cableado de §2.3 describe </w:t>
-      </w:r>
-      <w:r>
-        <w:rPr>
-          <w:b/>
-          <w:color w:val="960000"/>
-          <w:sz w:val="20"/>
-        </w:rPr>
-        <w:t>a dónde irán los hilos</w:t>
-      </w:r>
-      <w:r>
-        <w:rPr>
-          <w:b w:val="0"/>
-          <w:color w:val="960000"/>
-          <w:sz w:val="20"/>
-        </w:rPr>
-        <w:t>, no una instalación autorizada.</w:t>
+        <w:t xml:space="preserve"> (MEDIDO el 31/08).~~ 🔴 </w:t>
+      </w:r>
+      <w:r>
+        <w:rPr>
+          <w:b/>
+          <w:color w:val="960000"/>
+          <w:sz w:val="20"/>
+        </w:rPr>
+        <w:t>TACHADO el 07/09, y las DOS mitades eran falsas — ver la fe de erratas de la cabecera.</w:t>
+      </w:r>
+      <w:r>
+        <w:rPr>
+          <w:b w:val="0"/>
+          <w:color w:val="960000"/>
+          <w:sz w:val="20"/>
+        </w:rPr>
+        <w:t xml:space="preserve"> </w:t>
+      </w:r>
+      <w:r>
+        <w:rPr>
+          <w:b/>
+          <w:color w:val="960000"/>
+          <w:sz w:val="20"/>
+        </w:rPr>
+        <w:t>Queda UN bloqueo, no dos:</w:t>
+      </w:r>
+      <w:r>
+        <w:rPr>
+          <w:b w:val="0"/>
+          <w:color w:val="960000"/>
+          <w:sz w:val="20"/>
+        </w:rPr>
+        <w:t xml:space="preserve"> </w:t>
+      </w:r>
+      <w:r>
+        <w:rPr>
+          <w:rFonts w:ascii="Consolas" w:hAnsi="Consolas"/>
+          <w:color w:val="960000"/>
+          <w:sz w:val="20"/>
+        </w:rPr>
+        <w:t>BLQ-1</w:t>
+      </w:r>
+      <w:r>
+        <w:rPr>
+          <w:b w:val="0"/>
+          <w:color w:val="960000"/>
+          <w:sz w:val="20"/>
+        </w:rPr>
+        <w:t xml:space="preserve"> está cerrado desde el 31/08 (fila de </w:t>
+      </w:r>
+      <w:r>
+        <w:rPr>
+          <w:rFonts w:ascii="Consolas" w:hAnsi="Consolas"/>
+          <w:color w:val="960000"/>
+          <w:sz w:val="20"/>
+        </w:rPr>
+        <w:t>ESTADO.md</w:t>
+      </w:r>
+      <w:r>
+        <w:rPr>
+          <w:b w:val="0"/>
+          <w:color w:val="960000"/>
+          <w:sz w:val="20"/>
+        </w:rPr>
+        <w:t xml:space="preserve">, N-107 en </w:t>
+      </w:r>
+      <w:r>
+        <w:rPr>
+          <w:rFonts w:ascii="Consolas" w:hAnsi="Consolas"/>
+          <w:color w:val="960000"/>
+          <w:sz w:val="20"/>
+        </w:rPr>
+        <w:t>roadmap.md</w:t>
+      </w:r>
+      <w:r>
+        <w:rPr>
+          <w:b w:val="0"/>
+          <w:color w:val="960000"/>
+          <w:sz w:val="20"/>
+        </w:rPr>
+        <w:t xml:space="preserve">, y el propio recuadro de arriba de este manual). </w:t>
+      </w:r>
+      <w:r>
+        <w:rPr>
+          <w:b/>
+          <w:color w:val="960000"/>
+          <w:sz w:val="20"/>
+        </w:rPr>
+        <w:t>Y el firmware del puente SÍ existe</w:t>
+      </w:r>
+      <w:r>
+        <w:rPr>
+          <w:b w:val="0"/>
+          <w:color w:val="960000"/>
+          <w:sz w:val="20"/>
+        </w:rPr>
+        <w:t xml:space="preserve"> desde ese mismo 31/08: </w:t>
+      </w:r>
+      <w:r>
+        <w:rPr>
+          <w:rFonts w:ascii="Consolas" w:hAnsi="Consolas"/>
+          <w:color w:val="960000"/>
+          <w:sz w:val="20"/>
+        </w:rPr>
+        <w:t>01_Firmware/ESP32_Expansion/</w:t>
+      </w:r>
+      <w:r>
+        <w:rPr>
+          <w:b w:val="0"/>
+          <w:color w:val="960000"/>
+          <w:sz w:val="20"/>
+        </w:rPr>
+        <w:t>, 16 ficheros, 2.588 líneas (</w:t>
+      </w:r>
+      <w:r>
+        <w:rPr>
+          <w:rFonts w:ascii="Consolas" w:hAnsi="Consolas"/>
+          <w:color w:val="960000"/>
+          <w:sz w:val="20"/>
+        </w:rPr>
+        <w:t>d2427c2</w:t>
+      </w:r>
+      <w:r>
+        <w:rPr>
+          <w:b w:val="0"/>
+          <w:color w:val="960000"/>
+          <w:sz w:val="20"/>
+        </w:rPr>
+        <w:t xml:space="preserve">). </w:t>
+      </w:r>
+      <w:r>
+        <w:rPr>
+          <w:b/>
+          <w:color w:val="960000"/>
+          <w:sz w:val="20"/>
+        </w:rPr>
+        <w:t>El único bloqueo vivo es la línea `A5`, la fuente propia DC-DC, que sigue sin pedirse.</w:t>
+      </w:r>
+      <w:r>
+        <w:rPr>
+          <w:b w:val="0"/>
+          <w:color w:val="960000"/>
+          <w:sz w:val="20"/>
+        </w:rPr>
+        <w:t xml:space="preserve"> El cableado de §2.3 describe </w:t>
+      </w:r>
+      <w:r>
+        <w:rPr>
+          <w:b/>
+          <w:color w:val="960000"/>
+          <w:sz w:val="20"/>
+        </w:rPr>
+        <w:t>a dónde van los hilos</w:t>
+      </w:r>
+      <w:r>
+        <w:rPr>
+          <w:b w:val="0"/>
+          <w:color w:val="960000"/>
+          <w:sz w:val="20"/>
+        </w:rPr>
+        <w:t>, y hoy ya hay firmware que los ejerce; lo que falta para instalar es la fuente, no el código.</w:t>
       </w:r>
     </w:p>
     <w:p>
@@ -3037,7 +4253,7 @@
           <w:color w:val="960000"/>
           <w:sz w:val="20"/>
         </w:rPr>
-        <w:t xml:space="preserve">⏳ </w:t>
+        <w:t xml:space="preserve">~~⏳ </w:t>
       </w:r>
       <w:r>
         <w:rPr>
@@ -3101,7 +4317,135 @@
           <w:color w:val="960000"/>
           <w:sz w:val="20"/>
         </w:rPr>
-        <w:t xml:space="preserve">. No es un trámite: si son </w:t>
+        <w:t xml:space="preserve">.~~ 🔴 </w:t>
+      </w:r>
+      <w:r>
+        <w:rPr>
+          <w:b/>
+          <w:color w:val="960000"/>
+          <w:sz w:val="20"/>
+        </w:rPr>
+        <w:t>TACHADO el 07/09: esto es `BLQ-1`, y `BLQ-1` está CERRADO desde el 31/08.</w:t>
+      </w:r>
+      <w:r>
+        <w:rPr>
+          <w:b w:val="0"/>
+          <w:color w:val="960000"/>
+          <w:sz w:val="20"/>
+        </w:rPr>
+        <w:t xml:space="preserve"> Este documento lo declara cerrado en su recuadro de cabecera y lo reabría aquí, veinte líneas después. La referencia </w:t>
+      </w:r>
+      <w:r>
+        <w:rPr>
+          <w:b/>
+          <w:color w:val="960000"/>
+          <w:sz w:val="20"/>
+        </w:rPr>
+        <w:t>está confirmada por la ficha del artículo comprado</w:t>
+      </w:r>
+      <w:r>
+        <w:rPr>
+          <w:b w:val="0"/>
+          <w:color w:val="960000"/>
+          <w:sz w:val="20"/>
+        </w:rPr>
+        <w:t xml:space="preserve">: </w:t>
+      </w:r>
+      <w:r>
+        <w:rPr>
+          <w:rFonts w:ascii="Consolas" w:hAnsi="Consolas"/>
+          <w:color w:val="960000"/>
+          <w:sz w:val="20"/>
+        </w:rPr>
+        <w:t>ESP32-WROOM-32</w:t>
+      </w:r>
+      <w:r>
+        <w:rPr>
+          <w:b w:val="0"/>
+          <w:color w:val="960000"/>
+          <w:sz w:val="20"/>
+        </w:rPr>
+        <w:t xml:space="preserve"> clásico, </w:t>
+      </w:r>
+      <w:r>
+        <w:rPr>
+          <w:rFonts w:ascii="Consolas" w:hAnsi="Consolas"/>
+          <w:color w:val="960000"/>
+          <w:sz w:val="20"/>
+        </w:rPr>
+        <w:t>BR/EDR</w:t>
+      </w:r>
+      <w:r>
+        <w:rPr>
+          <w:b w:val="0"/>
+          <w:color w:val="960000"/>
+          <w:sz w:val="20"/>
+        </w:rPr>
+        <w:t>, hay SPP (</w:t>
+      </w:r>
+      <w:r>
+        <w:rPr>
+          <w:rFonts w:ascii="Consolas" w:hAnsi="Consolas"/>
+          <w:color w:val="960000"/>
+          <w:sz w:val="20"/>
+        </w:rPr>
+        <w:t>grep -n "BLQ-1" ESTADO.md</w:t>
+      </w:r>
+      <w:r>
+        <w:rPr>
+          <w:b w:val="0"/>
+          <w:color w:val="960000"/>
+          <w:sz w:val="20"/>
+        </w:rPr>
+        <w:t xml:space="preserve"> · </w:t>
+      </w:r>
+      <w:r>
+        <w:rPr>
+          <w:rFonts w:ascii="Consolas" w:hAnsi="Consolas"/>
+          <w:color w:val="960000"/>
+          <w:sz w:val="20"/>
+        </w:rPr>
+        <w:t>grep -n "N-107" roadmap.md</w:t>
+      </w:r>
+      <w:r>
+        <w:rPr>
+          <w:b w:val="0"/>
+          <w:color w:val="960000"/>
+          <w:sz w:val="20"/>
+        </w:rPr>
+        <w:t xml:space="preserve">). </w:t>
+      </w:r>
+      <w:r>
+        <w:rPr>
+          <w:b/>
+          <w:color w:val="960000"/>
+          <w:sz w:val="20"/>
+        </w:rPr>
+        <w:t>No hace falta leer ningún blindaje para instalar.</w:t>
+      </w:r>
+      <w:r>
+        <w:rPr>
+          <w:b w:val="0"/>
+          <w:color w:val="960000"/>
+          <w:sz w:val="20"/>
+        </w:rPr>
+        <w:t xml:space="preserve"> ✅ </w:t>
+      </w:r>
+      <w:r>
+        <w:rPr>
+          <w:b/>
+          <w:color w:val="960000"/>
+          <w:sz w:val="20"/>
+        </w:rPr>
+        <w:t>Lo que del párrafo anterior SÍ sigue valiendo, y por eso el `chip_id` de arriba se conserva:</w:t>
+      </w:r>
+      <w:r>
+        <w:rPr>
+          <w:b w:val="0"/>
+          <w:color w:val="960000"/>
+          <w:sz w:val="20"/>
+        </w:rPr>
+        <w:t xml:space="preserve"> si algún día llega un módulo distinto, un </w:t>
       </w:r>
       <w:r>
         <w:rPr>
@@ -3117,7 +4461,7 @@
           <w:color w:val="960000"/>
           <w:sz w:val="20"/>
         </w:rPr>
-        <w:t xml:space="preserve"> o </w:t>
+        <w:t xml:space="preserve"> o un </w:t>
       </w:r>
       <w:r>
         <w:rPr>
@@ -3133,7 +4477,39 @@
           <w:color w:val="960000"/>
           <w:sz w:val="20"/>
         </w:rPr>
-        <w:t>, la app no conectará jamás y el síntoma será indistinguible del fallo que congeló este apartado —*«no abre el Bluetooth, no se conecta a ningún dispositivo»*—, con el tiempo de diagnóstico gastado otra vez en el sitio equivocado.</w:t>
+        <w:t xml:space="preserve"> </w:t>
+      </w:r>
+      <w:r>
+        <w:rPr>
+          <w:b/>
+          <w:color w:val="960000"/>
+          <w:sz w:val="20"/>
+        </w:rPr>
+        <w:t>no habla SPP</w:t>
+      </w:r>
+      <w:r>
+        <w:rPr>
+          <w:b w:val="0"/>
+          <w:color w:val="960000"/>
+          <w:sz w:val="20"/>
+        </w:rPr>
+        <w:t xml:space="preserve">, la app no conectará jamás, y el síntoma será indistinguible del fallo que congeló este apartado —*«no abre el Bluetooth, no se conecta a ningún dispositivo»*—. </w:t>
+      </w:r>
+      <w:r>
+        <w:rPr>
+          <w:b/>
+          <w:color w:val="960000"/>
+          <w:sz w:val="20"/>
+        </w:rPr>
+        <w:t>El comando es la forma barata de descartar esa causa ante un módulo de procedencia desconocida</w:t>
+      </w:r>
+      <w:r>
+        <w:rPr>
+          <w:b w:val="0"/>
+          <w:color w:val="960000"/>
+          <w:sz w:val="20"/>
+        </w:rPr>
+        <w:t>; deja de ser un requisito previo al montaje y pasa a ser una herramienta de diagnóstico.</w:t>
       </w:r>
     </w:p>
     <w:p>
@@ -5537,7 +6913,7 @@
           <w:color w:val="960000"/>
           <w:sz w:val="20"/>
         </w:rPr>
-        <w:t xml:space="preserve">. 🔴 </w:t>
+        <w:t xml:space="preserve">. ~~🔴 </w:t>
       </w:r>
       <w:r>
         <w:rPr>
@@ -5601,7 +6977,7 @@
           <w:color w:val="960000"/>
           <w:sz w:val="20"/>
         </w:rPr>
-        <w:t xml:space="preserve">: no es un paso que se salta, es un paso que todavía no tiene con qué hacerse. 🟡 </w:t>
+        <w:t xml:space="preserve">: no es un paso que se salta, es un paso que todavía no tiene con qué hacerse.~~ ~~🟡 </w:t>
       </w:r>
       <w:r>
         <w:rPr>
@@ -5665,7 +7041,375 @@
           <w:color w:val="960000"/>
           <w:sz w:val="20"/>
         </w:rPr>
-        <w:t xml:space="preserve">, no este manual. </w:t>
+        <w:t xml:space="preserve">, no este manual.~~ # 🔴 TACHADO EL 07/09 — ESTE ES EL </w:t>
+      </w:r>
+      <w:r>
+        <w:rPr>
+          <w:rFonts w:ascii="Consolas" w:hAnsi="Consolas"/>
+          <w:color w:val="960000"/>
+          <w:sz w:val="20"/>
+        </w:rPr>
+        <w:t>MEDIDO</w:t>
+      </w:r>
+      <w:r>
+        <w:rPr>
+          <w:b w:val="0"/>
+          <w:color w:val="960000"/>
+          <w:sz w:val="20"/>
+        </w:rPr>
+        <w:t xml:space="preserve"> CADUCADO DE ESTE MANUAL, Y LA FECHA ERA CORRECTA </w:t>
+      </w:r>
+      <w:r>
+        <w:rPr>
+          <w:b/>
+          <w:color w:val="960000"/>
+          <w:sz w:val="20"/>
+        </w:rPr>
+        <w:t>La medida del 31/08 fue cierta el día que se tomó, y el módulo entró ESE MISMO DÍA</w:t>
+      </w:r>
+      <w:r>
+        <w:rPr>
+          <w:b w:val="0"/>
+          <w:color w:val="960000"/>
+          <w:sz w:val="20"/>
+        </w:rPr>
+        <w:t xml:space="preserve"> (</w:t>
+      </w:r>
+      <w:r>
+        <w:rPr>
+          <w:rFonts w:ascii="Consolas" w:hAnsi="Consolas"/>
+          <w:color w:val="960000"/>
+          <w:sz w:val="20"/>
+        </w:rPr>
+        <w:t>d2427c2</w:t>
+      </w:r>
+      <w:r>
+        <w:rPr>
+          <w:b w:val="0"/>
+          <w:color w:val="960000"/>
+          <w:sz w:val="20"/>
+        </w:rPr>
+        <w:t xml:space="preserve">, </w:t>
+      </w:r>
+      <w:r>
+        <w:rPr>
+          <w:rFonts w:ascii="Consolas" w:hAnsi="Consolas"/>
+          <w:color w:val="960000"/>
+          <w:sz w:val="20"/>
+        </w:rPr>
+        <w:t>2026-08-31</w:t>
+      </w:r>
+      <w:r>
+        <w:rPr>
+          <w:b w:val="0"/>
+          <w:color w:val="960000"/>
+          <w:sz w:val="20"/>
+        </w:rPr>
+        <w:t xml:space="preserve">). Una fecha correcta no valida el contenido: </w:t>
+      </w:r>
+      <w:r>
+        <w:rPr>
+          <w:b/>
+          <w:color w:val="960000"/>
+          <w:sz w:val="20"/>
+        </w:rPr>
+        <w:t>`01_Firmware/ESP32_Expansion/` son 16 ficheros y 2.588 líneas</w:t>
+      </w:r>
+      <w:r>
+        <w:rPr>
+          <w:b w:val="0"/>
+          <w:color w:val="960000"/>
+          <w:sz w:val="20"/>
+        </w:rPr>
+        <w:t xml:space="preserve">, y trae las dos cosas que este bloque daba por pendientes: | lo que este bloque daba por inexistente | lo medido hoy, por símbolo | |---|---| | la </w:t>
+      </w:r>
+      <w:r>
+        <w:rPr>
+          <w:b/>
+          <w:color w:val="960000"/>
+          <w:sz w:val="20"/>
+        </w:rPr>
+        <w:t>matrícula</w:t>
+      </w:r>
+      <w:r>
+        <w:rPr>
+          <w:b w:val="0"/>
+          <w:color w:val="960000"/>
+          <w:sz w:val="20"/>
+        </w:rPr>
+        <w:t xml:space="preserve"> | </w:t>
+      </w:r>
+      <w:r>
+        <w:rPr>
+          <w:rFonts w:ascii="Consolas" w:hAnsi="Consolas"/>
+          <w:color w:val="960000"/>
+          <w:sz w:val="20"/>
+        </w:rPr>
+        <w:t>ROTULO_PREFIJO "SEM-"</w:t>
+      </w:r>
+      <w:r>
+        <w:rPr>
+          <w:b w:val="0"/>
+          <w:color w:val="960000"/>
+          <w:sz w:val="20"/>
+        </w:rPr>
+        <w:t xml:space="preserve"> y </w:t>
+      </w:r>
+      <w:r>
+        <w:rPr>
+          <w:rFonts w:ascii="Consolas" w:hAnsi="Consolas"/>
+          <w:color w:val="960000"/>
+          <w:sz w:val="20"/>
+        </w:rPr>
+        <w:t>ROTULO_PROVISIONAL "SEM-SIN-MATRICULA"</w:t>
+      </w:r>
+      <w:r>
+        <w:rPr>
+          <w:b w:val="0"/>
+          <w:color w:val="960000"/>
+          <w:sz w:val="20"/>
+        </w:rPr>
+        <w:t xml:space="preserve"> en </w:t>
+      </w:r>
+      <w:r>
+        <w:rPr>
+          <w:rFonts w:ascii="Consolas" w:hAnsi="Consolas"/>
+          <w:color w:val="960000"/>
+          <w:sz w:val="20"/>
+        </w:rPr>
+        <w:t>ESP32_Expansion/include/contrato.h</w:t>
+      </w:r>
+      <w:r>
+        <w:rPr>
+          <w:b w:val="0"/>
+          <w:color w:val="960000"/>
+          <w:sz w:val="20"/>
+        </w:rPr>
+        <w:t xml:space="preserve">; se aplica en </w:t>
+      </w:r>
+      <w:r>
+        <w:rPr>
+          <w:rFonts w:ascii="Consolas" w:hAnsi="Consolas"/>
+          <w:color w:val="960000"/>
+          <w:sz w:val="20"/>
+        </w:rPr>
+        <w:t>transporte_app.cpp</w:t>
+      </w:r>
+      <w:r>
+        <w:rPr>
+          <w:b w:val="0"/>
+          <w:color w:val="960000"/>
+          <w:sz w:val="20"/>
+        </w:rPr>
+        <w:t xml:space="preserve"> sobre </w:t>
+      </w:r>
+      <w:r>
+        <w:rPr>
+          <w:rFonts w:ascii="Consolas" w:hAnsi="Consolas"/>
+          <w:color w:val="960000"/>
+          <w:sz w:val="20"/>
+        </w:rPr>
+        <w:t>spp.begin(rotulo)</w:t>
+      </w:r>
+      <w:r>
+        <w:rPr>
+          <w:b w:val="0"/>
+          <w:color w:val="960000"/>
+          <w:sz w:val="20"/>
+        </w:rPr>
+        <w:t xml:space="preserve"> y </w:t>
+      </w:r>
+      <w:r>
+        <w:rPr>
+          <w:b/>
+          <w:color w:val="960000"/>
+          <w:sz w:val="20"/>
+        </w:rPr>
+        <w:t>se guarda en NVS</w:t>
+      </w:r>
+      <w:r>
+        <w:rPr>
+          <w:b w:val="0"/>
+          <w:color w:val="960000"/>
+          <w:sz w:val="20"/>
+        </w:rPr>
+        <w:t xml:space="preserve">, así que sobrevive al corte | | el </w:t>
+      </w:r>
+      <w:r>
+        <w:rPr>
+          <w:b/>
+          <w:color w:val="960000"/>
+          <w:sz w:val="20"/>
+        </w:rPr>
+        <w:t>watchdog</w:t>
+      </w:r>
+      <w:r>
+        <w:rPr>
+          <w:b w:val="0"/>
+          <w:color w:val="960000"/>
+          <w:sz w:val="20"/>
+        </w:rPr>
+        <w:t xml:space="preserve">, que era el requisito previo | </w:t>
+      </w:r>
+      <w:r>
+        <w:rPr>
+          <w:rFonts w:ascii="Consolas" w:hAnsi="Consolas"/>
+          <w:color w:val="960000"/>
+          <w:sz w:val="20"/>
+        </w:rPr>
+        <w:t>#include &lt;esp_task_wdt.h&gt;</w:t>
+      </w:r>
+      <w:r>
+        <w:rPr>
+          <w:b w:val="0"/>
+          <w:color w:val="960000"/>
+          <w:sz w:val="20"/>
+        </w:rPr>
+        <w:t xml:space="preserve"> en </w:t>
+      </w:r>
+      <w:r>
+        <w:rPr>
+          <w:rFonts w:ascii="Consolas" w:hAnsi="Consolas"/>
+          <w:color w:val="960000"/>
+          <w:sz w:val="20"/>
+        </w:rPr>
+        <w:t>ESP32_Expansion/src/vigilante.cpp</w:t>
+      </w:r>
+      <w:r>
+        <w:rPr>
+          <w:b w:val="0"/>
+          <w:color w:val="960000"/>
+          <w:sz w:val="20"/>
+        </w:rPr>
+        <w:t xml:space="preserve">, con </w:t>
+      </w:r>
+      <w:r>
+        <w:rPr>
+          <w:rFonts w:ascii="Consolas" w:hAnsi="Consolas"/>
+          <w:color w:val="960000"/>
+          <w:sz w:val="20"/>
+        </w:rPr>
+        <w:t>ESP32_WDT_MS</w:t>
+      </w:r>
+      <w:r>
+        <w:rPr>
+          <w:b w:val="0"/>
+          <w:color w:val="960000"/>
+          <w:sz w:val="20"/>
+        </w:rPr>
+        <w:t xml:space="preserve"> y su pack | 🔴 </w:t>
+      </w:r>
+      <w:r>
+        <w:rPr>
+          <w:b/>
+          <w:color w:val="960000"/>
+          <w:sz w:val="20"/>
+        </w:rPr>
+        <w:t>Lo que esto cambia para quien monta: ya no falta «un firmware que escribir». Falta la línea `A5`, la fuente propia DC-DC 12 V→5 V, que sigue sin pedirse</w:t>
+      </w:r>
+      <w:r>
+        <w:rPr>
+          <w:b w:val="0"/>
+          <w:color w:val="960000"/>
+          <w:sz w:val="20"/>
+        </w:rPr>
+        <w:t xml:space="preserve"> — y ésa sí bloquea (§2.3.bis). ⚠️ </w:t>
+      </w:r>
+      <w:r>
+        <w:rPr>
+          <w:b/>
+          <w:color w:val="960000"/>
+          <w:sz w:val="20"/>
+        </w:rPr>
+        <w:t>Y una diferencia de método que hay que saber antes de rotular:</w:t>
+      </w:r>
+      <w:r>
+        <w:rPr>
+          <w:b w:val="0"/>
+          <w:color w:val="960000"/>
+          <w:sz w:val="20"/>
+        </w:rPr>
+        <w:t xml:space="preserve"> el rótulo </w:t>
+      </w:r>
+      <w:r>
+        <w:rPr>
+          <w:b/>
+          <w:color w:val="960000"/>
+          <w:sz w:val="20"/>
+        </w:rPr>
+        <w:t>no se teclea</w:t>
+      </w:r>
+      <w:r>
+        <w:rPr>
+          <w:b w:val="0"/>
+          <w:color w:val="960000"/>
+          <w:sz w:val="20"/>
+        </w:rPr>
+        <w:t xml:space="preserve"> como un </w:t>
+      </w:r>
+      <w:r>
+        <w:rPr>
+          <w:rFonts w:ascii="Consolas" w:hAnsi="Consolas"/>
+          <w:color w:val="960000"/>
+          <w:sz w:val="20"/>
+        </w:rPr>
+        <w:t>AT+NAME</w:t>
+      </w:r>
+      <w:r>
+        <w:rPr>
+          <w:b w:val="0"/>
+          <w:color w:val="960000"/>
+          <w:sz w:val="20"/>
+        </w:rPr>
+        <w:t xml:space="preserve">. Se aprende y se guarda solo; un módulo que aún no ha aprendido su serie sale como </w:t>
+      </w:r>
+      <w:r>
+        <w:rPr>
+          <w:rFonts w:ascii="Consolas" w:hAnsi="Consolas"/>
+          <w:color w:val="960000"/>
+          <w:sz w:val="20"/>
+        </w:rPr>
+        <w:t>SEM-SIN-MATRICULA</w:t>
+      </w:r>
+      <w:r>
+        <w:rPr>
+          <w:b w:val="0"/>
+          <w:color w:val="960000"/>
+          <w:sz w:val="20"/>
+        </w:rPr>
+        <w:t xml:space="preserve">, que es </w:t>
+      </w:r>
+      <w:r>
+        <w:rPr>
+          <w:b/>
+          <w:color w:val="960000"/>
+          <w:sz w:val="20"/>
+        </w:rPr>
+        <w:t>un nombre que admite que no sabe</w:t>
+      </w:r>
+      <w:r>
+        <w:rPr>
+          <w:b w:val="0"/>
+          <w:color w:val="960000"/>
+          <w:sz w:val="20"/>
+        </w:rPr>
+        <w:t xml:space="preserve"> en vez de uno inventado. Si en la lista de Android aparece esa cadena, el módulo está sano y </w:t>
+      </w:r>
+      <w:r>
+        <w:rPr>
+          <w:b/>
+          <w:color w:val="960000"/>
+          <w:sz w:val="20"/>
+        </w:rPr>
+        <w:t>todavía no ha visto a su equipo</w:t>
+      </w:r>
+      <w:r>
+        <w:rPr>
+          <w:b w:val="0"/>
+          <w:color w:val="960000"/>
+          <w:sz w:val="20"/>
+        </w:rPr>
+        <w:t xml:space="preserve">: no es una avería del Bluetooth. </w:t>
       </w:r>
       <w:r>
         <w:rPr>
@@ -8643,35 +10387,14 @@
           <w:b w:val="0"/>
           <w:sz w:val="21"/>
         </w:rPr>
-        <w:t xml:space="preserve">📖 </w:t>
-      </w:r>
-      <w:r>
-        <w:rPr>
-          <w:b/>
-          <w:sz w:val="21"/>
-        </w:rPr>
-        <w:t>Nivel de prueba de la columna del ESP32:</w:t>
-      </w:r>
-      <w:r>
-        <w:rPr>
-          <w:b w:val="0"/>
-          <w:sz w:val="21"/>
-        </w:rPr>
-        <w:t xml:space="preserve"> </w:t>
-      </w:r>
-      <w:r>
-        <w:rPr>
-          <w:b/>
-          <w:sz w:val="21"/>
-        </w:rPr>
-        <w:t>LEÍDO</w:t>
-      </w:r>
-      <w:r>
-        <w:rPr>
-          <w:b w:val="0"/>
-          <w:sz w:val="21"/>
-        </w:rPr>
-        <w:t xml:space="preserve"> en</w:t>
+        <w:t xml:space="preserve">✅ </w:t>
+      </w:r>
+      <w:r>
+        <w:rPr>
+          <w:b/>
+          <w:sz w:val="21"/>
+        </w:rPr>
+        <w:t>Nivel de prueba de la columna del ESP32 — SUBE de `LEÍDO` a `MEDIDO EN EL FUENTE` el 07/09.</w:t>
       </w:r>
     </w:p>
     <w:p>
@@ -8680,6 +10403,27 @@
       </w:pPr>
       <w:r>
         <w:rPr>
+          <w:b w:val="0"/>
+          <w:sz w:val="21"/>
+        </w:rPr>
+        <w:t>~~</w:t>
+      </w:r>
+      <w:r>
+        <w:rPr>
+          <w:b/>
+          <w:sz w:val="21"/>
+        </w:rPr>
+        <w:t>LEÍDO</w:t>
+      </w:r>
+      <w:r>
+        <w:rPr>
+          <w:b w:val="0"/>
+          <w:sz w:val="21"/>
+        </w:rPr>
+        <w:t xml:space="preserve"> en </w:t>
+      </w:r>
+      <w:r>
+        <w:rPr>
           <w:rFonts w:ascii="Consolas" w:hAnsi="Consolas"/>
           <w:sz w:val="21"/>
         </w:rPr>
@@ -8704,7 +10448,7 @@
           <w:b w:val="0"/>
           <w:sz w:val="21"/>
         </w:rPr>
-        <w:t xml:space="preserve"> — es la asignación</w:t>
+        <w:t xml:space="preserve"> —</w:t>
       </w:r>
     </w:p>
     <w:p>
@@ -8716,7 +10460,7 @@
           <w:b w:val="0"/>
           <w:sz w:val="21"/>
         </w:rPr>
-        <w:t xml:space="preserve">decidida, </w:t>
+        <w:t xml:space="preserve">es la asignación decidida, </w:t>
       </w:r>
       <w:r>
         <w:rPr>
@@ -8730,28 +10474,7 @@
           <w:b w:val="0"/>
           <w:sz w:val="21"/>
         </w:rPr>
-        <w:t xml:space="preserve"> y sin nadie que la haya cableado. </w:t>
-      </w:r>
-      <w:r>
-        <w:rPr>
-          <w:rFonts w:ascii="Consolas" w:hAnsi="Consolas"/>
-          <w:sz w:val="21"/>
-        </w:rPr>
-        <w:t>GPIO16</w:t>
-      </w:r>
-      <w:r>
-        <w:rPr>
-          <w:b w:val="0"/>
-          <w:sz w:val="21"/>
-        </w:rPr>
-        <w:t>/</w:t>
-      </w:r>
-      <w:r>
-        <w:rPr>
-          <w:rFonts w:ascii="Consolas" w:hAnsi="Consolas"/>
-          <w:sz w:val="21"/>
-        </w:rPr>
-        <w:t>GPIO17</w:t>
+        <w:t xml:space="preserve"> y sin nadie que la haya cableado.~~</w:t>
       </w:r>
     </w:p>
     <w:p>
@@ -8763,21 +10486,7 @@
           <w:b w:val="0"/>
           <w:sz w:val="21"/>
         </w:rPr>
-        <w:t xml:space="preserve">son la </w:t>
-      </w:r>
-      <w:r>
-        <w:rPr>
-          <w:rFonts w:ascii="Consolas" w:hAnsi="Consolas"/>
-          <w:sz w:val="21"/>
-        </w:rPr>
-        <w:t>UART2</w:t>
-      </w:r>
-      <w:r>
-        <w:rPr>
-          <w:b w:val="0"/>
-          <w:sz w:val="21"/>
-        </w:rPr>
-        <w:t xml:space="preserve"> por defecto del ESP32 clásico; **si el firmware del puente acaba usando otros pines, lo</w:t>
+        <w:t>**Este manual dejó escrita la condición de su propia corrección —*«si el firmware del puente acaba</w:t>
       </w:r>
     </w:p>
     <w:p>
@@ -8789,21 +10498,7 @@
           <w:b w:val="0"/>
           <w:sz w:val="21"/>
         </w:rPr>
-        <w:t>que manda es el firmware y esta tabla se corrige entonces.</w:t>
-      </w:r>
-      <w:r>
-        <w:rPr>
-          <w:b/>
-          <w:sz w:val="21"/>
-        </w:rPr>
-        <w:t xml:space="preserve"> La columna del STM32 sí está </w:t>
-      </w:r>
-      <w:r>
-        <w:rPr>
-          <w:b w:val="0"/>
-          <w:sz w:val="21"/>
-        </w:rPr>
-        <w:t>MEDIDA EN</w:t>
+        <w:t>usando otros pines, lo que manda es el firmware y esta tabla se corrige entonces»*— y hoy hay</w:t>
       </w:r>
     </w:p>
     <w:p>
@@ -8815,7 +10510,181 @@
           <w:b w:val="0"/>
           <w:sz w:val="21"/>
         </w:rPr>
-        <w:t>EL FUENTE** (§2.1).</w:t>
+        <w:t>firmware. Se ha ido a mirar, y la tabla ACIERTA:**</w:t>
+      </w:r>
+    </w:p>
+    <w:p>
+      <w:pPr>
+        <w:spacing w:after="200"/>
+        <w:ind w:left="288"/>
+        <w:shd w:val="clear" w:fill="F4F4F4"/>
+      </w:pPr>
+      <w:r>
+        <w:rPr>
+          <w:rFonts w:ascii="Consolas" w:hAnsi="Consolas"/>
+          <w:sz w:val="18"/>
+        </w:rPr>
+        <w:t>$ grep -n "ENLACE_PIN_TX\|ENLACE_PIN_RX" 01_Firmware/ESP32_Expansion/include/contrato.h</w:t>
+        <w:br/>
+        <w:t>44:#define ENLACE_PIN_TX         17   // GPIO17 -&gt; J17 p2 -&gt; PB7, que es el RX del micro</w:t>
+        <w:br/>
+        <w:t>45:#define ENLACE_PIN_RX         16   // GPIO16 &lt;- J17 p3 &lt;- PB6, que es el TX del micro</w:t>
+      </w:r>
+    </w:p>
+    <w:p>
+      <w:pPr>
+        <w:spacing w:after="120"/>
+      </w:pPr>
+      <w:r>
+        <w:rPr>
+          <w:b w:val="0"/>
+          <w:sz w:val="21"/>
+        </w:rPr>
+        <w:t xml:space="preserve">Y se abren </w:t>
+      </w:r>
+      <w:r>
+        <w:rPr>
+          <w:b/>
+          <w:sz w:val="21"/>
+        </w:rPr>
+        <w:t>ahí y en un solo sitio</w:t>
+      </w:r>
+      <w:r>
+        <w:rPr>
+          <w:b w:val="0"/>
+          <w:sz w:val="21"/>
+        </w:rPr>
+        <w:t xml:space="preserve"> —`haciaSTM32.begin(ENLACE_BAUDIO, ENLACE_FORMATO,</w:t>
+      </w:r>
+    </w:p>
+    <w:p>
+      <w:pPr>
+        <w:spacing w:after="120"/>
+      </w:pPr>
+      <w:r>
+        <w:rPr>
+          <w:b w:val="0"/>
+          <w:sz w:val="21"/>
+        </w:rPr>
+        <w:t>ENLACE_PIN_RX, ENLACE_PIN_TX)</w:t>
+      </w:r>
+      <w:r>
+        <w:rPr>
+          <w:rFonts w:ascii="Consolas" w:hAnsi="Consolas"/>
+          <w:sz w:val="21"/>
+        </w:rPr>
+        <w:t xml:space="preserve"> en </w:t>
+      </w:r>
+      <w:r>
+        <w:rPr>
+          <w:b w:val="0"/>
+          <w:sz w:val="21"/>
+        </w:rPr>
+        <w:t>ESP32_Expansion/src/enlace_stm32.cpp`, que es **el único fichero</w:t>
+      </w:r>
+    </w:p>
+    <w:p>
+      <w:pPr>
+        <w:spacing w:after="120"/>
+      </w:pPr>
+      <w:r>
+        <w:rPr>
+          <w:b w:val="0"/>
+          <w:sz w:val="21"/>
+        </w:rPr>
+        <w:t xml:space="preserve">del proyecto que nombra </w:t>
+      </w:r>
+      <w:r>
+        <w:rPr>
+          <w:rFonts w:ascii="Consolas" w:hAnsi="Consolas"/>
+          <w:sz w:val="21"/>
+        </w:rPr>
+        <w:t>Serial2</w:t>
+      </w:r>
+      <w:r>
+        <w:rPr>
+          <w:b/>
+          <w:sz w:val="21"/>
+        </w:rPr>
+        <w:t xml:space="preserve">, con un pack que lo vigila—. </w:t>
+      </w:r>
+      <w:r>
+        <w:rPr>
+          <w:rFonts w:ascii="Consolas" w:hAnsi="Consolas"/>
+          <w:sz w:val="21"/>
+        </w:rPr>
+        <w:t>GPIO16</w:t>
+      </w:r>
+      <w:r>
+        <w:rPr>
+          <w:b w:val="0"/>
+          <w:sz w:val="21"/>
+        </w:rPr>
+        <w:t>/</w:t>
+      </w:r>
+      <w:r>
+        <w:rPr>
+          <w:rFonts w:ascii="Consolas" w:hAnsi="Consolas"/>
+          <w:sz w:val="21"/>
+        </w:rPr>
+        <w:t>GPIO17</w:t>
+      </w:r>
+      <w:r>
+        <w:rPr>
+          <w:b w:val="0"/>
+          <w:sz w:val="21"/>
+        </w:rPr>
+        <w:t xml:space="preserve"> son la </w:t>
+      </w:r>
+      <w:r>
+        <w:rPr>
+          <w:rFonts w:ascii="Consolas" w:hAnsi="Consolas"/>
+          <w:sz w:val="21"/>
+        </w:rPr>
+        <w:t>UART2</w:t>
+      </w:r>
+    </w:p>
+    <w:p>
+      <w:pPr>
+        <w:spacing w:after="120"/>
+      </w:pPr>
+      <w:r>
+        <w:rPr>
+          <w:b w:val="0"/>
+          <w:sz w:val="21"/>
+        </w:rPr>
+        <w:t>por defecto del ESP32 clásico y el firmware las usa tal cual.** La columna del STM32 ya estaba</w:t>
+      </w:r>
+    </w:p>
+    <w:p>
+      <w:pPr>
+        <w:spacing w:after="120"/>
+      </w:pPr>
+      <w:r>
+        <w:rPr>
+          <w:b/>
+          <w:sz w:val="21"/>
+        </w:rPr>
+        <w:t>MEDIDA EN EL FUENTE</w:t>
+      </w:r>
+      <w:r>
+        <w:rPr>
+          <w:b w:val="0"/>
+          <w:sz w:val="21"/>
+        </w:rPr>
+        <w:t xml:space="preserve"> (§2.1): **las dos columnas de esta tabla están hoy medidas en código, y lo</w:t>
+      </w:r>
+    </w:p>
+    <w:p>
+      <w:pPr>
+        <w:spacing w:after="120"/>
+      </w:pPr>
+      <w:r>
+        <w:rPr>
+          <w:b w:val="0"/>
+          <w:sz w:val="21"/>
+        </w:rPr>
+        <w:t>que sigue sin medirse es el cobre — nadie la ha cableado todavía.**</w:t>
       </w:r>
     </w:p>
     <w:p>
@@ -15011,39 +16880,275 @@
           <w:color w:val="003366"/>
           <w:sz w:val="23"/>
         </w:rPr>
-        <w:t xml:space="preserve"> el 04/09, decision del responsable, en las DOS puntas — MEDIDO: </w:t>
-      </w:r>
-      <w:r>
-        <w:rPr>
-          <w:rFonts w:ascii="Consolas" w:hAnsi="Consolas"/>
-          <w:color w:val="003366"/>
-          <w:sz w:val="23"/>
+        <w:t xml:space="preserve"> el 04/09, decision del responsable, en las DOS puntas. Un tecnico que cronometre con «1 segundo» declara caido un enlace sano.)*</w:t>
+      </w:r>
+    </w:p>
+    <w:p>
+      <w:pPr>
+        <w:spacing w:after="160"/>
+        <w:ind w:left="360"/>
+        <w:shd w:val="clear" w:fill="FFF4E5"/>
+      </w:pPr>
+      <w:r>
+        <w:rPr>
+          <w:b w:val="0"/>
+          <w:color w:val="960000"/>
+          <w:sz w:val="20"/>
+        </w:rPr>
+        <w:t xml:space="preserve">✅ </w:t>
+      </w:r>
+      <w:r>
+        <w:rPr>
+          <w:b/>
+          <w:color w:val="960000"/>
+          <w:sz w:val="20"/>
+        </w:rPr>
+        <w:t>MEDIDO el 07/09, y se cita el SÍMBOLO porque las dos citas por línea que había aquí ya no señalaban al sitio.</w:t>
+      </w:r>
+      <w:r>
+        <w:rPr>
+          <w:b w:val="0"/>
+          <w:color w:val="960000"/>
+          <w:sz w:val="20"/>
+        </w:rPr>
+        <w:t xml:space="preserve"> Decían </w:t>
+      </w:r>
+      <w:r>
+        <w:rPr>
+          <w:rFonts w:ascii="Consolas" w:hAnsi="Consolas"/>
+          <w:color w:val="960000"/>
+          <w:sz w:val="20"/>
         </w:rPr>
         <w:t>Maestro/src/bluetooth.cpp:851</w:t>
       </w:r>
       <w:r>
         <w:rPr>
-          <w:b/>
-          <w:color w:val="003366"/>
-          <w:sz w:val="23"/>
+          <w:b w:val="0"/>
+          <w:color w:val="960000"/>
+          <w:sz w:val="20"/>
+        </w:rPr>
+        <w:t xml:space="preserve"> y </w:t>
+      </w:r>
+      <w:r>
+        <w:rPr>
+          <w:rFonts w:ascii="Consolas" w:hAnsi="Consolas"/>
+          <w:color w:val="960000"/>
+          <w:sz w:val="20"/>
+        </w:rPr>
+        <w:t>Esclavo/src/bluetooth.cpp:768</w:t>
+      </w:r>
+      <w:r>
+        <w:rPr>
+          <w:b w:val="0"/>
+          <w:color w:val="960000"/>
+          <w:sz w:val="20"/>
+        </w:rPr>
+        <w:t xml:space="preserve">; la segunda apunta hoy a </w:t>
+      </w:r>
+      <w:r>
+        <w:rPr>
+          <w:rFonts w:ascii="Consolas" w:hAnsi="Consolas"/>
+          <w:color w:val="960000"/>
+          <w:sz w:val="20"/>
+        </w:rPr>
+        <w:t>enviarTramaConCrc("ACK,CMD:SET_MODO:DEGRADADO,RESULT:OK")</w:t>
+      </w:r>
+      <w:r>
+        <w:rPr>
+          <w:b w:val="0"/>
+          <w:color w:val="960000"/>
+          <w:sz w:val="20"/>
+        </w:rPr>
+        <w:t xml:space="preserve">, que es el acuse de </w:t>
+      </w:r>
+      <w:r>
+        <w:rPr>
+          <w:rFonts w:ascii="Consolas" w:hAnsi="Consolas"/>
+          <w:color w:val="960000"/>
+          <w:sz w:val="20"/>
+        </w:rPr>
+        <w:t>D-18</w:t>
+      </w:r>
+      <w:r>
+        <w:rPr>
+          <w:b w:val="0"/>
+          <w:color w:val="960000"/>
+          <w:sz w:val="20"/>
+        </w:rPr>
+        <w:t xml:space="preserve"> y no tiene nada que ver con la cadencia. </w:t>
+      </w:r>
+      <w:r>
+        <w:rPr>
+          <w:b/>
+          <w:color w:val="960000"/>
+          <w:sz w:val="20"/>
+        </w:rPr>
+        <w:t>La cadencia se encuentra así, y no caduca:</w:t>
+      </w:r>
+      <w:r>
+        <w:rPr>
+          <w:b w:val="0"/>
+          <w:color w:val="960000"/>
+          <w:sz w:val="20"/>
+        </w:rPr>
+        <w:t xml:space="preserve"> ``</w:t>
+      </w:r>
+      <w:r>
+        <w:rPr>
+          <w:rFonts w:ascii="Consolas" w:hAnsi="Consolas"/>
+          <w:color w:val="960000"/>
+          <w:sz w:val="20"/>
+        </w:rPr>
+        <w:t xml:space="preserve"> grep -n "STATUS_PERIODO_MS\|2000" 01_Firmware/Maestro/src/bluetooth.cpp </w:t>
+      </w:r>
+      <w:r>
+        <w:rPr>
+          <w:rFonts w:ascii="Consolas" w:hAnsi="Consolas"/>
+          <w:color w:val="960000"/>
+          <w:sz w:val="20"/>
+        </w:rPr>
+      </w:r>
+      <w:r>
+        <w:rPr>
+          <w:rFonts w:ascii="Consolas" w:hAnsi="Consolas"/>
+          <w:color w:val="960000"/>
+          <w:sz w:val="20"/>
+        </w:rPr>
+        <w:t xml:space="preserve"> **Y la plantilla literal, que es lo que un parser tiene que casar, sale del </w:t>
+      </w:r>
+      <w:r>
+        <w:rPr>
+          <w:b w:val="0"/>
+          <w:color w:val="960000"/>
+          <w:sz w:val="20"/>
+        </w:rPr>
+        <w:t>snprintf</w:t>
+      </w:r>
+      <w:r>
+        <w:rPr>
+          <w:rFonts w:ascii="Consolas" w:hAnsi="Consolas"/>
+          <w:color w:val="960000"/>
+          <w:sz w:val="20"/>
+        </w:rPr>
+        <w:t xml:space="preserve"> de cada punta** — </w:t>
+      </w:r>
+      <w:r>
+        <w:rPr>
+          <w:b w:val="0"/>
+          <w:color w:val="960000"/>
+          <w:sz w:val="20"/>
+        </w:rPr>
+        <w:t>grep -n '"\STATUS' 01_Firmware/*/src/bluetooth.cpp</w:t>
+      </w:r>
+      <w:r>
+        <w:rPr>
+          <w:rFonts w:ascii="Consolas" w:hAnsi="Consolas"/>
+          <w:color w:val="960000"/>
+          <w:sz w:val="20"/>
+        </w:rPr>
+        <w:t xml:space="preserve">: </w:t>
+      </w:r>
+      <w:r>
+        <w:rPr>
+          <w:rFonts w:ascii="Consolas" w:hAnsi="Consolas"/>
+          <w:color w:val="960000"/>
+          <w:sz w:val="20"/>
+        </w:rPr>
+      </w:r>
+      <w:r>
+        <w:rPr>
+          <w:rFonts w:ascii="Consolas" w:hAnsi="Consolas"/>
+          <w:color w:val="960000"/>
+          <w:sz w:val="20"/>
+        </w:rPr>
+        <w:t xml:space="preserve"> STATUS,NODE:MAESTRO,SERIE:%s,MODO:%s,ESTADO:%s,T:%s,RF:%s,RTT:%s,BAT:--,HORA:%s,ESC:%s,PLUMA:%s,CAM:%s STATUS,NODE:ESCLAVO,SERIE:%s,MODO:%s,ESTADO:%s,T:--,RF:--,RTT:--,BAT:--,HORA:%s,PLUMA:%s,CAM:%s </w:t>
+      </w:r>
+      <w:r>
+        <w:rPr>
+          <w:rFonts w:ascii="Consolas" w:hAnsi="Consolas"/>
+          <w:color w:val="960000"/>
+          <w:sz w:val="20"/>
+        </w:rPr>
+      </w:r>
+      <w:r>
+        <w:rPr>
+          <w:rFonts w:ascii="Consolas" w:hAnsi="Consolas"/>
+          <w:color w:val="960000"/>
+          <w:sz w:val="20"/>
+        </w:rPr>
+        <w:t xml:space="preserve"> 🔴 **En el ESCLAVO, </w:t>
+      </w:r>
+      <w:r>
+        <w:rPr>
+          <w:b w:val="0"/>
+          <w:color w:val="960000"/>
+          <w:sz w:val="20"/>
+        </w:rPr>
+        <w:t>T:</w:t>
+      </w:r>
+      <w:r>
+        <w:rPr>
+          <w:rFonts w:ascii="Consolas" w:hAnsi="Consolas"/>
+          <w:color w:val="960000"/>
+          <w:sz w:val="20"/>
         </w:rPr>
         <w:t xml:space="preserve">, </w:t>
       </w:r>
       <w:r>
         <w:rPr>
-          <w:rFonts w:ascii="Consolas" w:hAnsi="Consolas"/>
-          <w:color w:val="003366"/>
-          <w:sz w:val="23"/>
-        </w:rPr>
-        <w:t>Esclavo/src/bluetooth.cpp:768</w:t>
-      </w:r>
-      <w:r>
-        <w:rPr>
-          <w:b/>
-          <w:color w:val="003366"/>
-          <w:sz w:val="23"/>
-        </w:rPr>
-        <w:t>. Un tecnico que cronometre con «1 segundo» declara caido un enlace sano.)*</w:t>
+          <w:b w:val="0"/>
+          <w:color w:val="960000"/>
+          <w:sz w:val="20"/>
+        </w:rPr>
+        <w:t>RF:</w:t>
+      </w:r>
+      <w:r>
+        <w:rPr>
+          <w:rFonts w:ascii="Consolas" w:hAnsi="Consolas"/>
+          <w:color w:val="960000"/>
+          <w:sz w:val="20"/>
+        </w:rPr>
+        <w:t xml:space="preserve"> y </w:t>
+      </w:r>
+      <w:r>
+        <w:rPr>
+          <w:b w:val="0"/>
+          <w:color w:val="960000"/>
+          <w:sz w:val="20"/>
+        </w:rPr>
+        <w:t>RTT:</w:t>
+      </w:r>
+      <w:r>
+        <w:rPr>
+          <w:rFonts w:ascii="Consolas" w:hAnsi="Consolas"/>
+          <w:color w:val="960000"/>
+          <w:sz w:val="20"/>
+        </w:rPr>
+        <w:t xml:space="preserve"> son </w:t>
+      </w:r>
+      <w:r>
+        <w:rPr>
+          <w:b w:val="0"/>
+          <w:color w:val="960000"/>
+          <w:sz w:val="20"/>
+        </w:rPr>
+        <w:t>--` LITERALES dentro de la plantilla</w:t>
+      </w:r>
+      <w:r>
+        <w:rPr>
+          <w:b/>
+          <w:color w:val="960000"/>
+          <w:sz w:val="20"/>
+        </w:rPr>
+        <w:t xml:space="preserve"> —no son huecos que a veces se rellenen—, y </w:t>
+      </w:r>
+      <w:r>
+        <w:rPr>
+          <w:b w:val="0"/>
+          <w:color w:val="960000"/>
+          <w:sz w:val="20"/>
+        </w:rPr>
+        <w:t>no hay ningún campo de antigüedad de sincronización en ninguna de las dos**. Ver el punto 5 de la fe de erratas de la cabecera: ese dato existe dentro del micro y hoy no sale por ningún sitio.</w:t>
       </w:r>
     </w:p>
     <w:p>
@@ -15081,7 +17186,414 @@
           <w:rFonts w:ascii="Consolas" w:hAnsi="Consolas"/>
           <w:sz w:val="18"/>
         </w:rPr>
-        <w:t>$STATUS,NODE:MAESTRO,SERIE:A3F19C,MODO:AUTO,ESTADO:V1_R2,T:24,RF:98%,RTT:82ms,BAT:12.6,HORA:18:25:00,ESC:ROJO,PLUMA:ARRIBA,CAM:OK*1C\r\n</w:t>
+        <w:t>$STATUS,NODE:MAESTRO,SERIE:A3F19C,MODO:AUTO,ESTADO:V1_R2,T:24,RF:98%,RTT:82ms,BAT:--,HORA:18:25:00,ESC:ROJO,PLUMA:ARRIBA,CAM:OK*07\r\n</w:t>
+      </w:r>
+    </w:p>
+    <w:p>
+      <w:pPr>
+        <w:spacing w:after="160"/>
+        <w:ind w:left="360"/>
+        <w:shd w:val="clear" w:fill="FFF4E5"/>
+      </w:pPr>
+      <w:r>
+        <w:rPr>
+          <w:b w:val="0"/>
+          <w:color w:val="960000"/>
+          <w:sz w:val="20"/>
+        </w:rPr>
+        <w:t xml:space="preserve">🔴 </w:t>
+      </w:r>
+      <w:r>
+        <w:rPr>
+          <w:b/>
+          <w:color w:val="960000"/>
+          <w:sz w:val="20"/>
+        </w:rPr>
+        <w:t>CORREGIDO el 07/09: este ejemplo publicaba `BAT:12.6`, y esa trama NO PUEDE EXISTIR.</w:t>
+      </w:r>
+      <w:r>
+        <w:rPr>
+          <w:b w:val="0"/>
+          <w:color w:val="960000"/>
+          <w:sz w:val="20"/>
+        </w:rPr>
+        <w:t xml:space="preserve"> </w:t>
+      </w:r>
+      <w:r>
+        <w:rPr>
+          <w:rFonts w:ascii="Consolas" w:hAnsi="Consolas"/>
+          <w:color w:val="960000"/>
+          <w:sz w:val="20"/>
+        </w:rPr>
+        <w:t>BAT:--</w:t>
+      </w:r>
+      <w:r>
+        <w:rPr>
+          <w:b w:val="0"/>
+          <w:color w:val="960000"/>
+          <w:sz w:val="20"/>
+        </w:rPr>
+        <w:t xml:space="preserve"> está </w:t>
+      </w:r>
+      <w:r>
+        <w:rPr>
+          <w:b/>
+          <w:color w:val="960000"/>
+          <w:sz w:val="20"/>
+        </w:rPr>
+        <w:t>fijo dentro del `snprintf`</w:t>
+      </w:r>
+      <w:r>
+        <w:rPr>
+          <w:b w:val="0"/>
+          <w:color w:val="960000"/>
+          <w:sz w:val="20"/>
+        </w:rPr>
+        <w:t xml:space="preserve"> de las dos puntas: no es un valor que a veces falte, es texto de la plantilla. </w:t>
+      </w:r>
+      <w:r>
+        <w:rPr>
+          <w:b/>
+          <w:color w:val="960000"/>
+          <w:sz w:val="20"/>
+        </w:rPr>
+        <w:t>No hay un solo `analogRead()` en `Maestro/` ni en `Esclavo/`</w:t>
+      </w:r>
+      <w:r>
+        <w:rPr>
+          <w:b w:val="0"/>
+          <w:color w:val="960000"/>
+          <w:sz w:val="20"/>
+        </w:rPr>
+        <w:t xml:space="preserve">, así que mientras no haya divisor de tensión y firmware que lo lea, ese campo no puede traer una cifra. </w:t>
+      </w:r>
+      <w:r>
+        <w:rPr>
+          <w:b/>
+          <w:color w:val="960000"/>
+          <w:sz w:val="20"/>
+        </w:rPr>
+        <w:t>Y la ironía, que es la razón de corregirlo y no dejarlo pasar:</w:t>
+      </w:r>
+      <w:r>
+        <w:rPr>
+          <w:b w:val="0"/>
+          <w:color w:val="960000"/>
+          <w:sz w:val="20"/>
+        </w:rPr>
+        <w:t xml:space="preserve"> cuatro párrafos más abajo este mismo apartado usa *«el </w:t>
+      </w:r>
+      <w:r>
+        <w:rPr>
+          <w:rFonts w:ascii="Consolas" w:hAnsi="Consolas"/>
+          <w:color w:val="960000"/>
+          <w:sz w:val="20"/>
+        </w:rPr>
+        <w:t>BAT:12.6</w:t>
+      </w:r>
+      <w:r>
+        <w:rPr>
+          <w:b w:val="0"/>
+          <w:color w:val="960000"/>
+          <w:sz w:val="20"/>
+        </w:rPr>
+        <w:t xml:space="preserve"> literal (N-108)»* como </w:t>
+      </w:r>
+      <w:r>
+        <w:rPr>
+          <w:b/>
+          <w:color w:val="960000"/>
+          <w:sz w:val="20"/>
+        </w:rPr>
+        <w:t>el ejemplo canónico del error de publicar un dato inventado</w:t>
+      </w:r>
+      <w:r>
+        <w:rPr>
+          <w:b w:val="0"/>
+          <w:color w:val="960000"/>
+          <w:sz w:val="20"/>
+        </w:rPr>
+        <w:t xml:space="preserve"> — y lo llevaba en su propio ejemplo. Un técnico que compare la trama real contra este renglón habría visto un campo distinto y habría ido a buscar una avería de parser. ✅ **Y el checksum se recalculó, no se copió: </w:t>
+      </w:r>
+      <w:r>
+        <w:rPr>
+          <w:rFonts w:ascii="Consolas" w:hAnsi="Consolas"/>
+          <w:color w:val="960000"/>
+          <w:sz w:val="20"/>
+        </w:rPr>
+        <w:t>*1C</w:t>
+      </w:r>
+      <w:r>
+        <w:rPr>
+          <w:b w:val="0"/>
+          <w:color w:val="960000"/>
+          <w:sz w:val="20"/>
+        </w:rPr>
+        <w:t xml:space="preserve"> → </w:t>
+      </w:r>
+      <w:r>
+        <w:rPr>
+          <w:rFonts w:ascii="Consolas" w:hAnsi="Consolas"/>
+          <w:color w:val="960000"/>
+          <w:sz w:val="20"/>
+        </w:rPr>
+        <w:t>*07</w:t>
+      </w:r>
+      <w:r>
+        <w:rPr>
+          <w:b w:val="0"/>
+          <w:color w:val="960000"/>
+          <w:sz w:val="20"/>
+        </w:rPr>
+        <w:t xml:space="preserve">.** Lo acusó el pack </w:t>
+      </w:r>
+      <w:r>
+        <w:rPr>
+          <w:rFonts w:ascii="Consolas" w:hAnsi="Consolas"/>
+          <w:color w:val="960000"/>
+          <w:sz w:val="20"/>
+        </w:rPr>
+        <w:t>documentos_03_trama_status</w:t>
+      </w:r>
+      <w:r>
+        <w:rPr>
+          <w:b w:val="0"/>
+          <w:color w:val="960000"/>
+          <w:sz w:val="20"/>
+        </w:rPr>
+        <w:t xml:space="preserve">, que recalcula el </w:t>
+      </w:r>
+      <w:r>
+        <w:rPr>
+          <w:rFonts w:ascii="Consolas" w:hAnsi="Consolas"/>
+          <w:color w:val="960000"/>
+          <w:sz w:val="20"/>
+        </w:rPr>
+        <w:t>*XX</w:t>
+      </w:r>
+      <w:r>
+        <w:rPr>
+          <w:b w:val="0"/>
+          <w:color w:val="960000"/>
+          <w:sz w:val="20"/>
+        </w:rPr>
+        <w:t xml:space="preserve"> de cada ejemplo publicado — </w:t>
+      </w:r>
+      <w:r>
+        <w:rPr>
+          <w:b/>
+          <w:color w:val="960000"/>
+          <w:sz w:val="20"/>
+        </w:rPr>
+        <w:t>cambiar el cuerpo de una trama y dejar el checksum viejo produce un ejemplo que ninguna app aceptaría</w:t>
+      </w:r>
+      <w:r>
+        <w:rPr>
+          <w:b w:val="0"/>
+          <w:color w:val="960000"/>
+          <w:sz w:val="20"/>
+        </w:rPr>
+        <w:t xml:space="preserve">. Se comprobó por separado antes de escribir el número, con el mismo XOR que hace </w:t>
+      </w:r>
+      <w:r>
+        <w:rPr>
+          <w:rFonts w:ascii="Consolas" w:hAnsi="Consolas"/>
+          <w:color w:val="960000"/>
+          <w:sz w:val="20"/>
+        </w:rPr>
+        <w:t>calcularChecksum()</w:t>
+      </w:r>
+      <w:r>
+        <w:rPr>
+          <w:b w:val="0"/>
+          <w:color w:val="960000"/>
+          <w:sz w:val="20"/>
+        </w:rPr>
+        <w:t xml:space="preserve"> en el firmware: sobre el cuerpo </w:t>
+      </w:r>
+      <w:r>
+        <w:rPr>
+          <w:b/>
+          <w:color w:val="960000"/>
+          <w:sz w:val="20"/>
+        </w:rPr>
+        <w:t>anterior</w:t>
+      </w:r>
+      <w:r>
+        <w:rPr>
+          <w:b w:val="0"/>
+          <w:color w:val="960000"/>
+          <w:sz w:val="20"/>
+        </w:rPr>
+        <w:t xml:space="preserve"> da </w:t>
+      </w:r>
+      <w:r>
+        <w:rPr>
+          <w:rFonts w:ascii="Consolas" w:hAnsi="Consolas"/>
+          <w:color w:val="960000"/>
+          <w:sz w:val="20"/>
+        </w:rPr>
+        <w:t>1C</w:t>
+      </w:r>
+      <w:r>
+        <w:rPr>
+          <w:b w:val="0"/>
+          <w:color w:val="960000"/>
+          <w:sz w:val="20"/>
+        </w:rPr>
+        <w:t xml:space="preserve"> (o sea que el ejemplo viejo estaba bien calculado) y sobre el nuevo da </w:t>
+      </w:r>
+      <w:r>
+        <w:rPr>
+          <w:rFonts w:ascii="Consolas" w:hAnsi="Consolas"/>
+          <w:color w:val="960000"/>
+          <w:sz w:val="20"/>
+        </w:rPr>
+        <w:t>07</w:t>
+      </w:r>
+      <w:r>
+        <w:rPr>
+          <w:b w:val="0"/>
+          <w:color w:val="960000"/>
+          <w:sz w:val="20"/>
+        </w:rPr>
+        <w:t xml:space="preserve">. </w:t>
+      </w:r>
+      <w:r>
+        <w:rPr>
+          <w:b/>
+          <w:color w:val="960000"/>
+          <w:sz w:val="20"/>
+        </w:rPr>
+        <w:t>El pack tenía razón y el manual estaba mal</w:t>
+      </w:r>
+      <w:r>
+        <w:rPr>
+          <w:b w:val="0"/>
+          <w:color w:val="960000"/>
+          <w:sz w:val="20"/>
+        </w:rPr>
+        <w:t xml:space="preserve">, no al revés. 🔴 </w:t>
+      </w:r>
+      <w:r>
+        <w:rPr>
+          <w:b/>
+          <w:color w:val="960000"/>
+          <w:sz w:val="20"/>
+        </w:rPr>
+        <w:t>Y un dato que este apartado no dice y cambia cómo se lee todo lo demás: EL CHECKSUM SÓLO PROTEGE LA BAJADA.</w:t>
+      </w:r>
+      <w:r>
+        <w:rPr>
+          <w:b w:val="0"/>
+          <w:color w:val="960000"/>
+          <w:sz w:val="20"/>
+        </w:rPr>
+        <w:t xml:space="preserve"> </w:t>
+      </w:r>
+      <w:r>
+        <w:rPr>
+          <w:rFonts w:ascii="Consolas" w:hAnsi="Consolas"/>
+          <w:color w:val="960000"/>
+          <w:sz w:val="20"/>
+        </w:rPr>
+        <w:t>calcularChecksum()</w:t>
+      </w:r>
+      <w:r>
+        <w:rPr>
+          <w:b w:val="0"/>
+          <w:color w:val="960000"/>
+          <w:sz w:val="20"/>
+        </w:rPr>
+        <w:t xml:space="preserve"> es </w:t>
+      </w:r>
+      <w:r>
+        <w:rPr>
+          <w:rFonts w:ascii="Consolas" w:hAnsi="Consolas"/>
+          <w:color w:val="960000"/>
+          <w:sz w:val="20"/>
+        </w:rPr>
+        <w:t>static</w:t>
+      </w:r>
+      <w:r>
+        <w:rPr>
+          <w:b w:val="0"/>
+          <w:color w:val="960000"/>
+          <w:sz w:val="20"/>
+        </w:rPr>
+        <w:t xml:space="preserve"> en cada punta y su único llamador es el emisor de tramas; **el despachador NO lee el </w:t>
+      </w:r>
+      <w:r>
+        <w:rPr>
+          <w:rFonts w:ascii="Consolas" w:hAnsi="Consolas"/>
+          <w:color w:val="960000"/>
+          <w:sz w:val="20"/>
+        </w:rPr>
+        <w:t>*XX</w:t>
+      </w:r>
+      <w:r>
+        <w:rPr>
+          <w:b w:val="0"/>
+          <w:color w:val="960000"/>
+          <w:sz w:val="20"/>
+        </w:rPr>
+        <w:t xml:space="preserve"> de lo que le llega**. O sea: el </w:t>
+      </w:r>
+      <w:r>
+        <w:rPr>
+          <w:rFonts w:ascii="Consolas" w:hAnsi="Consolas"/>
+          <w:color w:val="960000"/>
+          <w:sz w:val="20"/>
+        </w:rPr>
+        <w:t>*XX</w:t>
+      </w:r>
+      <w:r>
+        <w:rPr>
+          <w:b w:val="0"/>
+          <w:color w:val="960000"/>
+          <w:sz w:val="20"/>
+        </w:rPr>
+        <w:t xml:space="preserve"> de las tramas del equipo hacia la app es real y se comprueba, pero </w:t>
+      </w:r>
+      <w:r>
+        <w:rPr>
+          <w:b/>
+          <w:color w:val="960000"/>
+          <w:sz w:val="20"/>
+        </w:rPr>
+        <w:t>una orden de la app hacia el equipo con un bit cambiado se obedece igual</w:t>
+      </w:r>
+      <w:r>
+        <w:rPr>
+          <w:b w:val="0"/>
+          <w:color w:val="960000"/>
+          <w:sz w:val="20"/>
+        </w:rPr>
+        <w:t xml:space="preserve">. Quien escriba un parser no debe leer esta sección como si el </w:t>
+      </w:r>
+      <w:r>
+        <w:rPr>
+          <w:rFonts w:ascii="Consolas" w:hAnsi="Consolas"/>
+          <w:color w:val="960000"/>
+          <w:sz w:val="20"/>
+        </w:rPr>
+        <w:t>*XX</w:t>
+      </w:r>
+      <w:r>
+        <w:rPr>
+          <w:b w:val="0"/>
+          <w:color w:val="960000"/>
+          <w:sz w:val="20"/>
+        </w:rPr>
+        <w:t xml:space="preserve"> fuera una barrera en las dos direcciones: </w:t>
+      </w:r>
+      <w:r>
+        <w:rPr>
+          <w:b/>
+          <w:color w:val="960000"/>
+          <w:sz w:val="20"/>
+        </w:rPr>
+        <w:t>en la subida no hay ninguna.</w:t>
       </w:r>
     </w:p>
     <w:p>
@@ -19677,43 +22189,210 @@
           <w:color w:val="960000"/>
           <w:sz w:val="20"/>
         </w:rPr>
-        <w:t xml:space="preserve">🛑 </w:t>
-      </w:r>
-      <w:r>
-        <w:rPr>
-          <w:b/>
-          <w:color w:val="960000"/>
-          <w:sz w:val="20"/>
-        </w:rPr>
-        <w:t>ESTO ES ESPECIFICACIÓN, NO ES LO QUE EL FIRMWARE HACE HOY.</w:t>
-      </w:r>
-      <w:r>
-        <w:rPr>
-          <w:b w:val="0"/>
-          <w:color w:val="960000"/>
-          <w:sz w:val="20"/>
-        </w:rPr>
-        <w:t xml:space="preserve"> Escrito el </w:t>
-      </w:r>
-      <w:r>
-        <w:rPr>
-          <w:b/>
-          <w:color w:val="960000"/>
-          <w:sz w:val="20"/>
-        </w:rPr>
-        <w:t>31/08/2026</w:t>
-      </w:r>
-      <w:r>
-        <w:rPr>
-          <w:b w:val="0"/>
-          <w:color w:val="960000"/>
-          <w:sz w:val="20"/>
-        </w:rPr>
-        <w:t xml:space="preserve">. Ninguna línea de esta sección ha pasado banco, y el firmware de hoy contesta </w:t>
-      </w:r>
-      <w:r>
-        <w:rPr>
-          <w:rFonts w:ascii="Consolas" w:hAnsi="Consolas"/>
+        <w:t xml:space="preserve">🔴 07/09 — LEA ESTO ANTES DE USAR NINGUNA CITA DE ESTA SECCIÓN </w:t>
+      </w:r>
+      <w:r>
+        <w:rPr>
+          <w:b/>
+          <w:color w:val="960000"/>
+          <w:sz w:val="20"/>
+        </w:rPr>
+        <w:t>Las direcciones `fichero.cpp:N` de este apartado ya no señalan al sitio.</w:t>
+      </w:r>
+      <w:r>
+        <w:rPr>
+          <w:b w:val="0"/>
+          <w:color w:val="960000"/>
+          <w:sz w:val="20"/>
+        </w:rPr>
+        <w:t xml:space="preserve"> Medido hoy sobre este fichero: de </w:t>
+      </w:r>
+      <w:r>
+        <w:rPr>
+          <w:b/>
+          <w:color w:val="960000"/>
+          <w:sz w:val="20"/>
+        </w:rPr>
+        <w:t>20 citas de firmware juzgables, 19 no encuentran el símbolo que anuncian</w:t>
+      </w:r>
+      <w:r>
+        <w:rPr>
+          <w:b w:val="0"/>
+          <w:color w:val="960000"/>
+          <w:sz w:val="20"/>
+        </w:rPr>
+        <w:t xml:space="preserve"> ni con un margen de ±3 líneas, y la mayoría son de aquí. </w:t>
+      </w:r>
+      <w:r>
+        <w:rPr>
+          <w:b/>
+          <w:color w:val="960000"/>
+          <w:sz w:val="20"/>
+        </w:rPr>
+        <w:t>Ninguna de ellas es una prueba de nada.</w:t>
+      </w:r>
+      <w:r>
+        <w:rPr>
+          <w:b w:val="0"/>
+          <w:color w:val="960000"/>
+          <w:sz w:val="20"/>
+        </w:rPr>
+        <w:t xml:space="preserve"> Lo que se lee es el símbolo: ``</w:t>
+      </w:r>
+      <w:r>
+        <w:rPr>
+          <w:rFonts w:ascii="Consolas" w:hAnsi="Consolas"/>
+          <w:color w:val="960000"/>
+          <w:sz w:val="20"/>
+        </w:rPr>
+        <w:t xml:space="preserve"> grep -rn "degradado_salir\|degradado_entrar\|DEG_RENDIDO\|DEG_SALIENDO" 01_Firmware/Esclavo/ </w:t>
+      </w:r>
+      <w:r>
+        <w:rPr>
+          <w:rFonts w:ascii="Consolas" w:hAnsi="Consolas"/>
+          <w:color w:val="960000"/>
+          <w:sz w:val="20"/>
+        </w:rPr>
+      </w:r>
+      <w:r>
+        <w:rPr>
+          <w:rFonts w:ascii="Consolas" w:hAnsi="Consolas"/>
+          <w:color w:val="960000"/>
+          <w:sz w:val="20"/>
+        </w:rPr>
+        <w:t xml:space="preserve"> **Si una cita de aquí y ese </w:t>
+      </w:r>
+      <w:r>
+        <w:rPr>
+          <w:b w:val="0"/>
+          <w:color w:val="960000"/>
+          <w:sz w:val="20"/>
+        </w:rPr>
+        <w:t>grep</w:t>
+      </w:r>
+      <w:r>
+        <w:rPr>
+          <w:rFonts w:ascii="Consolas" w:hAnsi="Consolas"/>
+          <w:color w:val="960000"/>
+          <w:sz w:val="20"/>
+        </w:rPr>
+        <w:t xml:space="preserve"> no coinciden, manda el </w:t>
+      </w:r>
+      <w:r>
+        <w:rPr>
+          <w:b w:val="0"/>
+          <w:color w:val="960000"/>
+          <w:sz w:val="20"/>
+        </w:rPr>
+        <w:t>grep</w:t>
+      </w:r>
+      <w:r>
+        <w:rPr>
+          <w:rFonts w:ascii="Consolas" w:hAnsi="Consolas"/>
+          <w:color w:val="960000"/>
+          <w:sz w:val="20"/>
+        </w:rPr>
+        <w:t xml:space="preserve">.** ### 🔴 Y el cambio de fondo que esta sección todavía no recoge: </w:t>
+      </w:r>
+      <w:r>
+        <w:rPr>
+          <w:b w:val="0"/>
+          <w:color w:val="960000"/>
+          <w:sz w:val="20"/>
+        </w:rPr>
+        <w:t>D-18</w:t>
+      </w:r>
+      <w:r>
+        <w:rPr>
+          <w:rFonts w:ascii="Consolas" w:hAnsi="Consolas"/>
+          <w:color w:val="960000"/>
+          <w:sz w:val="20"/>
+        </w:rPr>
+        <w:t xml:space="preserve"> El Esclavo **sí** entra hoy en Modo Degradado por app —</w:t>
+      </w:r>
+      <w:r>
+        <w:rPr>
+          <w:b w:val="0"/>
+          <w:color w:val="960000"/>
+          <w:sz w:val="20"/>
+        </w:rPr>
+        <w:t>SET_MODO:DEGRADADO</w:t>
+      </w:r>
+      <w:r>
+        <w:rPr>
+          <w:rFonts w:ascii="Consolas" w:hAnsi="Consolas"/>
+          <w:color w:val="960000"/>
+          <w:sz w:val="20"/>
+        </w:rPr>
+        <w:t xml:space="preserve"> existe en su </w:t>
+      </w:r>
+      <w:r>
+        <w:rPr>
+          <w:b w:val="0"/>
+          <w:color w:val="960000"/>
+          <w:sz w:val="20"/>
+        </w:rPr>
+        <w:t>bluetooth.cpp</w:t>
+      </w:r>
+      <w:r>
+        <w:rPr>
+          <w:rFonts w:ascii="Consolas" w:hAnsi="Consolas"/>
+          <w:color w:val="960000"/>
+          <w:sz w:val="20"/>
+        </w:rPr>
+        <w:t xml:space="preserve">, fila </w:t>
+      </w:r>
+      <w:r>
+        <w:rPr>
+          <w:b w:val="0"/>
+          <w:color w:val="960000"/>
+          <w:sz w:val="20"/>
+        </w:rPr>
+        <w:t>D-18</w:t>
+      </w:r>
+      <w:r>
+        <w:rPr>
+          <w:rFonts w:ascii="Consolas" w:hAnsi="Consolas"/>
+          <w:color w:val="960000"/>
+          <w:sz w:val="20"/>
+        </w:rPr>
+        <w:t xml:space="preserve"> de </w:t>
+      </w:r>
+      <w:r>
+        <w:rPr>
+          <w:b w:val="0"/>
+          <w:color w:val="960000"/>
+          <w:sz w:val="20"/>
+        </w:rPr>
+        <w:t>DECISIONES.md</w:t>
+      </w:r>
+      <w:r>
+        <w:rPr>
+          <w:rFonts w:ascii="Consolas" w:hAnsi="Consolas"/>
+          <w:color w:val="960000"/>
+          <w:sz w:val="20"/>
+        </w:rPr>
+        <w:t xml:space="preserve">, y por ahí desapareció el hueco de </w:t>
+      </w:r>
+      <w:r>
+        <w:rPr>
+          <w:b w:val="0"/>
+          <w:color w:val="960000"/>
+          <w:sz w:val="20"/>
+        </w:rPr>
+        <w:t>A-11</w:t>
+      </w:r>
+      <w:r>
+        <w:rPr>
+          <w:rFonts w:ascii="Consolas" w:hAnsi="Consolas"/>
+          <w:color w:val="960000"/>
+          <w:sz w:val="20"/>
+        </w:rPr>
+        <w:t xml:space="preserve">—. **Lo que NO existe es el camino de vuelta:** no hay ningún comando de radio por el que el Esclavo anuncie que entró, y el getter de estado del Maestro **sólo sabe devolver color**. **Consecuencia operativa, y es la que hay que tener delante al leer la tabla de abajo: el poste 1 no puede enterarse de que el poste 2 está en Degradado.** Cualquier frase de esta sección —o del Manual 8, o del 18— que describa al Maestro **reaccionando** a ese estado, o a la app **enseñándolo desde el Maestro**, describe algo que no tiene canal por el que ocurrir. 🛑 **ESTO ES ESPECIFICACIÓN, NO ES LO QUE EL FIRMWARE HACE HOY.** Escrito el **31/08/2026**. Ninguna línea de esta sección ha pasado banco, y el firmware de hoy contesta </w:t>
+      </w:r>
+      <w:r>
+        <w:rPr>
+          <w:b w:val="0"/>
           <w:color w:val="960000"/>
           <w:sz w:val="20"/>
         </w:rPr>
@@ -19721,43 +22400,19 @@
       </w:r>
       <w:r>
         <w:rPr>
-          <w:b w:val="0"/>
-          <w:color w:val="960000"/>
-          <w:sz w:val="20"/>
-        </w:rPr>
-        <w:t xml:space="preserve"> </w:t>
-      </w:r>
-      <w:r>
-        <w:rPr>
-          <w:b/>
-          <w:color w:val="960000"/>
-          <w:sz w:val="20"/>
-        </w:rPr>
-        <w:t>en los cinco casos</w:t>
-      </w:r>
-      <w:r>
-        <w:rPr>
-          <w:b w:val="0"/>
-          <w:color w:val="960000"/>
-          <w:sz w:val="20"/>
-        </w:rPr>
-        <w:t xml:space="preserve">. Mientras esta tabla no esté implementada y vista fallar, el </w:t>
-      </w:r>
-      <w:r>
-        <w:rPr>
-          <w:rFonts w:ascii="Consolas" w:hAnsi="Consolas"/>
-          <w:color w:val="960000"/>
-          <w:sz w:val="20"/>
-        </w:rPr>
-        <w:t>$ACK</w:t>
-      </w:r>
-      <w:r>
-        <w:rPr>
-          <w:b w:val="0"/>
-          <w:color w:val="960000"/>
-          <w:sz w:val="20"/>
-        </w:rPr>
-        <w:t xml:space="preserve"> que llega del Esclavo </w:t>
+          <w:rFonts w:ascii="Consolas" w:hAnsi="Consolas"/>
+          <w:color w:val="960000"/>
+          <w:sz w:val="20"/>
+        </w:rPr>
+        <w:t xml:space="preserve"> **en los cinco casos**. Mientras esta tabla no esté implementada y vista fallar, el </w:t>
+      </w:r>
+      <w:r>
+        <w:rPr>
+          <w:b w:val="0"/>
+          <w:color w:val="960000"/>
+          <w:sz w:val="20"/>
+        </w:rPr>
+        <w:t xml:space="preserve">$ACK` que llega del Esclavo </w:t>
       </w:r>
       <w:r>
         <w:rPr>
@@ -20940,7 +23595,7 @@
                 <w:b w:val="0"/>
                 <w:sz w:val="19"/>
               </w:rPr>
-              <w:t xml:space="preserve">El Esclavo </w:t>
+              <w:t xml:space="preserve">~~El Esclavo </w:t>
             </w:r>
             <w:r>
               <w:rPr>
@@ -20954,7 +23609,14 @@
                 <w:b w:val="0"/>
                 <w:sz w:val="19"/>
               </w:rPr>
-              <w:t xml:space="preserve"> comando de Bluetooth para ENTRAR en Degradado</w:t>
+              <w:t xml:space="preserve"> comando de Bluetooth para ENTRAR en Degradado~~ 🔴 </w:t>
+            </w:r>
+            <w:r>
+              <w:rPr>
+                <w:b/>
+                <w:sz w:val="19"/>
+              </w:rPr>
+              <w:t>FILA FALSA — corregida el 07/09</w:t>
             </w:r>
           </w:p>
         </w:tc>
@@ -20966,6 +23628,13 @@
             <w:r/>
             <w:r>
               <w:rPr>
+                <w:b w:val="0"/>
+                <w:sz w:val="19"/>
+              </w:rPr>
+              <w:t>~~</w:t>
+            </w:r>
+            <w:r>
+              <w:rPr>
                 <w:rFonts w:ascii="Consolas" w:hAnsi="Consolas"/>
                 <w:sz w:val="19"/>
               </w:rPr>
@@ -20984,6 +23653,48 @@
                 <w:sz w:val="19"/>
               </w:rPr>
               <w:t>CERO</w:t>
+            </w:r>
+            <w:r>
+              <w:rPr>
+                <w:b w:val="0"/>
+                <w:sz w:val="19"/>
+              </w:rPr>
+              <w:t xml:space="preserve">~~ → </w:t>
+            </w:r>
+            <w:r>
+              <w:rPr>
+                <w:b/>
+                <w:sz w:val="19"/>
+              </w:rPr>
+              <w:t>hoy 58 (26 fuera de comentario)</w:t>
+            </w:r>
+            <w:r>
+              <w:rPr>
+                <w:b w:val="0"/>
+                <w:sz w:val="19"/>
+              </w:rPr>
+              <w:t xml:space="preserve">, y </w:t>
+            </w:r>
+            <w:r>
+              <w:rPr>
+                <w:rFonts w:ascii="Consolas" w:hAnsi="Consolas"/>
+                <w:sz w:val="19"/>
+              </w:rPr>
+              <w:t>grep -n 'strcmp(accion, "SET_MODO:DEGRADADO")' Esclavo/src/bluetooth.cpp</w:t>
+            </w:r>
+            <w:r>
+              <w:rPr>
+                <w:b w:val="0"/>
+                <w:sz w:val="19"/>
+              </w:rPr>
+              <w:t xml:space="preserve"> → </w:t>
+            </w:r>
+            <w:r>
+              <w:rPr>
+                <w:b/>
+                <w:sz w:val="19"/>
+              </w:rPr>
+              <w:t>`694:`</w:t>
             </w:r>
           </w:p>
         </w:tc>
@@ -20998,35 +23709,84 @@
                 <w:b w:val="0"/>
                 <w:sz w:val="19"/>
               </w:rPr>
-              <w:t xml:space="preserve">la entrada siempre la pide alguien delante del poste (mando </w:t>
+              <w:t xml:space="preserve">🟢 </w:t>
+            </w:r>
+            <w:r>
+              <w:rPr>
+                <w:b/>
+                <w:sz w:val="19"/>
+              </w:rPr>
+              <w:t>`SET_MODO:DEGRADADO` existe desde `D-18` (05/09, `15e8cf3`) y hoy es LA vía principal</w:t>
+            </w:r>
+            <w:r>
+              <w:rPr>
+                <w:b w:val="0"/>
+                <w:sz w:val="19"/>
+              </w:rPr>
+              <w:t>: la del mando no se monta (</w:t>
             </w:r>
             <w:r>
               <w:rPr>
                 <w:rFonts w:ascii="Consolas" w:hAnsi="Consolas"/>
                 <w:sz w:val="19"/>
               </w:rPr>
-              <w:t>A·B·A·B</w:t>
+              <w:t>D-1</w:t>
             </w:r>
             <w:r>
               <w:rPr>
                 <w:b w:val="0"/>
                 <w:sz w:val="19"/>
               </w:rPr>
-              <w:t xml:space="preserve">, o </w:t>
+              <w:t>) y la del menú es inalcanzable (</w:t>
             </w:r>
             <w:r>
               <w:rPr>
                 <w:rFonts w:ascii="Consolas" w:hAnsi="Consolas"/>
                 <w:sz w:val="19"/>
               </w:rPr>
-              <w:t>menu.cpp:211</w:t>
+              <w:t>botonAceptar()</w:t>
             </w:r>
             <w:r>
               <w:rPr>
                 <w:b w:val="0"/>
                 <w:sz w:val="19"/>
               </w:rPr>
-              <w:t>) o el arranque tras corte</w:t>
+              <w:t xml:space="preserve"> es </w:t>
+            </w:r>
+            <w:r>
+              <w:rPr>
+                <w:rFonts w:ascii="Consolas" w:hAnsi="Consolas"/>
+                <w:sz w:val="19"/>
+              </w:rPr>
+              <w:t>return false;</w:t>
+            </w:r>
+            <w:r>
+              <w:rPr>
+                <w:b w:val="0"/>
+                <w:sz w:val="19"/>
+              </w:rPr>
+              <w:t xml:space="preserve">, </w:t>
+            </w:r>
+            <w:r>
+              <w:rPr>
+                <w:rFonts w:ascii="Consolas" w:hAnsi="Consolas"/>
+                <w:sz w:val="19"/>
+              </w:rPr>
+              <w:t>D-17.bis</w:t>
+            </w:r>
+            <w:r>
+              <w:rPr>
+                <w:b w:val="0"/>
+                <w:sz w:val="19"/>
+              </w:rPr>
+              <w:t xml:space="preserve">). </w:t>
+            </w:r>
+            <w:r>
+              <w:rPr>
+                <w:b/>
+                <w:sz w:val="19"/>
+              </w:rPr>
+              <w:t>Lo que sigue sin existir es el camino de VUELTA: ningún comando de radio anuncia que entró, así que el Maestro no puede enterarse</w:t>
             </w:r>
           </w:p>
         </w:tc>
@@ -21036,6 +23796,93 @@
       <w:pPr>
         <w:spacing w:after="120"/>
       </w:pPr>
+    </w:p>
+    <w:p>
+      <w:pPr>
+        <w:spacing w:after="160"/>
+        <w:ind w:left="360"/>
+        <w:shd w:val="clear" w:fill="FFF4E5"/>
+      </w:pPr>
+      <w:r>
+        <w:rPr>
+          <w:b w:val="0"/>
+          <w:color w:val="960000"/>
+          <w:sz w:val="20"/>
+        </w:rPr>
+        <w:t xml:space="preserve">⚠️ </w:t>
+      </w:r>
+      <w:r>
+        <w:rPr>
+          <w:b/>
+          <w:color w:val="960000"/>
+          <w:sz w:val="20"/>
+        </w:rPr>
+        <w:t>07/09 — sobre esta tabla entera: sus citas por número de línea ya no señalan al sitio.</w:t>
+      </w:r>
+      <w:r>
+        <w:rPr>
+          <w:b w:val="0"/>
+          <w:color w:val="960000"/>
+          <w:sz w:val="20"/>
+        </w:rPr>
+        <w:t xml:space="preserve"> Medido sobre este fichero: de </w:t>
+      </w:r>
+      <w:r>
+        <w:rPr>
+          <w:b/>
+          <w:color w:val="960000"/>
+          <w:sz w:val="20"/>
+        </w:rPr>
+        <w:t>20 citas de firmware juzgables, 19 no encuentran</w:t>
+      </w:r>
+      <w:r>
+        <w:rPr>
+          <w:b w:val="0"/>
+          <w:color w:val="960000"/>
+          <w:sz w:val="20"/>
+        </w:rPr>
+        <w:t xml:space="preserve"> el símbolo que anuncian ni con un margen de ±3 líneas, y la mayoría son de aquí. Los símbolos de la columna central </w:t>
+      </w:r>
+      <w:r>
+        <w:rPr>
+          <w:b/>
+          <w:color w:val="960000"/>
+          <w:sz w:val="20"/>
+        </w:rPr>
+        <w:t>sí</w:t>
+      </w:r>
+      <w:r>
+        <w:rPr>
+          <w:b w:val="0"/>
+          <w:color w:val="960000"/>
+          <w:sz w:val="20"/>
+        </w:rPr>
+        <w:t xml:space="preserve"> son buenos y no caducan: se localizan con </w:t>
+      </w:r>
+      <w:r>
+        <w:rPr>
+          <w:rFonts w:ascii="Consolas" w:hAnsi="Consolas"/>
+          <w:color w:val="960000"/>
+          <w:sz w:val="20"/>
+        </w:rPr>
+        <w:t>grep -rn "degradado_salir\|degradado_gobiernaLuz\|semaforo_iniciarFallo" 01_Firmware/Esclavo/</w:t>
+      </w:r>
+      <w:r>
+        <w:rPr>
+          <w:b w:val="0"/>
+          <w:color w:val="960000"/>
+          <w:sz w:val="20"/>
+        </w:rPr>
+        <w:t xml:space="preserve">. </w:t>
+      </w:r>
+      <w:r>
+        <w:rPr>
+          <w:b/>
+          <w:color w:val="960000"/>
+          <w:sz w:val="20"/>
+        </w:rPr>
+        <w:t>Ninguna de las direcciones de esta tabla es una prueba; los símbolos sí.</w:t>
+      </w:r>
     </w:p>
     <w:p>
       <w:pPr>
@@ -25107,6 +27954,13 @@
       </w:pPr>
       <w:r>
         <w:rPr>
+          <w:b w:val="0"/>
+          <w:sz w:val="21"/>
+        </w:rPr>
+        <w:t>~~</w:t>
+      </w:r>
+      <w:r>
+        <w:rPr>
           <w:b/>
           <w:sz w:val="21"/>
         </w:rPr>
@@ -25258,7 +28112,7 @@
           <w:b w:val="0"/>
           <w:sz w:val="21"/>
         </w:rPr>
-        <w:t xml:space="preserve"> al arrancar. </w:t>
+        <w:t xml:space="preserve"> al arrancar.~~ </w:t>
       </w:r>
       <w:r>
         <w:rPr>
@@ -25272,7 +28126,7 @@
           <w:b w:val="0"/>
           <w:sz w:val="21"/>
         </w:rPr>
-        <w:t>: el latch</w:t>
+        <w:t>: el</w:t>
       </w:r>
     </w:p>
     <w:p>
@@ -25284,7 +28138,7 @@
           <w:b w:val="0"/>
           <w:sz w:val="21"/>
         </w:rPr>
-        <w:t xml:space="preserve">vive en RAM y arranca en </w:t>
+        <w:t xml:space="preserve">latch vive en RAM y arranca en </w:t>
       </w:r>
       <w:r>
         <w:rPr>
@@ -25298,7 +28152,7 @@
           <w:b w:val="0"/>
           <w:sz w:val="21"/>
         </w:rPr>
-        <w:t>. Es decir que el caso real es siempre **alguien delante del poste</w:t>
+        <w:t>. ~~Es decir que el caso real es siempre **alguien delante del</w:t>
       </w:r>
     </w:p>
     <w:p>
@@ -25310,7 +28164,325 @@
           <w:b w:val="0"/>
           <w:sz w:val="21"/>
         </w:rPr>
-        <w:t>entrando en Degradado mientras un ámbar pedido por teléfono sigue vigente**.</w:t>
+        <w:t>poste entrando en Degradado mientras un ámbar pedido por teléfono sigue vigente**.~~</w:t>
+      </w:r>
+    </w:p>
+    <w:p>
+      <w:pPr>
+        <w:spacing w:after="160"/>
+        <w:ind w:left="360"/>
+        <w:shd w:val="clear" w:fill="FFF4E5"/>
+      </w:pPr>
+      <w:r>
+        <w:rPr>
+          <w:b w:val="0"/>
+          <w:color w:val="960000"/>
+          <w:sz w:val="20"/>
+        </w:rPr>
+        <w:t xml:space="preserve">🔴 07/09 — ESE «CERO» ES FALSO HOY, Y AL CAER SE LLEVA LA CONCLUSIÓN DE TODA ESTA SUBSECCIÓN </w:t>
+      </w:r>
+      <w:r>
+        <w:rPr>
+          <w:b/>
+          <w:color w:val="960000"/>
+          <w:sz w:val="20"/>
+        </w:rPr>
+        <w:t>El `grep` publicado se volvió a correr y no da cero:</w:t>
+      </w:r>
+      <w:r>
+        <w:rPr>
+          <w:b w:val="0"/>
+          <w:color w:val="960000"/>
+          <w:sz w:val="20"/>
+        </w:rPr>
+        <w:t xml:space="preserve"> ``</w:t>
+      </w:r>
+      <w:r>
+        <w:rPr>
+          <w:rFonts w:ascii="Consolas" w:hAnsi="Consolas"/>
+          <w:color w:val="960000"/>
+          <w:sz w:val="20"/>
+        </w:rPr>
+        <w:t xml:space="preserve">  grep -ci "degradado" 01_Firmware/Esclavo/src/bluetooth.cpp                                 -&gt; 58  grep -in "degradado" 01_Firmware/Esclavo/src/bluetooth.cpp | grep -v ":[[:space:]]*//"    -&gt; 26 $ grep -n 'strcmp(accion, "SET_MODO:DEGRADADO")' 01_Firmware/Esclavo/src/bluetooth.cpp 694:  } else if (strcmp(accion, "SET_MODO:DEGRADADO") == 0) { </w:t>
+      </w:r>
+      <w:r>
+        <w:rPr>
+          <w:rFonts w:ascii="Consolas" w:hAnsi="Consolas"/>
+          <w:color w:val="960000"/>
+          <w:sz w:val="20"/>
+        </w:rPr>
+      </w:r>
+      <w:r>
+        <w:rPr>
+          <w:rFonts w:ascii="Consolas" w:hAnsi="Consolas"/>
+          <w:color w:val="960000"/>
+          <w:sz w:val="20"/>
+        </w:rPr>
+        <w:t xml:space="preserve"> **El Esclavo SÍ tiene comando de Bluetooth para entrar en Degradado** desde </w:t>
+      </w:r>
+      <w:r>
+        <w:rPr>
+          <w:b w:val="0"/>
+          <w:color w:val="960000"/>
+          <w:sz w:val="20"/>
+        </w:rPr>
+        <w:t>D-18</w:t>
+      </w:r>
+      <w:r>
+        <w:rPr>
+          <w:rFonts w:ascii="Consolas" w:hAnsi="Consolas"/>
+          <w:color w:val="960000"/>
+          <w:sz w:val="20"/>
+        </w:rPr>
+        <w:t xml:space="preserve"> (05/09, </w:t>
+      </w:r>
+      <w:r>
+        <w:rPr>
+          <w:b w:val="0"/>
+          <w:color w:val="960000"/>
+          <w:sz w:val="20"/>
+        </w:rPr>
+        <w:t>15e8cf3</w:t>
+      </w:r>
+      <w:r>
+        <w:rPr>
+          <w:rFonts w:ascii="Consolas" w:hAnsi="Consolas"/>
+          <w:color w:val="960000"/>
+          <w:sz w:val="20"/>
+        </w:rPr>
+        <w:t xml:space="preserve">). Y las tres vías que este párrafo daba por vigentes **se dieron la vuelta a la vez**: | vía que decía este párrafo | hoy | |---|---| | el mando </w:t>
+      </w:r>
+      <w:r>
+        <w:rPr>
+          <w:b w:val="0"/>
+          <w:color w:val="960000"/>
+          <w:sz w:val="20"/>
+        </w:rPr>
+        <w:t>A·B·A·B</w:t>
+      </w:r>
+      <w:r>
+        <w:rPr>
+          <w:rFonts w:ascii="Consolas" w:hAnsi="Consolas"/>
+          <w:color w:val="960000"/>
+          <w:sz w:val="20"/>
+        </w:rPr>
+        <w:t xml:space="preserve"> | 🛑 **el hardware no se monta** (</w:t>
+      </w:r>
+      <w:r>
+        <w:rPr>
+          <w:b w:val="0"/>
+          <w:color w:val="960000"/>
+          <w:sz w:val="20"/>
+        </w:rPr>
+        <w:t>D-1</w:t>
+      </w:r>
+      <w:r>
+        <w:rPr>
+          <w:rFonts w:ascii="Consolas" w:hAnsi="Consolas"/>
+          <w:color w:val="960000"/>
+          <w:sz w:val="20"/>
+        </w:rPr>
+        <w:t xml:space="preserve">). El código vive, pero </w:t>
+      </w:r>
+      <w:r>
+        <w:rPr>
+          <w:b w:val="0"/>
+          <w:color w:val="960000"/>
+          <w:sz w:val="20"/>
+        </w:rPr>
+        <w:t>J16</w:t>
+      </w:r>
+      <w:r>
+        <w:rPr>
+          <w:rFonts w:ascii="Consolas" w:hAnsi="Consolas"/>
+          <w:color w:val="960000"/>
+          <w:sz w:val="20"/>
+        </w:rPr>
+        <w:t xml:space="preserve"> p5/p8 están vacíos | | la pantalla (</w:t>
+      </w:r>
+      <w:r>
+        <w:rPr>
+          <w:b w:val="0"/>
+          <w:color w:val="960000"/>
+          <w:sz w:val="20"/>
+        </w:rPr>
+        <w:t>menu.cpp</w:t>
+      </w:r>
+      <w:r>
+        <w:rPr>
+          <w:rFonts w:ascii="Consolas" w:hAnsi="Consolas"/>
+          <w:color w:val="960000"/>
+          <w:sz w:val="20"/>
+        </w:rPr>
+        <w:t xml:space="preserve"> / </w:t>
+      </w:r>
+      <w:r>
+        <w:rPr>
+          <w:b w:val="0"/>
+          <w:color w:val="960000"/>
+          <w:sz w:val="20"/>
+        </w:rPr>
+        <w:t>P_CONFIRMAR</w:t>
+      </w:r>
+      <w:r>
+        <w:rPr>
+          <w:rFonts w:ascii="Consolas" w:hAnsi="Consolas"/>
+          <w:color w:val="960000"/>
+          <w:sz w:val="20"/>
+        </w:rPr>
+        <w:t xml:space="preserve">) | 🛑 **inalcanzable**: </w:t>
+      </w:r>
+      <w:r>
+        <w:rPr>
+          <w:b w:val="0"/>
+          <w:color w:val="960000"/>
+          <w:sz w:val="20"/>
+        </w:rPr>
+        <w:t>botonAceptar()</w:t>
+      </w:r>
+      <w:r>
+        <w:rPr>
+          <w:rFonts w:ascii="Consolas" w:hAnsi="Consolas"/>
+          <w:color w:val="960000"/>
+          <w:sz w:val="20"/>
+        </w:rPr>
+        <w:t xml:space="preserve"> y </w:t>
+      </w:r>
+      <w:r>
+        <w:rPr>
+          <w:b w:val="0"/>
+          <w:color w:val="960000"/>
+          <w:sz w:val="20"/>
+        </w:rPr>
+        <w:t>botonCancelar()</w:t>
+      </w:r>
+      <w:r>
+        <w:rPr>
+          <w:rFonts w:ascii="Consolas" w:hAnsi="Consolas"/>
+          <w:color w:val="960000"/>
+          <w:sz w:val="20"/>
+        </w:rPr>
+        <w:t xml:space="preserve"> son </w:t>
+      </w:r>
+      <w:r>
+        <w:rPr>
+          <w:b w:val="0"/>
+          <w:color w:val="960000"/>
+          <w:sz w:val="20"/>
+        </w:rPr>
+        <w:t>return false;</w:t>
+      </w:r>
+      <w:r>
+        <w:rPr>
+          <w:rFonts w:ascii="Consolas" w:hAnsi="Consolas"/>
+          <w:color w:val="960000"/>
+          <w:sz w:val="20"/>
+        </w:rPr>
+        <w:t xml:space="preserve">, y </w:t>
+      </w:r>
+      <w:r>
+        <w:rPr>
+          <w:b w:val="0"/>
+          <w:color w:val="960000"/>
+          <w:sz w:val="20"/>
+        </w:rPr>
+        <w:t>D-17.bis</w:t>
+      </w:r>
+      <w:r>
+        <w:rPr>
+          <w:rFonts w:ascii="Consolas" w:hAnsi="Consolas"/>
+          <w:color w:val="960000"/>
+          <w:sz w:val="20"/>
+        </w:rPr>
+        <w:t xml:space="preserve"> retira la pantalla del equipo | | </w:t>
+      </w:r>
+      <w:r>
+        <w:rPr>
+          <w:b w:val="0"/>
+          <w:color w:val="960000"/>
+          <w:sz w:val="20"/>
+        </w:rPr>
+        <w:t>degradado_reanudarTrasCorte()</w:t>
+      </w:r>
+      <w:r>
+        <w:rPr>
+          <w:rFonts w:ascii="Consolas" w:hAnsi="Consolas"/>
+          <w:color w:val="960000"/>
+          <w:sz w:val="20"/>
+        </w:rPr>
+        <w:t xml:space="preserve"> al arrancar | ✅ sigue | | ~~ninguna por Bluetooth~~ | 🟢 **</w:t>
+      </w:r>
+      <w:r>
+        <w:rPr>
+          <w:b w:val="0"/>
+          <w:color w:val="960000"/>
+          <w:sz w:val="20"/>
+        </w:rPr>
+        <w:t>SET_MODO:DEGRADADO</w:t>
+      </w:r>
+      <w:r>
+        <w:rPr>
+          <w:rFonts w:ascii="Consolas" w:hAnsi="Consolas"/>
+          <w:color w:val="960000"/>
+          <w:sz w:val="20"/>
+        </w:rPr>
+        <w:t xml:space="preserve">, y hoy es LA VÍA PRINCIPAL** | 🔴 **Por qué esto no es un matiz: el agujero que analiza esta subsección NO desapareció, se AGRANDÓ, y el análisis apuntaba al escenario equivocado.** El párrafo concluía que *«el caso real es siempre alguien delante del poste»* — o sea, dos personas, o una que sube. **Hoy las dos órdenes salen del MISMO teléfono y del mismo dedo**: el ámbar de emergencia por app y la entrada en Degradado por app. **El caso que este apartado consideraba raro es ahora el normal**, y quien lo provoca no tiene forma de ver que se ha revocado su propio ámbar. ⚠️ **Y no hay canal de vuelta que lo cuente:** </w:t>
+      </w:r>
+      <w:r>
+        <w:rPr>
+          <w:b w:val="0"/>
+          <w:color w:val="960000"/>
+          <w:sz w:val="20"/>
+        </w:rPr>
+        <w:t xml:space="preserve">D-18` </w:t>
+      </w:r>
+      <w:r>
+        <w:rPr>
+          <w:b/>
+          <w:color w:val="960000"/>
+          <w:sz w:val="20"/>
+        </w:rPr>
+        <w:t>no tiene ningún comando de radio por el que el Esclavo anuncie que entró en Degradado</w:t>
+      </w:r>
+      <w:r>
+        <w:rPr>
+          <w:b w:val="0"/>
+          <w:color w:val="960000"/>
+          <w:sz w:val="20"/>
+        </w:rPr>
+        <w:t xml:space="preserve">, y el getter de estado del Maestro sólo devuelve color. </w:t>
+      </w:r>
+      <w:r>
+        <w:rPr>
+          <w:b/>
+          <w:color w:val="960000"/>
+          <w:sz w:val="20"/>
+        </w:rPr>
+        <w:t>El poste 1 no se entera</w:t>
+      </w:r>
+      <w:r>
+        <w:rPr>
+          <w:b w:val="0"/>
+          <w:color w:val="960000"/>
+          <w:sz w:val="20"/>
+        </w:rPr>
+        <w:t xml:space="preserve">, y el Degradado es el único modo que da verde sin confirmar la otra punta. </w:t>
+      </w:r>
+      <w:r>
+        <w:rPr>
+          <w:b/>
+          <w:color w:val="960000"/>
+          <w:sz w:val="20"/>
+        </w:rPr>
+        <w:t>Esto se marca, no se arregla aquí:</w:t>
+      </w:r>
+      <w:r>
+        <w:rPr>
+          <w:b w:val="0"/>
+          <w:color w:val="960000"/>
+          <w:sz w:val="20"/>
+        </w:rPr>
+        <w:t xml:space="preserve"> cambiar el orden de esos vetos es firmware y es vial. Lo que este manual puede hacer —y hace— es dejar de decir que la puerta no existe.</w:t>
       </w:r>
     </w:p>
     <w:p>

--- a/05_Funcional/10_Manual_Modulo_Bluetooth_Telemetria.docx
+++ b/05_Funcional/10_Manual_Modulo_Bluetooth_Telemetria.docx
@@ -1573,7 +1573,49 @@
           <w:b w:val="0"/>
           <w:sz w:val="21"/>
         </w:rPr>
-        <w:t xml:space="preserve"> Telemetría en tiempo real, caja negra de alarmas, test de banco, sincronización Courier RTC y control desde el suelo con PIN</w:t>
+        <w:t xml:space="preserve"> Telemetría en tiempo real, caja negra de alarmas, test de banco, ~~sincronización Courier RTC~~ </w:t>
+      </w:r>
+      <w:r>
+        <w:rPr>
+          <w:b/>
+          <w:sz w:val="21"/>
+        </w:rPr>
+        <w:t>puesta en hora del POSTE 1 y consulta del reloj de los dos</w:t>
+      </w:r>
+      <w:r>
+        <w:rPr>
+          <w:b w:val="0"/>
+          <w:sz w:val="21"/>
+        </w:rPr>
+        <w:t xml:space="preserve"> *(07/09: el Courier RTC queda </w:t>
+      </w:r>
+      <w:r>
+        <w:rPr>
+          <w:b/>
+          <w:sz w:val="21"/>
+        </w:rPr>
+        <w:t>derogado por `D-20`</w:t>
+      </w:r>
+      <w:r>
+        <w:rPr>
+          <w:b w:val="0"/>
+          <w:sz w:val="21"/>
+        </w:rPr>
+        <w:t xml:space="preserve"> — ver </w:t>
+      </w:r>
+      <w:r>
+        <w:rPr>
+          <w:rFonts w:ascii="Consolas" w:hAnsi="Consolas"/>
+          <w:sz w:val="21"/>
+        </w:rPr>
+        <w:t>§3</w:t>
+      </w:r>
+      <w:r>
+        <w:rPr>
+          <w:b w:val="0"/>
+          <w:sz w:val="21"/>
+        </w:rPr>
+        <w:t>, Pantalla 5)* y control desde el suelo con PIN</w:t>
       </w:r>
     </w:p>
     <w:p>
@@ -7902,7 +7944,7 @@
           <w:b w:val="0"/>
           <w:sz w:val="21"/>
         </w:rPr>
-        <w:t xml:space="preserve"> Puede leer telemetría, ajustar el reloj, forzar</w:t>
+        <w:t xml:space="preserve"> Puede leer telemetría, ~~ajustar el reloj~~</w:t>
       </w:r>
     </w:p>
     <w:p>
@@ -7911,24 +7953,17 @@
       </w:pPr>
       <w:r>
         <w:rPr>
-          <w:b w:val="0"/>
-          <w:sz w:val="21"/>
-        </w:rPr>
-        <w:t xml:space="preserve">rojo —que es la dirección segura— y </w:t>
-      </w:r>
-      <w:r>
-        <w:rPr>
-          <w:b/>
-          <w:sz w:val="21"/>
-        </w:rPr>
-        <w:t>solicitar paso</w:t>
-      </w:r>
-      <w:r>
-        <w:rPr>
-          <w:b w:val="0"/>
-          <w:sz w:val="21"/>
-        </w:rPr>
-        <w:t>, que viaja por radio al Maestro como una</w:t>
+          <w:b/>
+          <w:sz w:val="21"/>
+        </w:rPr>
+        <w:t>CONSULTAR el reloj sin cambiarlo (`CMD:LEER_RTC`)</w:t>
+      </w:r>
+      <w:r>
+        <w:rPr>
+          <w:b w:val="0"/>
+          <w:sz w:val="21"/>
+        </w:rPr>
+        <w:t>, forzar</w:t>
       </w:r>
     </w:p>
     <w:p>
@@ -7940,7 +7975,413 @@
           <w:b w:val="0"/>
           <w:sz w:val="21"/>
         </w:rPr>
+        <w:t xml:space="preserve">rojo —que es la dirección segura— y </w:t>
+      </w:r>
+      <w:r>
+        <w:rPr>
+          <w:b/>
+          <w:sz w:val="21"/>
+        </w:rPr>
+        <w:t>solicitar paso</w:t>
+      </w:r>
+      <w:r>
+        <w:rPr>
+          <w:b w:val="0"/>
+          <w:sz w:val="21"/>
+        </w:rPr>
+        <w:t>, que viaja por radio al Maestro como una</w:t>
+      </w:r>
+    </w:p>
+    <w:p>
+      <w:pPr>
+        <w:spacing w:after="120"/>
+      </w:pPr>
+      <w:r>
+        <w:rPr>
+          <w:b w:val="0"/>
+          <w:sz w:val="21"/>
+        </w:rPr>
         <w:t>demanda: el Maestro decide, aplica el todo-rojo y ordena.</w:t>
+      </w:r>
+    </w:p>
+    <w:p>
+      <w:pPr>
+        <w:spacing w:after="160"/>
+        <w:ind w:left="360"/>
+        <w:shd w:val="clear" w:fill="FFF4E5"/>
+      </w:pPr>
+      <w:r>
+        <w:rPr>
+          <w:b w:val="0"/>
+          <w:color w:val="960000"/>
+          <w:sz w:val="20"/>
+        </w:rPr>
+        <w:t xml:space="preserve">🛑 </w:t>
+      </w:r>
+      <w:r>
+        <w:rPr>
+          <w:b/>
+          <w:color w:val="960000"/>
+          <w:sz w:val="20"/>
+        </w:rPr>
+        <w:t>07/09 (`D-20`) — «AJUSTAR EL RELOJ» SALE DE ESTA LISTA, Y ES LA CORRECCIÓN MÁS DURA DEL APARTADO: ES JUSTO LA FRASE DONDE HACÍA FALTA LA PROHIBICIÓN.</w:t>
+      </w:r>
+      <w:r>
+        <w:rPr>
+          <w:b w:val="0"/>
+          <w:color w:val="960000"/>
+          <w:sz w:val="20"/>
+        </w:rPr>
+        <w:t xml:space="preserve"> </w:t>
+      </w:r>
+      <w:r>
+        <w:rPr>
+          <w:b/>
+          <w:color w:val="960000"/>
+          <w:sz w:val="20"/>
+        </w:rPr>
+        <w:t>LA AUTORIDAD DE LA HORA ES EL ESP32, SIEMPRE Y PARA TODO.</w:t>
+      </w:r>
+      <w:r>
+        <w:rPr>
+          <w:b w:val="0"/>
+          <w:color w:val="960000"/>
+          <w:sz w:val="20"/>
+        </w:rPr>
+        <w:t xml:space="preserve"> La app le da la hora al </w:t>
+      </w:r>
+      <w:r>
+        <w:rPr>
+          <w:b/>
+          <w:color w:val="960000"/>
+          <w:sz w:val="20"/>
+        </w:rPr>
+        <w:t>ESP32 Maestro</w:t>
+      </w:r>
+      <w:r>
+        <w:rPr>
+          <w:b w:val="0"/>
+          <w:color w:val="960000"/>
+          <w:sz w:val="20"/>
+        </w:rPr>
+        <w:t xml:space="preserve">; ése al </w:t>
+      </w:r>
+      <w:r>
+        <w:rPr>
+          <w:b/>
+          <w:color w:val="960000"/>
+          <w:sz w:val="20"/>
+        </w:rPr>
+        <w:t>ESP32 Esclavo</w:t>
+      </w:r>
+      <w:r>
+        <w:rPr>
+          <w:b w:val="0"/>
+          <w:color w:val="960000"/>
+          <w:sz w:val="20"/>
+        </w:rPr>
+        <w:t xml:space="preserve">; y el STM32 de cada punta la recibe </w:t>
+      </w:r>
+      <w:r>
+        <w:rPr>
+          <w:b/>
+          <w:color w:val="960000"/>
+          <w:sz w:val="20"/>
+        </w:rPr>
+        <w:t>de su propio ESP32</w:t>
+      </w:r>
+      <w:r>
+        <w:rPr>
+          <w:b w:val="0"/>
+          <w:color w:val="960000"/>
+          <w:sz w:val="20"/>
+        </w:rPr>
+        <w:t xml:space="preserve">. </w:t>
+      </w:r>
+      <w:r>
+        <w:rPr>
+          <w:b/>
+          <w:color w:val="960000"/>
+          <w:sz w:val="20"/>
+        </w:rPr>
+        <w:t>Hay UNA sola fuente.</w:t>
+      </w:r>
+      <w:r>
+        <w:rPr>
+          <w:b w:val="0"/>
+          <w:color w:val="960000"/>
+          <w:sz w:val="20"/>
+        </w:rPr>
+        <w:t xml:space="preserve"> Un </w:t>
+      </w:r>
+      <w:r>
+        <w:rPr>
+          <w:rFonts w:ascii="Consolas" w:hAnsi="Consolas"/>
+          <w:color w:val="960000"/>
+          <w:sz w:val="20"/>
+        </w:rPr>
+        <w:t>SET_RTC</w:t>
+      </w:r>
+      <w:r>
+        <w:rPr>
+          <w:b w:val="0"/>
+          <w:color w:val="960000"/>
+          <w:sz w:val="20"/>
+        </w:rPr>
+        <w:t xml:space="preserve"> dirigido al Esclavo </w:t>
+      </w:r>
+      <w:r>
+        <w:rPr>
+          <w:b/>
+          <w:color w:val="960000"/>
+          <w:sz w:val="20"/>
+        </w:rPr>
+        <w:t>se rechaza</w:t>
+      </w:r>
+      <w:r>
+        <w:rPr>
+          <w:b w:val="0"/>
+          <w:color w:val="960000"/>
+          <w:sz w:val="20"/>
+        </w:rPr>
+        <w:t xml:space="preserve">: no es una sincronización, </w:t>
+      </w:r>
+      <w:r>
+        <w:rPr>
+          <w:b/>
+          <w:color w:val="960000"/>
+          <w:sz w:val="20"/>
+        </w:rPr>
+        <w:t>es una segunda fuente de hora</w:t>
+      </w:r>
+      <w:r>
+        <w:rPr>
+          <w:b w:val="0"/>
+          <w:color w:val="960000"/>
+          <w:sz w:val="20"/>
+        </w:rPr>
+        <w:t xml:space="preserve">. Fila </w:t>
+      </w:r>
+      <w:r>
+        <w:rPr>
+          <w:b/>
+          <w:color w:val="960000"/>
+          <w:sz w:val="20"/>
+        </w:rPr>
+        <w:t>`D-20`</w:t>
+      </w:r>
+      <w:r>
+        <w:rPr>
+          <w:b w:val="0"/>
+          <w:color w:val="960000"/>
+          <w:sz w:val="20"/>
+        </w:rPr>
+        <w:t xml:space="preserve"> de </w:t>
+      </w:r>
+      <w:r>
+        <w:rPr>
+          <w:rFonts w:ascii="Consolas" w:hAnsi="Consolas"/>
+          <w:color w:val="960000"/>
+          <w:sz w:val="20"/>
+        </w:rPr>
+        <w:t>DECISIONES.md</w:t>
+      </w:r>
+      <w:r>
+        <w:rPr>
+          <w:b w:val="0"/>
+          <w:color w:val="960000"/>
+          <w:sz w:val="20"/>
+        </w:rPr>
+        <w:t>, 07/09. ``</w:t>
+      </w:r>
+      <w:r>
+        <w:rPr>
+          <w:rFonts w:ascii="Consolas" w:hAnsi="Consolas"/>
+          <w:color w:val="960000"/>
+          <w:sz w:val="20"/>
+        </w:rPr>
+        <w:t xml:space="preserve"> ESP32-M  -&gt;  STM32-M  -&gt;  radio  -&gt;  STM32-E  -&gt;  ESP32-E      (los STM32 son CARTEROS) </w:t>
+      </w:r>
+      <w:r>
+        <w:rPr>
+          <w:rFonts w:ascii="Consolas" w:hAnsi="Consolas"/>
+          <w:color w:val="960000"/>
+          <w:sz w:val="20"/>
+        </w:rPr>
+      </w:r>
+      <w:r>
+        <w:rPr>
+          <w:rFonts w:ascii="Consolas" w:hAnsi="Consolas"/>
+          <w:color w:val="960000"/>
+          <w:sz w:val="20"/>
+        </w:rPr>
+        <w:t xml:space="preserve"> **Los dos ESP32 NO se hablan entre sí**: el único enlace entre postes es la radio entre los STM32. ✅ **Lo que NO cambia: </w:t>
+      </w:r>
+      <w:r>
+        <w:rPr>
+          <w:b w:val="0"/>
+          <w:color w:val="960000"/>
+          <w:sz w:val="20"/>
+        </w:rPr>
+        <w:t>CMD:LEER_RTC</w:t>
+      </w:r>
+      <w:r>
+        <w:rPr>
+          <w:rFonts w:ascii="Consolas" w:hAnsi="Consolas"/>
+          <w:color w:val="960000"/>
+          <w:sz w:val="20"/>
+        </w:rPr>
+        <w:t xml:space="preserve"> se sigue mandando A LOS DOS POSTES.** </w:t>
+      </w:r>
+      <w:r>
+        <w:rPr>
+          <w:b w:val="0"/>
+          <w:color w:val="960000"/>
+          <w:sz w:val="20"/>
+        </w:rPr>
+        <w:t>D-20</w:t>
+      </w:r>
+      <w:r>
+        <w:rPr>
+          <w:rFonts w:ascii="Consolas" w:hAnsi="Consolas"/>
+          <w:color w:val="960000"/>
+          <w:sz w:val="20"/>
+        </w:rPr>
+        <w:t xml:space="preserve"> prohíbe **escribir** la hora en el poste 2; **leerla no escribe nada**, y con </w:t>
+      </w:r>
+      <w:r>
+        <w:rPr>
+          <w:b w:val="0"/>
+          <w:color w:val="960000"/>
+          <w:sz w:val="20"/>
+        </w:rPr>
+        <w:t>D-20</w:t>
+      </w:r>
+      <w:r>
+        <w:rPr>
+          <w:rFonts w:ascii="Consolas" w:hAnsi="Consolas"/>
+          <w:color w:val="960000"/>
+          <w:sz w:val="20"/>
+        </w:rPr>
+        <w:t xml:space="preserve"> construida es la única forma de comprobar que la siembra del Maestro llegó de verdad. 🔴 **DECIDIDA Y SIN CONSTRUIR. Medido el 07/09, corrido antes de publicarlo:** </w:t>
+      </w:r>
+      <w:r>
+        <w:rPr>
+          <w:rFonts w:ascii="Consolas" w:hAnsi="Consolas"/>
+          <w:color w:val="960000"/>
+          <w:sz w:val="20"/>
+        </w:rPr>
+      </w:r>
+      <w:r>
+        <w:rPr>
+          <w:rFonts w:ascii="Consolas" w:hAnsi="Consolas"/>
+          <w:color w:val="960000"/>
+          <w:sz w:val="20"/>
+        </w:rPr>
+        <w:t xml:space="preserve">bash $ grep -c "ESCLAVO\|Esclavo\|esclavo" 01_Firmware/ESP32_Expansion/src/despachador.cpp 0 </w:t>
+      </w:r>
+      <w:r>
+        <w:rPr>
+          <w:rFonts w:ascii="Consolas" w:hAnsi="Consolas"/>
+          <w:color w:val="960000"/>
+          <w:sz w:val="20"/>
+        </w:rPr>
+      </w:r>
+      <w:r>
+        <w:rPr>
+          <w:rFonts w:ascii="Consolas" w:hAnsi="Consolas"/>
+          <w:color w:val="960000"/>
+          <w:sz w:val="20"/>
+        </w:rPr>
+        <w:t xml:space="preserve"> El puente es **el mismo firmware en los dos postes** y el fichero que decide qué hacer con un </w:t>
+      </w:r>
+      <w:r>
+        <w:rPr>
+          <w:b w:val="0"/>
+          <w:color w:val="960000"/>
+          <w:sz w:val="20"/>
+        </w:rPr>
+        <w:t>SET_RTC</w:t>
+      </w:r>
+      <w:r>
+        <w:rPr>
+          <w:rFonts w:ascii="Consolas" w:hAnsi="Consolas"/>
+          <w:color w:val="960000"/>
+          <w:sz w:val="20"/>
+        </w:rPr>
+        <w:t xml:space="preserve"> **no nombra al Esclavo ni una vez**: hoy lo atiende venga por donde venga. Falta también el mando **ESP32 → STM32** que siembre la hora en la controladora (el camino físico existe, </w:t>
+      </w:r>
+      <w:r>
+        <w:rPr>
+          <w:b w:val="0"/>
+          <w:color w:val="960000"/>
+          <w:sz w:val="20"/>
+        </w:rPr>
+        <w:t>enlace_stm32.cpp</w:t>
+      </w:r>
+      <w:r>
+        <w:rPr>
+          <w:rFonts w:ascii="Consolas" w:hAnsi="Consolas"/>
+          <w:color w:val="960000"/>
+          <w:sz w:val="20"/>
+        </w:rPr>
+        <w:t xml:space="preserve">; el mando no). ⚠️ **Mientras tanto NO hay ninguna otra vía de poner en hora el poste 2, así que hoy se sigue visitando y sincronizando allí. Eso es un ESTADO DECLARADO, no la arquitectura**, y muere el día que </w:t>
+      </w:r>
+      <w:r>
+        <w:rPr>
+          <w:b w:val="0"/>
+          <w:color w:val="960000"/>
+          <w:sz w:val="20"/>
+        </w:rPr>
+        <w:t>D-20</w:t>
+      </w:r>
+      <w:r>
+        <w:rPr>
+          <w:rFonts w:ascii="Consolas" w:hAnsi="Consolas"/>
+          <w:color w:val="960000"/>
+          <w:sz w:val="20"/>
+        </w:rPr>
+        <w:t xml:space="preserve"> se construya. 🔵 **Y la regla de operación que sale de todo esto: EL POSTE 2 SE PONE EN HORA EN LA PUESTA EN MARCHA, NO DURANTE LA AVERÍA.** Con </w:t>
+      </w:r>
+      <w:r>
+        <w:rPr>
+          <w:b w:val="0"/>
+          <w:color w:val="960000"/>
+          <w:sz w:val="20"/>
+        </w:rPr>
+        <w:t>D-20</w:t>
+      </w:r>
+      <w:r>
+        <w:rPr>
+          <w:rFonts w:ascii="Consolas" w:hAnsi="Consolas"/>
+          <w:color w:val="960000"/>
+          <w:sz w:val="20"/>
+        </w:rPr>
+        <w:t xml:space="preserve"> dentro, el único camino al reloj del poste 2 pasa por la **radio**, y la radio se cae justo cuando hace falta el Modo Degradado — que es el modo que **exige hora**. ✅ **No es un problema: su </w:t>
+      </w:r>
+      <w:r>
+        <w:rPr>
+          <w:b w:val="0"/>
+          <w:color w:val="960000"/>
+          <w:sz w:val="20"/>
+        </w:rPr>
+        <w:t>DS3231</w:t>
+      </w:r>
+      <w:r>
+        <w:rPr>
+          <w:rFonts w:ascii="Consolas" w:hAnsi="Consolas"/>
+          <w:color w:val="960000"/>
+          <w:sz w:val="20"/>
+        </w:rPr>
+        <w:t xml:space="preserve"> tiene pila y conserva la hora que ya tenía. Perder la radio no es perder la hora.** Lo que obliga es a ponerla **antes**: en la puesta en marcha, al cambiar la pila de ese módulo, y tras cualquier </w:t>
+      </w:r>
+      <w:r>
+        <w:rPr>
+          <w:b w:val="0"/>
+          <w:color w:val="960000"/>
+          <w:sz w:val="20"/>
+        </w:rPr>
+        <w:t>OSCILADOR_PARADO_CAMBIE_PILA` leído allí.</w:t>
       </w:r>
     </w:p>
     <w:p>
@@ -15714,7 +16155,110 @@
           <w:color w:val="003366"/>
           <w:sz w:val="23"/>
         </w:rPr>
-        <w:t>Pantalla 5: AJUSTES &amp; ASISTENTE COURIER RTC</w:t>
+        <w:t xml:space="preserve">Pantalla 5: AJUSTES &amp; ~~ASISTENTE COURIER RTC~~ </w:t>
+      </w:r>
+      <w:r>
+        <w:rPr>
+          <w:b/>
+          <w:color w:val="003366"/>
+          <w:sz w:val="23"/>
+        </w:rPr>
+        <w:t>RELOJ</w:t>
+      </w:r>
+    </w:p>
+    <w:p>
+      <w:pPr>
+        <w:spacing w:after="160"/>
+        <w:ind w:left="360"/>
+        <w:shd w:val="clear" w:fill="FFF4E5"/>
+      </w:pPr>
+      <w:r>
+        <w:rPr>
+          <w:b w:val="0"/>
+          <w:color w:val="960000"/>
+          <w:sz w:val="20"/>
+        </w:rPr>
+        <w:t xml:space="preserve">🛑 </w:t>
+      </w:r>
+      <w:r>
+        <w:rPr>
+          <w:b/>
+          <w:color w:val="960000"/>
+          <w:sz w:val="20"/>
+        </w:rPr>
+        <w:t>CORREGIDO EL 07/09 — `D-20` cambia a QUIÉN se le pone la hora, y el Courier RTC queda DEROGADO.</w:t>
+      </w:r>
+      <w:r>
+        <w:rPr>
+          <w:b w:val="0"/>
+          <w:color w:val="960000"/>
+          <w:sz w:val="20"/>
+        </w:rPr>
+        <w:t xml:space="preserve"> Ver la caja larga del </w:t>
+      </w:r>
+      <w:r>
+        <w:rPr>
+          <w:rFonts w:ascii="Consolas" w:hAnsi="Consolas"/>
+          <w:color w:val="960000"/>
+          <w:sz w:val="20"/>
+        </w:rPr>
+        <w:t>§1</w:t>
+      </w:r>
+      <w:r>
+        <w:rPr>
+          <w:b w:val="0"/>
+          <w:color w:val="960000"/>
+          <w:sz w:val="20"/>
+        </w:rPr>
+        <w:t xml:space="preserve"> (*«lo que la app NO puede hacer»*): </w:t>
+      </w:r>
+      <w:r>
+        <w:rPr>
+          <w:b/>
+          <w:color w:val="960000"/>
+          <w:sz w:val="20"/>
+        </w:rPr>
+        <w:t>la app pone la hora en el POSTE 1 y sólo en el POSTE 1</w:t>
+      </w:r>
+      <w:r>
+        <w:rPr>
+          <w:b w:val="0"/>
+          <w:color w:val="960000"/>
+          <w:sz w:val="20"/>
+        </w:rPr>
+        <w:t xml:space="preserve">; el poste 2 la recibe del Maestro por radio. </w:t>
+      </w:r>
+      <w:r>
+        <w:rPr>
+          <w:b/>
+          <w:color w:val="960000"/>
+          <w:sz w:val="20"/>
+        </w:rPr>
+        <w:t>Hay UNA sola fuente.</w:t>
+      </w:r>
+      <w:r>
+        <w:rPr>
+          <w:b w:val="0"/>
+          <w:color w:val="960000"/>
+          <w:sz w:val="20"/>
+        </w:rPr>
+        <w:t xml:space="preserve"> 🔴 </w:t>
+      </w:r>
+      <w:r>
+        <w:rPr>
+          <w:b/>
+          <w:color w:val="960000"/>
+          <w:sz w:val="20"/>
+        </w:rPr>
+        <w:t>SIN CONSTRUIR</w:t>
+      </w:r>
+      <w:r>
+        <w:rPr>
+          <w:b w:val="0"/>
+          <w:color w:val="960000"/>
+          <w:sz w:val="20"/>
+        </w:rPr>
+        <w:t xml:space="preserve"> — hoy el poste 2 se sigue poniendo en hora visitándolo, y eso es un estado declarado, no la arquitectura.</w:t>
       </w:r>
     </w:p>
     <w:p>
@@ -15735,7 +16279,91 @@
           <w:b w:val="0"/>
           <w:sz w:val="21"/>
         </w:rPr>
-        <w:t xml:space="preserve"> Ajuste del reloj RTC del nodo conectado con la hora del teléfono móvil.</w:t>
+        <w:t xml:space="preserve"> Ajuste del reloj </w:t>
+      </w:r>
+      <w:r>
+        <w:rPr>
+          <w:rFonts w:ascii="Consolas" w:hAnsi="Consolas"/>
+          <w:sz w:val="21"/>
+        </w:rPr>
+        <w:t>DS3231</w:t>
+      </w:r>
+      <w:r>
+        <w:rPr>
+          <w:b w:val="0"/>
+          <w:sz w:val="21"/>
+        </w:rPr>
+        <w:t xml:space="preserve"> </w:t>
+      </w:r>
+      <w:r>
+        <w:rPr>
+          <w:b/>
+          <w:sz w:val="21"/>
+        </w:rPr>
+        <w:t>del ESP32 del poste conectado</w:t>
+      </w:r>
+      <w:r>
+        <w:rPr>
+          <w:b w:val="0"/>
+          <w:sz w:val="21"/>
+        </w:rPr>
+        <w:t xml:space="preserve"> con la hora del teléfono móvil. ⛔ ~~del nodo conectado~~ — se leía como el reloj del STM32, que va sobre </w:t>
+      </w:r>
+      <w:r>
+        <w:rPr>
+          <w:rFonts w:ascii="Consolas" w:hAnsi="Consolas"/>
+          <w:sz w:val="21"/>
+        </w:rPr>
+        <w:t>Y2</w:t>
+      </w:r>
+      <w:r>
+        <w:rPr>
+          <w:b w:val="0"/>
+          <w:sz w:val="21"/>
+        </w:rPr>
+        <w:t xml:space="preserve"> y está confirmado muerto (</w:t>
+      </w:r>
+      <w:r>
+        <w:rPr>
+          <w:rFonts w:ascii="Consolas" w:hAnsi="Consolas"/>
+          <w:sz w:val="21"/>
+        </w:rPr>
+        <w:t>N-17</w:t>
+      </w:r>
+      <w:r>
+        <w:rPr>
+          <w:b w:val="0"/>
+          <w:sz w:val="21"/>
+        </w:rPr>
+        <w:t xml:space="preserve">). 🛑 </w:t>
+      </w:r>
+      <w:r>
+        <w:rPr>
+          <w:b/>
+          <w:sz w:val="21"/>
+        </w:rPr>
+        <w:t>07/09 (`D-20`): esta orden es DEL POSTE 1.</w:t>
+      </w:r>
+      <w:r>
+        <w:rPr>
+          <w:b w:val="0"/>
+          <w:sz w:val="21"/>
+        </w:rPr>
+        <w:t xml:space="preserve"> Dirigida al Esclavo </w:t>
+      </w:r>
+      <w:r>
+        <w:rPr>
+          <w:b/>
+          <w:sz w:val="21"/>
+        </w:rPr>
+        <w:t>se rechaza</w:t>
+      </w:r>
+      <w:r>
+        <w:rPr>
+          <w:b w:val="0"/>
+          <w:sz w:val="21"/>
+        </w:rPr>
+        <w:t xml:space="preserve"> — sería una segunda fuente de hora.</w:t>
       </w:r>
     </w:p>
     <w:p>
@@ -15746,14 +16374,133 @@
       </w:pPr>
       <w:r>
         <w:rPr>
-          <w:b/>
-          <w:sz w:val="21"/>
-        </w:rPr>
-        <w:t>Modo Asistente Courier RTC (Sincronización Puente sin Radio):</w:t>
+          <w:b w:val="0"/>
+          <w:sz w:val="21"/>
+        </w:rPr>
+        <w:t xml:space="preserve">🔍 </w:t>
+      </w:r>
+      <w:r>
+        <w:rPr>
+          <w:b/>
+          <w:sz w:val="21"/>
+        </w:rPr>
+        <w:t>Consulta de Hora (`CMD:LEER_RTC`, `D-17`):</w:t>
+      </w:r>
+      <w:r>
+        <w:rPr>
+          <w:b w:val="0"/>
+          <w:sz w:val="21"/>
+        </w:rPr>
+        <w:t xml:space="preserve"> ✅ </w:t>
+      </w:r>
+      <w:r>
+        <w:rPr>
+          <w:b/>
+          <w:sz w:val="21"/>
+        </w:rPr>
+        <w:t>se sigue usando en LOS DOS POSTES.</w:t>
+      </w:r>
+      <w:r>
+        <w:rPr>
+          <w:b w:val="0"/>
+          <w:sz w:val="21"/>
+        </w:rPr>
+        <w:t xml:space="preserve"> Lee sin escribir, así que </w:t>
+      </w:r>
+      <w:r>
+        <w:rPr>
+          <w:rFonts w:ascii="Consolas" w:hAnsi="Consolas"/>
+          <w:sz w:val="21"/>
+        </w:rPr>
+        <w:t>D-20</w:t>
+      </w:r>
+      <w:r>
+        <w:rPr>
+          <w:b w:val="0"/>
+          <w:sz w:val="21"/>
+        </w:rPr>
+        <w:t xml:space="preserve"> no la toca; con </w:t>
+      </w:r>
+      <w:r>
+        <w:rPr>
+          <w:rFonts w:ascii="Consolas" w:hAnsi="Consolas"/>
+          <w:sz w:val="21"/>
+        </w:rPr>
+        <w:t>D-20</w:t>
+      </w:r>
+      <w:r>
+        <w:rPr>
+          <w:b w:val="0"/>
+          <w:sz w:val="21"/>
+        </w:rPr>
+        <w:t xml:space="preserve"> construida es </w:t>
+      </w:r>
+      <w:r>
+        <w:rPr>
+          <w:b/>
+          <w:sz w:val="21"/>
+        </w:rPr>
+        <w:t>la única forma de comprobar que la siembra del Maestro llegó al reloj del poste 2</w:t>
+      </w:r>
+      <w:r>
+        <w:rPr>
+          <w:b w:val="0"/>
+          <w:sz w:val="21"/>
+        </w:rPr>
+        <w:t xml:space="preserve">. Ver </w:t>
+      </w:r>
+      <w:r>
+        <w:rPr>
+          <w:rFonts w:ascii="Consolas" w:hAnsi="Consolas"/>
+          <w:sz w:val="21"/>
+        </w:rPr>
+        <w:t>§4.1</w:t>
+      </w:r>
+      <w:r>
+        <w:rPr>
+          <w:b w:val="0"/>
+          <w:sz w:val="21"/>
+        </w:rPr>
+        <w:t>.</w:t>
       </w:r>
     </w:p>
     <w:p>
       <w:pPr>
+        <w:pStyle w:val="ListBullet"/>
+        <w:spacing w:after="60"/>
+        <w:ind w:left="360"/>
+      </w:pPr>
+      <w:r>
+        <w:rPr>
+          <w:b w:val="0"/>
+          <w:sz w:val="21"/>
+        </w:rPr>
+        <w:t>~~</w:t>
+      </w:r>
+      <w:r>
+        <w:rPr>
+          <w:b/>
+          <w:sz w:val="21"/>
+        </w:rPr>
+        <w:t>Modo Asistente Courier RTC (Sincronización Puente sin Radio):</w:t>
+      </w:r>
+      <w:r>
+        <w:rPr>
+          <w:b w:val="0"/>
+          <w:sz w:val="21"/>
+        </w:rPr>
+        <w:t xml:space="preserve">~~ 🛑 </w:t>
+      </w:r>
+      <w:r>
+        <w:rPr>
+          <w:b/>
+          <w:sz w:val="21"/>
+        </w:rPr>
+        <w:t>DEROGADO EL 07/09 (`D-20`). Se conserva tachado con su motivo para que no se vuelva a proponer:</w:t>
+      </w:r>
+    </w:p>
+    <w:p>
+      <w:pPr>
         <w:pStyle w:val="ListNumber"/>
         <w:spacing w:after="60"/>
       </w:pPr>
@@ -15762,7 +16509,7 @@
           <w:b w:val="0"/>
           <w:sz w:val="21"/>
         </w:rPr>
-        <w:t>*Paso 1:* Capturar hora y ciclo en el Poste Maestro.</w:t>
+        <w:t>~~*Paso 1:* Capturar hora y ciclo en el Poste Maestro.~~</w:t>
       </w:r>
     </w:p>
     <w:p>
@@ -15775,7 +16522,7 @@
           <w:b w:val="0"/>
           <w:sz w:val="21"/>
         </w:rPr>
-        <w:t>*Paso 2:* Viajar hasta el Poste Esclavo (la App cronometra el tiempo de viaje).</w:t>
+        <w:t>~~*Paso 2:* Viajar hasta el Poste Esclavo (la App cronometra el tiempo de viaje).~~</w:t>
       </w:r>
     </w:p>
     <w:p>
@@ -15788,7 +16535,128 @@
           <w:b w:val="0"/>
           <w:sz w:val="21"/>
         </w:rPr>
-        <w:t>*Paso 3:* Inyectar en el Esclavo la hora compensada (\Delta t &lt; 0.1\text{ s}), permitiendo sincronizar el Modo Degradado sin cables ni radio.</w:t>
+        <w:t>~~*Paso 3:* Inyectar en el Esclavo la hora compensada (\Delta t &lt; 0.1\text{ s}), permitiendo sincronizar el Modo Degradado sin cables ni radio.~~</w:t>
+      </w:r>
+    </w:p>
+    <w:p>
+      <w:pPr>
+        <w:spacing w:after="120"/>
+      </w:pPr>
+      <w:r>
+        <w:rPr>
+          <w:b w:val="0"/>
+          <w:sz w:val="21"/>
+        </w:rPr>
+        <w:t>**El motivo, y no es que estuviera mal hecho: la hora que ese asistente inyectaba en el poste 2</w:t>
+      </w:r>
+    </w:p>
+    <w:p>
+      <w:pPr>
+        <w:spacing w:after="120"/>
+      </w:pPr>
+      <w:r>
+        <w:rPr>
+          <w:b w:val="0"/>
+          <w:sz w:val="21"/>
+        </w:rPr>
+        <w:t>NO era la del Maestro, era la DEL TELÉFONO** — al Maestro no se le manda nada durante todo el</w:t>
+      </w:r>
+    </w:p>
+    <w:p>
+      <w:pPr>
+        <w:spacing w:after="120"/>
+      </w:pPr>
+      <w:r>
+        <w:rPr>
+          <w:b w:val="0"/>
+          <w:sz w:val="21"/>
+        </w:rPr>
+        <w:t xml:space="preserve">procedimiento. Eso no es una sincronización: </w:t>
+      </w:r>
+      <w:r>
+        <w:rPr>
+          <w:b/>
+          <w:sz w:val="21"/>
+        </w:rPr>
+        <w:t>son dos fuentes de hora</w:t>
+      </w:r>
+      <w:r>
+        <w:rPr>
+          <w:b w:val="0"/>
+          <w:sz w:val="21"/>
+        </w:rPr>
+        <w:t>, y es exactamente lo que</w:t>
+      </w:r>
+    </w:p>
+    <w:p>
+      <w:pPr>
+        <w:spacing w:after="120"/>
+      </w:pPr>
+      <w:r>
+        <w:rPr>
+          <w:rFonts w:ascii="Consolas" w:hAnsi="Consolas"/>
+          <w:sz w:val="21"/>
+        </w:rPr>
+        <w:t>D-20</w:t>
+      </w:r>
+      <w:r>
+        <w:rPr>
+          <w:b w:val="0"/>
+          <w:sz w:val="21"/>
+        </w:rPr>
+        <w:t xml:space="preserve"> prohíbe. La compensación del viaje era correcta; **lo que estaba mal era de dónde salía la</w:t>
+      </w:r>
+    </w:p>
+    <w:p>
+      <w:pPr>
+        <w:spacing w:after="120"/>
+      </w:pPr>
+      <w:r>
+        <w:rPr>
+          <w:b w:val="0"/>
+          <w:sz w:val="21"/>
+        </w:rPr>
+        <w:t>hora</w:t>
+      </w:r>
+      <w:r>
+        <w:rPr>
+          <w:b/>
+          <w:sz w:val="21"/>
+        </w:rPr>
+        <w:t xml:space="preserve">. 🔴 </w:t>
+      </w:r>
+      <w:r>
+        <w:rPr>
+          <w:b w:val="0"/>
+          <w:sz w:val="21"/>
+        </w:rPr>
+        <w:t xml:space="preserve">El botón sigue en la APK — </w:t>
+      </w:r>
+      <w:r>
+        <w:rPr>
+          <w:rFonts w:ascii="Consolas" w:hAnsi="Consolas"/>
+          <w:sz w:val="21"/>
+        </w:rPr>
+        <w:t>D-20</w:t>
+      </w:r>
+      <w:r>
+        <w:rPr>
+          <w:b w:val="0"/>
+          <w:sz w:val="21"/>
+        </w:rPr>
+        <w:t xml:space="preserve"> decide la autoridad, no ha retirado código. No se</w:t>
+      </w:r>
+    </w:p>
+    <w:p>
+      <w:pPr>
+        <w:spacing w:after="120"/>
+      </w:pPr>
+      <w:r>
+        <w:rPr>
+          <w:b w:val="0"/>
+          <w:sz w:val="21"/>
+        </w:rPr>
+        <w:t>use.**</w:t>
       </w:r>
     </w:p>
     <w:p>
@@ -16116,43 +16984,194 @@
           <w:color w:val="960000"/>
           <w:sz w:val="20"/>
         </w:rPr>
-        <w:t xml:space="preserve">. </w:t>
-      </w:r>
-      <w:r>
-        <w:rPr>
-          <w:b/>
-          <w:color w:val="960000"/>
-          <w:sz w:val="20"/>
-        </w:rPr>
-        <w:t>Una orden, un acuse.</w:t>
-      </w:r>
-      <w:r>
-        <w:rPr>
-          <w:b w:val="0"/>
-          <w:color w:val="960000"/>
-          <w:sz w:val="20"/>
-        </w:rPr>
-        <w:t xml:space="preserve"> Hasta el 05/09 contestaban </w:t>
-      </w:r>
-      <w:r>
-        <w:rPr>
-          <w:b/>
-          <w:color w:val="960000"/>
-          <w:sz w:val="20"/>
-        </w:rPr>
-        <w:t>los dos aparatos</w:t>
-      </w:r>
-      <w:r>
-        <w:rPr>
-          <w:b w:val="0"/>
-          <w:color w:val="960000"/>
-          <w:sz w:val="20"/>
-        </w:rPr>
-        <w:t xml:space="preserve">: el puente </w:t>
-      </w:r>
-      <w:r>
-        <w:rPr>
-          <w:rFonts w:ascii="Consolas" w:hAnsi="Consolas"/>
+        <w:t xml:space="preserve">. 🛑 </w:t>
+      </w:r>
+      <w:r>
+        <w:rPr>
+          <w:b/>
+          <w:color w:val="960000"/>
+          <w:sz w:val="20"/>
+        </w:rPr>
+        <w:t>07/09 (`D-20`) — ESTO SIGUE SIENDO CIERTO DEL STM32, Y YA NO BASTA.</w:t>
+      </w:r>
+      <w:r>
+        <w:rPr>
+          <w:b w:val="0"/>
+          <w:color w:val="960000"/>
+          <w:sz w:val="20"/>
+        </w:rPr>
+        <w:t xml:space="preserve"> *«Las dos puntas consumen la orden en silencio»* describe al STM32 y no cambia. Lo que </w:t>
+      </w:r>
+      <w:r>
+        <w:rPr>
+          <w:rFonts w:ascii="Consolas" w:hAnsi="Consolas"/>
+          <w:color w:val="960000"/>
+          <w:sz w:val="20"/>
+        </w:rPr>
+        <w:t>D-20</w:t>
+      </w:r>
+      <w:r>
+        <w:rPr>
+          <w:b w:val="0"/>
+          <w:color w:val="960000"/>
+          <w:sz w:val="20"/>
+        </w:rPr>
+        <w:t xml:space="preserve"> añade es </w:t>
+      </w:r>
+      <w:r>
+        <w:rPr>
+          <w:b/>
+          <w:color w:val="960000"/>
+          <w:sz w:val="20"/>
+        </w:rPr>
+        <w:t>una punta más arriba</w:t>
+      </w:r>
+      <w:r>
+        <w:rPr>
+          <w:b w:val="0"/>
+          <w:color w:val="960000"/>
+          <w:sz w:val="20"/>
+        </w:rPr>
+        <w:t xml:space="preserve">: </w:t>
+      </w:r>
+      <w:r>
+        <w:rPr>
+          <w:b/>
+          <w:color w:val="960000"/>
+          <w:sz w:val="20"/>
+        </w:rPr>
+        <w:t>el PUENTE del poste 2 tiene que RECHAZAR el `SET_RTC` con motivo</w:t>
+      </w:r>
+      <w:r>
+        <w:rPr>
+          <w:b w:val="0"/>
+          <w:color w:val="960000"/>
+          <w:sz w:val="20"/>
+        </w:rPr>
+        <w:t xml:space="preserve">, no atenderlo. Un </w:t>
+      </w:r>
+      <w:r>
+        <w:rPr>
+          <w:rFonts w:ascii="Consolas" w:hAnsi="Consolas"/>
+          <w:color w:val="960000"/>
+          <w:sz w:val="20"/>
+        </w:rPr>
+        <w:t>SET_RTC</w:t>
+      </w:r>
+      <w:r>
+        <w:rPr>
+          <w:b w:val="0"/>
+          <w:color w:val="960000"/>
+          <w:sz w:val="20"/>
+        </w:rPr>
+        <w:t xml:space="preserve"> dirigido al Esclavo </w:t>
+      </w:r>
+      <w:r>
+        <w:rPr>
+          <w:b/>
+          <w:color w:val="960000"/>
+          <w:sz w:val="20"/>
+        </w:rPr>
+        <w:t>no es una sincronización, es una segunda fuente de hora</w:t>
+      </w:r>
+      <w:r>
+        <w:rPr>
+          <w:b w:val="0"/>
+          <w:color w:val="960000"/>
+          <w:sz w:val="20"/>
+        </w:rPr>
+        <w:t xml:space="preserve">, y consumirlo callado no es lo mismo que negarlo — </w:t>
+      </w:r>
+      <w:r>
+        <w:rPr>
+          <w:b/>
+          <w:color w:val="960000"/>
+          <w:sz w:val="20"/>
+        </w:rPr>
+        <w:t>el silencio no le dice al técnico que su orden no valía.</w:t>
+      </w:r>
+      <w:r>
+        <w:rPr>
+          <w:b w:val="0"/>
+          <w:color w:val="960000"/>
+          <w:sz w:val="20"/>
+        </w:rPr>
+        <w:t xml:space="preserve"> 🔴 </w:t>
+      </w:r>
+      <w:r>
+        <w:rPr>
+          <w:b/>
+          <w:color w:val="960000"/>
+          <w:sz w:val="20"/>
+        </w:rPr>
+        <w:t>SIN CONSTRUIR, y se mide en vez de suponerse (07/09, corrido antes de publicarlo):</w:t>
+      </w:r>
+      <w:r>
+        <w:rPr>
+          <w:b w:val="0"/>
+          <w:color w:val="960000"/>
+          <w:sz w:val="20"/>
+        </w:rPr>
+        <w:t xml:space="preserve"> ``</w:t>
+      </w:r>
+      <w:r>
+        <w:rPr>
+          <w:rFonts w:ascii="Consolas" w:hAnsi="Consolas"/>
+          <w:color w:val="960000"/>
+          <w:sz w:val="20"/>
+        </w:rPr>
+        <w:t xml:space="preserve">bash $ grep -c "ESCLAVO\|Esclavo\|esclavo" 01_Firmware/ESP32_Expansion/src/despachador.cpp 0 </w:t>
+      </w:r>
+      <w:r>
+        <w:rPr>
+          <w:rFonts w:ascii="Consolas" w:hAnsi="Consolas"/>
+          <w:color w:val="960000"/>
+          <w:sz w:val="20"/>
+        </w:rPr>
+      </w:r>
+      <w:r>
+        <w:rPr>
+          <w:rFonts w:ascii="Consolas" w:hAnsi="Consolas"/>
+          <w:color w:val="960000"/>
+          <w:sz w:val="20"/>
+        </w:rPr>
+        <w:t xml:space="preserve"> El puente es **el mismo firmware en los dos postes** y **no nombra al Esclavo ni una vez** en el fichero que decide qué hacer con un </w:t>
+      </w:r>
+      <w:r>
+        <w:rPr>
+          <w:b w:val="0"/>
+          <w:color w:val="960000"/>
+          <w:sz w:val="20"/>
+        </w:rPr>
+        <w:t>SET_RTC</w:t>
+      </w:r>
+      <w:r>
+        <w:rPr>
+          <w:rFonts w:ascii="Consolas" w:hAnsi="Consolas"/>
+          <w:color w:val="960000"/>
+          <w:sz w:val="20"/>
+        </w:rPr>
+        <w:t xml:space="preserve">: hoy lo atiende venga por donde venga. Ver la caja de </w:t>
+      </w:r>
+      <w:r>
+        <w:rPr>
+          <w:b w:val="0"/>
+          <w:color w:val="960000"/>
+          <w:sz w:val="20"/>
+        </w:rPr>
+        <w:t>§1</w:t>
+      </w:r>
+      <w:r>
+        <w:rPr>
+          <w:rFonts w:ascii="Consolas" w:hAnsi="Consolas"/>
+          <w:color w:val="960000"/>
+          <w:sz w:val="20"/>
+        </w:rPr>
+        <w:t xml:space="preserve">. **Una orden, un acuse.** Hasta el 05/09 contestaban **los dos aparatos**: el puente </w:t>
+      </w:r>
+      <w:r>
+        <w:rPr>
+          <w:b w:val="0"/>
           <w:color w:val="960000"/>
           <w:sz w:val="20"/>
         </w:rPr>
@@ -16160,7 +17179,7 @@
       </w:r>
       <w:r>
         <w:rPr>
-          <w:b w:val="0"/>
+          <w:rFonts w:ascii="Consolas" w:hAnsi="Consolas"/>
           <w:color w:val="960000"/>
           <w:sz w:val="20"/>
         </w:rPr>
@@ -16168,19 +17187,11 @@
       </w:r>
       <w:r>
         <w:rPr>
-          <w:rFonts w:ascii="Consolas" w:hAnsi="Consolas"/>
-          <w:color w:val="960000"/>
-          <w:sz w:val="20"/>
-        </w:rPr>
-        <w:t>DESC:NO_QUEDO_PUESTA</w:t>
-      </w:r>
-      <w:r>
-        <w:rPr>
-          <w:b w:val="0"/>
-          <w:color w:val="960000"/>
-          <w:sz w:val="20"/>
-        </w:rPr>
-        <w:t xml:space="preserve"> (en el suyo no). </w:t>
+          <w:b w:val="0"/>
+          <w:color w:val="960000"/>
+          <w:sz w:val="20"/>
+        </w:rPr>
+        <w:t xml:space="preserve">DESC:NO_QUEDO_PUESTA` (en el suyo no). </w:t>
       </w:r>
       <w:r>
         <w:rPr>
@@ -16779,7 +17790,7 @@
           <w:color w:val="960000"/>
           <w:sz w:val="20"/>
         </w:rPr>
-        <w:t>Un cruce tiene DOS relojes y nada los sincroniza.</w:t>
+        <w:t>Un cruce tiene DOS relojes y ~~nada los sincroniza~~ hoy nada los sincroniza.</w:t>
       </w:r>
       <w:r>
         <w:rPr>
@@ -16844,6 +17855,310 @@
           <w:sz w:val="20"/>
         </w:rPr>
         <w:t>no sobrevive a que Android cierre la app</w:t>
+      </w:r>
+      <w:r>
+        <w:rPr>
+          <w:b w:val="0"/>
+          <w:color w:val="960000"/>
+          <w:sz w:val="20"/>
+        </w:rPr>
+        <w:t xml:space="preserve">. 🛑 </w:t>
+      </w:r>
+      <w:r>
+        <w:rPr>
+          <w:b/>
+          <w:color w:val="960000"/>
+          <w:sz w:val="20"/>
+        </w:rPr>
+        <w:t>07/09 (`D-20`) — dónde poner el remedio de estos ocho motivos, porque NO es el mismo en los dos postes.</w:t>
+      </w:r>
+      <w:r>
+        <w:rPr>
+          <w:b w:val="0"/>
+          <w:color w:val="960000"/>
+          <w:sz w:val="20"/>
+        </w:rPr>
+        <w:t xml:space="preserve"> Cuatro de los ocho terminan en *«sincronizar»*, y sincronizar es </w:t>
+      </w:r>
+      <w:r>
+        <w:rPr>
+          <w:b/>
+          <w:color w:val="960000"/>
+          <w:sz w:val="20"/>
+        </w:rPr>
+        <w:t>escribir la hora</w:t>
+      </w:r>
+      <w:r>
+        <w:rPr>
+          <w:b w:val="0"/>
+          <w:color w:val="960000"/>
+          <w:sz w:val="20"/>
+        </w:rPr>
+        <w:t xml:space="preserve">: * </w:t>
+      </w:r>
+      <w:r>
+        <w:rPr>
+          <w:b/>
+          <w:color w:val="960000"/>
+          <w:sz w:val="20"/>
+        </w:rPr>
+        <w:t>POSTE 1 (Maestro):</w:t>
+      </w:r>
+      <w:r>
+        <w:rPr>
+          <w:b w:val="0"/>
+          <w:color w:val="960000"/>
+          <w:sz w:val="20"/>
+        </w:rPr>
+        <w:t xml:space="preserve"> se sincroniza ahí mismo. Es </w:t>
+      </w:r>
+      <w:r>
+        <w:rPr>
+          <w:b/>
+          <w:color w:val="960000"/>
+          <w:sz w:val="20"/>
+        </w:rPr>
+        <w:t>la fuente</w:t>
+      </w:r>
+      <w:r>
+        <w:rPr>
+          <w:b w:val="0"/>
+          <w:color w:val="960000"/>
+          <w:sz w:val="20"/>
+        </w:rPr>
+        <w:t xml:space="preserve">, y es lo correcto. * </w:t>
+      </w:r>
+      <w:r>
+        <w:rPr>
+          <w:b/>
+          <w:color w:val="960000"/>
+          <w:sz w:val="20"/>
+        </w:rPr>
+        <w:t>POSTE 2 (Esclavo):</w:t>
+      </w:r>
+      <w:r>
+        <w:rPr>
+          <w:b w:val="0"/>
+          <w:color w:val="960000"/>
+          <w:sz w:val="20"/>
+        </w:rPr>
+        <w:t xml:space="preserve"> 🛑 </w:t>
+      </w:r>
+      <w:r>
+        <w:rPr>
+          <w:b/>
+          <w:color w:val="960000"/>
+          <w:sz w:val="20"/>
+        </w:rPr>
+        <w:t>no.</w:t>
+      </w:r>
+      <w:r>
+        <w:rPr>
+          <w:b w:val="0"/>
+          <w:color w:val="960000"/>
+          <w:sz w:val="20"/>
+        </w:rPr>
+        <w:t xml:space="preserve"> </w:t>
+      </w:r>
+      <w:r>
+        <w:rPr>
+          <w:rFonts w:ascii="Consolas" w:hAnsi="Consolas"/>
+          <w:color w:val="960000"/>
+          <w:sz w:val="20"/>
+        </w:rPr>
+        <w:t>D-20</w:t>
+      </w:r>
+      <w:r>
+        <w:rPr>
+          <w:b w:val="0"/>
+          <w:color w:val="960000"/>
+          <w:sz w:val="20"/>
+        </w:rPr>
+        <w:t xml:space="preserve"> decide que la app </w:t>
+      </w:r>
+      <w:r>
+        <w:rPr>
+          <w:b/>
+          <w:color w:val="960000"/>
+          <w:sz w:val="20"/>
+        </w:rPr>
+        <w:t>no pone la hora en el poste 2, nunca</w:t>
+      </w:r>
+      <w:r>
+        <w:rPr>
+          <w:b w:val="0"/>
+          <w:color w:val="960000"/>
+          <w:sz w:val="20"/>
+        </w:rPr>
+        <w:t xml:space="preserve"> — sería una segunda fuente. Con </w:t>
+      </w:r>
+      <w:r>
+        <w:rPr>
+          <w:rFonts w:ascii="Consolas" w:hAnsi="Consolas"/>
+          <w:color w:val="960000"/>
+          <w:sz w:val="20"/>
+        </w:rPr>
+        <w:t>D-20</w:t>
+      </w:r>
+      <w:r>
+        <w:rPr>
+          <w:b w:val="0"/>
+          <w:color w:val="960000"/>
+          <w:sz w:val="20"/>
+        </w:rPr>
+        <w:t xml:space="preserve"> construida, esos motivos se resuelven </w:t>
+      </w:r>
+      <w:r>
+        <w:rPr>
+          <w:b/>
+          <w:color w:val="960000"/>
+          <w:sz w:val="20"/>
+        </w:rPr>
+        <w:t>poniendo en hora el Poste 1 y dejando que lo siembre por radio</w:t>
+      </w:r>
+      <w:r>
+        <w:rPr>
+          <w:b w:val="0"/>
+          <w:color w:val="960000"/>
+          <w:sz w:val="20"/>
+        </w:rPr>
+        <w:t xml:space="preserve">, y esta consulta pasa a servir para </w:t>
+      </w:r>
+      <w:r>
+        <w:rPr>
+          <w:b/>
+          <w:color w:val="960000"/>
+          <w:sz w:val="20"/>
+        </w:rPr>
+        <w:t>comprobar que llegó</w:t>
+      </w:r>
+      <w:r>
+        <w:rPr>
+          <w:b w:val="0"/>
+          <w:color w:val="960000"/>
+          <w:sz w:val="20"/>
+        </w:rPr>
+        <w:t xml:space="preserve">. ⚠️ </w:t>
+      </w:r>
+      <w:r>
+        <w:rPr>
+          <w:b/>
+          <w:color w:val="960000"/>
+          <w:sz w:val="20"/>
+        </w:rPr>
+        <w:t>SIN CONSTRUIR:</w:t>
+      </w:r>
+      <w:r>
+        <w:rPr>
+          <w:b w:val="0"/>
+          <w:color w:val="960000"/>
+          <w:sz w:val="20"/>
+        </w:rPr>
+        <w:t xml:space="preserve"> hoy se sigue sincronizando allí, visitándolo. * 🔧 </w:t>
+      </w:r>
+      <w:r>
+        <w:rPr>
+          <w:b/>
+          <w:color w:val="960000"/>
+          <w:sz w:val="20"/>
+        </w:rPr>
+        <w:t>Lo que no cambia en ningún poste:</w:t>
+      </w:r>
+      <w:r>
+        <w:rPr>
+          <w:b w:val="0"/>
+          <w:color w:val="960000"/>
+          <w:sz w:val="20"/>
+        </w:rPr>
+        <w:t xml:space="preserve"> *«oscilador parado»* es </w:t>
+      </w:r>
+      <w:r>
+        <w:rPr>
+          <w:b/>
+          <w:color w:val="960000"/>
+          <w:sz w:val="20"/>
+        </w:rPr>
+        <w:t>la pila del `DS3231` de ese poste</w:t>
+      </w:r>
+      <w:r>
+        <w:rPr>
+          <w:b w:val="0"/>
+          <w:color w:val="960000"/>
+          <w:sz w:val="20"/>
+        </w:rPr>
+        <w:t xml:space="preserve"> —</w:t>
+      </w:r>
+      <w:r>
+        <w:rPr>
+          <w:b/>
+          <w:color w:val="960000"/>
+          <w:sz w:val="20"/>
+        </w:rPr>
+        <w:t>no</w:t>
+      </w:r>
+      <w:r>
+        <w:rPr>
+          <w:b w:val="0"/>
+          <w:color w:val="960000"/>
+          <w:sz w:val="20"/>
+        </w:rPr>
+        <w:t xml:space="preserve"> la </w:t>
+      </w:r>
+      <w:r>
+        <w:rPr>
+          <w:rFonts w:ascii="Consolas" w:hAnsi="Consolas"/>
+          <w:color w:val="960000"/>
+          <w:sz w:val="20"/>
+        </w:rPr>
+        <w:t>CR2032</w:t>
+      </w:r>
+      <w:r>
+        <w:rPr>
+          <w:b w:val="0"/>
+          <w:color w:val="960000"/>
+          <w:sz w:val="20"/>
+        </w:rPr>
+        <w:t xml:space="preserve"> de la controladora—, se cambia en el poste donde salga, y </w:t>
+      </w:r>
+      <w:r>
+        <w:rPr>
+          <w:b/>
+          <w:color w:val="960000"/>
+          <w:sz w:val="20"/>
+        </w:rPr>
+        <w:t>no hay radio que arregle una pila</w:t>
+      </w:r>
+      <w:r>
+        <w:rPr>
+          <w:b w:val="0"/>
+          <w:color w:val="960000"/>
+          <w:sz w:val="20"/>
+        </w:rPr>
+        <w:t xml:space="preserve">. 🔵 </w:t>
+      </w:r>
+      <w:r>
+        <w:rPr>
+          <w:b/>
+          <w:color w:val="960000"/>
+          <w:sz w:val="20"/>
+        </w:rPr>
+        <w:t>Y la frase que sí se conserva entera, porque `D-20` la usa como premisa: los dos ESP32 NO se hablan entre sí.</w:t>
+      </w:r>
+      <w:r>
+        <w:rPr>
+          <w:b w:val="0"/>
+          <w:color w:val="960000"/>
+          <w:sz w:val="20"/>
+        </w:rPr>
+        <w:t xml:space="preserve"> Por eso la comparación la tiene que hacer la app visitando los dos postes, y por eso la hora sólo puede viajar </w:t>
+      </w:r>
+      <w:r>
+        <w:rPr>
+          <w:b/>
+          <w:color w:val="960000"/>
+          <w:sz w:val="20"/>
+        </w:rPr>
+        <w:t>por la radio entre los STM32</w:t>
       </w:r>
       <w:r>
         <w:rPr>
@@ -21603,7 +22918,14 @@
                 <w:b w:val="0"/>
                 <w:sz w:val="19"/>
               </w:rPr>
-              <w:t>✅ con PIN</w:t>
+              <w:t xml:space="preserve">✅ </w:t>
+            </w:r>
+            <w:r>
+              <w:rPr>
+                <w:b/>
+                <w:sz w:val="19"/>
+              </w:rPr>
+              <w:t>con PIN</w:t>
             </w:r>
           </w:p>
         </w:tc>
@@ -21618,7 +22940,35 @@
                 <w:b w:val="0"/>
                 <w:sz w:val="19"/>
               </w:rPr>
-              <w:t>✅ con PIN</w:t>
+              <w:t xml:space="preserve">🛑 </w:t>
+            </w:r>
+            <w:r>
+              <w:rPr>
+                <w:b/>
+                <w:sz w:val="19"/>
+              </w:rPr>
+              <w:t>RECHAZADO con motivo</w:t>
+            </w:r>
+            <w:r>
+              <w:rPr>
+                <w:b w:val="0"/>
+                <w:sz w:val="19"/>
+              </w:rPr>
+              <w:t xml:space="preserve"> (</w:t>
+            </w:r>
+            <w:r>
+              <w:rPr>
+                <w:rFonts w:ascii="Consolas" w:hAnsi="Consolas"/>
+                <w:sz w:val="19"/>
+              </w:rPr>
+              <w:t>D-20</w:t>
+            </w:r>
+            <w:r>
+              <w:rPr>
+                <w:b w:val="0"/>
+                <w:sz w:val="19"/>
+              </w:rPr>
+              <w:t>, 07/09)</w:t>
             </w:r>
           </w:p>
         </w:tc>
@@ -21633,7 +22983,161 @@
                 <w:b w:val="0"/>
                 <w:sz w:val="19"/>
               </w:rPr>
-              <w:t>Ajusta el reloj, no las luces</w:t>
+              <w:t xml:space="preserve">🔴 </w:t>
+            </w:r>
+            <w:r>
+              <w:rPr>
+                <w:b/>
+                <w:sz w:val="19"/>
+              </w:rPr>
+              <w:t>Esta fila decía `✅ con PIN` en las DOS puntas, y era la peor del manual.</w:t>
+            </w:r>
+            <w:r>
+              <w:rPr>
+                <w:b w:val="0"/>
+                <w:sz w:val="19"/>
+              </w:rPr>
+              <w:t xml:space="preserve"> Poner la hora </w:t>
+            </w:r>
+            <w:r>
+              <w:rPr>
+                <w:b/>
+                <w:sz w:val="19"/>
+              </w:rPr>
+              <w:t>no es simétrico</w:t>
+            </w:r>
+            <w:r>
+              <w:rPr>
+                <w:b w:val="0"/>
+                <w:sz w:val="19"/>
+              </w:rPr>
+              <w:t xml:space="preserve">: la del poste 2 </w:t>
+            </w:r>
+            <w:r>
+              <w:rPr>
+                <w:b/>
+                <w:sz w:val="19"/>
+              </w:rPr>
+              <w:t>sale del Poste 1 por radio</w:t>
+            </w:r>
+            <w:r>
+              <w:rPr>
+                <w:b w:val="0"/>
+                <w:sz w:val="19"/>
+              </w:rPr>
+              <w:t xml:space="preserve">, así que un </w:t>
+            </w:r>
+            <w:r>
+              <w:rPr>
+                <w:rFonts w:ascii="Consolas" w:hAnsi="Consolas"/>
+                <w:sz w:val="19"/>
+              </w:rPr>
+              <w:t>SET_RTC</w:t>
+            </w:r>
+            <w:r>
+              <w:rPr>
+                <w:b w:val="0"/>
+                <w:sz w:val="19"/>
+              </w:rPr>
+              <w:t xml:space="preserve"> dirigido al Esclavo </w:t>
+            </w:r>
+            <w:r>
+              <w:rPr>
+                <w:b/>
+                <w:sz w:val="19"/>
+              </w:rPr>
+              <w:t>no es una sincronización, es una SEGUNDA FUENTE de hora</w:t>
+            </w:r>
+            <w:r>
+              <w:rPr>
+                <w:b w:val="0"/>
+                <w:sz w:val="19"/>
+              </w:rPr>
+              <w:t xml:space="preserve">. ⚠️ </w:t>
+            </w:r>
+            <w:r>
+              <w:rPr>
+                <w:b/>
+                <w:sz w:val="19"/>
+              </w:rPr>
+              <w:t>Y ojo con lo que acusa qué:</w:t>
+            </w:r>
+            <w:r>
+              <w:rPr>
+                <w:b w:val="0"/>
+                <w:sz w:val="19"/>
+              </w:rPr>
+              <w:t xml:space="preserve"> el </w:t>
+            </w:r>
+            <w:r>
+              <w:rPr>
+                <w:b/>
+                <w:sz w:val="19"/>
+              </w:rPr>
+              <w:t>STM32</w:t>
+            </w:r>
+            <w:r>
+              <w:rPr>
+                <w:b w:val="0"/>
+                <w:sz w:val="19"/>
+              </w:rPr>
+              <w:t xml:space="preserve"> de las dos puntas consume la orden en silencio desde </w:t>
+            </w:r>
+            <w:r>
+              <w:rPr>
+                <w:rFonts w:ascii="Consolas" w:hAnsi="Consolas"/>
+                <w:sz w:val="19"/>
+              </w:rPr>
+              <w:t>D-15</w:t>
+            </w:r>
+            <w:r>
+              <w:rPr>
+                <w:b w:val="0"/>
+                <w:sz w:val="19"/>
+              </w:rPr>
+              <w:t xml:space="preserve">; </w:t>
+            </w:r>
+            <w:r>
+              <w:rPr>
+                <w:b/>
+                <w:sz w:val="19"/>
+              </w:rPr>
+              <w:t>el que tiene que rechazarla es el PUENTE del poste 2</w:t>
+            </w:r>
+            <w:r>
+              <w:rPr>
+                <w:b w:val="0"/>
+                <w:sz w:val="19"/>
+              </w:rPr>
+              <w:t xml:space="preserve"> — y eso </w:t>
+            </w:r>
+            <w:r>
+              <w:rPr>
+                <w:b/>
+                <w:sz w:val="19"/>
+              </w:rPr>
+              <w:t>está SIN CONSTRUIR</w:t>
+            </w:r>
+            <w:r>
+              <w:rPr>
+                <w:b w:val="0"/>
+                <w:sz w:val="19"/>
+              </w:rPr>
+              <w:t xml:space="preserve"> (</w:t>
+            </w:r>
+            <w:r>
+              <w:rPr>
+                <w:rFonts w:ascii="Consolas" w:hAnsi="Consolas"/>
+                <w:sz w:val="19"/>
+              </w:rPr>
+              <w:t>§1</w:t>
+            </w:r>
+            <w:r>
+              <w:rPr>
+                <w:b w:val="0"/>
+                <w:sz w:val="19"/>
+              </w:rPr>
+              <w:t>, la medida)</w:t>
             </w:r>
           </w:p>
         </w:tc>
@@ -21703,6 +23207,222 @@
                 <w:sz w:val="19"/>
               </w:rPr>
               <w:t>Ver abajo</w:t>
+            </w:r>
+          </w:p>
+        </w:tc>
+      </w:tr>
+      <w:tr>
+        <w:tc>
+          <w:tcPr>
+            <w:tcW w:type="dxa" w:w="2340"/>
+          </w:tcPr>
+          <w:p>
+            <w:r/>
+            <w:r>
+              <w:rPr>
+                <w:b w:val="0"/>
+                <w:sz w:val="19"/>
+              </w:rPr>
+              <w:t xml:space="preserve">🔍 </w:t>
+            </w:r>
+            <w:r>
+              <w:rPr>
+                <w:rFonts w:ascii="Consolas" w:hAnsi="Consolas"/>
+                <w:sz w:val="19"/>
+              </w:rPr>
+              <w:t>LEER_RTC</w:t>
+            </w:r>
+          </w:p>
+        </w:tc>
+        <w:tc>
+          <w:tcPr>
+            <w:tcW w:type="dxa" w:w="2340"/>
+          </w:tcPr>
+          <w:p>
+            <w:r/>
+            <w:r>
+              <w:rPr>
+                <w:b w:val="0"/>
+                <w:sz w:val="19"/>
+              </w:rPr>
+              <w:t xml:space="preserve">— </w:t>
+            </w:r>
+            <w:r>
+              <w:rPr>
+                <w:b/>
+                <w:sz w:val="19"/>
+              </w:rPr>
+              <w:t>no llega al STM32</w:t>
+            </w:r>
+          </w:p>
+        </w:tc>
+        <w:tc>
+          <w:tcPr>
+            <w:tcW w:type="dxa" w:w="2340"/>
+          </w:tcPr>
+          <w:p>
+            <w:r/>
+            <w:r>
+              <w:rPr>
+                <w:b w:val="0"/>
+                <w:sz w:val="19"/>
+              </w:rPr>
+              <w:t xml:space="preserve">— </w:t>
+            </w:r>
+            <w:r>
+              <w:rPr>
+                <w:b/>
+                <w:sz w:val="19"/>
+              </w:rPr>
+              <w:t>no llega al STM32</w:t>
+            </w:r>
+          </w:p>
+        </w:tc>
+        <w:tc>
+          <w:tcPr>
+            <w:tcW w:type="dxa" w:w="2340"/>
+          </w:tcPr>
+          <w:p>
+            <w:r/>
+            <w:r>
+              <w:rPr>
+                <w:b w:val="0"/>
+                <w:sz w:val="19"/>
+              </w:rPr>
+              <w:t xml:space="preserve">✅ </w:t>
+            </w:r>
+            <w:r>
+              <w:rPr>
+                <w:b/>
+                <w:sz w:val="19"/>
+              </w:rPr>
+              <w:t>`D-20` NO lo toca, y va escrito aquí para que nadie lo retire junto con el `SET_RTC`:</w:t>
+            </w:r>
+            <w:r>
+              <w:rPr>
+                <w:b w:val="0"/>
+                <w:sz w:val="19"/>
+              </w:rPr>
+              <w:t xml:space="preserve"> consultar el reloj </w:t>
+            </w:r>
+            <w:r>
+              <w:rPr>
+                <w:b/>
+                <w:sz w:val="19"/>
+              </w:rPr>
+              <w:t>no escribe nada</w:t>
+            </w:r>
+            <w:r>
+              <w:rPr>
+                <w:b w:val="0"/>
+                <w:sz w:val="19"/>
+              </w:rPr>
+              <w:t xml:space="preserve">, así que </w:t>
+            </w:r>
+            <w:r>
+              <w:rPr>
+                <w:b/>
+                <w:sz w:val="19"/>
+              </w:rPr>
+              <w:t>se sigue mandando A LOS DOS POSTES</w:t>
+            </w:r>
+            <w:r>
+              <w:rPr>
+                <w:b w:val="0"/>
+                <w:sz w:val="19"/>
+              </w:rPr>
+              <w:t xml:space="preserve">. ⚠️ </w:t>
+            </w:r>
+            <w:r>
+              <w:rPr>
+                <w:b/>
+                <w:sz w:val="19"/>
+              </w:rPr>
+              <w:t>Pero no es una fila como las otras: esta orden no la atiende ninguna de las dos puntas del STM32</w:t>
+            </w:r>
+            <w:r>
+              <w:rPr>
+                <w:b w:val="0"/>
+                <w:sz w:val="19"/>
+              </w:rPr>
+              <w:t xml:space="preserve"> — </w:t>
+            </w:r>
+            <w:r>
+              <w:rPr>
+                <w:b/>
+                <w:sz w:val="19"/>
+              </w:rPr>
+              <w:t>el puente se la queda porque el reloj es suyo</w:t>
+            </w:r>
+            <w:r>
+              <w:rPr>
+                <w:b w:val="0"/>
+                <w:sz w:val="19"/>
+              </w:rPr>
+              <w:t xml:space="preserve">, y contesta con </w:t>
+            </w:r>
+            <w:r>
+              <w:rPr>
+                <w:rFonts w:ascii="Consolas" w:hAnsi="Consolas"/>
+                <w:sz w:val="19"/>
+              </w:rPr>
+              <w:t>NODE:PUENTE</w:t>
+            </w:r>
+            <w:r>
+              <w:rPr>
+                <w:b w:val="0"/>
+                <w:sz w:val="19"/>
+              </w:rPr>
+              <w:t xml:space="preserve">, </w:t>
+            </w:r>
+            <w:r>
+              <w:rPr>
+                <w:b/>
+                <w:sz w:val="19"/>
+              </w:rPr>
+              <w:t>sin PIN</w:t>
+            </w:r>
+            <w:r>
+              <w:rPr>
+                <w:b w:val="0"/>
+                <w:sz w:val="19"/>
+              </w:rPr>
+              <w:t xml:space="preserve">. Reenviada al STM32, las dos contestarían </w:t>
+            </w:r>
+            <w:r>
+              <w:rPr>
+                <w:rFonts w:ascii="Consolas" w:hAnsi="Consolas"/>
+                <w:sz w:val="19"/>
+              </w:rPr>
+              <w:t>$ERR,CMD:AUTH_FAILED,DESC:PIN_INVALIDO</w:t>
+            </w:r>
+            <w:r>
+              <w:rPr>
+                <w:b w:val="0"/>
+                <w:sz w:val="19"/>
+              </w:rPr>
+              <w:t xml:space="preserve">. </w:t>
+            </w:r>
+            <w:r>
+              <w:rPr>
+                <w:rFonts w:ascii="Consolas" w:hAnsi="Consolas"/>
+                <w:sz w:val="19"/>
+              </w:rPr>
+              <w:t>D-17</w:t>
+            </w:r>
+            <w:r>
+              <w:rPr>
+                <w:b w:val="0"/>
+                <w:sz w:val="19"/>
+              </w:rPr>
+              <w:t xml:space="preserve">, y su tabla de motivos está en </w:t>
+            </w:r>
+            <w:r>
+              <w:rPr>
+                <w:rFonts w:ascii="Consolas" w:hAnsi="Consolas"/>
+                <w:sz w:val="19"/>
+              </w:rPr>
+              <w:t>§4.1</w:t>
             </w:r>
           </w:p>
         </w:tc>
@@ -29175,23 +30895,321 @@
           <w:color w:val="003366"/>
           <w:sz w:val="23"/>
         </w:rPr>
-        <w:t>5.2 Modo Courier RTC (Sincronización Puente sin Radio)</w:t>
+        <w:t xml:space="preserve">5.2 ~~Modo Courier RTC (Sincronización Puente sin Radio)~~ — 🛑 </w:t>
+      </w:r>
+      <w:r>
+        <w:rPr>
+          <w:b/>
+          <w:color w:val="003366"/>
+          <w:sz w:val="23"/>
+        </w:rPr>
+        <w:t>DEROGADO POR `D-20` (07/09)</w:t>
       </w:r>
     </w:p>
     <w:p>
       <w:pPr>
-        <w:spacing w:after="120"/>
-      </w:pPr>
-      <w:r>
-        <w:rPr>
-          <w:b w:val="0"/>
-          <w:sz w:val="21"/>
-        </w:rPr>
-        <w:t>Cuando no hay cobertura de radio entre los dos postes:</w:t>
+        <w:spacing w:after="160"/>
+        <w:ind w:left="360"/>
+        <w:shd w:val="clear" w:fill="FFF4E5"/>
+      </w:pPr>
+      <w:r>
+        <w:rPr>
+          <w:b w:val="0"/>
+          <w:color w:val="960000"/>
+          <w:sz w:val="20"/>
+        </w:rPr>
+        <w:t xml:space="preserve">🔴 </w:t>
+      </w:r>
+      <w:r>
+        <w:rPr>
+          <w:b/>
+          <w:color w:val="960000"/>
+          <w:sz w:val="20"/>
+        </w:rPr>
+        <w:t>NO ERA UNA SINCRONIZACIÓN: ERA UNA SEGUNDA FUENTE DE HORA.</w:t>
+      </w:r>
+      <w:r>
+        <w:rPr>
+          <w:b w:val="0"/>
+          <w:color w:val="960000"/>
+          <w:sz w:val="20"/>
+        </w:rPr>
+        <w:t xml:space="preserve"> La hora que este asistente inyectaba en el poste 2 </w:t>
+      </w:r>
+      <w:r>
+        <w:rPr>
+          <w:b/>
+          <w:color w:val="960000"/>
+          <w:sz w:val="20"/>
+        </w:rPr>
+        <w:t>no era la del Maestro, era la DEL TELÉFONO</w:t>
+      </w:r>
+      <w:r>
+        <w:rPr>
+          <w:b w:val="0"/>
+          <w:color w:val="960000"/>
+          <w:sz w:val="20"/>
+        </w:rPr>
+        <w:t xml:space="preserve"> — durante todo el procedimiento </w:t>
+      </w:r>
+      <w:r>
+        <w:rPr>
+          <w:b/>
+          <w:color w:val="960000"/>
+          <w:sz w:val="20"/>
+        </w:rPr>
+        <w:t>al Maestro no se le manda nada</w:t>
+      </w:r>
+      <w:r>
+        <w:rPr>
+          <w:b w:val="0"/>
+          <w:color w:val="960000"/>
+          <w:sz w:val="20"/>
+        </w:rPr>
+        <w:t xml:space="preserve">. La compensación del viaje era correcta; </w:t>
+      </w:r>
+      <w:r>
+        <w:rPr>
+          <w:b/>
+          <w:color w:val="960000"/>
+          <w:sz w:val="20"/>
+        </w:rPr>
+        <w:t>lo que estaba mal era de dónde salía la hora</w:t>
+      </w:r>
+      <w:r>
+        <w:rPr>
+          <w:b w:val="0"/>
+          <w:color w:val="960000"/>
+          <w:sz w:val="20"/>
+        </w:rPr>
+        <w:t xml:space="preserve">. </w:t>
+      </w:r>
+      <w:r>
+        <w:rPr>
+          <w:b/>
+          <w:color w:val="960000"/>
+          <w:sz w:val="20"/>
+        </w:rPr>
+        <w:t>Lo vigente (`D-20`, `DECISIONES.md`, 07/09): LA AUTORIDAD DE LA HORA ES EL ESP32.</w:t>
+      </w:r>
+      <w:r>
+        <w:rPr>
+          <w:b w:val="0"/>
+          <w:color w:val="960000"/>
+          <w:sz w:val="20"/>
+        </w:rPr>
+        <w:t xml:space="preserve"> La app se la da al </w:t>
+      </w:r>
+      <w:r>
+        <w:rPr>
+          <w:b/>
+          <w:color w:val="960000"/>
+          <w:sz w:val="20"/>
+        </w:rPr>
+        <w:t>ESP32 Maestro</w:t>
+      </w:r>
+      <w:r>
+        <w:rPr>
+          <w:b w:val="0"/>
+          <w:color w:val="960000"/>
+          <w:sz w:val="20"/>
+        </w:rPr>
+        <w:t xml:space="preserve">; ése al </w:t>
+      </w:r>
+      <w:r>
+        <w:rPr>
+          <w:b/>
+          <w:color w:val="960000"/>
+          <w:sz w:val="20"/>
+        </w:rPr>
+        <w:t>ESP32 Esclavo</w:t>
+      </w:r>
+      <w:r>
+        <w:rPr>
+          <w:b w:val="0"/>
+          <w:color w:val="960000"/>
+          <w:sz w:val="20"/>
+        </w:rPr>
+        <w:t xml:space="preserve">; el STM32 de cada punta la recibe </w:t>
+      </w:r>
+      <w:r>
+        <w:rPr>
+          <w:b/>
+          <w:color w:val="960000"/>
+          <w:sz w:val="20"/>
+        </w:rPr>
+        <w:t>de su propio ESP32</w:t>
+      </w:r>
+      <w:r>
+        <w:rPr>
+          <w:b w:val="0"/>
+          <w:color w:val="960000"/>
+          <w:sz w:val="20"/>
+        </w:rPr>
+        <w:t xml:space="preserve">. </w:t>
+      </w:r>
+      <w:r>
+        <w:rPr>
+          <w:b/>
+          <w:color w:val="960000"/>
+          <w:sz w:val="20"/>
+        </w:rPr>
+        <w:t>Hay UNA sola fuente</w:t>
+      </w:r>
+      <w:r>
+        <w:rPr>
+          <w:b w:val="0"/>
+          <w:color w:val="960000"/>
+          <w:sz w:val="20"/>
+        </w:rPr>
+        <w:t xml:space="preserve">, y </w:t>
+      </w:r>
+      <w:r>
+        <w:rPr>
+          <w:b/>
+          <w:color w:val="960000"/>
+          <w:sz w:val="20"/>
+        </w:rPr>
+        <w:t>la app NO pone la hora en el poste 2. Nunca.</w:t>
+      </w:r>
+      <w:r>
+        <w:rPr>
+          <w:b w:val="0"/>
+          <w:color w:val="960000"/>
+          <w:sz w:val="20"/>
+        </w:rPr>
+        <w:t xml:space="preserve"> ``</w:t>
+      </w:r>
+      <w:r>
+        <w:rPr>
+          <w:rFonts w:ascii="Consolas" w:hAnsi="Consolas"/>
+          <w:color w:val="960000"/>
+          <w:sz w:val="20"/>
+        </w:rPr>
+        <w:t xml:space="preserve"> ESP32-M  -&gt;  STM32-M  -&gt;  radio  -&gt;  STM32-E  -&gt;  ESP32-E      (los STM32 son CARTEROS) </w:t>
+      </w:r>
+      <w:r>
+        <w:rPr>
+          <w:rFonts w:ascii="Consolas" w:hAnsi="Consolas"/>
+          <w:color w:val="960000"/>
+          <w:sz w:val="20"/>
+        </w:rPr>
+      </w:r>
+      <w:r>
+        <w:rPr>
+          <w:rFonts w:ascii="Consolas" w:hAnsi="Consolas"/>
+          <w:color w:val="960000"/>
+          <w:sz w:val="20"/>
+        </w:rPr>
+        <w:t xml:space="preserve"> 🔴 **DECIDIDA Y SIN CONSTRUIR** — la medida está en </w:t>
+      </w:r>
+      <w:r>
+        <w:rPr>
+          <w:b w:val="0"/>
+          <w:color w:val="960000"/>
+          <w:sz w:val="20"/>
+        </w:rPr>
+        <w:t>§1</w:t>
+      </w:r>
+      <w:r>
+        <w:rPr>
+          <w:rFonts w:ascii="Consolas" w:hAnsi="Consolas"/>
+          <w:color w:val="960000"/>
+          <w:sz w:val="20"/>
+        </w:rPr>
+        <w:t xml:space="preserve">. **Mientras tanto, y sólo mientras tanto, al poste 2 se le sigue poniendo la hora visitándolo con «Sincronizar reloj». Eso es un ESTADO DECLARADO, no la arquitectura**, y muere el día que </w:t>
+      </w:r>
+      <w:r>
+        <w:rPr>
+          <w:b w:val="0"/>
+          <w:color w:val="960000"/>
+          <w:sz w:val="20"/>
+        </w:rPr>
+        <w:t>D-20</w:t>
+      </w:r>
+      <w:r>
+        <w:rPr>
+          <w:rFonts w:ascii="Consolas" w:hAnsi="Consolas"/>
+          <w:color w:val="960000"/>
+          <w:sz w:val="20"/>
+        </w:rPr>
+        <w:t xml:space="preserve"> se construya. 🔵 **Y la regla que este apartado del corredor vial necesita: EL POSTE 2 SE PONE EN HORA EN LA PUESTA EN MARCHA, NO DURANTE LA AVERÍA.** El único camino al reloj del poste 2 pasará por la radio, y la radio se cae justo cuando hace falta el Modo Degradado — que es el modo que **exige hora**. ✅ **Su </w:t>
+      </w:r>
+      <w:r>
+        <w:rPr>
+          <w:b w:val="0"/>
+          <w:color w:val="960000"/>
+          <w:sz w:val="20"/>
+        </w:rPr>
+        <w:t>DS3231</w:t>
+      </w:r>
+      <w:r>
+        <w:rPr>
+          <w:rFonts w:ascii="Consolas" w:hAnsi="Consolas"/>
+          <w:color w:val="960000"/>
+          <w:sz w:val="20"/>
+        </w:rPr>
+        <w:t xml:space="preserve"> tiene pila y conserva la hora: perder la radio no es perder la hora.** 🔴 **El botón </w:t>
+      </w:r>
+      <w:r>
+        <w:rPr>
+          <w:b w:val="0"/>
+          <w:color w:val="960000"/>
+          <w:sz w:val="20"/>
+        </w:rPr>
+        <w:t>[ 🚀 Inyectar en Esclavo ]</w:t>
+      </w:r>
+      <w:r>
+        <w:rPr>
+          <w:rFonts w:ascii="Consolas" w:hAnsi="Consolas"/>
+          <w:color w:val="960000"/>
+          <w:sz w:val="20"/>
+        </w:rPr>
+        <w:t xml:space="preserve"> SIGUE EN LA APK**: </w:t>
+      </w:r>
+      <w:r>
+        <w:rPr>
+          <w:b w:val="0"/>
+          <w:color w:val="960000"/>
+          <w:sz w:val="20"/>
+        </w:rPr>
+        <w:t xml:space="preserve">D-20` decide la autoridad, no ha retirado código. </w:t>
+      </w:r>
+      <w:r>
+        <w:rPr>
+          <w:b/>
+          <w:color w:val="960000"/>
+          <w:sz w:val="20"/>
+        </w:rPr>
+        <w:t>No se use.</w:t>
       </w:r>
     </w:p>
     <w:p>
       <w:pPr>
+        <w:spacing w:after="120"/>
+      </w:pPr>
+      <w:r>
+        <w:rPr>
+          <w:b/>
+          <w:sz w:val="21"/>
+        </w:rPr>
+        <w:t>Se conserva tachado, con su motivo y su fecha, para que no se vuelva a proponer:</w:t>
+      </w:r>
+    </w:p>
+    <w:p>
+      <w:pPr>
+        <w:spacing w:after="120"/>
+      </w:pPr>
+      <w:r>
+        <w:rPr>
+          <w:b w:val="0"/>
+          <w:sz w:val="21"/>
+        </w:rPr>
+        <w:t>~~Cuando no hay cobertura de radio entre los dos postes:~~</w:t>
+      </w:r>
+    </w:p>
+    <w:p>
+      <w:pPr>
         <w:pStyle w:val="ListNumber"/>
         <w:spacing w:after="60"/>
       </w:pPr>
@@ -29200,7 +31218,7 @@
           <w:b w:val="0"/>
           <w:sz w:val="21"/>
         </w:rPr>
-        <w:t xml:space="preserve">El técnico abre la App junto al </w:t>
+        <w:t xml:space="preserve">~~El técnico abre la App junto al </w:t>
       </w:r>
       <w:r>
         <w:rPr>
@@ -29228,7 +31246,7 @@
           <w:b w:val="0"/>
           <w:sz w:val="21"/>
         </w:rPr>
-        <w:t xml:space="preserve"> (memoriza hora y ciclo).</w:t>
+        <w:t xml:space="preserve"> (memoriza hora y ciclo).~~</w:t>
       </w:r>
     </w:p>
     <w:p>
@@ -29241,7 +31259,7 @@
           <w:b w:val="0"/>
           <w:sz w:val="21"/>
         </w:rPr>
-        <w:t xml:space="preserve">El técnico viaja en moto/vehículo hasta el </w:t>
+        <w:t xml:space="preserve">~~El técnico viaja en moto/vehículo hasta el </w:t>
       </w:r>
       <w:r>
         <w:rPr>
@@ -29255,7 +31273,7 @@
           <w:b w:val="0"/>
           <w:sz w:val="21"/>
         </w:rPr>
-        <w:t>; la App cronometra el viaje con su reloj interno de alta resolución.</w:t>
+        <w:t>; la App cronometra el viaje con su reloj interno de alta resolución.~~</w:t>
       </w:r>
     </w:p>
     <w:p>
@@ -29268,7 +31286,7 @@
           <w:b w:val="0"/>
           <w:sz w:val="21"/>
         </w:rPr>
-        <w:t xml:space="preserve">Al conectarse al Esclavo, toca </w:t>
+        <w:t xml:space="preserve">~~Al conectarse al Esclavo, toca </w:t>
       </w:r>
       <w:r>
         <w:rPr>
@@ -29282,7 +31300,7 @@
           <w:b w:val="0"/>
           <w:sz w:val="21"/>
         </w:rPr>
-        <w:t xml:space="preserve">; la App inyecta la hora exacta:  </w:t>
+        <w:t xml:space="preserve">; la App inyecta la hora exacta:~~  </w:t>
       </w:r>
     </w:p>
     <w:p>
@@ -29294,7 +31312,7 @@
           <w:b w:val="0"/>
           <w:sz w:val="21"/>
         </w:rPr>
-        <w:t>\text{Hora Inyectada} = \text{Hora Capturada} + \text{Tiempo de Viaje}</w:t>
+        <w:t>~~\text{Hora Inyectada} = \text{Hora Capturada} + \text{Tiempo de Viaje}~~</w:t>
       </w:r>
     </w:p>
     <w:p>
@@ -29306,7 +31324,7 @@
           <w:b w:val="0"/>
           <w:sz w:val="21"/>
         </w:rPr>
-        <w:t>logrando un desfase \Delta t &lt; 0.1\text{ s} para el Modo Degradado sin cables ni escaleras.</w:t>
+        <w:t>~~logrando un desfase \Delta t &lt; 0.1\text{ s} para el Modo Degradado sin cables ni escaleras.~~</w:t>
       </w:r>
     </w:p>
     <w:p>

--- a/05_Funcional/10_Manual_Modulo_Bluetooth_Telemetria.docx
+++ b/05_Funcional/10_Manual_Modulo_Bluetooth_Telemetria.docx
@@ -19027,7 +19027,7 @@
           <w:color w:val="960000"/>
           <w:sz w:val="20"/>
         </w:rPr>
-        <w:t>6 h de paso abierto</w:t>
+        <w:t>24 h de paso abierto</w:t>
       </w:r>
       <w:r>
         <w:rPr>
@@ -20574,7 +20574,7 @@
                 <w:b/>
                 <w:sz w:val="19"/>
               </w:rPr>
-              <w:t>6 h de PASO ABIERTO</w:t>
+              <w:t>24 h de PASO ABIERTO</w:t>
             </w:r>
             <w:r>
               <w:rPr>
@@ -21206,7 +21206,7 @@
           <w:color w:val="960000"/>
           <w:sz w:val="20"/>
         </w:rPr>
-        <w:t>`CAM_CIEGA` cuenta 6 h de PASO ABIERTO, no 6 h de reloj.</w:t>
+        <w:t>`CAM_CIEGA` cuenta 24 h de PASO ABIERTO, no 24 h de reloj.</w:t>
       </w:r>
       <w:r>
         <w:rPr>
@@ -21254,7 +21254,7 @@
           <w:color w:val="960000"/>
           <w:sz w:val="20"/>
         </w:rPr>
-        <w:t>12 h de reloj</w:t>
+        <w:t>2 dias de reloj</w:t>
       </w:r>
       <w:r>
         <w:rPr>
